--- a/Mac Store System Issues (Senior Dev Doc).docx
+++ b/Mac Store System Issues (Senior Dev Doc).docx
@@ -248,6 +248,7 @@
       <w:r>
         <w:rPr>
           <w:rFonts w:ascii="Times New Roman" w:hAnsi="Times New Roman" w:cs="Times New Roman"/>
+          <w:noProof/>
         </w:rPr>
         <w:drawing>
           <wp:inline distT="0" distB="0" distL="0" distR="0" wp14:anchorId="020E1EC9" wp14:editId="7439F804">
@@ -321,6 +322,7 @@
           <w:rFonts w:ascii="Times New Roman" w:hAnsi="Times New Roman" w:cs="Times New Roman"/>
           <w:i/>
           <w:iCs/>
+          <w:noProof/>
           <w:u w:val="single"/>
         </w:rPr>
         <w:drawing>
@@ -396,6 +398,7 @@
           <w:rFonts w:ascii="Times New Roman" w:hAnsi="Times New Roman" w:cs="Times New Roman"/>
           <w:i/>
           <w:iCs/>
+          <w:noProof/>
           <w:u w:val="single"/>
         </w:rPr>
         <w:drawing>
@@ -450,6 +453,7 @@
           <w:rFonts w:ascii="Times New Roman" w:hAnsi="Times New Roman" w:cs="Times New Roman"/>
           <w:i/>
           <w:iCs/>
+          <w:noProof/>
           <w:u w:val="single"/>
         </w:rPr>
         <w:drawing>
@@ -524,6 +528,7 @@
           <w:rFonts w:ascii="Times New Roman" w:hAnsi="Times New Roman" w:cs="Times New Roman"/>
           <w:i/>
           <w:iCs/>
+          <w:noProof/>
           <w:u w:val="single"/>
         </w:rPr>
         <w:drawing>
@@ -578,6 +583,7 @@
           <w:rFonts w:ascii="Times New Roman" w:hAnsi="Times New Roman" w:cs="Times New Roman"/>
           <w:i/>
           <w:iCs/>
+          <w:noProof/>
           <w:u w:val="single"/>
         </w:rPr>
         <w:drawing>
@@ -662,6 +668,7 @@
           <w:rFonts w:ascii="Times New Roman" w:hAnsi="Times New Roman" w:cs="Times New Roman"/>
           <w:i/>
           <w:iCs/>
+          <w:noProof/>
           <w:u w:val="single"/>
         </w:rPr>
         <w:drawing>
@@ -1219,14 +1226,7 @@
           <w:rFonts w:ascii="Times New Roman" w:hAnsi="Times New Roman" w:cs="Times New Roman"/>
           <w:highlight w:val="yellow"/>
         </w:rPr>
-        <w:t xml:space="preserve">Note: </w:t>
-      </w:r>
-      <w:r>
-        <w:rPr>
-          <w:rFonts w:ascii="Times New Roman" w:hAnsi="Times New Roman" w:cs="Times New Roman"/>
-          <w:highlight w:val="yellow"/>
-        </w:rPr>
-        <w:t>Backend validation before update</w:t>
+        <w:t>Note: Backend validation before update</w:t>
       </w:r>
     </w:p>
     <w:p>
@@ -1426,6 +1426,7 @@
       <w:r>
         <w:rPr>
           <w:rFonts w:ascii="Times New Roman" w:hAnsi="Times New Roman" w:cs="Times New Roman"/>
+          <w:noProof/>
         </w:rPr>
         <w:drawing>
           <wp:inline distT="0" distB="0" distL="0" distR="0" wp14:anchorId="58EB457D" wp14:editId="07F253FF">
@@ -1499,6 +1500,7 @@
           <w:rFonts w:ascii="Times New Roman" w:hAnsi="Times New Roman" w:cs="Times New Roman"/>
           <w:i/>
           <w:iCs/>
+          <w:noProof/>
           <w:u w:val="single"/>
         </w:rPr>
         <w:lastRenderedPageBreak/>
@@ -1565,33 +1567,25 @@
           <w:iCs/>
           <w:u w:val="single"/>
         </w:rPr>
-        <w:t xml:space="preserve"> </w:t>
-      </w:r>
-      <w:r>
+        <w:t xml:space="preserve"> (admin)</w:t>
+      </w:r>
+    </w:p>
+    <w:p>
+      <w:pPr>
+        <w:jc w:val="center"/>
         <w:rPr>
           <w:rFonts w:ascii="Times New Roman" w:hAnsi="Times New Roman" w:cs="Times New Roman"/>
           <w:i/>
           <w:iCs/>
           <w:u w:val="single"/>
         </w:rPr>
-        <w:t>(admin)</w:t>
-      </w:r>
-    </w:p>
-    <w:p>
-      <w:pPr>
-        <w:jc w:val="center"/>
+      </w:pPr>
+      <w:r>
         <w:rPr>
           <w:rFonts w:ascii="Times New Roman" w:hAnsi="Times New Roman" w:cs="Times New Roman"/>
           <w:i/>
           <w:iCs/>
-          <w:u w:val="single"/>
-        </w:rPr>
-      </w:pPr>
-      <w:r>
-        <w:rPr>
-          <w:rFonts w:ascii="Times New Roman" w:hAnsi="Times New Roman" w:cs="Times New Roman"/>
-          <w:i/>
-          <w:iCs/>
+          <w:noProof/>
           <w:u w:val="single"/>
         </w:rPr>
         <w:drawing>
@@ -1657,33 +1651,25 @@
           <w:iCs/>
           <w:u w:val="single"/>
         </w:rPr>
-        <w:t xml:space="preserve"> </w:t>
-      </w:r>
-      <w:r>
+        <w:t xml:space="preserve"> (admin)</w:t>
+      </w:r>
+    </w:p>
+    <w:p>
+      <w:pPr>
+        <w:jc w:val="center"/>
         <w:rPr>
           <w:rFonts w:ascii="Times New Roman" w:hAnsi="Times New Roman" w:cs="Times New Roman"/>
           <w:i/>
           <w:iCs/>
           <w:u w:val="single"/>
         </w:rPr>
-        <w:t>(admin)</w:t>
-      </w:r>
-    </w:p>
-    <w:p>
-      <w:pPr>
-        <w:jc w:val="center"/>
+      </w:pPr>
+      <w:r>
         <w:rPr>
           <w:rFonts w:ascii="Times New Roman" w:hAnsi="Times New Roman" w:cs="Times New Roman"/>
           <w:i/>
           <w:iCs/>
-          <w:u w:val="single"/>
-        </w:rPr>
-      </w:pPr>
-      <w:r>
-        <w:rPr>
-          <w:rFonts w:ascii="Times New Roman" w:hAnsi="Times New Roman" w:cs="Times New Roman"/>
-          <w:i/>
-          <w:iCs/>
+          <w:noProof/>
           <w:u w:val="single"/>
         </w:rPr>
         <w:drawing>
@@ -1758,6 +1744,7 @@
           <w:rFonts w:ascii="Times New Roman" w:hAnsi="Times New Roman" w:cs="Times New Roman"/>
           <w:i/>
           <w:iCs/>
+          <w:noProof/>
           <w:u w:val="single"/>
         </w:rPr>
         <w:lastRenderedPageBreak/>
@@ -1833,6 +1820,7 @@
           <w:rFonts w:ascii="Times New Roman" w:hAnsi="Times New Roman" w:cs="Times New Roman"/>
           <w:i/>
           <w:iCs/>
+          <w:noProof/>
           <w:u w:val="single"/>
         </w:rPr>
         <w:drawing>
@@ -1907,6 +1895,7 @@
           <w:rFonts w:ascii="Times New Roman" w:hAnsi="Times New Roman" w:cs="Times New Roman"/>
           <w:i/>
           <w:iCs/>
+          <w:noProof/>
           <w:u w:val="single"/>
         </w:rPr>
         <w:drawing>
@@ -1981,6 +1970,7 @@
           <w:rFonts w:ascii="Times New Roman" w:hAnsi="Times New Roman" w:cs="Times New Roman"/>
           <w:i/>
           <w:iCs/>
+          <w:noProof/>
           <w:u w:val="single"/>
         </w:rPr>
         <w:lastRenderedPageBreak/>
@@ -2056,6 +2046,7 @@
           <w:rFonts w:ascii="Times New Roman" w:hAnsi="Times New Roman" w:cs="Times New Roman"/>
           <w:i/>
           <w:iCs/>
+          <w:noProof/>
           <w:u w:val="single"/>
         </w:rPr>
         <w:drawing>
@@ -2562,6 +2553,9249 @@
           <w:rFonts w:ascii="Times New Roman" w:hAnsi="Times New Roman" w:cs="Times New Roman"/>
         </w:rPr>
       </w:pPr>
+      <w:r>
+        <w:rPr>
+          <w:rFonts w:ascii="Times New Roman" w:hAnsi="Times New Roman" w:cs="Times New Roman"/>
+        </w:rPr>
+        <w:br w:type="page"/>
+      </w:r>
+    </w:p>
+    <w:p>
+      <w:pPr>
+        <w:pStyle w:val="Heading1"/>
+        <w:rPr>
+          <w:rFonts w:ascii="Times New Roman" w:hAnsi="Times New Roman" w:cs="Times New Roman"/>
+        </w:rPr>
+      </w:pPr>
+      <w:r>
+        <w:rPr>
+          <w:rFonts w:ascii="Times New Roman" w:hAnsi="Times New Roman" w:cs="Times New Roman"/>
+        </w:rPr>
+        <w:lastRenderedPageBreak/>
+        <w:t>Issue: Incorrect Slug in Product Accessory Data</w:t>
+      </w:r>
+    </w:p>
+    <w:p>
+      <w:pPr>
+        <w:jc w:val="both"/>
+        <w:rPr>
+          <w:rFonts w:ascii="Times New Roman" w:hAnsi="Times New Roman" w:cs="Times New Roman"/>
+        </w:rPr>
+      </w:pPr>
+      <w:r>
+        <w:rPr>
+          <w:rFonts w:ascii="Times New Roman" w:hAnsi="Times New Roman" w:cs="Times New Roman"/>
+        </w:rPr>
+        <w:t>When creating a product, we also need to pass its slug. The issue is that the slug handling is different between the main product data and the accessory data returned by the backend.</w:t>
+      </w:r>
+    </w:p>
+    <w:p>
+      <w:pPr>
+        <w:jc w:val="both"/>
+        <w:rPr>
+          <w:rFonts w:ascii="Times New Roman" w:hAnsi="Times New Roman" w:cs="Times New Roman"/>
+        </w:rPr>
+      </w:pPr>
+      <w:r>
+        <w:rPr>
+          <w:rFonts w:ascii="Times New Roman" w:hAnsi="Times New Roman" w:cs="Times New Roman"/>
+        </w:rPr>
+        <w:t>As a result, although the correct slug is saved for the product itself, the slug returned for the same product inside another product's accessories array is different. This mismatch causes the product page to return a Page Not Found error when navigating from the accessory section.</w:t>
+      </w:r>
+    </w:p>
+    <w:p>
+      <w:pPr>
+        <w:jc w:val="both"/>
+        <w:rPr>
+          <w:rFonts w:ascii="Times New Roman" w:hAnsi="Times New Roman" w:cs="Times New Roman"/>
+        </w:rPr>
+      </w:pPr>
+      <w:r>
+        <w:rPr>
+          <w:rFonts w:ascii="Times New Roman" w:hAnsi="Times New Roman" w:cs="Times New Roman"/>
+          <w:b/>
+          <w:bCs/>
+        </w:rPr>
+        <w:t>Example:</w:t>
+      </w:r>
+    </w:p>
+    <w:p>
+      <w:pPr>
+        <w:jc w:val="both"/>
+        <w:rPr>
+          <w:rFonts w:ascii="Times New Roman" w:hAnsi="Times New Roman" w:cs="Times New Roman"/>
+        </w:rPr>
+      </w:pPr>
+      <w:r>
+        <w:rPr>
+          <w:rFonts w:ascii="Times New Roman" w:hAnsi="Times New Roman" w:cs="Times New Roman"/>
+        </w:rPr>
+        <w:t>I created a product and assigned it as an accessory to another product.</w:t>
+      </w:r>
+    </w:p>
+    <w:p>
+      <w:pPr>
+        <w:jc w:val="both"/>
+        <w:rPr>
+          <w:rFonts w:ascii="Times New Roman" w:hAnsi="Times New Roman" w:cs="Times New Roman"/>
+        </w:rPr>
+      </w:pPr>
+      <w:r>
+        <w:rPr>
+          <w:rFonts w:ascii="Times New Roman" w:hAnsi="Times New Roman" w:cs="Times New Roman"/>
+          <w:b/>
+          <w:bCs/>
+        </w:rPr>
+        <w:t>Screenshot 1: Product Creation / Accessory Assignment</w:t>
+      </w:r>
+    </w:p>
+    <w:p>
+      <w:pPr>
+        <w:jc w:val="both"/>
+        <w:rPr>
+          <w:rFonts w:ascii="Times New Roman" w:hAnsi="Times New Roman" w:cs="Times New Roman"/>
+        </w:rPr>
+      </w:pPr>
+      <w:r>
+        <w:rPr>
+          <w:rFonts w:ascii="Times New Roman" w:hAnsi="Times New Roman" w:cs="Times New Roman"/>
+          <w:i/>
+          <w:iCs/>
+        </w:rPr>
+        <w:drawing>
+          <wp:inline distT="0" distB="0" distL="0" distR="0" wp14:anchorId="5DD1009B" wp14:editId="1A3A1FC1">
+            <wp:extent cx="5943600" cy="2456180"/>
+            <wp:effectExtent l="0" t="0" r="0" b="1270"/>
+            <wp:docPr id="5" name="Picture 5"/>
+            <wp:cNvGraphicFramePr>
+              <a:graphicFrameLocks xmlns:a="http://schemas.openxmlformats.org/drawingml/2006/main" noChangeAspect="1"/>
+            </wp:cNvGraphicFramePr>
+            <a:graphic xmlns:a="http://schemas.openxmlformats.org/drawingml/2006/main">
+              <a:graphicData uri="http://schemas.openxmlformats.org/drawingml/2006/picture">
+                <pic:pic xmlns:pic="http://schemas.openxmlformats.org/drawingml/2006/picture">
+                  <pic:nvPicPr>
+                    <pic:cNvPr id="1" name=""/>
+                    <pic:cNvPicPr/>
+                  </pic:nvPicPr>
+                  <pic:blipFill>
+                    <a:blip r:embed="rId21"/>
+                    <a:stretch>
+                      <a:fillRect/>
+                    </a:stretch>
+                  </pic:blipFill>
+                  <pic:spPr>
+                    <a:xfrm>
+                      <a:off x="0" y="0"/>
+                      <a:ext cx="5943600" cy="2456180"/>
+                    </a:xfrm>
+                    <a:prstGeom prst="rect">
+                      <a:avLst/>
+                    </a:prstGeom>
+                  </pic:spPr>
+                </pic:pic>
+              </a:graphicData>
+            </a:graphic>
+          </wp:inline>
+        </w:drawing>
+      </w:r>
+    </w:p>
+    <w:p>
+      <w:pPr>
+        <w:jc w:val="both"/>
+        <w:rPr>
+          <w:rFonts w:ascii="Times New Roman" w:hAnsi="Times New Roman" w:cs="Times New Roman"/>
+        </w:rPr>
+      </w:pPr>
+      <w:r>
+        <w:rPr>
+          <w:rFonts w:ascii="Times New Roman" w:hAnsi="Times New Roman" w:cs="Times New Roman"/>
+        </w:rPr>
+        <w:drawing>
+          <wp:inline distT="0" distB="0" distL="0" distR="0" wp14:anchorId="20AA24E0" wp14:editId="0BB326D0">
+            <wp:extent cx="5943600" cy="1971040"/>
+            <wp:effectExtent l="0" t="0" r="0" b="0"/>
+            <wp:docPr id="18" name="Picture 18"/>
+            <wp:cNvGraphicFramePr>
+              <a:graphicFrameLocks xmlns:a="http://schemas.openxmlformats.org/drawingml/2006/main" noChangeAspect="1"/>
+            </wp:cNvGraphicFramePr>
+            <a:graphic xmlns:a="http://schemas.openxmlformats.org/drawingml/2006/main">
+              <a:graphicData uri="http://schemas.openxmlformats.org/drawingml/2006/picture">
+                <pic:pic xmlns:pic="http://schemas.openxmlformats.org/drawingml/2006/picture">
+                  <pic:nvPicPr>
+                    <pic:cNvPr id="1" name=""/>
+                    <pic:cNvPicPr/>
+                  </pic:nvPicPr>
+                  <pic:blipFill>
+                    <a:blip r:embed="rId22"/>
+                    <a:stretch>
+                      <a:fillRect/>
+                    </a:stretch>
+                  </pic:blipFill>
+                  <pic:spPr>
+                    <a:xfrm>
+                      <a:off x="0" y="0"/>
+                      <a:ext cx="5943600" cy="1971040"/>
+                    </a:xfrm>
+                    <a:prstGeom prst="rect">
+                      <a:avLst/>
+                    </a:prstGeom>
+                  </pic:spPr>
+                </pic:pic>
+              </a:graphicData>
+            </a:graphic>
+          </wp:inline>
+        </w:drawing>
+      </w:r>
+    </w:p>
+    <w:p>
+      <w:pPr>
+        <w:jc w:val="both"/>
+        <w:rPr>
+          <w:rFonts w:ascii="Times New Roman" w:hAnsi="Times New Roman" w:cs="Times New Roman"/>
+        </w:rPr>
+      </w:pPr>
+      <w:r>
+        <w:rPr>
+          <w:rFonts w:ascii="Times New Roman" w:hAnsi="Times New Roman" w:cs="Times New Roman"/>
+        </w:rPr>
+        <w:t>When I fetch this product directly using its own endpoint, the response contains the correct slug.</w:t>
+      </w:r>
+    </w:p>
+    <w:p>
+      <w:pPr>
+        <w:jc w:val="both"/>
+        <w:rPr>
+          <w:rFonts w:ascii="Times New Roman" w:hAnsi="Times New Roman" w:cs="Times New Roman"/>
+          <w:color w:val="212121"/>
+          <w:shd w:val="clear" w:color="auto" w:fill="FFFFFF"/>
+        </w:rPr>
+      </w:pPr>
+      <w:r>
+        <w:rPr>
+          <w:rStyle w:val="inlinevariable"/>
+          <w:rFonts w:ascii="Times New Roman" w:hAnsi="Times New Roman" w:cs="Times New Roman"/>
+          <w:b/>
+          <w:bCs/>
+        </w:rPr>
+        <w:t>End Point:</w:t>
+      </w:r>
+      <w:r>
+        <w:rPr>
+          <w:rStyle w:val="inlinevariable"/>
+          <w:rFonts w:ascii="Times New Roman" w:hAnsi="Times New Roman" w:cs="Times New Roman"/>
+        </w:rPr>
+        <w:t xml:space="preserve"> </w:t>
+      </w:r>
+      <w:r>
+        <w:rPr>
+          <w:rStyle w:val="inlinevariable"/>
+          <w:rFonts w:ascii="Times New Roman" w:hAnsi="Times New Roman" w:cs="Times New Roman"/>
+        </w:rPr>
+        <w:t>{{BASE_URL}}</w:t>
+      </w:r>
+      <w:r>
+        <w:rPr>
+          <w:rFonts w:ascii="Times New Roman" w:hAnsi="Times New Roman" w:cs="Times New Roman"/>
+          <w:color w:val="212121"/>
+          <w:shd w:val="clear" w:color="auto" w:fill="FFFFFF"/>
+        </w:rPr>
+        <w:t>/products/pree-test-2</w:t>
+      </w:r>
+    </w:p>
+    <w:p>
+      <w:pPr>
+        <w:shd w:val="clear" w:color="auto" w:fill="FFFFFF"/>
+        <w:spacing w:after="0" w:line="270" w:lineRule="atLeast"/>
+        <w:rPr>
+          <w:rFonts w:ascii="Times New Roman" w:eastAsia="Times New Roman" w:hAnsi="Times New Roman" w:cs="Times New Roman"/>
+          <w:b/>
+          <w:bCs/>
+          <w:color w:val="000000"/>
+          <w:kern w:val="0"/>
+          <w14:ligatures w14:val="none"/>
+        </w:rPr>
+      </w:pPr>
+      <w:r>
+        <w:rPr>
+          <w:rFonts w:ascii="Times New Roman" w:eastAsia="Times New Roman" w:hAnsi="Times New Roman" w:cs="Times New Roman"/>
+          <w:b/>
+          <w:bCs/>
+          <w:color w:val="000000"/>
+          <w:kern w:val="0"/>
+          <w14:ligatures w14:val="none"/>
+        </w:rPr>
+        <w:t>Response:</w:t>
+      </w:r>
+    </w:p>
+    <w:p>
+      <w:pPr>
+        <w:shd w:val="clear" w:color="auto" w:fill="FFFFFF"/>
+        <w:spacing w:after="0" w:line="270" w:lineRule="atLeast"/>
+        <w:rPr>
+          <w:rFonts w:ascii="Times New Roman" w:eastAsia="Times New Roman" w:hAnsi="Times New Roman" w:cs="Times New Roman"/>
+          <w:color w:val="000000"/>
+          <w:kern w:val="0"/>
+          <w14:ligatures w14:val="none"/>
+        </w:rPr>
+      </w:pPr>
+      <w:r>
+        <w:rPr>
+          <w:rFonts w:ascii="Times New Roman" w:eastAsia="Times New Roman" w:hAnsi="Times New Roman" w:cs="Times New Roman"/>
+          <w:color w:val="000000"/>
+          <w:kern w:val="0"/>
+          <w14:ligatures w14:val="none"/>
+        </w:rPr>
+        <w:t>{</w:t>
+      </w:r>
+    </w:p>
+    <w:p>
+      <w:pPr>
+        <w:shd w:val="clear" w:color="auto" w:fill="FFFFFF"/>
+        <w:spacing w:after="0" w:line="270" w:lineRule="atLeast"/>
+        <w:rPr>
+          <w:rFonts w:ascii="Times New Roman" w:eastAsia="Times New Roman" w:hAnsi="Times New Roman" w:cs="Times New Roman"/>
+          <w:color w:val="000000"/>
+          <w:kern w:val="0"/>
+          <w14:ligatures w14:val="none"/>
+        </w:rPr>
+      </w:pPr>
+      <w:r>
+        <w:rPr>
+          <w:rFonts w:ascii="Times New Roman" w:eastAsia="Times New Roman" w:hAnsi="Times New Roman" w:cs="Times New Roman"/>
+          <w:color w:val="000000"/>
+          <w:kern w:val="0"/>
+          <w14:ligatures w14:val="none"/>
+        </w:rPr>
+        <w:lastRenderedPageBreak/>
+        <w:t xml:space="preserve">    </w:t>
+      </w:r>
+      <w:r>
+        <w:rPr>
+          <w:rFonts w:ascii="Times New Roman" w:eastAsia="Times New Roman" w:hAnsi="Times New Roman" w:cs="Times New Roman"/>
+          <w:color w:val="A31515"/>
+          <w:kern w:val="0"/>
+          <w14:ligatures w14:val="none"/>
+        </w:rPr>
+        <w:t>"product"</w:t>
+      </w:r>
+      <w:r>
+        <w:rPr>
+          <w:rFonts w:ascii="Times New Roman" w:eastAsia="Times New Roman" w:hAnsi="Times New Roman" w:cs="Times New Roman"/>
+          <w:color w:val="000000"/>
+          <w:kern w:val="0"/>
+          <w14:ligatures w14:val="none"/>
+        </w:rPr>
+        <w:t>: {</w:t>
+      </w:r>
+    </w:p>
+    <w:p>
+      <w:pPr>
+        <w:shd w:val="clear" w:color="auto" w:fill="FFFFFF"/>
+        <w:spacing w:after="0" w:line="270" w:lineRule="atLeast"/>
+        <w:rPr>
+          <w:rFonts w:ascii="Times New Roman" w:eastAsia="Times New Roman" w:hAnsi="Times New Roman" w:cs="Times New Roman"/>
+          <w:color w:val="000000"/>
+          <w:kern w:val="0"/>
+          <w14:ligatures w14:val="none"/>
+        </w:rPr>
+      </w:pPr>
+      <w:r>
+        <w:rPr>
+          <w:rFonts w:ascii="Times New Roman" w:eastAsia="Times New Roman" w:hAnsi="Times New Roman" w:cs="Times New Roman"/>
+          <w:color w:val="000000"/>
+          <w:kern w:val="0"/>
+          <w14:ligatures w14:val="none"/>
+        </w:rPr>
+        <w:t xml:space="preserve">        </w:t>
+      </w:r>
+      <w:r>
+        <w:rPr>
+          <w:rFonts w:ascii="Times New Roman" w:eastAsia="Times New Roman" w:hAnsi="Times New Roman" w:cs="Times New Roman"/>
+          <w:color w:val="A31515"/>
+          <w:kern w:val="0"/>
+          <w14:ligatures w14:val="none"/>
+        </w:rPr>
+        <w:t>"id"</w:t>
+      </w:r>
+      <w:r>
+        <w:rPr>
+          <w:rFonts w:ascii="Times New Roman" w:eastAsia="Times New Roman" w:hAnsi="Times New Roman" w:cs="Times New Roman"/>
+          <w:color w:val="000000"/>
+          <w:kern w:val="0"/>
+          <w14:ligatures w14:val="none"/>
+        </w:rPr>
+        <w:t xml:space="preserve">: </w:t>
+      </w:r>
+      <w:r>
+        <w:rPr>
+          <w:rFonts w:ascii="Times New Roman" w:eastAsia="Times New Roman" w:hAnsi="Times New Roman" w:cs="Times New Roman"/>
+          <w:color w:val="098658"/>
+          <w:kern w:val="0"/>
+          <w14:ligatures w14:val="none"/>
+        </w:rPr>
+        <w:t>156</w:t>
+      </w:r>
+      <w:r>
+        <w:rPr>
+          <w:rFonts w:ascii="Times New Roman" w:eastAsia="Times New Roman" w:hAnsi="Times New Roman" w:cs="Times New Roman"/>
+          <w:color w:val="000000"/>
+          <w:kern w:val="0"/>
+          <w14:ligatures w14:val="none"/>
+        </w:rPr>
+        <w:t>,</w:t>
+      </w:r>
+    </w:p>
+    <w:p>
+      <w:pPr>
+        <w:shd w:val="clear" w:color="auto" w:fill="FFFFFF"/>
+        <w:spacing w:after="0" w:line="270" w:lineRule="atLeast"/>
+        <w:rPr>
+          <w:rFonts w:ascii="Times New Roman" w:eastAsia="Times New Roman" w:hAnsi="Times New Roman" w:cs="Times New Roman"/>
+          <w:color w:val="000000"/>
+          <w:kern w:val="0"/>
+          <w14:ligatures w14:val="none"/>
+        </w:rPr>
+      </w:pPr>
+      <w:r>
+        <w:rPr>
+          <w:rFonts w:ascii="Times New Roman" w:eastAsia="Times New Roman" w:hAnsi="Times New Roman" w:cs="Times New Roman"/>
+          <w:color w:val="000000"/>
+          <w:kern w:val="0"/>
+          <w14:ligatures w14:val="none"/>
+        </w:rPr>
+        <w:t xml:space="preserve">        </w:t>
+      </w:r>
+      <w:r>
+        <w:rPr>
+          <w:rFonts w:ascii="Times New Roman" w:eastAsia="Times New Roman" w:hAnsi="Times New Roman" w:cs="Times New Roman"/>
+          <w:color w:val="A31515"/>
+          <w:kern w:val="0"/>
+          <w14:ligatures w14:val="none"/>
+        </w:rPr>
+        <w:t>"</w:t>
+      </w:r>
+      <w:proofErr w:type="spellStart"/>
+      <w:proofErr w:type="gramStart"/>
+      <w:r>
+        <w:rPr>
+          <w:rFonts w:ascii="Times New Roman" w:eastAsia="Times New Roman" w:hAnsi="Times New Roman" w:cs="Times New Roman"/>
+          <w:color w:val="A31515"/>
+          <w:kern w:val="0"/>
+          <w14:ligatures w14:val="none"/>
+        </w:rPr>
+        <w:t>store</w:t>
+      </w:r>
+      <w:proofErr w:type="gramEnd"/>
+      <w:r>
+        <w:rPr>
+          <w:rFonts w:ascii="Times New Roman" w:eastAsia="Times New Roman" w:hAnsi="Times New Roman" w:cs="Times New Roman"/>
+          <w:color w:val="A31515"/>
+          <w:kern w:val="0"/>
+          <w14:ligatures w14:val="none"/>
+        </w:rPr>
+        <w:t>_id</w:t>
+      </w:r>
+      <w:proofErr w:type="spellEnd"/>
+      <w:r>
+        <w:rPr>
+          <w:rFonts w:ascii="Times New Roman" w:eastAsia="Times New Roman" w:hAnsi="Times New Roman" w:cs="Times New Roman"/>
+          <w:color w:val="A31515"/>
+          <w:kern w:val="0"/>
+          <w14:ligatures w14:val="none"/>
+        </w:rPr>
+        <w:t>"</w:t>
+      </w:r>
+      <w:r>
+        <w:rPr>
+          <w:rFonts w:ascii="Times New Roman" w:eastAsia="Times New Roman" w:hAnsi="Times New Roman" w:cs="Times New Roman"/>
+          <w:color w:val="000000"/>
+          <w:kern w:val="0"/>
+          <w14:ligatures w14:val="none"/>
+        </w:rPr>
+        <w:t xml:space="preserve">: </w:t>
+      </w:r>
+      <w:r>
+        <w:rPr>
+          <w:rFonts w:ascii="Times New Roman" w:eastAsia="Times New Roman" w:hAnsi="Times New Roman" w:cs="Times New Roman"/>
+          <w:b/>
+          <w:bCs/>
+          <w:color w:val="0451A5"/>
+          <w:kern w:val="0"/>
+          <w14:ligatures w14:val="none"/>
+        </w:rPr>
+        <w:t>null</w:t>
+      </w:r>
+      <w:r>
+        <w:rPr>
+          <w:rFonts w:ascii="Times New Roman" w:eastAsia="Times New Roman" w:hAnsi="Times New Roman" w:cs="Times New Roman"/>
+          <w:color w:val="000000"/>
+          <w:kern w:val="0"/>
+          <w14:ligatures w14:val="none"/>
+        </w:rPr>
+        <w:t>,</w:t>
+      </w:r>
+    </w:p>
+    <w:p>
+      <w:pPr>
+        <w:shd w:val="clear" w:color="auto" w:fill="FFFFFF"/>
+        <w:spacing w:after="0" w:line="270" w:lineRule="atLeast"/>
+        <w:rPr>
+          <w:rFonts w:ascii="Times New Roman" w:eastAsia="Times New Roman" w:hAnsi="Times New Roman" w:cs="Times New Roman"/>
+          <w:color w:val="000000"/>
+          <w:kern w:val="0"/>
+          <w14:ligatures w14:val="none"/>
+        </w:rPr>
+      </w:pPr>
+      <w:r>
+        <w:rPr>
+          <w:rFonts w:ascii="Times New Roman" w:eastAsia="Times New Roman" w:hAnsi="Times New Roman" w:cs="Times New Roman"/>
+          <w:color w:val="000000"/>
+          <w:kern w:val="0"/>
+          <w14:ligatures w14:val="none"/>
+        </w:rPr>
+        <w:t xml:space="preserve">        </w:t>
+      </w:r>
+      <w:r>
+        <w:rPr>
+          <w:rFonts w:ascii="Times New Roman" w:eastAsia="Times New Roman" w:hAnsi="Times New Roman" w:cs="Times New Roman"/>
+          <w:color w:val="A31515"/>
+          <w:kern w:val="0"/>
+          <w14:ligatures w14:val="none"/>
+        </w:rPr>
+        <w:t>"</w:t>
+      </w:r>
+      <w:proofErr w:type="spellStart"/>
+      <w:r>
+        <w:rPr>
+          <w:rFonts w:ascii="Times New Roman" w:eastAsia="Times New Roman" w:hAnsi="Times New Roman" w:cs="Times New Roman"/>
+          <w:color w:val="A31515"/>
+          <w:kern w:val="0"/>
+          <w14:ligatures w14:val="none"/>
+        </w:rPr>
+        <w:t>sku</w:t>
+      </w:r>
+      <w:proofErr w:type="spellEnd"/>
+      <w:r>
+        <w:rPr>
+          <w:rFonts w:ascii="Times New Roman" w:eastAsia="Times New Roman" w:hAnsi="Times New Roman" w:cs="Times New Roman"/>
+          <w:color w:val="A31515"/>
+          <w:kern w:val="0"/>
+          <w14:ligatures w14:val="none"/>
+        </w:rPr>
+        <w:t>"</w:t>
+      </w:r>
+      <w:r>
+        <w:rPr>
+          <w:rFonts w:ascii="Times New Roman" w:eastAsia="Times New Roman" w:hAnsi="Times New Roman" w:cs="Times New Roman"/>
+          <w:color w:val="000000"/>
+          <w:kern w:val="0"/>
+          <w14:ligatures w14:val="none"/>
+        </w:rPr>
+        <w:t xml:space="preserve">: </w:t>
+      </w:r>
+      <w:r>
+        <w:rPr>
+          <w:rFonts w:ascii="Times New Roman" w:eastAsia="Times New Roman" w:hAnsi="Times New Roman" w:cs="Times New Roman"/>
+          <w:color w:val="0451A5"/>
+          <w:kern w:val="0"/>
+          <w14:ligatures w14:val="none"/>
+        </w:rPr>
+        <w:t>"</w:t>
+      </w:r>
+      <w:proofErr w:type="spellStart"/>
+      <w:r>
+        <w:rPr>
+          <w:rFonts w:ascii="Times New Roman" w:eastAsia="Times New Roman" w:hAnsi="Times New Roman" w:cs="Times New Roman"/>
+          <w:color w:val="0451A5"/>
+          <w:kern w:val="0"/>
+          <w14:ligatures w14:val="none"/>
+        </w:rPr>
+        <w:t>Distinctio</w:t>
+      </w:r>
+      <w:proofErr w:type="spellEnd"/>
+      <w:r>
+        <w:rPr>
+          <w:rFonts w:ascii="Times New Roman" w:eastAsia="Times New Roman" w:hAnsi="Times New Roman" w:cs="Times New Roman"/>
+          <w:color w:val="0451A5"/>
+          <w:kern w:val="0"/>
+          <w14:ligatures w14:val="none"/>
+        </w:rPr>
+        <w:t xml:space="preserve"> Quasi om"</w:t>
+      </w:r>
+      <w:r>
+        <w:rPr>
+          <w:rFonts w:ascii="Times New Roman" w:eastAsia="Times New Roman" w:hAnsi="Times New Roman" w:cs="Times New Roman"/>
+          <w:color w:val="000000"/>
+          <w:kern w:val="0"/>
+          <w14:ligatures w14:val="none"/>
+        </w:rPr>
+        <w:t>,</w:t>
+      </w:r>
+    </w:p>
+    <w:p>
+      <w:pPr>
+        <w:shd w:val="clear" w:color="auto" w:fill="FFFFFF"/>
+        <w:spacing w:after="0" w:line="270" w:lineRule="atLeast"/>
+        <w:rPr>
+          <w:rFonts w:ascii="Times New Roman" w:eastAsia="Times New Roman" w:hAnsi="Times New Roman" w:cs="Times New Roman"/>
+          <w:color w:val="000000"/>
+          <w:kern w:val="0"/>
+          <w14:ligatures w14:val="none"/>
+        </w:rPr>
+      </w:pPr>
+      <w:r>
+        <w:rPr>
+          <w:rFonts w:ascii="Times New Roman" w:eastAsia="Times New Roman" w:hAnsi="Times New Roman" w:cs="Times New Roman"/>
+          <w:color w:val="000000"/>
+          <w:kern w:val="0"/>
+          <w14:ligatures w14:val="none"/>
+        </w:rPr>
+        <w:t xml:space="preserve">        </w:t>
+      </w:r>
+      <w:r>
+        <w:rPr>
+          <w:rFonts w:ascii="Times New Roman" w:eastAsia="Times New Roman" w:hAnsi="Times New Roman" w:cs="Times New Roman"/>
+          <w:color w:val="A31515"/>
+          <w:kern w:val="0"/>
+          <w:highlight w:val="yellow"/>
+          <w14:ligatures w14:val="none"/>
+        </w:rPr>
+        <w:t>"slug"</w:t>
+      </w:r>
+      <w:r>
+        <w:rPr>
+          <w:rFonts w:ascii="Times New Roman" w:eastAsia="Times New Roman" w:hAnsi="Times New Roman" w:cs="Times New Roman"/>
+          <w:color w:val="000000"/>
+          <w:kern w:val="0"/>
+          <w:highlight w:val="yellow"/>
+          <w14:ligatures w14:val="none"/>
+        </w:rPr>
+        <w:t xml:space="preserve">: </w:t>
+      </w:r>
+      <w:r>
+        <w:rPr>
+          <w:rFonts w:ascii="Times New Roman" w:eastAsia="Times New Roman" w:hAnsi="Times New Roman" w:cs="Times New Roman"/>
+          <w:color w:val="0451A5"/>
+          <w:kern w:val="0"/>
+          <w:highlight w:val="yellow"/>
+          <w14:ligatures w14:val="none"/>
+        </w:rPr>
+        <w:t>"pree-test-2"</w:t>
+      </w:r>
+      <w:r>
+        <w:rPr>
+          <w:rFonts w:ascii="Times New Roman" w:eastAsia="Times New Roman" w:hAnsi="Times New Roman" w:cs="Times New Roman"/>
+          <w:color w:val="000000"/>
+          <w:kern w:val="0"/>
+          <w:highlight w:val="yellow"/>
+          <w14:ligatures w14:val="none"/>
+        </w:rPr>
+        <w:t>,</w:t>
+      </w:r>
+    </w:p>
+    <w:p>
+      <w:pPr>
+        <w:shd w:val="clear" w:color="auto" w:fill="FFFFFF"/>
+        <w:spacing w:after="0" w:line="270" w:lineRule="atLeast"/>
+        <w:rPr>
+          <w:rFonts w:ascii="Times New Roman" w:eastAsia="Times New Roman" w:hAnsi="Times New Roman" w:cs="Times New Roman"/>
+          <w:color w:val="000000"/>
+          <w:kern w:val="0"/>
+          <w14:ligatures w14:val="none"/>
+        </w:rPr>
+      </w:pPr>
+      <w:r>
+        <w:rPr>
+          <w:rFonts w:ascii="Times New Roman" w:eastAsia="Times New Roman" w:hAnsi="Times New Roman" w:cs="Times New Roman"/>
+          <w:color w:val="000000"/>
+          <w:kern w:val="0"/>
+          <w14:ligatures w14:val="none"/>
+        </w:rPr>
+        <w:t xml:space="preserve">        </w:t>
+      </w:r>
+      <w:r>
+        <w:rPr>
+          <w:rFonts w:ascii="Times New Roman" w:eastAsia="Times New Roman" w:hAnsi="Times New Roman" w:cs="Times New Roman"/>
+          <w:color w:val="A31515"/>
+          <w:kern w:val="0"/>
+          <w14:ligatures w14:val="none"/>
+        </w:rPr>
+        <w:t>"name"</w:t>
+      </w:r>
+      <w:r>
+        <w:rPr>
+          <w:rFonts w:ascii="Times New Roman" w:eastAsia="Times New Roman" w:hAnsi="Times New Roman" w:cs="Times New Roman"/>
+          <w:color w:val="000000"/>
+          <w:kern w:val="0"/>
+          <w14:ligatures w14:val="none"/>
+        </w:rPr>
+        <w:t xml:space="preserve">: </w:t>
+      </w:r>
+      <w:r>
+        <w:rPr>
+          <w:rFonts w:ascii="Times New Roman" w:eastAsia="Times New Roman" w:hAnsi="Times New Roman" w:cs="Times New Roman"/>
+          <w:color w:val="0451A5"/>
+          <w:kern w:val="0"/>
+          <w14:ligatures w14:val="none"/>
+        </w:rPr>
+        <w:t>"pretest 2"</w:t>
+      </w:r>
+      <w:r>
+        <w:rPr>
+          <w:rFonts w:ascii="Times New Roman" w:eastAsia="Times New Roman" w:hAnsi="Times New Roman" w:cs="Times New Roman"/>
+          <w:color w:val="000000"/>
+          <w:kern w:val="0"/>
+          <w14:ligatures w14:val="none"/>
+        </w:rPr>
+        <w:t>,</w:t>
+      </w:r>
+    </w:p>
+    <w:p>
+      <w:pPr>
+        <w:shd w:val="clear" w:color="auto" w:fill="FFFFFF"/>
+        <w:spacing w:after="0" w:line="270" w:lineRule="atLeast"/>
+        <w:rPr>
+          <w:rFonts w:ascii="Times New Roman" w:eastAsia="Times New Roman" w:hAnsi="Times New Roman" w:cs="Times New Roman"/>
+          <w:color w:val="000000"/>
+          <w:kern w:val="0"/>
+          <w14:ligatures w14:val="none"/>
+        </w:rPr>
+      </w:pPr>
+      <w:r>
+        <w:rPr>
+          <w:rFonts w:ascii="Times New Roman" w:eastAsia="Times New Roman" w:hAnsi="Times New Roman" w:cs="Times New Roman"/>
+          <w:color w:val="000000"/>
+          <w:kern w:val="0"/>
+          <w14:ligatures w14:val="none"/>
+        </w:rPr>
+        <w:t xml:space="preserve">        </w:t>
+      </w:r>
+      <w:r>
+        <w:rPr>
+          <w:rFonts w:ascii="Times New Roman" w:eastAsia="Times New Roman" w:hAnsi="Times New Roman" w:cs="Times New Roman"/>
+          <w:color w:val="A31515"/>
+          <w:kern w:val="0"/>
+          <w14:ligatures w14:val="none"/>
+        </w:rPr>
+        <w:t>"description"</w:t>
+      </w:r>
+      <w:r>
+        <w:rPr>
+          <w:rFonts w:ascii="Times New Roman" w:eastAsia="Times New Roman" w:hAnsi="Times New Roman" w:cs="Times New Roman"/>
+          <w:color w:val="000000"/>
+          <w:kern w:val="0"/>
+          <w14:ligatures w14:val="none"/>
+        </w:rPr>
+        <w:t xml:space="preserve">: </w:t>
+      </w:r>
+      <w:r>
+        <w:rPr>
+          <w:rFonts w:ascii="Times New Roman" w:eastAsia="Times New Roman" w:hAnsi="Times New Roman" w:cs="Times New Roman"/>
+          <w:color w:val="0451A5"/>
+          <w:kern w:val="0"/>
+          <w14:ligatures w14:val="none"/>
+        </w:rPr>
+        <w:t>"&lt;p&gt;</w:t>
+      </w:r>
+      <w:proofErr w:type="spellStart"/>
+      <w:r>
+        <w:rPr>
+          <w:rFonts w:ascii="Times New Roman" w:eastAsia="Times New Roman" w:hAnsi="Times New Roman" w:cs="Times New Roman"/>
+          <w:color w:val="0451A5"/>
+          <w:kern w:val="0"/>
+          <w14:ligatures w14:val="none"/>
+        </w:rPr>
+        <w:t>Cumque</w:t>
+      </w:r>
+      <w:proofErr w:type="spellEnd"/>
+      <w:r>
+        <w:rPr>
+          <w:rFonts w:ascii="Times New Roman" w:eastAsia="Times New Roman" w:hAnsi="Times New Roman" w:cs="Times New Roman"/>
+          <w:color w:val="0451A5"/>
+          <w:kern w:val="0"/>
+          <w14:ligatures w14:val="none"/>
+        </w:rPr>
+        <w:t xml:space="preserve"> quasi minim e.&lt;/p&gt;"</w:t>
+      </w:r>
+      <w:r>
+        <w:rPr>
+          <w:rFonts w:ascii="Times New Roman" w:eastAsia="Times New Roman" w:hAnsi="Times New Roman" w:cs="Times New Roman"/>
+          <w:color w:val="000000"/>
+          <w:kern w:val="0"/>
+          <w14:ligatures w14:val="none"/>
+        </w:rPr>
+        <w:t>,</w:t>
+      </w:r>
+    </w:p>
+    <w:p>
+      <w:pPr>
+        <w:shd w:val="clear" w:color="auto" w:fill="FFFFFF"/>
+        <w:spacing w:after="0" w:line="270" w:lineRule="atLeast"/>
+        <w:rPr>
+          <w:rFonts w:ascii="Times New Roman" w:eastAsia="Times New Roman" w:hAnsi="Times New Roman" w:cs="Times New Roman"/>
+          <w:color w:val="000000"/>
+          <w:kern w:val="0"/>
+          <w14:ligatures w14:val="none"/>
+        </w:rPr>
+      </w:pPr>
+      <w:r>
+        <w:rPr>
+          <w:rFonts w:ascii="Times New Roman" w:eastAsia="Times New Roman" w:hAnsi="Times New Roman" w:cs="Times New Roman"/>
+          <w:color w:val="000000"/>
+          <w:kern w:val="0"/>
+          <w14:ligatures w14:val="none"/>
+        </w:rPr>
+        <w:t xml:space="preserve">        </w:t>
+      </w:r>
+      <w:r>
+        <w:rPr>
+          <w:rFonts w:ascii="Times New Roman" w:eastAsia="Times New Roman" w:hAnsi="Times New Roman" w:cs="Times New Roman"/>
+          <w:color w:val="A31515"/>
+          <w:kern w:val="0"/>
+          <w14:ligatures w14:val="none"/>
+        </w:rPr>
+        <w:t>"price"</w:t>
+      </w:r>
+      <w:r>
+        <w:rPr>
+          <w:rFonts w:ascii="Times New Roman" w:eastAsia="Times New Roman" w:hAnsi="Times New Roman" w:cs="Times New Roman"/>
+          <w:color w:val="000000"/>
+          <w:kern w:val="0"/>
+          <w14:ligatures w14:val="none"/>
+        </w:rPr>
+        <w:t xml:space="preserve">: </w:t>
+      </w:r>
+      <w:r>
+        <w:rPr>
+          <w:rFonts w:ascii="Times New Roman" w:eastAsia="Times New Roman" w:hAnsi="Times New Roman" w:cs="Times New Roman"/>
+          <w:color w:val="0451A5"/>
+          <w:kern w:val="0"/>
+          <w14:ligatures w14:val="none"/>
+        </w:rPr>
+        <w:t>"454.00"</w:t>
+      </w:r>
+      <w:r>
+        <w:rPr>
+          <w:rFonts w:ascii="Times New Roman" w:eastAsia="Times New Roman" w:hAnsi="Times New Roman" w:cs="Times New Roman"/>
+          <w:color w:val="000000"/>
+          <w:kern w:val="0"/>
+          <w14:ligatures w14:val="none"/>
+        </w:rPr>
+        <w:t>,</w:t>
+      </w:r>
+    </w:p>
+    <w:p>
+      <w:pPr>
+        <w:shd w:val="clear" w:color="auto" w:fill="FFFFFF"/>
+        <w:spacing w:after="0" w:line="270" w:lineRule="atLeast"/>
+        <w:rPr>
+          <w:rFonts w:ascii="Times New Roman" w:eastAsia="Times New Roman" w:hAnsi="Times New Roman" w:cs="Times New Roman"/>
+          <w:color w:val="000000"/>
+          <w:kern w:val="0"/>
+          <w14:ligatures w14:val="none"/>
+        </w:rPr>
+      </w:pPr>
+      <w:r>
+        <w:rPr>
+          <w:rFonts w:ascii="Times New Roman" w:eastAsia="Times New Roman" w:hAnsi="Times New Roman" w:cs="Times New Roman"/>
+          <w:color w:val="000000"/>
+          <w:kern w:val="0"/>
+          <w14:ligatures w14:val="none"/>
+        </w:rPr>
+        <w:t xml:space="preserve">        </w:t>
+      </w:r>
+      <w:r>
+        <w:rPr>
+          <w:rFonts w:ascii="Times New Roman" w:eastAsia="Times New Roman" w:hAnsi="Times New Roman" w:cs="Times New Roman"/>
+          <w:color w:val="A31515"/>
+          <w:kern w:val="0"/>
+          <w14:ligatures w14:val="none"/>
+        </w:rPr>
+        <w:t>"</w:t>
+      </w:r>
+      <w:proofErr w:type="spellStart"/>
+      <w:proofErr w:type="gramStart"/>
+      <w:r>
+        <w:rPr>
+          <w:rFonts w:ascii="Times New Roman" w:eastAsia="Times New Roman" w:hAnsi="Times New Roman" w:cs="Times New Roman"/>
+          <w:color w:val="A31515"/>
+          <w:kern w:val="0"/>
+          <w14:ligatures w14:val="none"/>
+        </w:rPr>
+        <w:t>stock</w:t>
+      </w:r>
+      <w:proofErr w:type="gramEnd"/>
+      <w:r>
+        <w:rPr>
+          <w:rFonts w:ascii="Times New Roman" w:eastAsia="Times New Roman" w:hAnsi="Times New Roman" w:cs="Times New Roman"/>
+          <w:color w:val="A31515"/>
+          <w:kern w:val="0"/>
+          <w14:ligatures w14:val="none"/>
+        </w:rPr>
+        <w:t>_status</w:t>
+      </w:r>
+      <w:proofErr w:type="spellEnd"/>
+      <w:r>
+        <w:rPr>
+          <w:rFonts w:ascii="Times New Roman" w:eastAsia="Times New Roman" w:hAnsi="Times New Roman" w:cs="Times New Roman"/>
+          <w:color w:val="A31515"/>
+          <w:kern w:val="0"/>
+          <w14:ligatures w14:val="none"/>
+        </w:rPr>
+        <w:t>"</w:t>
+      </w:r>
+      <w:r>
+        <w:rPr>
+          <w:rFonts w:ascii="Times New Roman" w:eastAsia="Times New Roman" w:hAnsi="Times New Roman" w:cs="Times New Roman"/>
+          <w:color w:val="000000"/>
+          <w:kern w:val="0"/>
+          <w14:ligatures w14:val="none"/>
+        </w:rPr>
+        <w:t xml:space="preserve">: </w:t>
+      </w:r>
+      <w:r>
+        <w:rPr>
+          <w:rFonts w:ascii="Times New Roman" w:eastAsia="Times New Roman" w:hAnsi="Times New Roman" w:cs="Times New Roman"/>
+          <w:color w:val="0451A5"/>
+          <w:kern w:val="0"/>
+          <w14:ligatures w14:val="none"/>
+        </w:rPr>
+        <w:t>"</w:t>
+      </w:r>
+      <w:proofErr w:type="spellStart"/>
+      <w:r>
+        <w:rPr>
+          <w:rFonts w:ascii="Times New Roman" w:eastAsia="Times New Roman" w:hAnsi="Times New Roman" w:cs="Times New Roman"/>
+          <w:color w:val="0451A5"/>
+          <w:kern w:val="0"/>
+          <w14:ligatures w14:val="none"/>
+        </w:rPr>
+        <w:t>in_stock</w:t>
+      </w:r>
+      <w:proofErr w:type="spellEnd"/>
+      <w:r>
+        <w:rPr>
+          <w:rFonts w:ascii="Times New Roman" w:eastAsia="Times New Roman" w:hAnsi="Times New Roman" w:cs="Times New Roman"/>
+          <w:color w:val="0451A5"/>
+          <w:kern w:val="0"/>
+          <w14:ligatures w14:val="none"/>
+        </w:rPr>
+        <w:t>"</w:t>
+      </w:r>
+      <w:r>
+        <w:rPr>
+          <w:rFonts w:ascii="Times New Roman" w:eastAsia="Times New Roman" w:hAnsi="Times New Roman" w:cs="Times New Roman"/>
+          <w:color w:val="000000"/>
+          <w:kern w:val="0"/>
+          <w14:ligatures w14:val="none"/>
+        </w:rPr>
+        <w:t>,</w:t>
+      </w:r>
+    </w:p>
+    <w:p>
+      <w:pPr>
+        <w:shd w:val="clear" w:color="auto" w:fill="FFFFFF"/>
+        <w:spacing w:after="0" w:line="270" w:lineRule="atLeast"/>
+        <w:rPr>
+          <w:rFonts w:ascii="Times New Roman" w:eastAsia="Times New Roman" w:hAnsi="Times New Roman" w:cs="Times New Roman"/>
+          <w:color w:val="000000"/>
+          <w:kern w:val="0"/>
+          <w14:ligatures w14:val="none"/>
+        </w:rPr>
+      </w:pPr>
+      <w:r>
+        <w:rPr>
+          <w:rFonts w:ascii="Times New Roman" w:eastAsia="Times New Roman" w:hAnsi="Times New Roman" w:cs="Times New Roman"/>
+          <w:color w:val="000000"/>
+          <w:kern w:val="0"/>
+          <w14:ligatures w14:val="none"/>
+        </w:rPr>
+        <w:t xml:space="preserve">        </w:t>
+      </w:r>
+      <w:r>
+        <w:rPr>
+          <w:rFonts w:ascii="Times New Roman" w:eastAsia="Times New Roman" w:hAnsi="Times New Roman" w:cs="Times New Roman"/>
+          <w:color w:val="A31515"/>
+          <w:kern w:val="0"/>
+          <w14:ligatures w14:val="none"/>
+        </w:rPr>
+        <w:t>"</w:t>
+      </w:r>
+      <w:proofErr w:type="spellStart"/>
+      <w:proofErr w:type="gramStart"/>
+      <w:r>
+        <w:rPr>
+          <w:rFonts w:ascii="Times New Roman" w:eastAsia="Times New Roman" w:hAnsi="Times New Roman" w:cs="Times New Roman"/>
+          <w:color w:val="A31515"/>
+          <w:kern w:val="0"/>
+          <w14:ligatures w14:val="none"/>
+        </w:rPr>
+        <w:t>main</w:t>
+      </w:r>
+      <w:proofErr w:type="gramEnd"/>
+      <w:r>
+        <w:rPr>
+          <w:rFonts w:ascii="Times New Roman" w:eastAsia="Times New Roman" w:hAnsi="Times New Roman" w:cs="Times New Roman"/>
+          <w:color w:val="A31515"/>
+          <w:kern w:val="0"/>
+          <w14:ligatures w14:val="none"/>
+        </w:rPr>
+        <w:t>_image</w:t>
+      </w:r>
+      <w:proofErr w:type="spellEnd"/>
+      <w:r>
+        <w:rPr>
+          <w:rFonts w:ascii="Times New Roman" w:eastAsia="Times New Roman" w:hAnsi="Times New Roman" w:cs="Times New Roman"/>
+          <w:color w:val="A31515"/>
+          <w:kern w:val="0"/>
+          <w14:ligatures w14:val="none"/>
+        </w:rPr>
+        <w:t>"</w:t>
+      </w:r>
+      <w:r>
+        <w:rPr>
+          <w:rFonts w:ascii="Times New Roman" w:eastAsia="Times New Roman" w:hAnsi="Times New Roman" w:cs="Times New Roman"/>
+          <w:color w:val="000000"/>
+          <w:kern w:val="0"/>
+          <w14:ligatures w14:val="none"/>
+        </w:rPr>
+        <w:t>: [</w:t>
+      </w:r>
+    </w:p>
+    <w:p>
+      <w:pPr>
+        <w:shd w:val="clear" w:color="auto" w:fill="FFFFFF"/>
+        <w:spacing w:after="0" w:line="270" w:lineRule="atLeast"/>
+        <w:rPr>
+          <w:rFonts w:ascii="Times New Roman" w:eastAsia="Times New Roman" w:hAnsi="Times New Roman" w:cs="Times New Roman"/>
+          <w:color w:val="000000"/>
+          <w:kern w:val="0"/>
+          <w14:ligatures w14:val="none"/>
+        </w:rPr>
+      </w:pPr>
+      <w:r>
+        <w:rPr>
+          <w:rFonts w:ascii="Times New Roman" w:eastAsia="Times New Roman" w:hAnsi="Times New Roman" w:cs="Times New Roman"/>
+          <w:color w:val="000000"/>
+          <w:kern w:val="0"/>
+          <w14:ligatures w14:val="none"/>
+        </w:rPr>
+        <w:t xml:space="preserve">            </w:t>
+      </w:r>
+      <w:r>
+        <w:rPr>
+          <w:rFonts w:ascii="Times New Roman" w:eastAsia="Times New Roman" w:hAnsi="Times New Roman" w:cs="Times New Roman"/>
+          <w:color w:val="0451A5"/>
+          <w:kern w:val="0"/>
+          <w14:ligatures w14:val="none"/>
+        </w:rPr>
+        <w:t>"images/main/1784692331_6a603e6b08ed7.png"</w:t>
+      </w:r>
+    </w:p>
+    <w:p>
+      <w:pPr>
+        <w:shd w:val="clear" w:color="auto" w:fill="FFFFFF"/>
+        <w:spacing w:after="0" w:line="270" w:lineRule="atLeast"/>
+        <w:rPr>
+          <w:rFonts w:ascii="Times New Roman" w:eastAsia="Times New Roman" w:hAnsi="Times New Roman" w:cs="Times New Roman"/>
+          <w:color w:val="000000"/>
+          <w:kern w:val="0"/>
+          <w14:ligatures w14:val="none"/>
+        </w:rPr>
+      </w:pPr>
+      <w:r>
+        <w:rPr>
+          <w:rFonts w:ascii="Times New Roman" w:eastAsia="Times New Roman" w:hAnsi="Times New Roman" w:cs="Times New Roman"/>
+          <w:color w:val="000000"/>
+          <w:kern w:val="0"/>
+          <w14:ligatures w14:val="none"/>
+        </w:rPr>
+        <w:t>        ],</w:t>
+      </w:r>
+    </w:p>
+    <w:p>
+      <w:pPr>
+        <w:shd w:val="clear" w:color="auto" w:fill="FFFFFF"/>
+        <w:spacing w:after="0" w:line="270" w:lineRule="atLeast"/>
+        <w:rPr>
+          <w:rFonts w:ascii="Times New Roman" w:eastAsia="Times New Roman" w:hAnsi="Times New Roman" w:cs="Times New Roman"/>
+          <w:color w:val="000000"/>
+          <w:kern w:val="0"/>
+          <w14:ligatures w14:val="none"/>
+        </w:rPr>
+      </w:pPr>
+      <w:r>
+        <w:rPr>
+          <w:rFonts w:ascii="Times New Roman" w:eastAsia="Times New Roman" w:hAnsi="Times New Roman" w:cs="Times New Roman"/>
+          <w:color w:val="000000"/>
+          <w:kern w:val="0"/>
+          <w14:ligatures w14:val="none"/>
+        </w:rPr>
+        <w:t xml:space="preserve">        </w:t>
+      </w:r>
+      <w:r>
+        <w:rPr>
+          <w:rFonts w:ascii="Times New Roman" w:eastAsia="Times New Roman" w:hAnsi="Times New Roman" w:cs="Times New Roman"/>
+          <w:color w:val="A31515"/>
+          <w:kern w:val="0"/>
+          <w14:ligatures w14:val="none"/>
+        </w:rPr>
+        <w:t>"</w:t>
+      </w:r>
+      <w:proofErr w:type="spellStart"/>
+      <w:proofErr w:type="gramStart"/>
+      <w:r>
+        <w:rPr>
+          <w:rFonts w:ascii="Times New Roman" w:eastAsia="Times New Roman" w:hAnsi="Times New Roman" w:cs="Times New Roman"/>
+          <w:color w:val="A31515"/>
+          <w:kern w:val="0"/>
+          <w14:ligatures w14:val="none"/>
+        </w:rPr>
+        <w:t>meta</w:t>
+      </w:r>
+      <w:proofErr w:type="gramEnd"/>
+      <w:r>
+        <w:rPr>
+          <w:rFonts w:ascii="Times New Roman" w:eastAsia="Times New Roman" w:hAnsi="Times New Roman" w:cs="Times New Roman"/>
+          <w:color w:val="A31515"/>
+          <w:kern w:val="0"/>
+          <w14:ligatures w14:val="none"/>
+        </w:rPr>
+        <w:t>_tags</w:t>
+      </w:r>
+      <w:proofErr w:type="spellEnd"/>
+      <w:r>
+        <w:rPr>
+          <w:rFonts w:ascii="Times New Roman" w:eastAsia="Times New Roman" w:hAnsi="Times New Roman" w:cs="Times New Roman"/>
+          <w:color w:val="A31515"/>
+          <w:kern w:val="0"/>
+          <w14:ligatures w14:val="none"/>
+        </w:rPr>
+        <w:t>"</w:t>
+      </w:r>
+      <w:r>
+        <w:rPr>
+          <w:rFonts w:ascii="Times New Roman" w:eastAsia="Times New Roman" w:hAnsi="Times New Roman" w:cs="Times New Roman"/>
+          <w:color w:val="000000"/>
+          <w:kern w:val="0"/>
+          <w14:ligatures w14:val="none"/>
+        </w:rPr>
+        <w:t xml:space="preserve">: </w:t>
+      </w:r>
+      <w:r>
+        <w:rPr>
+          <w:rFonts w:ascii="Times New Roman" w:eastAsia="Times New Roman" w:hAnsi="Times New Roman" w:cs="Times New Roman"/>
+          <w:color w:val="0451A5"/>
+          <w:kern w:val="0"/>
+          <w14:ligatures w14:val="none"/>
+        </w:rPr>
+        <w:t>"</w:t>
+      </w:r>
+      <w:proofErr w:type="spellStart"/>
+      <w:r>
+        <w:rPr>
+          <w:rFonts w:ascii="Times New Roman" w:eastAsia="Times New Roman" w:hAnsi="Times New Roman" w:cs="Times New Roman"/>
+          <w:color w:val="0451A5"/>
+          <w:kern w:val="0"/>
+          <w14:ligatures w14:val="none"/>
+        </w:rPr>
+        <w:t>Voluptas</w:t>
+      </w:r>
+      <w:proofErr w:type="spellEnd"/>
+      <w:r>
+        <w:rPr>
+          <w:rFonts w:ascii="Times New Roman" w:eastAsia="Times New Roman" w:hAnsi="Times New Roman" w:cs="Times New Roman"/>
+          <w:color w:val="0451A5"/>
+          <w:kern w:val="0"/>
+          <w14:ligatures w14:val="none"/>
+        </w:rPr>
+        <w:t xml:space="preserve"> </w:t>
+      </w:r>
+      <w:proofErr w:type="spellStart"/>
+      <w:r>
+        <w:rPr>
+          <w:rFonts w:ascii="Times New Roman" w:eastAsia="Times New Roman" w:hAnsi="Times New Roman" w:cs="Times New Roman"/>
+          <w:color w:val="0451A5"/>
+          <w:kern w:val="0"/>
+          <w14:ligatures w14:val="none"/>
+        </w:rPr>
+        <w:t>ut</w:t>
+      </w:r>
+      <w:proofErr w:type="spellEnd"/>
+      <w:r>
+        <w:rPr>
+          <w:rFonts w:ascii="Times New Roman" w:eastAsia="Times New Roman" w:hAnsi="Times New Roman" w:cs="Times New Roman"/>
+          <w:color w:val="0451A5"/>
+          <w:kern w:val="0"/>
+          <w14:ligatures w14:val="none"/>
+        </w:rPr>
+        <w:t xml:space="preserve"> minus re"</w:t>
+      </w:r>
+      <w:r>
+        <w:rPr>
+          <w:rFonts w:ascii="Times New Roman" w:eastAsia="Times New Roman" w:hAnsi="Times New Roman" w:cs="Times New Roman"/>
+          <w:color w:val="000000"/>
+          <w:kern w:val="0"/>
+          <w14:ligatures w14:val="none"/>
+        </w:rPr>
+        <w:t>,</w:t>
+      </w:r>
+    </w:p>
+    <w:p>
+      <w:pPr>
+        <w:shd w:val="clear" w:color="auto" w:fill="FFFFFF"/>
+        <w:spacing w:after="0" w:line="270" w:lineRule="atLeast"/>
+        <w:rPr>
+          <w:rFonts w:ascii="Times New Roman" w:eastAsia="Times New Roman" w:hAnsi="Times New Roman" w:cs="Times New Roman"/>
+          <w:color w:val="000000"/>
+          <w:kern w:val="0"/>
+          <w14:ligatures w14:val="none"/>
+        </w:rPr>
+      </w:pPr>
+      <w:r>
+        <w:rPr>
+          <w:rFonts w:ascii="Times New Roman" w:eastAsia="Times New Roman" w:hAnsi="Times New Roman" w:cs="Times New Roman"/>
+          <w:color w:val="000000"/>
+          <w:kern w:val="0"/>
+          <w14:ligatures w14:val="none"/>
+        </w:rPr>
+        <w:t xml:space="preserve">        </w:t>
+      </w:r>
+      <w:r>
+        <w:rPr>
+          <w:rFonts w:ascii="Times New Roman" w:eastAsia="Times New Roman" w:hAnsi="Times New Roman" w:cs="Times New Roman"/>
+          <w:color w:val="A31515"/>
+          <w:kern w:val="0"/>
+          <w14:ligatures w14:val="none"/>
+        </w:rPr>
+        <w:t>"</w:t>
+      </w:r>
+      <w:proofErr w:type="spellStart"/>
+      <w:proofErr w:type="gramStart"/>
+      <w:r>
+        <w:rPr>
+          <w:rFonts w:ascii="Times New Roman" w:eastAsia="Times New Roman" w:hAnsi="Times New Roman" w:cs="Times New Roman"/>
+          <w:color w:val="A31515"/>
+          <w:kern w:val="0"/>
+          <w14:ligatures w14:val="none"/>
+        </w:rPr>
+        <w:t>meta</w:t>
+      </w:r>
+      <w:proofErr w:type="gramEnd"/>
+      <w:r>
+        <w:rPr>
+          <w:rFonts w:ascii="Times New Roman" w:eastAsia="Times New Roman" w:hAnsi="Times New Roman" w:cs="Times New Roman"/>
+          <w:color w:val="A31515"/>
+          <w:kern w:val="0"/>
+          <w14:ligatures w14:val="none"/>
+        </w:rPr>
+        <w:t>_description</w:t>
+      </w:r>
+      <w:proofErr w:type="spellEnd"/>
+      <w:r>
+        <w:rPr>
+          <w:rFonts w:ascii="Times New Roman" w:eastAsia="Times New Roman" w:hAnsi="Times New Roman" w:cs="Times New Roman"/>
+          <w:color w:val="A31515"/>
+          <w:kern w:val="0"/>
+          <w14:ligatures w14:val="none"/>
+        </w:rPr>
+        <w:t>"</w:t>
+      </w:r>
+      <w:r>
+        <w:rPr>
+          <w:rFonts w:ascii="Times New Roman" w:eastAsia="Times New Roman" w:hAnsi="Times New Roman" w:cs="Times New Roman"/>
+          <w:color w:val="000000"/>
+          <w:kern w:val="0"/>
+          <w14:ligatures w14:val="none"/>
+        </w:rPr>
+        <w:t xml:space="preserve">: </w:t>
+      </w:r>
+      <w:r>
+        <w:rPr>
+          <w:rFonts w:ascii="Times New Roman" w:eastAsia="Times New Roman" w:hAnsi="Times New Roman" w:cs="Times New Roman"/>
+          <w:color w:val="0451A5"/>
+          <w:kern w:val="0"/>
+          <w14:ligatures w14:val="none"/>
+        </w:rPr>
+        <w:t>"</w:t>
+      </w:r>
+      <w:proofErr w:type="spellStart"/>
+      <w:r>
+        <w:rPr>
+          <w:rFonts w:ascii="Times New Roman" w:eastAsia="Times New Roman" w:hAnsi="Times New Roman" w:cs="Times New Roman"/>
+          <w:color w:val="0451A5"/>
+          <w:kern w:val="0"/>
+          <w14:ligatures w14:val="none"/>
+        </w:rPr>
+        <w:t>Voluptas</w:t>
+      </w:r>
+      <w:proofErr w:type="spellEnd"/>
+      <w:r>
+        <w:rPr>
+          <w:rFonts w:ascii="Times New Roman" w:eastAsia="Times New Roman" w:hAnsi="Times New Roman" w:cs="Times New Roman"/>
+          <w:color w:val="0451A5"/>
+          <w:kern w:val="0"/>
+          <w14:ligatures w14:val="none"/>
+        </w:rPr>
+        <w:t xml:space="preserve"> </w:t>
+      </w:r>
+      <w:proofErr w:type="spellStart"/>
+      <w:r>
+        <w:rPr>
+          <w:rFonts w:ascii="Times New Roman" w:eastAsia="Times New Roman" w:hAnsi="Times New Roman" w:cs="Times New Roman"/>
+          <w:color w:val="0451A5"/>
+          <w:kern w:val="0"/>
+          <w14:ligatures w14:val="none"/>
+        </w:rPr>
+        <w:t>quibusdam</w:t>
+      </w:r>
+      <w:proofErr w:type="spellEnd"/>
+      <w:r>
+        <w:rPr>
+          <w:rFonts w:ascii="Times New Roman" w:eastAsia="Times New Roman" w:hAnsi="Times New Roman" w:cs="Times New Roman"/>
+          <w:color w:val="0451A5"/>
+          <w:kern w:val="0"/>
+          <w14:ligatures w14:val="none"/>
+        </w:rPr>
+        <w:t xml:space="preserve"> N"</w:t>
+      </w:r>
+      <w:r>
+        <w:rPr>
+          <w:rFonts w:ascii="Times New Roman" w:eastAsia="Times New Roman" w:hAnsi="Times New Roman" w:cs="Times New Roman"/>
+          <w:color w:val="000000"/>
+          <w:kern w:val="0"/>
+          <w14:ligatures w14:val="none"/>
+        </w:rPr>
+        <w:t>,</w:t>
+      </w:r>
+    </w:p>
+    <w:p>
+      <w:pPr>
+        <w:shd w:val="clear" w:color="auto" w:fill="FFFFFF"/>
+        <w:spacing w:after="0" w:line="270" w:lineRule="atLeast"/>
+        <w:rPr>
+          <w:rFonts w:ascii="Times New Roman" w:eastAsia="Times New Roman" w:hAnsi="Times New Roman" w:cs="Times New Roman"/>
+          <w:color w:val="000000"/>
+          <w:kern w:val="0"/>
+          <w14:ligatures w14:val="none"/>
+        </w:rPr>
+      </w:pPr>
+      <w:r>
+        <w:rPr>
+          <w:rFonts w:ascii="Times New Roman" w:eastAsia="Times New Roman" w:hAnsi="Times New Roman" w:cs="Times New Roman"/>
+          <w:color w:val="000000"/>
+          <w:kern w:val="0"/>
+          <w14:ligatures w14:val="none"/>
+        </w:rPr>
+        <w:t xml:space="preserve">        </w:t>
+      </w:r>
+      <w:r>
+        <w:rPr>
+          <w:rFonts w:ascii="Times New Roman" w:eastAsia="Times New Roman" w:hAnsi="Times New Roman" w:cs="Times New Roman"/>
+          <w:color w:val="A31515"/>
+          <w:kern w:val="0"/>
+          <w14:ligatures w14:val="none"/>
+        </w:rPr>
+        <w:t>"features"</w:t>
+      </w:r>
+      <w:r>
+        <w:rPr>
+          <w:rFonts w:ascii="Times New Roman" w:eastAsia="Times New Roman" w:hAnsi="Times New Roman" w:cs="Times New Roman"/>
+          <w:color w:val="000000"/>
+          <w:kern w:val="0"/>
+          <w14:ligatures w14:val="none"/>
+        </w:rPr>
+        <w:t xml:space="preserve">: </w:t>
+      </w:r>
+      <w:r>
+        <w:rPr>
+          <w:rFonts w:ascii="Times New Roman" w:eastAsia="Times New Roman" w:hAnsi="Times New Roman" w:cs="Times New Roman"/>
+          <w:color w:val="0451A5"/>
+          <w:kern w:val="0"/>
+          <w14:ligatures w14:val="none"/>
+        </w:rPr>
+        <w:t>"&lt;p&gt;</w:t>
+      </w:r>
+      <w:proofErr w:type="spellStart"/>
+      <w:r>
+        <w:rPr>
+          <w:rFonts w:ascii="Times New Roman" w:eastAsia="Times New Roman" w:hAnsi="Times New Roman" w:cs="Times New Roman"/>
+          <w:color w:val="0451A5"/>
+          <w:kern w:val="0"/>
+          <w14:ligatures w14:val="none"/>
+        </w:rPr>
+        <w:t>Fugiat</w:t>
+      </w:r>
+      <w:proofErr w:type="spellEnd"/>
+      <w:r>
+        <w:rPr>
+          <w:rFonts w:ascii="Times New Roman" w:eastAsia="Times New Roman" w:hAnsi="Times New Roman" w:cs="Times New Roman"/>
+          <w:color w:val="0451A5"/>
+          <w:kern w:val="0"/>
+          <w14:ligatures w14:val="none"/>
+        </w:rPr>
+        <w:t xml:space="preserve"> </w:t>
+      </w:r>
+      <w:proofErr w:type="spellStart"/>
+      <w:r>
+        <w:rPr>
+          <w:rFonts w:ascii="Times New Roman" w:eastAsia="Times New Roman" w:hAnsi="Times New Roman" w:cs="Times New Roman"/>
+          <w:color w:val="0451A5"/>
+          <w:kern w:val="0"/>
+          <w14:ligatures w14:val="none"/>
+        </w:rPr>
+        <w:t>est</w:t>
+      </w:r>
+      <w:proofErr w:type="spellEnd"/>
+      <w:r>
+        <w:rPr>
+          <w:rFonts w:ascii="Times New Roman" w:eastAsia="Times New Roman" w:hAnsi="Times New Roman" w:cs="Times New Roman"/>
+          <w:color w:val="0451A5"/>
+          <w:kern w:val="0"/>
+          <w14:ligatures w14:val="none"/>
+        </w:rPr>
+        <w:t xml:space="preserve">, </w:t>
+      </w:r>
+      <w:proofErr w:type="spellStart"/>
+      <w:proofErr w:type="gramStart"/>
+      <w:r>
+        <w:rPr>
+          <w:rFonts w:ascii="Times New Roman" w:eastAsia="Times New Roman" w:hAnsi="Times New Roman" w:cs="Times New Roman"/>
+          <w:color w:val="0451A5"/>
+          <w:kern w:val="0"/>
+          <w14:ligatures w14:val="none"/>
+        </w:rPr>
+        <w:t>incididu</w:t>
+      </w:r>
+      <w:proofErr w:type="spellEnd"/>
+      <w:r>
+        <w:rPr>
+          <w:rFonts w:ascii="Times New Roman" w:eastAsia="Times New Roman" w:hAnsi="Times New Roman" w:cs="Times New Roman"/>
+          <w:color w:val="0451A5"/>
+          <w:kern w:val="0"/>
+          <w14:ligatures w14:val="none"/>
+        </w:rPr>
+        <w:t>.&lt;</w:t>
+      </w:r>
+      <w:proofErr w:type="gramEnd"/>
+      <w:r>
+        <w:rPr>
+          <w:rFonts w:ascii="Times New Roman" w:eastAsia="Times New Roman" w:hAnsi="Times New Roman" w:cs="Times New Roman"/>
+          <w:color w:val="0451A5"/>
+          <w:kern w:val="0"/>
+          <w14:ligatures w14:val="none"/>
+        </w:rPr>
+        <w:t>/p&gt;"</w:t>
+      </w:r>
+      <w:r>
+        <w:rPr>
+          <w:rFonts w:ascii="Times New Roman" w:eastAsia="Times New Roman" w:hAnsi="Times New Roman" w:cs="Times New Roman"/>
+          <w:color w:val="000000"/>
+          <w:kern w:val="0"/>
+          <w14:ligatures w14:val="none"/>
+        </w:rPr>
+        <w:t>,</w:t>
+      </w:r>
+    </w:p>
+    <w:p>
+      <w:pPr>
+        <w:shd w:val="clear" w:color="auto" w:fill="FFFFFF"/>
+        <w:spacing w:after="0" w:line="270" w:lineRule="atLeast"/>
+        <w:rPr>
+          <w:rFonts w:ascii="Times New Roman" w:eastAsia="Times New Roman" w:hAnsi="Times New Roman" w:cs="Times New Roman"/>
+          <w:color w:val="000000"/>
+          <w:kern w:val="0"/>
+          <w14:ligatures w14:val="none"/>
+        </w:rPr>
+      </w:pPr>
+      <w:r>
+        <w:rPr>
+          <w:rFonts w:ascii="Times New Roman" w:eastAsia="Times New Roman" w:hAnsi="Times New Roman" w:cs="Times New Roman"/>
+          <w:color w:val="000000"/>
+          <w:kern w:val="0"/>
+          <w14:ligatures w14:val="none"/>
+        </w:rPr>
+        <w:t xml:space="preserve">        </w:t>
+      </w:r>
+      <w:r>
+        <w:rPr>
+          <w:rFonts w:ascii="Times New Roman" w:eastAsia="Times New Roman" w:hAnsi="Times New Roman" w:cs="Times New Roman"/>
+          <w:color w:val="A31515"/>
+          <w:kern w:val="0"/>
+          <w14:ligatures w14:val="none"/>
+        </w:rPr>
+        <w:t>"warranty"</w:t>
+      </w:r>
+      <w:r>
+        <w:rPr>
+          <w:rFonts w:ascii="Times New Roman" w:eastAsia="Times New Roman" w:hAnsi="Times New Roman" w:cs="Times New Roman"/>
+          <w:color w:val="000000"/>
+          <w:kern w:val="0"/>
+          <w14:ligatures w14:val="none"/>
+        </w:rPr>
+        <w:t xml:space="preserve">: </w:t>
+      </w:r>
+      <w:r>
+        <w:rPr>
+          <w:rFonts w:ascii="Times New Roman" w:eastAsia="Times New Roman" w:hAnsi="Times New Roman" w:cs="Times New Roman"/>
+          <w:color w:val="0451A5"/>
+          <w:kern w:val="0"/>
+          <w14:ligatures w14:val="none"/>
+        </w:rPr>
+        <w:t>"&lt;p&gt;</w:t>
+      </w:r>
+      <w:proofErr w:type="spellStart"/>
+      <w:r>
+        <w:rPr>
+          <w:rFonts w:ascii="Times New Roman" w:eastAsia="Times New Roman" w:hAnsi="Times New Roman" w:cs="Times New Roman"/>
+          <w:color w:val="0451A5"/>
+          <w:kern w:val="0"/>
+          <w14:ligatures w14:val="none"/>
+        </w:rPr>
+        <w:t>Aliqua</w:t>
+      </w:r>
+      <w:proofErr w:type="spellEnd"/>
+      <w:r>
+        <w:rPr>
+          <w:rFonts w:ascii="Times New Roman" w:eastAsia="Times New Roman" w:hAnsi="Times New Roman" w:cs="Times New Roman"/>
+          <w:color w:val="0451A5"/>
+          <w:kern w:val="0"/>
+          <w14:ligatures w14:val="none"/>
+        </w:rPr>
+        <w:t xml:space="preserve">. </w:t>
+      </w:r>
+      <w:proofErr w:type="spellStart"/>
+      <w:proofErr w:type="gramStart"/>
+      <w:r>
+        <w:rPr>
+          <w:rFonts w:ascii="Times New Roman" w:eastAsia="Times New Roman" w:hAnsi="Times New Roman" w:cs="Times New Roman"/>
+          <w:color w:val="0451A5"/>
+          <w:kern w:val="0"/>
+          <w14:ligatures w14:val="none"/>
+        </w:rPr>
+        <w:t>Voluptatibus</w:t>
+      </w:r>
+      <w:proofErr w:type="spellEnd"/>
+      <w:r>
+        <w:rPr>
+          <w:rFonts w:ascii="Times New Roman" w:eastAsia="Times New Roman" w:hAnsi="Times New Roman" w:cs="Times New Roman"/>
+          <w:color w:val="0451A5"/>
+          <w:kern w:val="0"/>
+          <w14:ligatures w14:val="none"/>
+        </w:rPr>
+        <w:t>.&lt;</w:t>
+      </w:r>
+      <w:proofErr w:type="gramEnd"/>
+      <w:r>
+        <w:rPr>
+          <w:rFonts w:ascii="Times New Roman" w:eastAsia="Times New Roman" w:hAnsi="Times New Roman" w:cs="Times New Roman"/>
+          <w:color w:val="0451A5"/>
+          <w:kern w:val="0"/>
+          <w14:ligatures w14:val="none"/>
+        </w:rPr>
+        <w:t>/p&gt;"</w:t>
+      </w:r>
+      <w:r>
+        <w:rPr>
+          <w:rFonts w:ascii="Times New Roman" w:eastAsia="Times New Roman" w:hAnsi="Times New Roman" w:cs="Times New Roman"/>
+          <w:color w:val="000000"/>
+          <w:kern w:val="0"/>
+          <w14:ligatures w14:val="none"/>
+        </w:rPr>
+        <w:t>,</w:t>
+      </w:r>
+    </w:p>
+    <w:p>
+      <w:pPr>
+        <w:shd w:val="clear" w:color="auto" w:fill="FFFFFF"/>
+        <w:spacing w:after="0" w:line="270" w:lineRule="atLeast"/>
+        <w:rPr>
+          <w:rFonts w:ascii="Times New Roman" w:eastAsia="Times New Roman" w:hAnsi="Times New Roman" w:cs="Times New Roman"/>
+          <w:color w:val="000000"/>
+          <w:kern w:val="0"/>
+          <w14:ligatures w14:val="none"/>
+        </w:rPr>
+      </w:pPr>
+      <w:r>
+        <w:rPr>
+          <w:rFonts w:ascii="Times New Roman" w:eastAsia="Times New Roman" w:hAnsi="Times New Roman" w:cs="Times New Roman"/>
+          <w:color w:val="000000"/>
+          <w:kern w:val="0"/>
+          <w14:ligatures w14:val="none"/>
+        </w:rPr>
+        <w:t xml:space="preserve">        </w:t>
+      </w:r>
+      <w:r>
+        <w:rPr>
+          <w:rFonts w:ascii="Times New Roman" w:eastAsia="Times New Roman" w:hAnsi="Times New Roman" w:cs="Times New Roman"/>
+          <w:color w:val="A31515"/>
+          <w:kern w:val="0"/>
+          <w14:ligatures w14:val="none"/>
+        </w:rPr>
+        <w:t>"</w:t>
+      </w:r>
+      <w:proofErr w:type="spellStart"/>
+      <w:r>
+        <w:rPr>
+          <w:rFonts w:ascii="Times New Roman" w:eastAsia="Times New Roman" w:hAnsi="Times New Roman" w:cs="Times New Roman"/>
+          <w:color w:val="A31515"/>
+          <w:kern w:val="0"/>
+          <w14:ligatures w14:val="none"/>
+        </w:rPr>
+        <w:t>inthebox</w:t>
+      </w:r>
+      <w:proofErr w:type="spellEnd"/>
+      <w:r>
+        <w:rPr>
+          <w:rFonts w:ascii="Times New Roman" w:eastAsia="Times New Roman" w:hAnsi="Times New Roman" w:cs="Times New Roman"/>
+          <w:color w:val="A31515"/>
+          <w:kern w:val="0"/>
+          <w14:ligatures w14:val="none"/>
+        </w:rPr>
+        <w:t>"</w:t>
+      </w:r>
+      <w:r>
+        <w:rPr>
+          <w:rFonts w:ascii="Times New Roman" w:eastAsia="Times New Roman" w:hAnsi="Times New Roman" w:cs="Times New Roman"/>
+          <w:color w:val="000000"/>
+          <w:kern w:val="0"/>
+          <w14:ligatures w14:val="none"/>
+        </w:rPr>
+        <w:t xml:space="preserve">: </w:t>
+      </w:r>
+      <w:r>
+        <w:rPr>
+          <w:rFonts w:ascii="Times New Roman" w:eastAsia="Times New Roman" w:hAnsi="Times New Roman" w:cs="Times New Roman"/>
+          <w:color w:val="0451A5"/>
+          <w:kern w:val="0"/>
+          <w14:ligatures w14:val="none"/>
+        </w:rPr>
+        <w:t xml:space="preserve">"&lt;p&gt;Quo nihil et </w:t>
+      </w:r>
+      <w:proofErr w:type="spellStart"/>
+      <w:r>
+        <w:rPr>
+          <w:rFonts w:ascii="Times New Roman" w:eastAsia="Times New Roman" w:hAnsi="Times New Roman" w:cs="Times New Roman"/>
+          <w:color w:val="0451A5"/>
+          <w:kern w:val="0"/>
+          <w14:ligatures w14:val="none"/>
+        </w:rPr>
+        <w:t>quae</w:t>
+      </w:r>
+      <w:proofErr w:type="spellEnd"/>
+      <w:r>
+        <w:rPr>
+          <w:rFonts w:ascii="Times New Roman" w:eastAsia="Times New Roman" w:hAnsi="Times New Roman" w:cs="Times New Roman"/>
+          <w:color w:val="0451A5"/>
+          <w:kern w:val="0"/>
+          <w14:ligatures w14:val="none"/>
+        </w:rPr>
+        <w:t xml:space="preserve"> qu.&lt;/p&gt;"</w:t>
+      </w:r>
+      <w:r>
+        <w:rPr>
+          <w:rFonts w:ascii="Times New Roman" w:eastAsia="Times New Roman" w:hAnsi="Times New Roman" w:cs="Times New Roman"/>
+          <w:color w:val="000000"/>
+          <w:kern w:val="0"/>
+          <w14:ligatures w14:val="none"/>
+        </w:rPr>
+        <w:t>,</w:t>
+      </w:r>
+    </w:p>
+    <w:p>
+      <w:pPr>
+        <w:shd w:val="clear" w:color="auto" w:fill="FFFFFF"/>
+        <w:spacing w:after="0" w:line="270" w:lineRule="atLeast"/>
+        <w:rPr>
+          <w:rFonts w:ascii="Times New Roman" w:eastAsia="Times New Roman" w:hAnsi="Times New Roman" w:cs="Times New Roman"/>
+          <w:color w:val="000000"/>
+          <w:kern w:val="0"/>
+          <w14:ligatures w14:val="none"/>
+        </w:rPr>
+      </w:pPr>
+      <w:r>
+        <w:rPr>
+          <w:rFonts w:ascii="Times New Roman" w:eastAsia="Times New Roman" w:hAnsi="Times New Roman" w:cs="Times New Roman"/>
+          <w:color w:val="000000"/>
+          <w:kern w:val="0"/>
+          <w14:ligatures w14:val="none"/>
+        </w:rPr>
+        <w:t xml:space="preserve">        </w:t>
+      </w:r>
+      <w:r>
+        <w:rPr>
+          <w:rFonts w:ascii="Times New Roman" w:eastAsia="Times New Roman" w:hAnsi="Times New Roman" w:cs="Times New Roman"/>
+          <w:color w:val="A31515"/>
+          <w:kern w:val="0"/>
+          <w14:ligatures w14:val="none"/>
+        </w:rPr>
+        <w:t>"</w:t>
+      </w:r>
+      <w:proofErr w:type="spellStart"/>
+      <w:proofErr w:type="gramStart"/>
+      <w:r>
+        <w:rPr>
+          <w:rFonts w:ascii="Times New Roman" w:eastAsia="Times New Roman" w:hAnsi="Times New Roman" w:cs="Times New Roman"/>
+          <w:color w:val="A31515"/>
+          <w:kern w:val="0"/>
+          <w14:ligatures w14:val="none"/>
+        </w:rPr>
+        <w:t>installment</w:t>
+      </w:r>
+      <w:proofErr w:type="gramEnd"/>
+      <w:r>
+        <w:rPr>
+          <w:rFonts w:ascii="Times New Roman" w:eastAsia="Times New Roman" w:hAnsi="Times New Roman" w:cs="Times New Roman"/>
+          <w:color w:val="A31515"/>
+          <w:kern w:val="0"/>
+          <w14:ligatures w14:val="none"/>
+        </w:rPr>
+        <w:t>_options</w:t>
+      </w:r>
+      <w:proofErr w:type="spellEnd"/>
+      <w:r>
+        <w:rPr>
+          <w:rFonts w:ascii="Times New Roman" w:eastAsia="Times New Roman" w:hAnsi="Times New Roman" w:cs="Times New Roman"/>
+          <w:color w:val="A31515"/>
+          <w:kern w:val="0"/>
+          <w14:ligatures w14:val="none"/>
+        </w:rPr>
+        <w:t>"</w:t>
+      </w:r>
+      <w:r>
+        <w:rPr>
+          <w:rFonts w:ascii="Times New Roman" w:eastAsia="Times New Roman" w:hAnsi="Times New Roman" w:cs="Times New Roman"/>
+          <w:color w:val="000000"/>
+          <w:kern w:val="0"/>
+          <w14:ligatures w14:val="none"/>
+        </w:rPr>
+        <w:t xml:space="preserve">: </w:t>
+      </w:r>
+      <w:r>
+        <w:rPr>
+          <w:rFonts w:ascii="Times New Roman" w:eastAsia="Times New Roman" w:hAnsi="Times New Roman" w:cs="Times New Roman"/>
+          <w:color w:val="0451A5"/>
+          <w:kern w:val="0"/>
+          <w14:ligatures w14:val="none"/>
+        </w:rPr>
+        <w:t>"</w:t>
+      </w:r>
+      <w:proofErr w:type="spellStart"/>
+      <w:r>
+        <w:rPr>
+          <w:rFonts w:ascii="Times New Roman" w:eastAsia="Times New Roman" w:hAnsi="Times New Roman" w:cs="Times New Roman"/>
+          <w:color w:val="0451A5"/>
+          <w:kern w:val="0"/>
+          <w14:ligatures w14:val="none"/>
+        </w:rPr>
+        <w:t>Molestiae</w:t>
+      </w:r>
+      <w:proofErr w:type="spellEnd"/>
+      <w:r>
+        <w:rPr>
+          <w:rFonts w:ascii="Times New Roman" w:eastAsia="Times New Roman" w:hAnsi="Times New Roman" w:cs="Times New Roman"/>
+          <w:color w:val="0451A5"/>
+          <w:kern w:val="0"/>
+          <w14:ligatures w14:val="none"/>
+        </w:rPr>
+        <w:t xml:space="preserve"> </w:t>
+      </w:r>
+      <w:proofErr w:type="spellStart"/>
+      <w:r>
+        <w:rPr>
+          <w:rFonts w:ascii="Times New Roman" w:eastAsia="Times New Roman" w:hAnsi="Times New Roman" w:cs="Times New Roman"/>
+          <w:color w:val="0451A5"/>
+          <w:kern w:val="0"/>
+          <w14:ligatures w14:val="none"/>
+        </w:rPr>
+        <w:t>aspernatur</w:t>
+      </w:r>
+      <w:proofErr w:type="spellEnd"/>
+      <w:r>
+        <w:rPr>
+          <w:rFonts w:ascii="Times New Roman" w:eastAsia="Times New Roman" w:hAnsi="Times New Roman" w:cs="Times New Roman"/>
+          <w:color w:val="0451A5"/>
+          <w:kern w:val="0"/>
+          <w14:ligatures w14:val="none"/>
+        </w:rPr>
+        <w:t>"</w:t>
+      </w:r>
+      <w:r>
+        <w:rPr>
+          <w:rFonts w:ascii="Times New Roman" w:eastAsia="Times New Roman" w:hAnsi="Times New Roman" w:cs="Times New Roman"/>
+          <w:color w:val="000000"/>
+          <w:kern w:val="0"/>
+          <w14:ligatures w14:val="none"/>
+        </w:rPr>
+        <w:t>,</w:t>
+      </w:r>
+    </w:p>
+    <w:p>
+      <w:pPr>
+        <w:shd w:val="clear" w:color="auto" w:fill="FFFFFF"/>
+        <w:spacing w:after="0" w:line="270" w:lineRule="atLeast"/>
+        <w:rPr>
+          <w:rFonts w:ascii="Times New Roman" w:eastAsia="Times New Roman" w:hAnsi="Times New Roman" w:cs="Times New Roman"/>
+          <w:color w:val="000000"/>
+          <w:kern w:val="0"/>
+          <w14:ligatures w14:val="none"/>
+        </w:rPr>
+      </w:pPr>
+      <w:r>
+        <w:rPr>
+          <w:rFonts w:ascii="Times New Roman" w:eastAsia="Times New Roman" w:hAnsi="Times New Roman" w:cs="Times New Roman"/>
+          <w:color w:val="000000"/>
+          <w:kern w:val="0"/>
+          <w14:ligatures w14:val="none"/>
+        </w:rPr>
+        <w:t xml:space="preserve">        </w:t>
+      </w:r>
+      <w:r>
+        <w:rPr>
+          <w:rFonts w:ascii="Times New Roman" w:eastAsia="Times New Roman" w:hAnsi="Times New Roman" w:cs="Times New Roman"/>
+          <w:color w:val="A31515"/>
+          <w:kern w:val="0"/>
+          <w14:ligatures w14:val="none"/>
+        </w:rPr>
+        <w:t>"</w:t>
+      </w:r>
+      <w:proofErr w:type="spellStart"/>
+      <w:proofErr w:type="gramStart"/>
+      <w:r>
+        <w:rPr>
+          <w:rFonts w:ascii="Times New Roman" w:eastAsia="Times New Roman" w:hAnsi="Times New Roman" w:cs="Times New Roman"/>
+          <w:color w:val="A31515"/>
+          <w:kern w:val="0"/>
+          <w14:ligatures w14:val="none"/>
+        </w:rPr>
+        <w:t>shipping</w:t>
+      </w:r>
+      <w:proofErr w:type="gramEnd"/>
+      <w:r>
+        <w:rPr>
+          <w:rFonts w:ascii="Times New Roman" w:eastAsia="Times New Roman" w:hAnsi="Times New Roman" w:cs="Times New Roman"/>
+          <w:color w:val="A31515"/>
+          <w:kern w:val="0"/>
+          <w14:ligatures w14:val="none"/>
+        </w:rPr>
+        <w:t>_details</w:t>
+      </w:r>
+      <w:proofErr w:type="spellEnd"/>
+      <w:r>
+        <w:rPr>
+          <w:rFonts w:ascii="Times New Roman" w:eastAsia="Times New Roman" w:hAnsi="Times New Roman" w:cs="Times New Roman"/>
+          <w:color w:val="A31515"/>
+          <w:kern w:val="0"/>
+          <w14:ligatures w14:val="none"/>
+        </w:rPr>
+        <w:t>"</w:t>
+      </w:r>
+      <w:r>
+        <w:rPr>
+          <w:rFonts w:ascii="Times New Roman" w:eastAsia="Times New Roman" w:hAnsi="Times New Roman" w:cs="Times New Roman"/>
+          <w:color w:val="000000"/>
+          <w:kern w:val="0"/>
+          <w14:ligatures w14:val="none"/>
+        </w:rPr>
+        <w:t xml:space="preserve">: </w:t>
+      </w:r>
+      <w:r>
+        <w:rPr>
+          <w:rFonts w:ascii="Times New Roman" w:eastAsia="Times New Roman" w:hAnsi="Times New Roman" w:cs="Times New Roman"/>
+          <w:color w:val="0451A5"/>
+          <w:kern w:val="0"/>
+          <w14:ligatures w14:val="none"/>
+        </w:rPr>
+        <w:t>"</w:t>
+      </w:r>
+      <w:proofErr w:type="spellStart"/>
+      <w:r>
+        <w:rPr>
+          <w:rFonts w:ascii="Times New Roman" w:eastAsia="Times New Roman" w:hAnsi="Times New Roman" w:cs="Times New Roman"/>
+          <w:color w:val="0451A5"/>
+          <w:kern w:val="0"/>
+          <w14:ligatures w14:val="none"/>
+        </w:rPr>
+        <w:t>Perferendis</w:t>
+      </w:r>
+      <w:proofErr w:type="spellEnd"/>
+      <w:r>
+        <w:rPr>
+          <w:rFonts w:ascii="Times New Roman" w:eastAsia="Times New Roman" w:hAnsi="Times New Roman" w:cs="Times New Roman"/>
+          <w:color w:val="0451A5"/>
+          <w:kern w:val="0"/>
+          <w14:ligatures w14:val="none"/>
+        </w:rPr>
+        <w:t xml:space="preserve"> non </w:t>
+      </w:r>
+      <w:proofErr w:type="spellStart"/>
+      <w:r>
+        <w:rPr>
+          <w:rFonts w:ascii="Times New Roman" w:eastAsia="Times New Roman" w:hAnsi="Times New Roman" w:cs="Times New Roman"/>
+          <w:color w:val="0451A5"/>
+          <w:kern w:val="0"/>
+          <w14:ligatures w14:val="none"/>
+        </w:rPr>
+        <w:t>quis</w:t>
+      </w:r>
+      <w:proofErr w:type="spellEnd"/>
+      <w:r>
+        <w:rPr>
+          <w:rFonts w:ascii="Times New Roman" w:eastAsia="Times New Roman" w:hAnsi="Times New Roman" w:cs="Times New Roman"/>
+          <w:color w:val="0451A5"/>
+          <w:kern w:val="0"/>
+          <w14:ligatures w14:val="none"/>
+        </w:rPr>
+        <w:t>"</w:t>
+      </w:r>
+      <w:r>
+        <w:rPr>
+          <w:rFonts w:ascii="Times New Roman" w:eastAsia="Times New Roman" w:hAnsi="Times New Roman" w:cs="Times New Roman"/>
+          <w:color w:val="000000"/>
+          <w:kern w:val="0"/>
+          <w14:ligatures w14:val="none"/>
+        </w:rPr>
+        <w:t>,</w:t>
+      </w:r>
+    </w:p>
+    <w:p>
+      <w:pPr>
+        <w:shd w:val="clear" w:color="auto" w:fill="FFFFFF"/>
+        <w:spacing w:after="0" w:line="270" w:lineRule="atLeast"/>
+        <w:rPr>
+          <w:rFonts w:ascii="Times New Roman" w:eastAsia="Times New Roman" w:hAnsi="Times New Roman" w:cs="Times New Roman"/>
+          <w:color w:val="000000"/>
+          <w:kern w:val="0"/>
+          <w14:ligatures w14:val="none"/>
+        </w:rPr>
+      </w:pPr>
+      <w:r>
+        <w:rPr>
+          <w:rFonts w:ascii="Times New Roman" w:eastAsia="Times New Roman" w:hAnsi="Times New Roman" w:cs="Times New Roman"/>
+          <w:color w:val="000000"/>
+          <w:kern w:val="0"/>
+          <w14:ligatures w14:val="none"/>
+        </w:rPr>
+        <w:t xml:space="preserve">        </w:t>
+      </w:r>
+      <w:r>
+        <w:rPr>
+          <w:rFonts w:ascii="Times New Roman" w:eastAsia="Times New Roman" w:hAnsi="Times New Roman" w:cs="Times New Roman"/>
+          <w:color w:val="A31515"/>
+          <w:kern w:val="0"/>
+          <w14:ligatures w14:val="none"/>
+        </w:rPr>
+        <w:t>"</w:t>
+      </w:r>
+      <w:proofErr w:type="spellStart"/>
+      <w:r>
+        <w:rPr>
+          <w:rFonts w:ascii="Times New Roman" w:eastAsia="Times New Roman" w:hAnsi="Times New Roman" w:cs="Times New Roman"/>
+          <w:color w:val="A31515"/>
+          <w:kern w:val="0"/>
+          <w14:ligatures w14:val="none"/>
+        </w:rPr>
+        <w:t>uptrade</w:t>
+      </w:r>
+      <w:proofErr w:type="spellEnd"/>
+      <w:r>
+        <w:rPr>
+          <w:rFonts w:ascii="Times New Roman" w:eastAsia="Times New Roman" w:hAnsi="Times New Roman" w:cs="Times New Roman"/>
+          <w:color w:val="A31515"/>
+          <w:kern w:val="0"/>
+          <w14:ligatures w14:val="none"/>
+        </w:rPr>
+        <w:t>"</w:t>
+      </w:r>
+      <w:r>
+        <w:rPr>
+          <w:rFonts w:ascii="Times New Roman" w:eastAsia="Times New Roman" w:hAnsi="Times New Roman" w:cs="Times New Roman"/>
+          <w:color w:val="000000"/>
+          <w:kern w:val="0"/>
+          <w14:ligatures w14:val="none"/>
+        </w:rPr>
+        <w:t xml:space="preserve">: </w:t>
+      </w:r>
+      <w:r>
+        <w:rPr>
+          <w:rFonts w:ascii="Times New Roman" w:eastAsia="Times New Roman" w:hAnsi="Times New Roman" w:cs="Times New Roman"/>
+          <w:color w:val="0451A5"/>
+          <w:kern w:val="0"/>
+          <w14:ligatures w14:val="none"/>
+        </w:rPr>
+        <w:t xml:space="preserve">"Nihil non </w:t>
+      </w:r>
+      <w:proofErr w:type="spellStart"/>
+      <w:r>
+        <w:rPr>
+          <w:rFonts w:ascii="Times New Roman" w:eastAsia="Times New Roman" w:hAnsi="Times New Roman" w:cs="Times New Roman"/>
+          <w:color w:val="0451A5"/>
+          <w:kern w:val="0"/>
+          <w14:ligatures w14:val="none"/>
+        </w:rPr>
+        <w:t>commodo</w:t>
+      </w:r>
+      <w:proofErr w:type="spellEnd"/>
+      <w:r>
+        <w:rPr>
+          <w:rFonts w:ascii="Times New Roman" w:eastAsia="Times New Roman" w:hAnsi="Times New Roman" w:cs="Times New Roman"/>
+          <w:color w:val="0451A5"/>
+          <w:kern w:val="0"/>
+          <w14:ligatures w14:val="none"/>
+        </w:rPr>
+        <w:t xml:space="preserve"> </w:t>
+      </w:r>
+      <w:proofErr w:type="spellStart"/>
+      <w:r>
+        <w:rPr>
+          <w:rFonts w:ascii="Times New Roman" w:eastAsia="Times New Roman" w:hAnsi="Times New Roman" w:cs="Times New Roman"/>
+          <w:color w:val="0451A5"/>
+          <w:kern w:val="0"/>
+          <w14:ligatures w14:val="none"/>
+        </w:rPr>
+        <w:t>vo</w:t>
+      </w:r>
+      <w:proofErr w:type="spellEnd"/>
+      <w:r>
+        <w:rPr>
+          <w:rFonts w:ascii="Times New Roman" w:eastAsia="Times New Roman" w:hAnsi="Times New Roman" w:cs="Times New Roman"/>
+          <w:color w:val="0451A5"/>
+          <w:kern w:val="0"/>
+          <w14:ligatures w14:val="none"/>
+        </w:rPr>
+        <w:t>"</w:t>
+      </w:r>
+      <w:r>
+        <w:rPr>
+          <w:rFonts w:ascii="Times New Roman" w:eastAsia="Times New Roman" w:hAnsi="Times New Roman" w:cs="Times New Roman"/>
+          <w:color w:val="000000"/>
+          <w:kern w:val="0"/>
+          <w14:ligatures w14:val="none"/>
+        </w:rPr>
+        <w:t>,</w:t>
+      </w:r>
+    </w:p>
+    <w:p>
+      <w:pPr>
+        <w:shd w:val="clear" w:color="auto" w:fill="FFFFFF"/>
+        <w:spacing w:after="0" w:line="270" w:lineRule="atLeast"/>
+        <w:rPr>
+          <w:rFonts w:ascii="Times New Roman" w:eastAsia="Times New Roman" w:hAnsi="Times New Roman" w:cs="Times New Roman"/>
+          <w:color w:val="000000"/>
+          <w:kern w:val="0"/>
+          <w14:ligatures w14:val="none"/>
+        </w:rPr>
+      </w:pPr>
+      <w:r>
+        <w:rPr>
+          <w:rFonts w:ascii="Times New Roman" w:eastAsia="Times New Roman" w:hAnsi="Times New Roman" w:cs="Times New Roman"/>
+          <w:color w:val="000000"/>
+          <w:kern w:val="0"/>
+          <w14:ligatures w14:val="none"/>
+        </w:rPr>
+        <w:t xml:space="preserve">        </w:t>
+      </w:r>
+      <w:r>
+        <w:rPr>
+          <w:rFonts w:ascii="Times New Roman" w:eastAsia="Times New Roman" w:hAnsi="Times New Roman" w:cs="Times New Roman"/>
+          <w:color w:val="A31515"/>
+          <w:kern w:val="0"/>
+          <w14:ligatures w14:val="none"/>
+        </w:rPr>
+        <w:t>"</w:t>
+      </w:r>
+      <w:proofErr w:type="spellStart"/>
+      <w:r>
+        <w:rPr>
+          <w:rFonts w:ascii="Times New Roman" w:eastAsia="Times New Roman" w:hAnsi="Times New Roman" w:cs="Times New Roman"/>
+          <w:color w:val="A31515"/>
+          <w:kern w:val="0"/>
+          <w14:ligatures w14:val="none"/>
+        </w:rPr>
+        <w:t>imei</w:t>
+      </w:r>
+      <w:proofErr w:type="spellEnd"/>
+      <w:r>
+        <w:rPr>
+          <w:rFonts w:ascii="Times New Roman" w:eastAsia="Times New Roman" w:hAnsi="Times New Roman" w:cs="Times New Roman"/>
+          <w:color w:val="A31515"/>
+          <w:kern w:val="0"/>
+          <w14:ligatures w14:val="none"/>
+        </w:rPr>
+        <w:t>"</w:t>
+      </w:r>
+      <w:r>
+        <w:rPr>
+          <w:rFonts w:ascii="Times New Roman" w:eastAsia="Times New Roman" w:hAnsi="Times New Roman" w:cs="Times New Roman"/>
+          <w:color w:val="000000"/>
+          <w:kern w:val="0"/>
+          <w14:ligatures w14:val="none"/>
+        </w:rPr>
+        <w:t xml:space="preserve">: </w:t>
+      </w:r>
+      <w:r>
+        <w:rPr>
+          <w:rFonts w:ascii="Times New Roman" w:eastAsia="Times New Roman" w:hAnsi="Times New Roman" w:cs="Times New Roman"/>
+          <w:color w:val="0451A5"/>
+          <w:kern w:val="0"/>
+          <w14:ligatures w14:val="none"/>
+        </w:rPr>
+        <w:t xml:space="preserve">"Dicta </w:t>
+      </w:r>
+      <w:proofErr w:type="spellStart"/>
+      <w:r>
+        <w:rPr>
+          <w:rFonts w:ascii="Times New Roman" w:eastAsia="Times New Roman" w:hAnsi="Times New Roman" w:cs="Times New Roman"/>
+          <w:color w:val="0451A5"/>
+          <w:kern w:val="0"/>
+          <w14:ligatures w14:val="none"/>
+        </w:rPr>
+        <w:t>irure</w:t>
+      </w:r>
+      <w:proofErr w:type="spellEnd"/>
+      <w:r>
+        <w:rPr>
+          <w:rFonts w:ascii="Times New Roman" w:eastAsia="Times New Roman" w:hAnsi="Times New Roman" w:cs="Times New Roman"/>
+          <w:color w:val="0451A5"/>
+          <w:kern w:val="0"/>
+          <w14:ligatures w14:val="none"/>
+        </w:rPr>
+        <w:t xml:space="preserve"> corporis"</w:t>
+      </w:r>
+      <w:r>
+        <w:rPr>
+          <w:rFonts w:ascii="Times New Roman" w:eastAsia="Times New Roman" w:hAnsi="Times New Roman" w:cs="Times New Roman"/>
+          <w:color w:val="000000"/>
+          <w:kern w:val="0"/>
+          <w14:ligatures w14:val="none"/>
+        </w:rPr>
+        <w:t>,</w:t>
+      </w:r>
+    </w:p>
+    <w:p>
+      <w:pPr>
+        <w:shd w:val="clear" w:color="auto" w:fill="FFFFFF"/>
+        <w:spacing w:after="0" w:line="270" w:lineRule="atLeast"/>
+        <w:rPr>
+          <w:rFonts w:ascii="Times New Roman" w:eastAsia="Times New Roman" w:hAnsi="Times New Roman" w:cs="Times New Roman"/>
+          <w:color w:val="000000"/>
+          <w:kern w:val="0"/>
+          <w14:ligatures w14:val="none"/>
+        </w:rPr>
+      </w:pPr>
+      <w:r>
+        <w:rPr>
+          <w:rFonts w:ascii="Times New Roman" w:eastAsia="Times New Roman" w:hAnsi="Times New Roman" w:cs="Times New Roman"/>
+          <w:color w:val="000000"/>
+          <w:kern w:val="0"/>
+          <w14:ligatures w14:val="none"/>
+        </w:rPr>
+        <w:t xml:space="preserve">        </w:t>
+      </w:r>
+      <w:r>
+        <w:rPr>
+          <w:rFonts w:ascii="Times New Roman" w:eastAsia="Times New Roman" w:hAnsi="Times New Roman" w:cs="Times New Roman"/>
+          <w:color w:val="A31515"/>
+          <w:kern w:val="0"/>
+          <w14:ligatures w14:val="none"/>
+        </w:rPr>
+        <w:t>"keywords"</w:t>
+      </w:r>
+      <w:r>
+        <w:rPr>
+          <w:rFonts w:ascii="Times New Roman" w:eastAsia="Times New Roman" w:hAnsi="Times New Roman" w:cs="Times New Roman"/>
+          <w:color w:val="000000"/>
+          <w:kern w:val="0"/>
+          <w14:ligatures w14:val="none"/>
+        </w:rPr>
+        <w:t xml:space="preserve">: </w:t>
+      </w:r>
+      <w:r>
+        <w:rPr>
+          <w:rFonts w:ascii="Times New Roman" w:eastAsia="Times New Roman" w:hAnsi="Times New Roman" w:cs="Times New Roman"/>
+          <w:color w:val="0451A5"/>
+          <w:kern w:val="0"/>
+          <w14:ligatures w14:val="none"/>
+        </w:rPr>
+        <w:t xml:space="preserve">"Ut </w:t>
+      </w:r>
+      <w:proofErr w:type="spellStart"/>
+      <w:r>
+        <w:rPr>
+          <w:rFonts w:ascii="Times New Roman" w:eastAsia="Times New Roman" w:hAnsi="Times New Roman" w:cs="Times New Roman"/>
+          <w:color w:val="0451A5"/>
+          <w:kern w:val="0"/>
+          <w14:ligatures w14:val="none"/>
+        </w:rPr>
+        <w:t>commodi</w:t>
+      </w:r>
+      <w:proofErr w:type="spellEnd"/>
+      <w:r>
+        <w:rPr>
+          <w:rFonts w:ascii="Times New Roman" w:eastAsia="Times New Roman" w:hAnsi="Times New Roman" w:cs="Times New Roman"/>
+          <w:color w:val="0451A5"/>
+          <w:kern w:val="0"/>
+          <w14:ligatures w14:val="none"/>
+        </w:rPr>
+        <w:t xml:space="preserve"> porro et"</w:t>
+      </w:r>
+      <w:r>
+        <w:rPr>
+          <w:rFonts w:ascii="Times New Roman" w:eastAsia="Times New Roman" w:hAnsi="Times New Roman" w:cs="Times New Roman"/>
+          <w:color w:val="000000"/>
+          <w:kern w:val="0"/>
+          <w14:ligatures w14:val="none"/>
+        </w:rPr>
+        <w:t>,</w:t>
+      </w:r>
+    </w:p>
+    <w:p>
+      <w:pPr>
+        <w:shd w:val="clear" w:color="auto" w:fill="FFFFFF"/>
+        <w:spacing w:after="0" w:line="270" w:lineRule="atLeast"/>
+        <w:rPr>
+          <w:rFonts w:ascii="Times New Roman" w:eastAsia="Times New Roman" w:hAnsi="Times New Roman" w:cs="Times New Roman"/>
+          <w:color w:val="000000"/>
+          <w:kern w:val="0"/>
+          <w14:ligatures w14:val="none"/>
+        </w:rPr>
+      </w:pPr>
+      <w:r>
+        <w:rPr>
+          <w:rFonts w:ascii="Times New Roman" w:eastAsia="Times New Roman" w:hAnsi="Times New Roman" w:cs="Times New Roman"/>
+          <w:color w:val="000000"/>
+          <w:kern w:val="0"/>
+          <w14:ligatures w14:val="none"/>
+        </w:rPr>
+        <w:t xml:space="preserve">        </w:t>
+      </w:r>
+      <w:r>
+        <w:rPr>
+          <w:rFonts w:ascii="Times New Roman" w:eastAsia="Times New Roman" w:hAnsi="Times New Roman" w:cs="Times New Roman"/>
+          <w:color w:val="A31515"/>
+          <w:kern w:val="0"/>
+          <w14:ligatures w14:val="none"/>
+        </w:rPr>
+        <w:t>"category"</w:t>
+      </w:r>
+      <w:r>
+        <w:rPr>
+          <w:rFonts w:ascii="Times New Roman" w:eastAsia="Times New Roman" w:hAnsi="Times New Roman" w:cs="Times New Roman"/>
+          <w:color w:val="000000"/>
+          <w:kern w:val="0"/>
+          <w14:ligatures w14:val="none"/>
+        </w:rPr>
+        <w:t>: {</w:t>
+      </w:r>
+    </w:p>
+    <w:p>
+      <w:pPr>
+        <w:shd w:val="clear" w:color="auto" w:fill="FFFFFF"/>
+        <w:spacing w:after="0" w:line="270" w:lineRule="atLeast"/>
+        <w:rPr>
+          <w:rFonts w:ascii="Times New Roman" w:eastAsia="Times New Roman" w:hAnsi="Times New Roman" w:cs="Times New Roman"/>
+          <w:color w:val="000000"/>
+          <w:kern w:val="0"/>
+          <w14:ligatures w14:val="none"/>
+        </w:rPr>
+      </w:pPr>
+      <w:r>
+        <w:rPr>
+          <w:rFonts w:ascii="Times New Roman" w:eastAsia="Times New Roman" w:hAnsi="Times New Roman" w:cs="Times New Roman"/>
+          <w:color w:val="000000"/>
+          <w:kern w:val="0"/>
+          <w14:ligatures w14:val="none"/>
+        </w:rPr>
+        <w:t xml:space="preserve">            </w:t>
+      </w:r>
+      <w:r>
+        <w:rPr>
+          <w:rFonts w:ascii="Times New Roman" w:eastAsia="Times New Roman" w:hAnsi="Times New Roman" w:cs="Times New Roman"/>
+          <w:color w:val="A31515"/>
+          <w:kern w:val="0"/>
+          <w14:ligatures w14:val="none"/>
+        </w:rPr>
+        <w:t>"id"</w:t>
+      </w:r>
+      <w:r>
+        <w:rPr>
+          <w:rFonts w:ascii="Times New Roman" w:eastAsia="Times New Roman" w:hAnsi="Times New Roman" w:cs="Times New Roman"/>
+          <w:color w:val="000000"/>
+          <w:kern w:val="0"/>
+          <w14:ligatures w14:val="none"/>
+        </w:rPr>
+        <w:t xml:space="preserve">: </w:t>
+      </w:r>
+      <w:r>
+        <w:rPr>
+          <w:rFonts w:ascii="Times New Roman" w:eastAsia="Times New Roman" w:hAnsi="Times New Roman" w:cs="Times New Roman"/>
+          <w:color w:val="098658"/>
+          <w:kern w:val="0"/>
+          <w14:ligatures w14:val="none"/>
+        </w:rPr>
+        <w:t>1</w:t>
+      </w:r>
+      <w:r>
+        <w:rPr>
+          <w:rFonts w:ascii="Times New Roman" w:eastAsia="Times New Roman" w:hAnsi="Times New Roman" w:cs="Times New Roman"/>
+          <w:color w:val="000000"/>
+          <w:kern w:val="0"/>
+          <w14:ligatures w14:val="none"/>
+        </w:rPr>
+        <w:t>,</w:t>
+      </w:r>
+    </w:p>
+    <w:p>
+      <w:pPr>
+        <w:shd w:val="clear" w:color="auto" w:fill="FFFFFF"/>
+        <w:spacing w:after="0" w:line="270" w:lineRule="atLeast"/>
+        <w:rPr>
+          <w:rFonts w:ascii="Times New Roman" w:eastAsia="Times New Roman" w:hAnsi="Times New Roman" w:cs="Times New Roman"/>
+          <w:color w:val="000000"/>
+          <w:kern w:val="0"/>
+          <w14:ligatures w14:val="none"/>
+        </w:rPr>
+      </w:pPr>
+      <w:r>
+        <w:rPr>
+          <w:rFonts w:ascii="Times New Roman" w:eastAsia="Times New Roman" w:hAnsi="Times New Roman" w:cs="Times New Roman"/>
+          <w:color w:val="000000"/>
+          <w:kern w:val="0"/>
+          <w14:ligatures w14:val="none"/>
+        </w:rPr>
+        <w:t xml:space="preserve">            </w:t>
+      </w:r>
+      <w:r>
+        <w:rPr>
+          <w:rFonts w:ascii="Times New Roman" w:eastAsia="Times New Roman" w:hAnsi="Times New Roman" w:cs="Times New Roman"/>
+          <w:color w:val="A31515"/>
+          <w:kern w:val="0"/>
+          <w14:ligatures w14:val="none"/>
+        </w:rPr>
+        <w:t>"name"</w:t>
+      </w:r>
+      <w:r>
+        <w:rPr>
+          <w:rFonts w:ascii="Times New Roman" w:eastAsia="Times New Roman" w:hAnsi="Times New Roman" w:cs="Times New Roman"/>
+          <w:color w:val="000000"/>
+          <w:kern w:val="0"/>
+          <w14:ligatures w14:val="none"/>
+        </w:rPr>
+        <w:t xml:space="preserve">: </w:t>
+      </w:r>
+      <w:r>
+        <w:rPr>
+          <w:rFonts w:ascii="Times New Roman" w:eastAsia="Times New Roman" w:hAnsi="Times New Roman" w:cs="Times New Roman"/>
+          <w:color w:val="0451A5"/>
+          <w:kern w:val="0"/>
+          <w14:ligatures w14:val="none"/>
+        </w:rPr>
+        <w:t>"Mac"</w:t>
+      </w:r>
+      <w:r>
+        <w:rPr>
+          <w:rFonts w:ascii="Times New Roman" w:eastAsia="Times New Roman" w:hAnsi="Times New Roman" w:cs="Times New Roman"/>
+          <w:color w:val="000000"/>
+          <w:kern w:val="0"/>
+          <w14:ligatures w14:val="none"/>
+        </w:rPr>
+        <w:t>,</w:t>
+      </w:r>
+    </w:p>
+    <w:p>
+      <w:pPr>
+        <w:shd w:val="clear" w:color="auto" w:fill="FFFFFF"/>
+        <w:spacing w:after="0" w:line="270" w:lineRule="atLeast"/>
+        <w:rPr>
+          <w:rFonts w:ascii="Times New Roman" w:eastAsia="Times New Roman" w:hAnsi="Times New Roman" w:cs="Times New Roman"/>
+          <w:color w:val="000000"/>
+          <w:kern w:val="0"/>
+          <w14:ligatures w14:val="none"/>
+        </w:rPr>
+      </w:pPr>
+      <w:r>
+        <w:rPr>
+          <w:rFonts w:ascii="Times New Roman" w:eastAsia="Times New Roman" w:hAnsi="Times New Roman" w:cs="Times New Roman"/>
+          <w:color w:val="000000"/>
+          <w:kern w:val="0"/>
+          <w14:ligatures w14:val="none"/>
+        </w:rPr>
+        <w:t xml:space="preserve">            </w:t>
+      </w:r>
+      <w:r>
+        <w:rPr>
+          <w:rFonts w:ascii="Times New Roman" w:eastAsia="Times New Roman" w:hAnsi="Times New Roman" w:cs="Times New Roman"/>
+          <w:color w:val="A31515"/>
+          <w:kern w:val="0"/>
+          <w14:ligatures w14:val="none"/>
+        </w:rPr>
+        <w:t>"slug"</w:t>
+      </w:r>
+      <w:r>
+        <w:rPr>
+          <w:rFonts w:ascii="Times New Roman" w:eastAsia="Times New Roman" w:hAnsi="Times New Roman" w:cs="Times New Roman"/>
+          <w:color w:val="000000"/>
+          <w:kern w:val="0"/>
+          <w14:ligatures w14:val="none"/>
+        </w:rPr>
+        <w:t xml:space="preserve">: </w:t>
+      </w:r>
+      <w:r>
+        <w:rPr>
+          <w:rFonts w:ascii="Times New Roman" w:eastAsia="Times New Roman" w:hAnsi="Times New Roman" w:cs="Times New Roman"/>
+          <w:color w:val="0451A5"/>
+          <w:kern w:val="0"/>
+          <w14:ligatures w14:val="none"/>
+        </w:rPr>
+        <w:t>"mac"</w:t>
+      </w:r>
+      <w:r>
+        <w:rPr>
+          <w:rFonts w:ascii="Times New Roman" w:eastAsia="Times New Roman" w:hAnsi="Times New Roman" w:cs="Times New Roman"/>
+          <w:color w:val="000000"/>
+          <w:kern w:val="0"/>
+          <w14:ligatures w14:val="none"/>
+        </w:rPr>
+        <w:t>,</w:t>
+      </w:r>
+    </w:p>
+    <w:p>
+      <w:pPr>
+        <w:shd w:val="clear" w:color="auto" w:fill="FFFFFF"/>
+        <w:spacing w:after="0" w:line="270" w:lineRule="atLeast"/>
+        <w:rPr>
+          <w:rFonts w:ascii="Times New Roman" w:eastAsia="Times New Roman" w:hAnsi="Times New Roman" w:cs="Times New Roman"/>
+          <w:color w:val="000000"/>
+          <w:kern w:val="0"/>
+          <w14:ligatures w14:val="none"/>
+        </w:rPr>
+      </w:pPr>
+      <w:r>
+        <w:rPr>
+          <w:rFonts w:ascii="Times New Roman" w:eastAsia="Times New Roman" w:hAnsi="Times New Roman" w:cs="Times New Roman"/>
+          <w:color w:val="000000"/>
+          <w:kern w:val="0"/>
+          <w14:ligatures w14:val="none"/>
+        </w:rPr>
+        <w:t xml:space="preserve">            </w:t>
+      </w:r>
+      <w:r>
+        <w:rPr>
+          <w:rFonts w:ascii="Times New Roman" w:eastAsia="Times New Roman" w:hAnsi="Times New Roman" w:cs="Times New Roman"/>
+          <w:color w:val="A31515"/>
+          <w:kern w:val="0"/>
+          <w14:ligatures w14:val="none"/>
+        </w:rPr>
+        <w:t>"image"</w:t>
+      </w:r>
+      <w:r>
+        <w:rPr>
+          <w:rFonts w:ascii="Times New Roman" w:eastAsia="Times New Roman" w:hAnsi="Times New Roman" w:cs="Times New Roman"/>
+          <w:color w:val="000000"/>
+          <w:kern w:val="0"/>
+          <w14:ligatures w14:val="none"/>
+        </w:rPr>
+        <w:t xml:space="preserve">: </w:t>
+      </w:r>
+      <w:r>
+        <w:rPr>
+          <w:rFonts w:ascii="Times New Roman" w:eastAsia="Times New Roman" w:hAnsi="Times New Roman" w:cs="Times New Roman"/>
+          <w:color w:val="0451A5"/>
+          <w:kern w:val="0"/>
+          <w14:ligatures w14:val="none"/>
+        </w:rPr>
+        <w:t>"https://demo.macstore.com.np/storage/top_categories/1782037272_mac.png"</w:t>
+      </w:r>
+    </w:p>
+    <w:p>
+      <w:pPr>
+        <w:shd w:val="clear" w:color="auto" w:fill="FFFFFF"/>
+        <w:spacing w:after="0" w:line="270" w:lineRule="atLeast"/>
+        <w:rPr>
+          <w:rFonts w:ascii="Times New Roman" w:eastAsia="Times New Roman" w:hAnsi="Times New Roman" w:cs="Times New Roman"/>
+          <w:color w:val="000000"/>
+          <w:kern w:val="0"/>
+          <w14:ligatures w14:val="none"/>
+        </w:rPr>
+      </w:pPr>
+      <w:r>
+        <w:rPr>
+          <w:rFonts w:ascii="Times New Roman" w:eastAsia="Times New Roman" w:hAnsi="Times New Roman" w:cs="Times New Roman"/>
+          <w:color w:val="000000"/>
+          <w:kern w:val="0"/>
+          <w14:ligatures w14:val="none"/>
+        </w:rPr>
+        <w:t>        },</w:t>
+      </w:r>
+    </w:p>
+    <w:p>
+      <w:pPr>
+        <w:shd w:val="clear" w:color="auto" w:fill="FFFFFF"/>
+        <w:spacing w:after="0" w:line="270" w:lineRule="atLeast"/>
+        <w:rPr>
+          <w:rFonts w:ascii="Times New Roman" w:eastAsia="Times New Roman" w:hAnsi="Times New Roman" w:cs="Times New Roman"/>
+          <w:color w:val="000000"/>
+          <w:kern w:val="0"/>
+          <w14:ligatures w14:val="none"/>
+        </w:rPr>
+      </w:pPr>
+      <w:r>
+        <w:rPr>
+          <w:rFonts w:ascii="Times New Roman" w:eastAsia="Times New Roman" w:hAnsi="Times New Roman" w:cs="Times New Roman"/>
+          <w:color w:val="000000"/>
+          <w:kern w:val="0"/>
+          <w14:ligatures w14:val="none"/>
+        </w:rPr>
+        <w:t xml:space="preserve">        </w:t>
+      </w:r>
+      <w:r>
+        <w:rPr>
+          <w:rFonts w:ascii="Times New Roman" w:eastAsia="Times New Roman" w:hAnsi="Times New Roman" w:cs="Times New Roman"/>
+          <w:color w:val="A31515"/>
+          <w:kern w:val="0"/>
+          <w14:ligatures w14:val="none"/>
+        </w:rPr>
+        <w:t>"subcategory"</w:t>
+      </w:r>
+      <w:r>
+        <w:rPr>
+          <w:rFonts w:ascii="Times New Roman" w:eastAsia="Times New Roman" w:hAnsi="Times New Roman" w:cs="Times New Roman"/>
+          <w:color w:val="000000"/>
+          <w:kern w:val="0"/>
+          <w14:ligatures w14:val="none"/>
+        </w:rPr>
+        <w:t>: {</w:t>
+      </w:r>
+    </w:p>
+    <w:p>
+      <w:pPr>
+        <w:shd w:val="clear" w:color="auto" w:fill="FFFFFF"/>
+        <w:spacing w:after="0" w:line="270" w:lineRule="atLeast"/>
+        <w:rPr>
+          <w:rFonts w:ascii="Times New Roman" w:eastAsia="Times New Roman" w:hAnsi="Times New Roman" w:cs="Times New Roman"/>
+          <w:color w:val="000000"/>
+          <w:kern w:val="0"/>
+          <w14:ligatures w14:val="none"/>
+        </w:rPr>
+      </w:pPr>
+      <w:r>
+        <w:rPr>
+          <w:rFonts w:ascii="Times New Roman" w:eastAsia="Times New Roman" w:hAnsi="Times New Roman" w:cs="Times New Roman"/>
+          <w:color w:val="000000"/>
+          <w:kern w:val="0"/>
+          <w14:ligatures w14:val="none"/>
+        </w:rPr>
+        <w:t xml:space="preserve">            </w:t>
+      </w:r>
+      <w:r>
+        <w:rPr>
+          <w:rFonts w:ascii="Times New Roman" w:eastAsia="Times New Roman" w:hAnsi="Times New Roman" w:cs="Times New Roman"/>
+          <w:color w:val="A31515"/>
+          <w:kern w:val="0"/>
+          <w14:ligatures w14:val="none"/>
+        </w:rPr>
+        <w:t>"id"</w:t>
+      </w:r>
+      <w:r>
+        <w:rPr>
+          <w:rFonts w:ascii="Times New Roman" w:eastAsia="Times New Roman" w:hAnsi="Times New Roman" w:cs="Times New Roman"/>
+          <w:color w:val="000000"/>
+          <w:kern w:val="0"/>
+          <w14:ligatures w14:val="none"/>
+        </w:rPr>
+        <w:t xml:space="preserve">: </w:t>
+      </w:r>
+      <w:r>
+        <w:rPr>
+          <w:rFonts w:ascii="Times New Roman" w:eastAsia="Times New Roman" w:hAnsi="Times New Roman" w:cs="Times New Roman"/>
+          <w:color w:val="098658"/>
+          <w:kern w:val="0"/>
+          <w14:ligatures w14:val="none"/>
+        </w:rPr>
+        <w:t>9</w:t>
+      </w:r>
+      <w:r>
+        <w:rPr>
+          <w:rFonts w:ascii="Times New Roman" w:eastAsia="Times New Roman" w:hAnsi="Times New Roman" w:cs="Times New Roman"/>
+          <w:color w:val="000000"/>
+          <w:kern w:val="0"/>
+          <w14:ligatures w14:val="none"/>
+        </w:rPr>
+        <w:t>,</w:t>
+      </w:r>
+    </w:p>
+    <w:p>
+      <w:pPr>
+        <w:shd w:val="clear" w:color="auto" w:fill="FFFFFF"/>
+        <w:spacing w:after="0" w:line="270" w:lineRule="atLeast"/>
+        <w:rPr>
+          <w:rFonts w:ascii="Times New Roman" w:eastAsia="Times New Roman" w:hAnsi="Times New Roman" w:cs="Times New Roman"/>
+          <w:color w:val="000000"/>
+          <w:kern w:val="0"/>
+          <w14:ligatures w14:val="none"/>
+        </w:rPr>
+      </w:pPr>
+      <w:r>
+        <w:rPr>
+          <w:rFonts w:ascii="Times New Roman" w:eastAsia="Times New Roman" w:hAnsi="Times New Roman" w:cs="Times New Roman"/>
+          <w:color w:val="000000"/>
+          <w:kern w:val="0"/>
+          <w14:ligatures w14:val="none"/>
+        </w:rPr>
+        <w:t xml:space="preserve">            </w:t>
+      </w:r>
+      <w:r>
+        <w:rPr>
+          <w:rFonts w:ascii="Times New Roman" w:eastAsia="Times New Roman" w:hAnsi="Times New Roman" w:cs="Times New Roman"/>
+          <w:color w:val="A31515"/>
+          <w:kern w:val="0"/>
+          <w14:ligatures w14:val="none"/>
+        </w:rPr>
+        <w:t>"name"</w:t>
+      </w:r>
+      <w:r>
+        <w:rPr>
+          <w:rFonts w:ascii="Times New Roman" w:eastAsia="Times New Roman" w:hAnsi="Times New Roman" w:cs="Times New Roman"/>
+          <w:color w:val="000000"/>
+          <w:kern w:val="0"/>
+          <w14:ligatures w14:val="none"/>
+        </w:rPr>
+        <w:t xml:space="preserve">: </w:t>
+      </w:r>
+      <w:r>
+        <w:rPr>
+          <w:rFonts w:ascii="Times New Roman" w:eastAsia="Times New Roman" w:hAnsi="Times New Roman" w:cs="Times New Roman"/>
+          <w:color w:val="0451A5"/>
+          <w:kern w:val="0"/>
+          <w14:ligatures w14:val="none"/>
+        </w:rPr>
+        <w:t>"MacBook Air"</w:t>
+      </w:r>
+      <w:r>
+        <w:rPr>
+          <w:rFonts w:ascii="Times New Roman" w:eastAsia="Times New Roman" w:hAnsi="Times New Roman" w:cs="Times New Roman"/>
+          <w:color w:val="000000"/>
+          <w:kern w:val="0"/>
+          <w14:ligatures w14:val="none"/>
+        </w:rPr>
+        <w:t>,</w:t>
+      </w:r>
+    </w:p>
+    <w:p>
+      <w:pPr>
+        <w:shd w:val="clear" w:color="auto" w:fill="FFFFFF"/>
+        <w:spacing w:after="0" w:line="270" w:lineRule="atLeast"/>
+        <w:rPr>
+          <w:rFonts w:ascii="Times New Roman" w:eastAsia="Times New Roman" w:hAnsi="Times New Roman" w:cs="Times New Roman"/>
+          <w:color w:val="000000"/>
+          <w:kern w:val="0"/>
+          <w14:ligatures w14:val="none"/>
+        </w:rPr>
+      </w:pPr>
+      <w:r>
+        <w:rPr>
+          <w:rFonts w:ascii="Times New Roman" w:eastAsia="Times New Roman" w:hAnsi="Times New Roman" w:cs="Times New Roman"/>
+          <w:color w:val="000000"/>
+          <w:kern w:val="0"/>
+          <w14:ligatures w14:val="none"/>
+        </w:rPr>
+        <w:t xml:space="preserve">            </w:t>
+      </w:r>
+      <w:r>
+        <w:rPr>
+          <w:rFonts w:ascii="Times New Roman" w:eastAsia="Times New Roman" w:hAnsi="Times New Roman" w:cs="Times New Roman"/>
+          <w:color w:val="A31515"/>
+          <w:kern w:val="0"/>
+          <w14:ligatures w14:val="none"/>
+        </w:rPr>
+        <w:t>"slug"</w:t>
+      </w:r>
+      <w:r>
+        <w:rPr>
+          <w:rFonts w:ascii="Times New Roman" w:eastAsia="Times New Roman" w:hAnsi="Times New Roman" w:cs="Times New Roman"/>
+          <w:color w:val="000000"/>
+          <w:kern w:val="0"/>
+          <w14:ligatures w14:val="none"/>
+        </w:rPr>
+        <w:t xml:space="preserve">: </w:t>
+      </w:r>
+      <w:r>
+        <w:rPr>
+          <w:rFonts w:ascii="Times New Roman" w:eastAsia="Times New Roman" w:hAnsi="Times New Roman" w:cs="Times New Roman"/>
+          <w:color w:val="0451A5"/>
+          <w:kern w:val="0"/>
+          <w14:ligatures w14:val="none"/>
+        </w:rPr>
+        <w:t>"</w:t>
+      </w:r>
+      <w:proofErr w:type="spellStart"/>
+      <w:r>
+        <w:rPr>
+          <w:rFonts w:ascii="Times New Roman" w:eastAsia="Times New Roman" w:hAnsi="Times New Roman" w:cs="Times New Roman"/>
+          <w:color w:val="0451A5"/>
+          <w:kern w:val="0"/>
+          <w14:ligatures w14:val="none"/>
+        </w:rPr>
+        <w:t>macbook</w:t>
+      </w:r>
+      <w:proofErr w:type="spellEnd"/>
+      <w:r>
+        <w:rPr>
+          <w:rFonts w:ascii="Times New Roman" w:eastAsia="Times New Roman" w:hAnsi="Times New Roman" w:cs="Times New Roman"/>
+          <w:color w:val="0451A5"/>
+          <w:kern w:val="0"/>
+          <w14:ligatures w14:val="none"/>
+        </w:rPr>
+        <w:t>-air-price-in-</w:t>
+      </w:r>
+      <w:proofErr w:type="spellStart"/>
+      <w:r>
+        <w:rPr>
+          <w:rFonts w:ascii="Times New Roman" w:eastAsia="Times New Roman" w:hAnsi="Times New Roman" w:cs="Times New Roman"/>
+          <w:color w:val="0451A5"/>
+          <w:kern w:val="0"/>
+          <w14:ligatures w14:val="none"/>
+        </w:rPr>
+        <w:t>nepal</w:t>
+      </w:r>
+      <w:proofErr w:type="spellEnd"/>
+      <w:r>
+        <w:rPr>
+          <w:rFonts w:ascii="Times New Roman" w:eastAsia="Times New Roman" w:hAnsi="Times New Roman" w:cs="Times New Roman"/>
+          <w:color w:val="0451A5"/>
+          <w:kern w:val="0"/>
+          <w14:ligatures w14:val="none"/>
+        </w:rPr>
+        <w:t>"</w:t>
+      </w:r>
+    </w:p>
+    <w:p>
+      <w:pPr>
+        <w:shd w:val="clear" w:color="auto" w:fill="FFFFFF"/>
+        <w:spacing w:after="0" w:line="270" w:lineRule="atLeast"/>
+        <w:rPr>
+          <w:rFonts w:ascii="Times New Roman" w:eastAsia="Times New Roman" w:hAnsi="Times New Roman" w:cs="Times New Roman"/>
+          <w:color w:val="000000"/>
+          <w:kern w:val="0"/>
+          <w14:ligatures w14:val="none"/>
+        </w:rPr>
+      </w:pPr>
+      <w:r>
+        <w:rPr>
+          <w:rFonts w:ascii="Times New Roman" w:eastAsia="Times New Roman" w:hAnsi="Times New Roman" w:cs="Times New Roman"/>
+          <w:color w:val="000000"/>
+          <w:kern w:val="0"/>
+          <w14:ligatures w14:val="none"/>
+        </w:rPr>
+        <w:t>        },</w:t>
+      </w:r>
+    </w:p>
+    <w:p>
+      <w:pPr>
+        <w:shd w:val="clear" w:color="auto" w:fill="FFFFFF"/>
+        <w:spacing w:after="0" w:line="270" w:lineRule="atLeast"/>
+        <w:rPr>
+          <w:rFonts w:ascii="Times New Roman" w:eastAsia="Times New Roman" w:hAnsi="Times New Roman" w:cs="Times New Roman"/>
+          <w:color w:val="000000"/>
+          <w:kern w:val="0"/>
+          <w14:ligatures w14:val="none"/>
+        </w:rPr>
+      </w:pPr>
+      <w:r>
+        <w:rPr>
+          <w:rFonts w:ascii="Times New Roman" w:eastAsia="Times New Roman" w:hAnsi="Times New Roman" w:cs="Times New Roman"/>
+          <w:color w:val="000000"/>
+          <w:kern w:val="0"/>
+          <w14:ligatures w14:val="none"/>
+        </w:rPr>
+        <w:t xml:space="preserve">        </w:t>
+      </w:r>
+      <w:r>
+        <w:rPr>
+          <w:rFonts w:ascii="Times New Roman" w:eastAsia="Times New Roman" w:hAnsi="Times New Roman" w:cs="Times New Roman"/>
+          <w:color w:val="A31515"/>
+          <w:kern w:val="0"/>
+          <w14:ligatures w14:val="none"/>
+        </w:rPr>
+        <w:t>"accessories"</w:t>
+      </w:r>
+      <w:r>
+        <w:rPr>
+          <w:rFonts w:ascii="Times New Roman" w:eastAsia="Times New Roman" w:hAnsi="Times New Roman" w:cs="Times New Roman"/>
+          <w:color w:val="000000"/>
+          <w:kern w:val="0"/>
+          <w14:ligatures w14:val="none"/>
+        </w:rPr>
+        <w:t>: []</w:t>
+      </w:r>
+    </w:p>
+    <w:p>
+      <w:pPr>
+        <w:shd w:val="clear" w:color="auto" w:fill="FFFFFF"/>
+        <w:spacing w:after="0" w:line="270" w:lineRule="atLeast"/>
+        <w:rPr>
+          <w:rFonts w:ascii="Times New Roman" w:eastAsia="Times New Roman" w:hAnsi="Times New Roman" w:cs="Times New Roman"/>
+          <w:color w:val="000000"/>
+          <w:kern w:val="0"/>
+          <w14:ligatures w14:val="none"/>
+        </w:rPr>
+      </w:pPr>
+      <w:r>
+        <w:rPr>
+          <w:rFonts w:ascii="Times New Roman" w:eastAsia="Times New Roman" w:hAnsi="Times New Roman" w:cs="Times New Roman"/>
+          <w:color w:val="000000"/>
+          <w:kern w:val="0"/>
+          <w14:ligatures w14:val="none"/>
+        </w:rPr>
+        <w:t>    },</w:t>
+      </w:r>
+    </w:p>
+    <w:p>
+      <w:pPr>
+        <w:shd w:val="clear" w:color="auto" w:fill="FFFFFF"/>
+        <w:spacing w:after="0" w:line="270" w:lineRule="atLeast"/>
+        <w:rPr>
+          <w:rFonts w:ascii="Times New Roman" w:eastAsia="Times New Roman" w:hAnsi="Times New Roman" w:cs="Times New Roman"/>
+          <w:color w:val="000000"/>
+          <w:kern w:val="0"/>
+          <w14:ligatures w14:val="none"/>
+        </w:rPr>
+      </w:pPr>
+      <w:r>
+        <w:rPr>
+          <w:rFonts w:ascii="Times New Roman" w:eastAsia="Times New Roman" w:hAnsi="Times New Roman" w:cs="Times New Roman"/>
+          <w:color w:val="000000"/>
+          <w:kern w:val="0"/>
+          <w14:ligatures w14:val="none"/>
+        </w:rPr>
+        <w:t xml:space="preserve">    </w:t>
+      </w:r>
+      <w:r>
+        <w:rPr>
+          <w:rFonts w:ascii="Times New Roman" w:eastAsia="Times New Roman" w:hAnsi="Times New Roman" w:cs="Times New Roman"/>
+          <w:color w:val="A31515"/>
+          <w:kern w:val="0"/>
+          <w14:ligatures w14:val="none"/>
+        </w:rPr>
+        <w:t>"attributes"</w:t>
+      </w:r>
+      <w:r>
+        <w:rPr>
+          <w:rFonts w:ascii="Times New Roman" w:eastAsia="Times New Roman" w:hAnsi="Times New Roman" w:cs="Times New Roman"/>
+          <w:color w:val="000000"/>
+          <w:kern w:val="0"/>
+          <w14:ligatures w14:val="none"/>
+        </w:rPr>
+        <w:t>: [],</w:t>
+      </w:r>
+    </w:p>
+    <w:p>
+      <w:pPr>
+        <w:shd w:val="clear" w:color="auto" w:fill="FFFFFF"/>
+        <w:spacing w:after="0" w:line="270" w:lineRule="atLeast"/>
+        <w:rPr>
+          <w:rFonts w:ascii="Times New Roman" w:eastAsia="Times New Roman" w:hAnsi="Times New Roman" w:cs="Times New Roman"/>
+          <w:color w:val="000000"/>
+          <w:kern w:val="0"/>
+          <w14:ligatures w14:val="none"/>
+        </w:rPr>
+      </w:pPr>
+      <w:r>
+        <w:rPr>
+          <w:rFonts w:ascii="Times New Roman" w:eastAsia="Times New Roman" w:hAnsi="Times New Roman" w:cs="Times New Roman"/>
+          <w:color w:val="000000"/>
+          <w:kern w:val="0"/>
+          <w14:ligatures w14:val="none"/>
+        </w:rPr>
+        <w:t xml:space="preserve">    </w:t>
+      </w:r>
+      <w:r>
+        <w:rPr>
+          <w:rFonts w:ascii="Times New Roman" w:eastAsia="Times New Roman" w:hAnsi="Times New Roman" w:cs="Times New Roman"/>
+          <w:color w:val="A31515"/>
+          <w:kern w:val="0"/>
+          <w14:ligatures w14:val="none"/>
+        </w:rPr>
+        <w:t>"</w:t>
+      </w:r>
+      <w:proofErr w:type="spellStart"/>
+      <w:r>
+        <w:rPr>
+          <w:rFonts w:ascii="Times New Roman" w:eastAsia="Times New Roman" w:hAnsi="Times New Roman" w:cs="Times New Roman"/>
+          <w:color w:val="A31515"/>
+          <w:kern w:val="0"/>
+          <w14:ligatures w14:val="none"/>
+        </w:rPr>
+        <w:t>attributeNames</w:t>
+      </w:r>
+      <w:proofErr w:type="spellEnd"/>
+      <w:r>
+        <w:rPr>
+          <w:rFonts w:ascii="Times New Roman" w:eastAsia="Times New Roman" w:hAnsi="Times New Roman" w:cs="Times New Roman"/>
+          <w:color w:val="A31515"/>
+          <w:kern w:val="0"/>
+          <w14:ligatures w14:val="none"/>
+        </w:rPr>
+        <w:t>"</w:t>
+      </w:r>
+      <w:r>
+        <w:rPr>
+          <w:rFonts w:ascii="Times New Roman" w:eastAsia="Times New Roman" w:hAnsi="Times New Roman" w:cs="Times New Roman"/>
+          <w:color w:val="000000"/>
+          <w:kern w:val="0"/>
+          <w14:ligatures w14:val="none"/>
+        </w:rPr>
+        <w:t>: []</w:t>
+      </w:r>
+    </w:p>
+    <w:p>
+      <w:pPr>
+        <w:shd w:val="clear" w:color="auto" w:fill="FFFFFF"/>
+        <w:spacing w:after="0" w:line="270" w:lineRule="atLeast"/>
+        <w:rPr>
+          <w:rFonts w:ascii="Times New Roman" w:eastAsia="Times New Roman" w:hAnsi="Times New Roman" w:cs="Times New Roman"/>
+          <w:color w:val="000000"/>
+          <w:kern w:val="0"/>
+          <w14:ligatures w14:val="none"/>
+        </w:rPr>
+      </w:pPr>
+      <w:r>
+        <w:rPr>
+          <w:rFonts w:ascii="Times New Roman" w:eastAsia="Times New Roman" w:hAnsi="Times New Roman" w:cs="Times New Roman"/>
+          <w:color w:val="000000"/>
+          <w:kern w:val="0"/>
+          <w14:ligatures w14:val="none"/>
+        </w:rPr>
+        <w:t>}</w:t>
+      </w:r>
+    </w:p>
+    <w:p>
+      <w:pPr>
+        <w:jc w:val="both"/>
+        <w:rPr>
+          <w:rFonts w:ascii="Times New Roman" w:hAnsi="Times New Roman" w:cs="Times New Roman"/>
+          <w:b/>
+          <w:bCs/>
+        </w:rPr>
+      </w:pPr>
+    </w:p>
+    <w:p>
+      <w:pPr>
+        <w:jc w:val="both"/>
+        <w:rPr>
+          <w:rFonts w:ascii="Times New Roman" w:hAnsi="Times New Roman" w:cs="Times New Roman"/>
+        </w:rPr>
+      </w:pPr>
+      <w:r>
+        <w:rPr>
+          <w:rFonts w:ascii="Times New Roman" w:hAnsi="Times New Roman" w:cs="Times New Roman"/>
+        </w:rPr>
+        <w:t>However, when I fetch the parent product (the one that has this product as an accessory), the object inside the accessories array contains a different/incorrect slug.</w:t>
+      </w:r>
+    </w:p>
+    <w:p>
+      <w:pPr>
+        <w:jc w:val="both"/>
+        <w:rPr>
+          <w:rFonts w:ascii="Times New Roman" w:hAnsi="Times New Roman" w:cs="Times New Roman"/>
+          <w:color w:val="212121"/>
+          <w:shd w:val="clear" w:color="auto" w:fill="FFFFFF"/>
+        </w:rPr>
+      </w:pPr>
+      <w:r>
+        <w:rPr>
+          <w:rFonts w:ascii="Times New Roman" w:hAnsi="Times New Roman" w:cs="Times New Roman"/>
+          <w:b/>
+          <w:bCs/>
+        </w:rPr>
+        <w:t>End Point:</w:t>
+      </w:r>
+      <w:r>
+        <w:rPr>
+          <w:rFonts w:ascii="Times New Roman" w:hAnsi="Times New Roman" w:cs="Times New Roman"/>
+        </w:rPr>
+        <w:t xml:space="preserve"> </w:t>
+      </w:r>
+      <w:r>
+        <w:rPr>
+          <w:rStyle w:val="inlinevariable"/>
+          <w:rFonts w:ascii="Times New Roman" w:hAnsi="Times New Roman" w:cs="Times New Roman"/>
+        </w:rPr>
+        <w:t>{{BASE_URL}}</w:t>
+      </w:r>
+      <w:r>
+        <w:rPr>
+          <w:rFonts w:ascii="Times New Roman" w:hAnsi="Times New Roman" w:cs="Times New Roman"/>
+          <w:color w:val="212121"/>
+          <w:shd w:val="clear" w:color="auto" w:fill="FFFFFF"/>
+        </w:rPr>
+        <w:t>/products/apple-40w-dynamic-power-adapter-with-60w-max-price-in-nepal</w:t>
+      </w:r>
+    </w:p>
+    <w:p>
+      <w:pPr>
+        <w:jc w:val="both"/>
+        <w:rPr>
+          <w:rFonts w:ascii="Times New Roman" w:hAnsi="Times New Roman" w:cs="Times New Roman"/>
+          <w:b/>
+          <w:bCs/>
+        </w:rPr>
+      </w:pPr>
+      <w:r>
+        <w:rPr>
+          <w:rFonts w:ascii="Times New Roman" w:hAnsi="Times New Roman" w:cs="Times New Roman"/>
+          <w:b/>
+          <w:bCs/>
+        </w:rPr>
+        <w:t>Response:</w:t>
+      </w:r>
+    </w:p>
+    <w:p>
+      <w:pPr>
+        <w:shd w:val="clear" w:color="auto" w:fill="FFFFFF"/>
+        <w:spacing w:after="0" w:line="270" w:lineRule="atLeast"/>
+        <w:rPr>
+          <w:rFonts w:ascii="Times New Roman" w:eastAsia="Times New Roman" w:hAnsi="Times New Roman" w:cs="Times New Roman"/>
+          <w:color w:val="000000"/>
+          <w:kern w:val="0"/>
+          <w14:ligatures w14:val="none"/>
+        </w:rPr>
+      </w:pPr>
+      <w:r>
+        <w:rPr>
+          <w:rFonts w:ascii="Times New Roman" w:eastAsia="Times New Roman" w:hAnsi="Times New Roman" w:cs="Times New Roman"/>
+          <w:color w:val="000000"/>
+          <w:kern w:val="0"/>
+          <w14:ligatures w14:val="none"/>
+        </w:rPr>
+        <w:lastRenderedPageBreak/>
+        <w:t>{</w:t>
+      </w:r>
+    </w:p>
+    <w:p>
+      <w:pPr>
+        <w:shd w:val="clear" w:color="auto" w:fill="FFFFFF"/>
+        <w:spacing w:after="0" w:line="270" w:lineRule="atLeast"/>
+        <w:rPr>
+          <w:rFonts w:ascii="Times New Roman" w:eastAsia="Times New Roman" w:hAnsi="Times New Roman" w:cs="Times New Roman"/>
+          <w:color w:val="000000"/>
+          <w:kern w:val="0"/>
+          <w14:ligatures w14:val="none"/>
+        </w:rPr>
+      </w:pPr>
+      <w:r>
+        <w:rPr>
+          <w:rFonts w:ascii="Times New Roman" w:eastAsia="Times New Roman" w:hAnsi="Times New Roman" w:cs="Times New Roman"/>
+          <w:color w:val="000000"/>
+          <w:kern w:val="0"/>
+          <w14:ligatures w14:val="none"/>
+        </w:rPr>
+        <w:t xml:space="preserve">    </w:t>
+      </w:r>
+      <w:r>
+        <w:rPr>
+          <w:rFonts w:ascii="Times New Roman" w:eastAsia="Times New Roman" w:hAnsi="Times New Roman" w:cs="Times New Roman"/>
+          <w:color w:val="A31515"/>
+          <w:kern w:val="0"/>
+          <w14:ligatures w14:val="none"/>
+        </w:rPr>
+        <w:t>"product"</w:t>
+      </w:r>
+      <w:r>
+        <w:rPr>
+          <w:rFonts w:ascii="Times New Roman" w:eastAsia="Times New Roman" w:hAnsi="Times New Roman" w:cs="Times New Roman"/>
+          <w:color w:val="000000"/>
+          <w:kern w:val="0"/>
+          <w14:ligatures w14:val="none"/>
+        </w:rPr>
+        <w:t>: {</w:t>
+      </w:r>
+    </w:p>
+    <w:p>
+      <w:pPr>
+        <w:shd w:val="clear" w:color="auto" w:fill="FFFFFF"/>
+        <w:spacing w:after="0" w:line="270" w:lineRule="atLeast"/>
+        <w:rPr>
+          <w:rFonts w:ascii="Times New Roman" w:eastAsia="Times New Roman" w:hAnsi="Times New Roman" w:cs="Times New Roman"/>
+          <w:color w:val="000000"/>
+          <w:kern w:val="0"/>
+          <w14:ligatures w14:val="none"/>
+        </w:rPr>
+      </w:pPr>
+      <w:r>
+        <w:rPr>
+          <w:rFonts w:ascii="Times New Roman" w:eastAsia="Times New Roman" w:hAnsi="Times New Roman" w:cs="Times New Roman"/>
+          <w:color w:val="000000"/>
+          <w:kern w:val="0"/>
+          <w14:ligatures w14:val="none"/>
+        </w:rPr>
+        <w:t xml:space="preserve">        </w:t>
+      </w:r>
+      <w:r>
+        <w:rPr>
+          <w:rFonts w:ascii="Times New Roman" w:eastAsia="Times New Roman" w:hAnsi="Times New Roman" w:cs="Times New Roman"/>
+          <w:color w:val="A31515"/>
+          <w:kern w:val="0"/>
+          <w14:ligatures w14:val="none"/>
+        </w:rPr>
+        <w:t>"id"</w:t>
+      </w:r>
+      <w:r>
+        <w:rPr>
+          <w:rFonts w:ascii="Times New Roman" w:eastAsia="Times New Roman" w:hAnsi="Times New Roman" w:cs="Times New Roman"/>
+          <w:color w:val="000000"/>
+          <w:kern w:val="0"/>
+          <w14:ligatures w14:val="none"/>
+        </w:rPr>
+        <w:t xml:space="preserve">: </w:t>
+      </w:r>
+      <w:r>
+        <w:rPr>
+          <w:rFonts w:ascii="Times New Roman" w:eastAsia="Times New Roman" w:hAnsi="Times New Roman" w:cs="Times New Roman"/>
+          <w:color w:val="098658"/>
+          <w:kern w:val="0"/>
+          <w14:ligatures w14:val="none"/>
+        </w:rPr>
+        <w:t>35</w:t>
+      </w:r>
+      <w:r>
+        <w:rPr>
+          <w:rFonts w:ascii="Times New Roman" w:eastAsia="Times New Roman" w:hAnsi="Times New Roman" w:cs="Times New Roman"/>
+          <w:color w:val="000000"/>
+          <w:kern w:val="0"/>
+          <w14:ligatures w14:val="none"/>
+        </w:rPr>
+        <w:t>,</w:t>
+      </w:r>
+    </w:p>
+    <w:p>
+      <w:pPr>
+        <w:shd w:val="clear" w:color="auto" w:fill="FFFFFF"/>
+        <w:spacing w:after="0" w:line="270" w:lineRule="atLeast"/>
+        <w:rPr>
+          <w:rFonts w:ascii="Times New Roman" w:eastAsia="Times New Roman" w:hAnsi="Times New Roman" w:cs="Times New Roman"/>
+          <w:color w:val="000000"/>
+          <w:kern w:val="0"/>
+          <w14:ligatures w14:val="none"/>
+        </w:rPr>
+      </w:pPr>
+      <w:r>
+        <w:rPr>
+          <w:rFonts w:ascii="Times New Roman" w:eastAsia="Times New Roman" w:hAnsi="Times New Roman" w:cs="Times New Roman"/>
+          <w:color w:val="000000"/>
+          <w:kern w:val="0"/>
+          <w14:ligatures w14:val="none"/>
+        </w:rPr>
+        <w:t xml:space="preserve">        </w:t>
+      </w:r>
+      <w:r>
+        <w:rPr>
+          <w:rFonts w:ascii="Times New Roman" w:eastAsia="Times New Roman" w:hAnsi="Times New Roman" w:cs="Times New Roman"/>
+          <w:color w:val="A31515"/>
+          <w:kern w:val="0"/>
+          <w14:ligatures w14:val="none"/>
+        </w:rPr>
+        <w:t>"</w:t>
+      </w:r>
+      <w:proofErr w:type="spellStart"/>
+      <w:proofErr w:type="gramStart"/>
+      <w:r>
+        <w:rPr>
+          <w:rFonts w:ascii="Times New Roman" w:eastAsia="Times New Roman" w:hAnsi="Times New Roman" w:cs="Times New Roman"/>
+          <w:color w:val="A31515"/>
+          <w:kern w:val="0"/>
+          <w14:ligatures w14:val="none"/>
+        </w:rPr>
+        <w:t>store</w:t>
+      </w:r>
+      <w:proofErr w:type="gramEnd"/>
+      <w:r>
+        <w:rPr>
+          <w:rFonts w:ascii="Times New Roman" w:eastAsia="Times New Roman" w:hAnsi="Times New Roman" w:cs="Times New Roman"/>
+          <w:color w:val="A31515"/>
+          <w:kern w:val="0"/>
+          <w14:ligatures w14:val="none"/>
+        </w:rPr>
+        <w:t>_id</w:t>
+      </w:r>
+      <w:proofErr w:type="spellEnd"/>
+      <w:r>
+        <w:rPr>
+          <w:rFonts w:ascii="Times New Roman" w:eastAsia="Times New Roman" w:hAnsi="Times New Roman" w:cs="Times New Roman"/>
+          <w:color w:val="A31515"/>
+          <w:kern w:val="0"/>
+          <w14:ligatures w14:val="none"/>
+        </w:rPr>
+        <w:t>"</w:t>
+      </w:r>
+      <w:r>
+        <w:rPr>
+          <w:rFonts w:ascii="Times New Roman" w:eastAsia="Times New Roman" w:hAnsi="Times New Roman" w:cs="Times New Roman"/>
+          <w:color w:val="000000"/>
+          <w:kern w:val="0"/>
+          <w14:ligatures w14:val="none"/>
+        </w:rPr>
+        <w:t xml:space="preserve">: </w:t>
+      </w:r>
+      <w:r>
+        <w:rPr>
+          <w:rFonts w:ascii="Times New Roman" w:eastAsia="Times New Roman" w:hAnsi="Times New Roman" w:cs="Times New Roman"/>
+          <w:b/>
+          <w:bCs/>
+          <w:color w:val="0451A5"/>
+          <w:kern w:val="0"/>
+          <w14:ligatures w14:val="none"/>
+        </w:rPr>
+        <w:t>null</w:t>
+      </w:r>
+      <w:r>
+        <w:rPr>
+          <w:rFonts w:ascii="Times New Roman" w:eastAsia="Times New Roman" w:hAnsi="Times New Roman" w:cs="Times New Roman"/>
+          <w:color w:val="000000"/>
+          <w:kern w:val="0"/>
+          <w14:ligatures w14:val="none"/>
+        </w:rPr>
+        <w:t>,</w:t>
+      </w:r>
+    </w:p>
+    <w:p>
+      <w:pPr>
+        <w:shd w:val="clear" w:color="auto" w:fill="FFFFFF"/>
+        <w:spacing w:after="0" w:line="270" w:lineRule="atLeast"/>
+        <w:rPr>
+          <w:rFonts w:ascii="Times New Roman" w:eastAsia="Times New Roman" w:hAnsi="Times New Roman" w:cs="Times New Roman"/>
+          <w:color w:val="000000"/>
+          <w:kern w:val="0"/>
+          <w14:ligatures w14:val="none"/>
+        </w:rPr>
+      </w:pPr>
+      <w:r>
+        <w:rPr>
+          <w:rFonts w:ascii="Times New Roman" w:eastAsia="Times New Roman" w:hAnsi="Times New Roman" w:cs="Times New Roman"/>
+          <w:color w:val="000000"/>
+          <w:kern w:val="0"/>
+          <w14:ligatures w14:val="none"/>
+        </w:rPr>
+        <w:t xml:space="preserve">        </w:t>
+      </w:r>
+      <w:r>
+        <w:rPr>
+          <w:rFonts w:ascii="Times New Roman" w:eastAsia="Times New Roman" w:hAnsi="Times New Roman" w:cs="Times New Roman"/>
+          <w:color w:val="A31515"/>
+          <w:kern w:val="0"/>
+          <w14:ligatures w14:val="none"/>
+        </w:rPr>
+        <w:t>"</w:t>
+      </w:r>
+      <w:proofErr w:type="spellStart"/>
+      <w:r>
+        <w:rPr>
+          <w:rFonts w:ascii="Times New Roman" w:eastAsia="Times New Roman" w:hAnsi="Times New Roman" w:cs="Times New Roman"/>
+          <w:color w:val="A31515"/>
+          <w:kern w:val="0"/>
+          <w14:ligatures w14:val="none"/>
+        </w:rPr>
+        <w:t>sku</w:t>
+      </w:r>
+      <w:proofErr w:type="spellEnd"/>
+      <w:r>
+        <w:rPr>
+          <w:rFonts w:ascii="Times New Roman" w:eastAsia="Times New Roman" w:hAnsi="Times New Roman" w:cs="Times New Roman"/>
+          <w:color w:val="A31515"/>
+          <w:kern w:val="0"/>
+          <w14:ligatures w14:val="none"/>
+        </w:rPr>
+        <w:t>"</w:t>
+      </w:r>
+      <w:r>
+        <w:rPr>
+          <w:rFonts w:ascii="Times New Roman" w:eastAsia="Times New Roman" w:hAnsi="Times New Roman" w:cs="Times New Roman"/>
+          <w:color w:val="000000"/>
+          <w:kern w:val="0"/>
+          <w14:ligatures w14:val="none"/>
+        </w:rPr>
+        <w:t xml:space="preserve">: </w:t>
+      </w:r>
+      <w:r>
+        <w:rPr>
+          <w:rFonts w:ascii="Times New Roman" w:eastAsia="Times New Roman" w:hAnsi="Times New Roman" w:cs="Times New Roman"/>
+          <w:color w:val="0451A5"/>
+          <w:kern w:val="0"/>
+          <w14:ligatures w14:val="none"/>
+        </w:rPr>
+        <w:t>"MYWY3ZP/A"</w:t>
+      </w:r>
+      <w:r>
+        <w:rPr>
+          <w:rFonts w:ascii="Times New Roman" w:eastAsia="Times New Roman" w:hAnsi="Times New Roman" w:cs="Times New Roman"/>
+          <w:color w:val="000000"/>
+          <w:kern w:val="0"/>
+          <w14:ligatures w14:val="none"/>
+        </w:rPr>
+        <w:t>,</w:t>
+      </w:r>
+    </w:p>
+    <w:p>
+      <w:pPr>
+        <w:shd w:val="clear" w:color="auto" w:fill="FFFFFF"/>
+        <w:spacing w:after="0" w:line="270" w:lineRule="atLeast"/>
+        <w:rPr>
+          <w:rFonts w:ascii="Times New Roman" w:eastAsia="Times New Roman" w:hAnsi="Times New Roman" w:cs="Times New Roman"/>
+          <w:color w:val="000000"/>
+          <w:kern w:val="0"/>
+          <w14:ligatures w14:val="none"/>
+        </w:rPr>
+      </w:pPr>
+      <w:r>
+        <w:rPr>
+          <w:rFonts w:ascii="Times New Roman" w:eastAsia="Times New Roman" w:hAnsi="Times New Roman" w:cs="Times New Roman"/>
+          <w:color w:val="000000"/>
+          <w:kern w:val="0"/>
+          <w14:ligatures w14:val="none"/>
+        </w:rPr>
+        <w:t xml:space="preserve">        </w:t>
+      </w:r>
+      <w:r>
+        <w:rPr>
+          <w:rFonts w:ascii="Times New Roman" w:eastAsia="Times New Roman" w:hAnsi="Times New Roman" w:cs="Times New Roman"/>
+          <w:color w:val="A31515"/>
+          <w:kern w:val="0"/>
+          <w14:ligatures w14:val="none"/>
+        </w:rPr>
+        <w:t>"slug"</w:t>
+      </w:r>
+      <w:r>
+        <w:rPr>
+          <w:rFonts w:ascii="Times New Roman" w:eastAsia="Times New Roman" w:hAnsi="Times New Roman" w:cs="Times New Roman"/>
+          <w:color w:val="000000"/>
+          <w:kern w:val="0"/>
+          <w14:ligatures w14:val="none"/>
+        </w:rPr>
+        <w:t xml:space="preserve">: </w:t>
+      </w:r>
+      <w:r>
+        <w:rPr>
+          <w:rFonts w:ascii="Times New Roman" w:eastAsia="Times New Roman" w:hAnsi="Times New Roman" w:cs="Times New Roman"/>
+          <w:color w:val="0451A5"/>
+          <w:kern w:val="0"/>
+          <w14:ligatures w14:val="none"/>
+        </w:rPr>
+        <w:t>"apple-40w-dynamic-power-adapter-with-60w-max-price-in-nepal"</w:t>
+      </w:r>
+      <w:r>
+        <w:rPr>
+          <w:rFonts w:ascii="Times New Roman" w:eastAsia="Times New Roman" w:hAnsi="Times New Roman" w:cs="Times New Roman"/>
+          <w:color w:val="000000"/>
+          <w:kern w:val="0"/>
+          <w14:ligatures w14:val="none"/>
+        </w:rPr>
+        <w:t>,</w:t>
+      </w:r>
+    </w:p>
+    <w:p>
+      <w:pPr>
+        <w:shd w:val="clear" w:color="auto" w:fill="FFFFFF"/>
+        <w:spacing w:after="0" w:line="270" w:lineRule="atLeast"/>
+        <w:rPr>
+          <w:rFonts w:ascii="Times New Roman" w:eastAsia="Times New Roman" w:hAnsi="Times New Roman" w:cs="Times New Roman"/>
+          <w:color w:val="000000"/>
+          <w:kern w:val="0"/>
+          <w14:ligatures w14:val="none"/>
+        </w:rPr>
+      </w:pPr>
+      <w:r>
+        <w:rPr>
+          <w:rFonts w:ascii="Times New Roman" w:eastAsia="Times New Roman" w:hAnsi="Times New Roman" w:cs="Times New Roman"/>
+          <w:color w:val="000000"/>
+          <w:kern w:val="0"/>
+          <w14:ligatures w14:val="none"/>
+        </w:rPr>
+        <w:t xml:space="preserve">        </w:t>
+      </w:r>
+      <w:r>
+        <w:rPr>
+          <w:rFonts w:ascii="Times New Roman" w:eastAsia="Times New Roman" w:hAnsi="Times New Roman" w:cs="Times New Roman"/>
+          <w:color w:val="A31515"/>
+          <w:kern w:val="0"/>
+          <w14:ligatures w14:val="none"/>
+        </w:rPr>
+        <w:t>"name"</w:t>
+      </w:r>
+      <w:r>
+        <w:rPr>
+          <w:rFonts w:ascii="Times New Roman" w:eastAsia="Times New Roman" w:hAnsi="Times New Roman" w:cs="Times New Roman"/>
+          <w:color w:val="000000"/>
+          <w:kern w:val="0"/>
+          <w14:ligatures w14:val="none"/>
+        </w:rPr>
+        <w:t xml:space="preserve">: </w:t>
+      </w:r>
+      <w:r>
+        <w:rPr>
+          <w:rFonts w:ascii="Times New Roman" w:eastAsia="Times New Roman" w:hAnsi="Times New Roman" w:cs="Times New Roman"/>
+          <w:color w:val="0451A5"/>
+          <w:kern w:val="0"/>
+          <w14:ligatures w14:val="none"/>
+        </w:rPr>
+        <w:t>"Apple 40W Dynamic Power Adapter with 60W Max"</w:t>
+      </w:r>
+      <w:r>
+        <w:rPr>
+          <w:rFonts w:ascii="Times New Roman" w:eastAsia="Times New Roman" w:hAnsi="Times New Roman" w:cs="Times New Roman"/>
+          <w:color w:val="000000"/>
+          <w:kern w:val="0"/>
+          <w14:ligatures w14:val="none"/>
+        </w:rPr>
+        <w:t>,</w:t>
+      </w:r>
+    </w:p>
+    <w:p>
+      <w:pPr>
+        <w:shd w:val="clear" w:color="auto" w:fill="FFFFFF"/>
+        <w:spacing w:after="0" w:line="270" w:lineRule="atLeast"/>
+        <w:rPr>
+          <w:rFonts w:ascii="Times New Roman" w:eastAsia="Times New Roman" w:hAnsi="Times New Roman" w:cs="Times New Roman"/>
+          <w:color w:val="000000"/>
+          <w:kern w:val="0"/>
+          <w14:ligatures w14:val="none"/>
+        </w:rPr>
+      </w:pPr>
+      <w:r>
+        <w:rPr>
+          <w:rFonts w:ascii="Times New Roman" w:eastAsia="Times New Roman" w:hAnsi="Times New Roman" w:cs="Times New Roman"/>
+          <w:color w:val="000000"/>
+          <w:kern w:val="0"/>
+          <w14:ligatures w14:val="none"/>
+        </w:rPr>
+        <w:t xml:space="preserve">        </w:t>
+      </w:r>
+      <w:r>
+        <w:rPr>
+          <w:rFonts w:ascii="Times New Roman" w:eastAsia="Times New Roman" w:hAnsi="Times New Roman" w:cs="Times New Roman"/>
+          <w:color w:val="A31515"/>
+          <w:kern w:val="0"/>
+          <w14:ligatures w14:val="none"/>
+        </w:rPr>
+        <w:t>"description"</w:t>
+      </w:r>
+      <w:r>
+        <w:rPr>
+          <w:rFonts w:ascii="Times New Roman" w:eastAsia="Times New Roman" w:hAnsi="Times New Roman" w:cs="Times New Roman"/>
+          <w:color w:val="000000"/>
+          <w:kern w:val="0"/>
+          <w14:ligatures w14:val="none"/>
+        </w:rPr>
+        <w:t xml:space="preserve">: </w:t>
+      </w:r>
+      <w:r>
+        <w:rPr>
+          <w:rFonts w:ascii="Times New Roman" w:eastAsia="Times New Roman" w:hAnsi="Times New Roman" w:cs="Times New Roman"/>
+          <w:color w:val="0451A5"/>
+          <w:kern w:val="0"/>
+          <w14:ligatures w14:val="none"/>
+        </w:rPr>
+        <w:t>"&lt;p&gt;</w:t>
+      </w:r>
+      <w:r>
+        <w:rPr>
+          <w:rFonts w:ascii="Times New Roman" w:eastAsia="Times New Roman" w:hAnsi="Times New Roman" w:cs="Times New Roman"/>
+          <w:color w:val="0451A5"/>
+          <w:kern w:val="0"/>
+          <w14:ligatures w14:val="none"/>
+        </w:rPr>
+        <w:t>…………………………………</w:t>
+      </w:r>
+      <w:proofErr w:type="gramStart"/>
+      <w:r>
+        <w:rPr>
+          <w:rFonts w:ascii="Times New Roman" w:eastAsia="Times New Roman" w:hAnsi="Times New Roman" w:cs="Times New Roman"/>
+          <w:color w:val="0451A5"/>
+          <w:kern w:val="0"/>
+          <w14:ligatures w14:val="none"/>
+        </w:rPr>
+        <w:t>….&lt;</w:t>
+      </w:r>
+      <w:proofErr w:type="gramEnd"/>
+      <w:r>
+        <w:rPr>
+          <w:rFonts w:ascii="Times New Roman" w:eastAsia="Times New Roman" w:hAnsi="Times New Roman" w:cs="Times New Roman"/>
+          <w:color w:val="0451A5"/>
+          <w:kern w:val="0"/>
+          <w14:ligatures w14:val="none"/>
+        </w:rPr>
+        <w:t>p&gt;"</w:t>
+      </w:r>
+      <w:r>
+        <w:rPr>
+          <w:rFonts w:ascii="Times New Roman" w:eastAsia="Times New Roman" w:hAnsi="Times New Roman" w:cs="Times New Roman"/>
+          <w:color w:val="000000"/>
+          <w:kern w:val="0"/>
+          <w14:ligatures w14:val="none"/>
+        </w:rPr>
+        <w:t>,</w:t>
+      </w:r>
+    </w:p>
+    <w:p>
+      <w:pPr>
+        <w:shd w:val="clear" w:color="auto" w:fill="FFFFFF"/>
+        <w:spacing w:after="0" w:line="270" w:lineRule="atLeast"/>
+        <w:rPr>
+          <w:rFonts w:ascii="Times New Roman" w:eastAsia="Times New Roman" w:hAnsi="Times New Roman" w:cs="Times New Roman"/>
+          <w:color w:val="0451A5"/>
+          <w:kern w:val="0"/>
+          <w14:ligatures w14:val="none"/>
+        </w:rPr>
+      </w:pPr>
+    </w:p>
+    <w:p>
+      <w:pPr>
+        <w:shd w:val="clear" w:color="auto" w:fill="FFFFFF"/>
+        <w:spacing w:after="0" w:line="270" w:lineRule="atLeast"/>
+        <w:rPr>
+          <w:rFonts w:ascii="Times New Roman" w:eastAsia="Times New Roman" w:hAnsi="Times New Roman" w:cs="Times New Roman"/>
+          <w:color w:val="000000"/>
+          <w:kern w:val="0"/>
+          <w14:ligatures w14:val="none"/>
+        </w:rPr>
+      </w:pPr>
+      <w:r>
+        <w:rPr>
+          <w:rFonts w:ascii="Times New Roman" w:eastAsia="Times New Roman" w:hAnsi="Times New Roman" w:cs="Times New Roman"/>
+          <w:color w:val="000000"/>
+          <w:kern w:val="0"/>
+          <w14:ligatures w14:val="none"/>
+        </w:rPr>
+        <w:t xml:space="preserve">        </w:t>
+      </w:r>
+      <w:r>
+        <w:rPr>
+          <w:rFonts w:ascii="Times New Roman" w:eastAsia="Times New Roman" w:hAnsi="Times New Roman" w:cs="Times New Roman"/>
+          <w:color w:val="A31515"/>
+          <w:kern w:val="0"/>
+          <w14:ligatures w14:val="none"/>
+        </w:rPr>
+        <w:t>"</w:t>
+      </w:r>
+      <w:proofErr w:type="spellStart"/>
+      <w:r>
+        <w:rPr>
+          <w:rFonts w:ascii="Times New Roman" w:eastAsia="Times New Roman" w:hAnsi="Times New Roman" w:cs="Times New Roman"/>
+          <w:color w:val="A31515"/>
+          <w:kern w:val="0"/>
+          <w14:ligatures w14:val="none"/>
+        </w:rPr>
+        <w:t>inthebox</w:t>
+      </w:r>
+      <w:proofErr w:type="spellEnd"/>
+      <w:r>
+        <w:rPr>
+          <w:rFonts w:ascii="Times New Roman" w:eastAsia="Times New Roman" w:hAnsi="Times New Roman" w:cs="Times New Roman"/>
+          <w:color w:val="A31515"/>
+          <w:kern w:val="0"/>
+          <w14:ligatures w14:val="none"/>
+        </w:rPr>
+        <w:t>"</w:t>
+      </w:r>
+      <w:r>
+        <w:rPr>
+          <w:rFonts w:ascii="Times New Roman" w:eastAsia="Times New Roman" w:hAnsi="Times New Roman" w:cs="Times New Roman"/>
+          <w:color w:val="000000"/>
+          <w:kern w:val="0"/>
+          <w14:ligatures w14:val="none"/>
+        </w:rPr>
+        <w:t xml:space="preserve">: </w:t>
+      </w:r>
+      <w:r>
+        <w:rPr>
+          <w:rFonts w:ascii="Times New Roman" w:eastAsia="Times New Roman" w:hAnsi="Times New Roman" w:cs="Times New Roman"/>
+          <w:color w:val="0451A5"/>
+          <w:kern w:val="0"/>
+          <w14:ligatures w14:val="none"/>
+        </w:rPr>
+        <w:t>"&lt;p&gt;&lt;</w:t>
+      </w:r>
+      <w:proofErr w:type="spellStart"/>
+      <w:r>
+        <w:rPr>
+          <w:rFonts w:ascii="Times New Roman" w:eastAsia="Times New Roman" w:hAnsi="Times New Roman" w:cs="Times New Roman"/>
+          <w:color w:val="0451A5"/>
+          <w:kern w:val="0"/>
+          <w14:ligatures w14:val="none"/>
+        </w:rPr>
+        <w:t>br</w:t>
+      </w:r>
+      <w:proofErr w:type="spellEnd"/>
+      <w:r>
+        <w:rPr>
+          <w:rFonts w:ascii="Times New Roman" w:eastAsia="Times New Roman" w:hAnsi="Times New Roman" w:cs="Times New Roman"/>
+          <w:color w:val="0451A5"/>
+          <w:kern w:val="0"/>
+          <w14:ligatures w14:val="none"/>
+        </w:rPr>
+        <w:t xml:space="preserve">&gt;&lt;/p&gt;&lt;p&gt;&lt;span style=\"color: </w:t>
+      </w:r>
+      <w:proofErr w:type="spellStart"/>
+      <w:proofErr w:type="gramStart"/>
+      <w:r>
+        <w:rPr>
+          <w:rFonts w:ascii="Times New Roman" w:eastAsia="Times New Roman" w:hAnsi="Times New Roman" w:cs="Times New Roman"/>
+          <w:color w:val="0451A5"/>
+          <w:kern w:val="0"/>
+          <w14:ligatures w14:val="none"/>
+        </w:rPr>
+        <w:t>rgb</w:t>
+      </w:r>
+      <w:proofErr w:type="spellEnd"/>
+      <w:r>
+        <w:rPr>
+          <w:rFonts w:ascii="Times New Roman" w:eastAsia="Times New Roman" w:hAnsi="Times New Roman" w:cs="Times New Roman"/>
+          <w:color w:val="0451A5"/>
+          <w:kern w:val="0"/>
+          <w14:ligatures w14:val="none"/>
+        </w:rPr>
+        <w:t>(</w:t>
+      </w:r>
+      <w:proofErr w:type="gramEnd"/>
+      <w:r>
+        <w:rPr>
+          <w:rFonts w:ascii="Times New Roman" w:eastAsia="Times New Roman" w:hAnsi="Times New Roman" w:cs="Times New Roman"/>
+          <w:color w:val="0451A5"/>
+          <w:kern w:val="0"/>
+          <w14:ligatures w14:val="none"/>
+        </w:rPr>
+        <w:t xml:space="preserve">18, 18, 18); background-color: </w:t>
+      </w:r>
+      <w:proofErr w:type="spellStart"/>
+      <w:r>
+        <w:rPr>
+          <w:rFonts w:ascii="Times New Roman" w:eastAsia="Times New Roman" w:hAnsi="Times New Roman" w:cs="Times New Roman"/>
+          <w:color w:val="0451A5"/>
+          <w:kern w:val="0"/>
+          <w14:ligatures w14:val="none"/>
+        </w:rPr>
+        <w:t>rgb</w:t>
+      </w:r>
+      <w:proofErr w:type="spellEnd"/>
+      <w:r>
+        <w:rPr>
+          <w:rFonts w:ascii="Times New Roman" w:eastAsia="Times New Roman" w:hAnsi="Times New Roman" w:cs="Times New Roman"/>
+          <w:color w:val="0451A5"/>
+          <w:kern w:val="0"/>
+          <w14:ligatures w14:val="none"/>
+        </w:rPr>
+        <w:t>(255, 255, 255);\"&gt;40W Dynamic Power Adapter with 60W Max&lt;/span&gt;&lt;/p&gt;"</w:t>
+      </w:r>
+      <w:r>
+        <w:rPr>
+          <w:rFonts w:ascii="Times New Roman" w:eastAsia="Times New Roman" w:hAnsi="Times New Roman" w:cs="Times New Roman"/>
+          <w:color w:val="000000"/>
+          <w:kern w:val="0"/>
+          <w14:ligatures w14:val="none"/>
+        </w:rPr>
+        <w:t>,</w:t>
+      </w:r>
+    </w:p>
+    <w:p>
+      <w:pPr>
+        <w:shd w:val="clear" w:color="auto" w:fill="FFFFFF"/>
+        <w:spacing w:after="0" w:line="270" w:lineRule="atLeast"/>
+        <w:rPr>
+          <w:rFonts w:ascii="Times New Roman" w:eastAsia="Times New Roman" w:hAnsi="Times New Roman" w:cs="Times New Roman"/>
+          <w:color w:val="000000"/>
+          <w:kern w:val="0"/>
+          <w14:ligatures w14:val="none"/>
+        </w:rPr>
+      </w:pPr>
+      <w:r>
+        <w:rPr>
+          <w:rFonts w:ascii="Times New Roman" w:eastAsia="Times New Roman" w:hAnsi="Times New Roman" w:cs="Times New Roman"/>
+          <w:color w:val="000000"/>
+          <w:kern w:val="0"/>
+          <w14:ligatures w14:val="none"/>
+        </w:rPr>
+        <w:t xml:space="preserve">        </w:t>
+      </w:r>
+      <w:r>
+        <w:rPr>
+          <w:rFonts w:ascii="Times New Roman" w:eastAsia="Times New Roman" w:hAnsi="Times New Roman" w:cs="Times New Roman"/>
+          <w:color w:val="A31515"/>
+          <w:kern w:val="0"/>
+          <w14:ligatures w14:val="none"/>
+        </w:rPr>
+        <w:t>"</w:t>
+      </w:r>
+      <w:proofErr w:type="spellStart"/>
+      <w:proofErr w:type="gramStart"/>
+      <w:r>
+        <w:rPr>
+          <w:rFonts w:ascii="Times New Roman" w:eastAsia="Times New Roman" w:hAnsi="Times New Roman" w:cs="Times New Roman"/>
+          <w:color w:val="A31515"/>
+          <w:kern w:val="0"/>
+          <w14:ligatures w14:val="none"/>
+        </w:rPr>
+        <w:t>installment</w:t>
+      </w:r>
+      <w:proofErr w:type="gramEnd"/>
+      <w:r>
+        <w:rPr>
+          <w:rFonts w:ascii="Times New Roman" w:eastAsia="Times New Roman" w:hAnsi="Times New Roman" w:cs="Times New Roman"/>
+          <w:color w:val="A31515"/>
+          <w:kern w:val="0"/>
+          <w14:ligatures w14:val="none"/>
+        </w:rPr>
+        <w:t>_options</w:t>
+      </w:r>
+      <w:proofErr w:type="spellEnd"/>
+      <w:r>
+        <w:rPr>
+          <w:rFonts w:ascii="Times New Roman" w:eastAsia="Times New Roman" w:hAnsi="Times New Roman" w:cs="Times New Roman"/>
+          <w:color w:val="A31515"/>
+          <w:kern w:val="0"/>
+          <w14:ligatures w14:val="none"/>
+        </w:rPr>
+        <w:t>"</w:t>
+      </w:r>
+      <w:r>
+        <w:rPr>
+          <w:rFonts w:ascii="Times New Roman" w:eastAsia="Times New Roman" w:hAnsi="Times New Roman" w:cs="Times New Roman"/>
+          <w:color w:val="000000"/>
+          <w:kern w:val="0"/>
+          <w14:ligatures w14:val="none"/>
+        </w:rPr>
+        <w:t xml:space="preserve">: </w:t>
+      </w:r>
+      <w:r>
+        <w:rPr>
+          <w:rFonts w:ascii="Times New Roman" w:eastAsia="Times New Roman" w:hAnsi="Times New Roman" w:cs="Times New Roman"/>
+          <w:color w:val="0451A5"/>
+          <w:kern w:val="0"/>
+          <w14:ligatures w14:val="none"/>
+        </w:rPr>
+        <w:t>"Bring home the Apple 40W Dynamic Power Adapter with 60W Max today in easy monthly installments! Choose from any of our flexible installment options and make that Apple dream a reality..."</w:t>
+      </w:r>
+      <w:r>
+        <w:rPr>
+          <w:rFonts w:ascii="Times New Roman" w:eastAsia="Times New Roman" w:hAnsi="Times New Roman" w:cs="Times New Roman"/>
+          <w:color w:val="000000"/>
+          <w:kern w:val="0"/>
+          <w14:ligatures w14:val="none"/>
+        </w:rPr>
+        <w:t>,</w:t>
+      </w:r>
+    </w:p>
+    <w:p>
+      <w:pPr>
+        <w:shd w:val="clear" w:color="auto" w:fill="FFFFFF"/>
+        <w:spacing w:after="0" w:line="270" w:lineRule="atLeast"/>
+        <w:rPr>
+          <w:rFonts w:ascii="Times New Roman" w:eastAsia="Times New Roman" w:hAnsi="Times New Roman" w:cs="Times New Roman"/>
+          <w:color w:val="000000"/>
+          <w:kern w:val="0"/>
+          <w14:ligatures w14:val="none"/>
+        </w:rPr>
+      </w:pPr>
+      <w:r>
+        <w:rPr>
+          <w:rFonts w:ascii="Times New Roman" w:eastAsia="Times New Roman" w:hAnsi="Times New Roman" w:cs="Times New Roman"/>
+          <w:color w:val="000000"/>
+          <w:kern w:val="0"/>
+          <w14:ligatures w14:val="none"/>
+        </w:rPr>
+        <w:t xml:space="preserve">        </w:t>
+      </w:r>
+      <w:r>
+        <w:rPr>
+          <w:rFonts w:ascii="Times New Roman" w:eastAsia="Times New Roman" w:hAnsi="Times New Roman" w:cs="Times New Roman"/>
+          <w:color w:val="A31515"/>
+          <w:kern w:val="0"/>
+          <w14:ligatures w14:val="none"/>
+        </w:rPr>
+        <w:t>"</w:t>
+      </w:r>
+      <w:proofErr w:type="spellStart"/>
+      <w:proofErr w:type="gramStart"/>
+      <w:r>
+        <w:rPr>
+          <w:rFonts w:ascii="Times New Roman" w:eastAsia="Times New Roman" w:hAnsi="Times New Roman" w:cs="Times New Roman"/>
+          <w:color w:val="A31515"/>
+          <w:kern w:val="0"/>
+          <w14:ligatures w14:val="none"/>
+        </w:rPr>
+        <w:t>shipping</w:t>
+      </w:r>
+      <w:proofErr w:type="gramEnd"/>
+      <w:r>
+        <w:rPr>
+          <w:rFonts w:ascii="Times New Roman" w:eastAsia="Times New Roman" w:hAnsi="Times New Roman" w:cs="Times New Roman"/>
+          <w:color w:val="A31515"/>
+          <w:kern w:val="0"/>
+          <w14:ligatures w14:val="none"/>
+        </w:rPr>
+        <w:t>_details</w:t>
+      </w:r>
+      <w:proofErr w:type="spellEnd"/>
+      <w:r>
+        <w:rPr>
+          <w:rFonts w:ascii="Times New Roman" w:eastAsia="Times New Roman" w:hAnsi="Times New Roman" w:cs="Times New Roman"/>
+          <w:color w:val="A31515"/>
+          <w:kern w:val="0"/>
+          <w14:ligatures w14:val="none"/>
+        </w:rPr>
+        <w:t>"</w:t>
+      </w:r>
+      <w:r>
+        <w:rPr>
+          <w:rFonts w:ascii="Times New Roman" w:eastAsia="Times New Roman" w:hAnsi="Times New Roman" w:cs="Times New Roman"/>
+          <w:color w:val="000000"/>
+          <w:kern w:val="0"/>
+          <w14:ligatures w14:val="none"/>
+        </w:rPr>
+        <w:t xml:space="preserve">: </w:t>
+      </w:r>
+      <w:r>
+        <w:rPr>
+          <w:rFonts w:ascii="Times New Roman" w:eastAsia="Times New Roman" w:hAnsi="Times New Roman" w:cs="Times New Roman"/>
+          <w:color w:val="0451A5"/>
+          <w:kern w:val="0"/>
+          <w14:ligatures w14:val="none"/>
+        </w:rPr>
+        <w:t>"Please note that delivery times may vary based on your location. For inside KTM Valley please allow up to 1-2 business days for delivery after payment confirmation. For provincial deliveries, kindly expect delivery within 2-3 business days following payment confirmation."</w:t>
+      </w:r>
+      <w:r>
+        <w:rPr>
+          <w:rFonts w:ascii="Times New Roman" w:eastAsia="Times New Roman" w:hAnsi="Times New Roman" w:cs="Times New Roman"/>
+          <w:color w:val="000000"/>
+          <w:kern w:val="0"/>
+          <w14:ligatures w14:val="none"/>
+        </w:rPr>
+        <w:t>,</w:t>
+      </w:r>
+    </w:p>
+    <w:p>
+      <w:pPr>
+        <w:shd w:val="clear" w:color="auto" w:fill="FFFFFF"/>
+        <w:spacing w:after="0" w:line="270" w:lineRule="atLeast"/>
+        <w:rPr>
+          <w:rFonts w:ascii="Times New Roman" w:eastAsia="Times New Roman" w:hAnsi="Times New Roman" w:cs="Times New Roman"/>
+          <w:color w:val="000000"/>
+          <w:kern w:val="0"/>
+          <w14:ligatures w14:val="none"/>
+        </w:rPr>
+      </w:pPr>
+      <w:r>
+        <w:rPr>
+          <w:rFonts w:ascii="Times New Roman" w:eastAsia="Times New Roman" w:hAnsi="Times New Roman" w:cs="Times New Roman"/>
+          <w:color w:val="000000"/>
+          <w:kern w:val="0"/>
+          <w14:ligatures w14:val="none"/>
+        </w:rPr>
+        <w:t xml:space="preserve">        </w:t>
+      </w:r>
+      <w:r>
+        <w:rPr>
+          <w:rFonts w:ascii="Times New Roman" w:eastAsia="Times New Roman" w:hAnsi="Times New Roman" w:cs="Times New Roman"/>
+          <w:color w:val="A31515"/>
+          <w:kern w:val="0"/>
+          <w14:ligatures w14:val="none"/>
+        </w:rPr>
+        <w:t>"</w:t>
+      </w:r>
+      <w:proofErr w:type="spellStart"/>
+      <w:r>
+        <w:rPr>
+          <w:rFonts w:ascii="Times New Roman" w:eastAsia="Times New Roman" w:hAnsi="Times New Roman" w:cs="Times New Roman"/>
+          <w:color w:val="A31515"/>
+          <w:kern w:val="0"/>
+          <w14:ligatures w14:val="none"/>
+        </w:rPr>
+        <w:t>uptrade</w:t>
+      </w:r>
+      <w:proofErr w:type="spellEnd"/>
+      <w:r>
+        <w:rPr>
+          <w:rFonts w:ascii="Times New Roman" w:eastAsia="Times New Roman" w:hAnsi="Times New Roman" w:cs="Times New Roman"/>
+          <w:color w:val="A31515"/>
+          <w:kern w:val="0"/>
+          <w14:ligatures w14:val="none"/>
+        </w:rPr>
+        <w:t>"</w:t>
+      </w:r>
+      <w:r>
+        <w:rPr>
+          <w:rFonts w:ascii="Times New Roman" w:eastAsia="Times New Roman" w:hAnsi="Times New Roman" w:cs="Times New Roman"/>
+          <w:color w:val="000000"/>
+          <w:kern w:val="0"/>
+          <w14:ligatures w14:val="none"/>
+        </w:rPr>
+        <w:t xml:space="preserve">: </w:t>
+      </w:r>
+      <w:r>
+        <w:rPr>
+          <w:rFonts w:ascii="Times New Roman" w:eastAsia="Times New Roman" w:hAnsi="Times New Roman" w:cs="Times New Roman"/>
+          <w:color w:val="0451A5"/>
+          <w:kern w:val="0"/>
+          <w14:ligatures w14:val="none"/>
+        </w:rPr>
+        <w:t>"Ready to embrace the latest technology without breaking the bank? Say hello to our Device Trade-In Program! Upgrade your device with ease and enjoy incredible savings while reducing electronic waste."</w:t>
+      </w:r>
+      <w:r>
+        <w:rPr>
+          <w:rFonts w:ascii="Times New Roman" w:eastAsia="Times New Roman" w:hAnsi="Times New Roman" w:cs="Times New Roman"/>
+          <w:color w:val="000000"/>
+          <w:kern w:val="0"/>
+          <w14:ligatures w14:val="none"/>
+        </w:rPr>
+        <w:t>,</w:t>
+      </w:r>
+    </w:p>
+    <w:p>
+      <w:pPr>
+        <w:shd w:val="clear" w:color="auto" w:fill="FFFFFF"/>
+        <w:spacing w:after="0" w:line="270" w:lineRule="atLeast"/>
+        <w:rPr>
+          <w:rFonts w:ascii="Times New Roman" w:eastAsia="Times New Roman" w:hAnsi="Times New Roman" w:cs="Times New Roman"/>
+          <w:color w:val="000000"/>
+          <w:kern w:val="0"/>
+          <w14:ligatures w14:val="none"/>
+        </w:rPr>
+      </w:pPr>
+      <w:r>
+        <w:rPr>
+          <w:rFonts w:ascii="Times New Roman" w:eastAsia="Times New Roman" w:hAnsi="Times New Roman" w:cs="Times New Roman"/>
+          <w:color w:val="000000"/>
+          <w:kern w:val="0"/>
+          <w14:ligatures w14:val="none"/>
+        </w:rPr>
+        <w:t xml:space="preserve">        </w:t>
+      </w:r>
+      <w:r>
+        <w:rPr>
+          <w:rFonts w:ascii="Times New Roman" w:eastAsia="Times New Roman" w:hAnsi="Times New Roman" w:cs="Times New Roman"/>
+          <w:color w:val="A31515"/>
+          <w:kern w:val="0"/>
+          <w14:ligatures w14:val="none"/>
+        </w:rPr>
+        <w:t>"</w:t>
+      </w:r>
+      <w:proofErr w:type="spellStart"/>
+      <w:r>
+        <w:rPr>
+          <w:rFonts w:ascii="Times New Roman" w:eastAsia="Times New Roman" w:hAnsi="Times New Roman" w:cs="Times New Roman"/>
+          <w:color w:val="A31515"/>
+          <w:kern w:val="0"/>
+          <w14:ligatures w14:val="none"/>
+        </w:rPr>
+        <w:t>imei</w:t>
+      </w:r>
+      <w:proofErr w:type="spellEnd"/>
+      <w:r>
+        <w:rPr>
+          <w:rFonts w:ascii="Times New Roman" w:eastAsia="Times New Roman" w:hAnsi="Times New Roman" w:cs="Times New Roman"/>
+          <w:color w:val="A31515"/>
+          <w:kern w:val="0"/>
+          <w14:ligatures w14:val="none"/>
+        </w:rPr>
+        <w:t>"</w:t>
+      </w:r>
+      <w:r>
+        <w:rPr>
+          <w:rFonts w:ascii="Times New Roman" w:eastAsia="Times New Roman" w:hAnsi="Times New Roman" w:cs="Times New Roman"/>
+          <w:color w:val="000000"/>
+          <w:kern w:val="0"/>
+          <w14:ligatures w14:val="none"/>
+        </w:rPr>
+        <w:t xml:space="preserve">: </w:t>
+      </w:r>
+      <w:r>
+        <w:rPr>
+          <w:rFonts w:ascii="Times New Roman" w:eastAsia="Times New Roman" w:hAnsi="Times New Roman" w:cs="Times New Roman"/>
+          <w:color w:val="0451A5"/>
+          <w:kern w:val="0"/>
+          <w14:ligatures w14:val="none"/>
+        </w:rPr>
+        <w:t>"708/mo. for 12 Months EMI"</w:t>
+      </w:r>
+      <w:r>
+        <w:rPr>
+          <w:rFonts w:ascii="Times New Roman" w:eastAsia="Times New Roman" w:hAnsi="Times New Roman" w:cs="Times New Roman"/>
+          <w:color w:val="000000"/>
+          <w:kern w:val="0"/>
+          <w14:ligatures w14:val="none"/>
+        </w:rPr>
+        <w:t>,</w:t>
+      </w:r>
+    </w:p>
+    <w:p>
+      <w:pPr>
+        <w:shd w:val="clear" w:color="auto" w:fill="FFFFFF"/>
+        <w:spacing w:after="0" w:line="270" w:lineRule="atLeast"/>
+        <w:rPr>
+          <w:rFonts w:ascii="Times New Roman" w:eastAsia="Times New Roman" w:hAnsi="Times New Roman" w:cs="Times New Roman"/>
+          <w:color w:val="000000"/>
+          <w:kern w:val="0"/>
+          <w14:ligatures w14:val="none"/>
+        </w:rPr>
+      </w:pPr>
+      <w:r>
+        <w:rPr>
+          <w:rFonts w:ascii="Times New Roman" w:eastAsia="Times New Roman" w:hAnsi="Times New Roman" w:cs="Times New Roman"/>
+          <w:color w:val="000000"/>
+          <w:kern w:val="0"/>
+          <w14:ligatures w14:val="none"/>
+        </w:rPr>
+        <w:t xml:space="preserve">        </w:t>
+      </w:r>
+      <w:r>
+        <w:rPr>
+          <w:rFonts w:ascii="Times New Roman" w:eastAsia="Times New Roman" w:hAnsi="Times New Roman" w:cs="Times New Roman"/>
+          <w:color w:val="A31515"/>
+          <w:kern w:val="0"/>
+          <w14:ligatures w14:val="none"/>
+        </w:rPr>
+        <w:t>"keywords"</w:t>
+      </w:r>
+      <w:r>
+        <w:rPr>
+          <w:rFonts w:ascii="Times New Roman" w:eastAsia="Times New Roman" w:hAnsi="Times New Roman" w:cs="Times New Roman"/>
+          <w:color w:val="000000"/>
+          <w:kern w:val="0"/>
+          <w14:ligatures w14:val="none"/>
+        </w:rPr>
+        <w:t xml:space="preserve">: </w:t>
+      </w:r>
+      <w:r>
+        <w:rPr>
+          <w:rFonts w:ascii="Times New Roman" w:eastAsia="Times New Roman" w:hAnsi="Times New Roman" w:cs="Times New Roman"/>
+          <w:color w:val="0451A5"/>
+          <w:kern w:val="0"/>
+          <w14:ligatures w14:val="none"/>
+        </w:rPr>
+        <w:t xml:space="preserve">"Apple 40W power adapter Nepal, Apple 60W max charger Nepal, Apple USB-C charger Nepal, fast charger Apple Nepal, Apple power adapter original Nepal, </w:t>
+      </w:r>
+      <w:proofErr w:type="spellStart"/>
+      <w:r>
+        <w:rPr>
+          <w:rFonts w:ascii="Times New Roman" w:eastAsia="Times New Roman" w:hAnsi="Times New Roman" w:cs="Times New Roman"/>
+          <w:color w:val="0451A5"/>
+          <w:kern w:val="0"/>
+          <w14:ligatures w14:val="none"/>
+        </w:rPr>
+        <w:t>MacStore</w:t>
+      </w:r>
+      <w:proofErr w:type="spellEnd"/>
+      <w:r>
+        <w:rPr>
+          <w:rFonts w:ascii="Times New Roman" w:eastAsia="Times New Roman" w:hAnsi="Times New Roman" w:cs="Times New Roman"/>
+          <w:color w:val="0451A5"/>
+          <w:kern w:val="0"/>
+          <w14:ligatures w14:val="none"/>
+        </w:rPr>
+        <w:t xml:space="preserve"> Nepal charger, Apple charging accessories Nepal"</w:t>
+      </w:r>
+      <w:r>
+        <w:rPr>
+          <w:rFonts w:ascii="Times New Roman" w:eastAsia="Times New Roman" w:hAnsi="Times New Roman" w:cs="Times New Roman"/>
+          <w:color w:val="000000"/>
+          <w:kern w:val="0"/>
+          <w14:ligatures w14:val="none"/>
+        </w:rPr>
+        <w:t>,</w:t>
+      </w:r>
+    </w:p>
+    <w:p>
+      <w:pPr>
+        <w:shd w:val="clear" w:color="auto" w:fill="FFFFFF"/>
+        <w:spacing w:after="0" w:line="270" w:lineRule="atLeast"/>
+        <w:rPr>
+          <w:rFonts w:ascii="Times New Roman" w:eastAsia="Times New Roman" w:hAnsi="Times New Roman" w:cs="Times New Roman"/>
+          <w:color w:val="000000"/>
+          <w:kern w:val="0"/>
+          <w14:ligatures w14:val="none"/>
+        </w:rPr>
+      </w:pPr>
+      <w:r>
+        <w:rPr>
+          <w:rFonts w:ascii="Times New Roman" w:eastAsia="Times New Roman" w:hAnsi="Times New Roman" w:cs="Times New Roman"/>
+          <w:color w:val="000000"/>
+          <w:kern w:val="0"/>
+          <w14:ligatures w14:val="none"/>
+        </w:rPr>
+        <w:t xml:space="preserve">        </w:t>
+      </w:r>
+      <w:r>
+        <w:rPr>
+          <w:rFonts w:ascii="Times New Roman" w:eastAsia="Times New Roman" w:hAnsi="Times New Roman" w:cs="Times New Roman"/>
+          <w:color w:val="A31515"/>
+          <w:kern w:val="0"/>
+          <w14:ligatures w14:val="none"/>
+        </w:rPr>
+        <w:t>"category"</w:t>
+      </w:r>
+      <w:r>
+        <w:rPr>
+          <w:rFonts w:ascii="Times New Roman" w:eastAsia="Times New Roman" w:hAnsi="Times New Roman" w:cs="Times New Roman"/>
+          <w:color w:val="000000"/>
+          <w:kern w:val="0"/>
+          <w14:ligatures w14:val="none"/>
+        </w:rPr>
+        <w:t>: {</w:t>
+      </w:r>
+    </w:p>
+    <w:p>
+      <w:pPr>
+        <w:shd w:val="clear" w:color="auto" w:fill="FFFFFF"/>
+        <w:spacing w:after="0" w:line="270" w:lineRule="atLeast"/>
+        <w:rPr>
+          <w:rFonts w:ascii="Times New Roman" w:eastAsia="Times New Roman" w:hAnsi="Times New Roman" w:cs="Times New Roman"/>
+          <w:color w:val="000000"/>
+          <w:kern w:val="0"/>
+          <w14:ligatures w14:val="none"/>
+        </w:rPr>
+      </w:pPr>
+      <w:r>
+        <w:rPr>
+          <w:rFonts w:ascii="Times New Roman" w:eastAsia="Times New Roman" w:hAnsi="Times New Roman" w:cs="Times New Roman"/>
+          <w:color w:val="000000"/>
+          <w:kern w:val="0"/>
+          <w14:ligatures w14:val="none"/>
+        </w:rPr>
+        <w:t xml:space="preserve">            </w:t>
+      </w:r>
+      <w:r>
+        <w:rPr>
+          <w:rFonts w:ascii="Times New Roman" w:eastAsia="Times New Roman" w:hAnsi="Times New Roman" w:cs="Times New Roman"/>
+          <w:color w:val="A31515"/>
+          <w:kern w:val="0"/>
+          <w14:ligatures w14:val="none"/>
+        </w:rPr>
+        <w:t>"id"</w:t>
+      </w:r>
+      <w:r>
+        <w:rPr>
+          <w:rFonts w:ascii="Times New Roman" w:eastAsia="Times New Roman" w:hAnsi="Times New Roman" w:cs="Times New Roman"/>
+          <w:color w:val="000000"/>
+          <w:kern w:val="0"/>
+          <w14:ligatures w14:val="none"/>
+        </w:rPr>
+        <w:t xml:space="preserve">: </w:t>
+      </w:r>
+      <w:r>
+        <w:rPr>
+          <w:rFonts w:ascii="Times New Roman" w:eastAsia="Times New Roman" w:hAnsi="Times New Roman" w:cs="Times New Roman"/>
+          <w:color w:val="098658"/>
+          <w:kern w:val="0"/>
+          <w14:ligatures w14:val="none"/>
+        </w:rPr>
+        <w:t>6</w:t>
+      </w:r>
+      <w:r>
+        <w:rPr>
+          <w:rFonts w:ascii="Times New Roman" w:eastAsia="Times New Roman" w:hAnsi="Times New Roman" w:cs="Times New Roman"/>
+          <w:color w:val="000000"/>
+          <w:kern w:val="0"/>
+          <w14:ligatures w14:val="none"/>
+        </w:rPr>
+        <w:t>,</w:t>
+      </w:r>
+    </w:p>
+    <w:p>
+      <w:pPr>
+        <w:shd w:val="clear" w:color="auto" w:fill="FFFFFF"/>
+        <w:spacing w:after="0" w:line="270" w:lineRule="atLeast"/>
+        <w:rPr>
+          <w:rFonts w:ascii="Times New Roman" w:eastAsia="Times New Roman" w:hAnsi="Times New Roman" w:cs="Times New Roman"/>
+          <w:color w:val="000000"/>
+          <w:kern w:val="0"/>
+          <w14:ligatures w14:val="none"/>
+        </w:rPr>
+      </w:pPr>
+      <w:r>
+        <w:rPr>
+          <w:rFonts w:ascii="Times New Roman" w:eastAsia="Times New Roman" w:hAnsi="Times New Roman" w:cs="Times New Roman"/>
+          <w:color w:val="000000"/>
+          <w:kern w:val="0"/>
+          <w14:ligatures w14:val="none"/>
+        </w:rPr>
+        <w:t xml:space="preserve">            </w:t>
+      </w:r>
+      <w:r>
+        <w:rPr>
+          <w:rFonts w:ascii="Times New Roman" w:eastAsia="Times New Roman" w:hAnsi="Times New Roman" w:cs="Times New Roman"/>
+          <w:color w:val="A31515"/>
+          <w:kern w:val="0"/>
+          <w14:ligatures w14:val="none"/>
+        </w:rPr>
+        <w:t>"name"</w:t>
+      </w:r>
+      <w:r>
+        <w:rPr>
+          <w:rFonts w:ascii="Times New Roman" w:eastAsia="Times New Roman" w:hAnsi="Times New Roman" w:cs="Times New Roman"/>
+          <w:color w:val="000000"/>
+          <w:kern w:val="0"/>
+          <w14:ligatures w14:val="none"/>
+        </w:rPr>
+        <w:t xml:space="preserve">: </w:t>
+      </w:r>
+      <w:r>
+        <w:rPr>
+          <w:rFonts w:ascii="Times New Roman" w:eastAsia="Times New Roman" w:hAnsi="Times New Roman" w:cs="Times New Roman"/>
+          <w:color w:val="0451A5"/>
+          <w:kern w:val="0"/>
+          <w14:ligatures w14:val="none"/>
+        </w:rPr>
+        <w:t>"Accessories"</w:t>
+      </w:r>
+      <w:r>
+        <w:rPr>
+          <w:rFonts w:ascii="Times New Roman" w:eastAsia="Times New Roman" w:hAnsi="Times New Roman" w:cs="Times New Roman"/>
+          <w:color w:val="000000"/>
+          <w:kern w:val="0"/>
+          <w14:ligatures w14:val="none"/>
+        </w:rPr>
+        <w:t>,</w:t>
+      </w:r>
+    </w:p>
+    <w:p>
+      <w:pPr>
+        <w:shd w:val="clear" w:color="auto" w:fill="FFFFFF"/>
+        <w:spacing w:after="0" w:line="270" w:lineRule="atLeast"/>
+        <w:rPr>
+          <w:rFonts w:ascii="Times New Roman" w:eastAsia="Times New Roman" w:hAnsi="Times New Roman" w:cs="Times New Roman"/>
+          <w:color w:val="000000"/>
+          <w:kern w:val="0"/>
+          <w14:ligatures w14:val="none"/>
+        </w:rPr>
+      </w:pPr>
+      <w:r>
+        <w:rPr>
+          <w:rFonts w:ascii="Times New Roman" w:eastAsia="Times New Roman" w:hAnsi="Times New Roman" w:cs="Times New Roman"/>
+          <w:color w:val="000000"/>
+          <w:kern w:val="0"/>
+          <w14:ligatures w14:val="none"/>
+        </w:rPr>
+        <w:t xml:space="preserve">            </w:t>
+      </w:r>
+      <w:r>
+        <w:rPr>
+          <w:rFonts w:ascii="Times New Roman" w:eastAsia="Times New Roman" w:hAnsi="Times New Roman" w:cs="Times New Roman"/>
+          <w:color w:val="A31515"/>
+          <w:kern w:val="0"/>
+          <w14:ligatures w14:val="none"/>
+        </w:rPr>
+        <w:t>"slug"</w:t>
+      </w:r>
+      <w:r>
+        <w:rPr>
+          <w:rFonts w:ascii="Times New Roman" w:eastAsia="Times New Roman" w:hAnsi="Times New Roman" w:cs="Times New Roman"/>
+          <w:color w:val="000000"/>
+          <w:kern w:val="0"/>
+          <w14:ligatures w14:val="none"/>
+        </w:rPr>
+        <w:t xml:space="preserve">: </w:t>
+      </w:r>
+      <w:r>
+        <w:rPr>
+          <w:rFonts w:ascii="Times New Roman" w:eastAsia="Times New Roman" w:hAnsi="Times New Roman" w:cs="Times New Roman"/>
+          <w:color w:val="0451A5"/>
+          <w:kern w:val="0"/>
+          <w14:ligatures w14:val="none"/>
+        </w:rPr>
+        <w:t>"accessories"</w:t>
+      </w:r>
+      <w:r>
+        <w:rPr>
+          <w:rFonts w:ascii="Times New Roman" w:eastAsia="Times New Roman" w:hAnsi="Times New Roman" w:cs="Times New Roman"/>
+          <w:color w:val="000000"/>
+          <w:kern w:val="0"/>
+          <w14:ligatures w14:val="none"/>
+        </w:rPr>
+        <w:t>,</w:t>
+      </w:r>
+    </w:p>
+    <w:p>
+      <w:pPr>
+        <w:shd w:val="clear" w:color="auto" w:fill="FFFFFF"/>
+        <w:spacing w:after="0" w:line="270" w:lineRule="atLeast"/>
+        <w:rPr>
+          <w:rFonts w:ascii="Times New Roman" w:eastAsia="Times New Roman" w:hAnsi="Times New Roman" w:cs="Times New Roman"/>
+          <w:color w:val="000000"/>
+          <w:kern w:val="0"/>
+          <w14:ligatures w14:val="none"/>
+        </w:rPr>
+      </w:pPr>
+      <w:r>
+        <w:rPr>
+          <w:rFonts w:ascii="Times New Roman" w:eastAsia="Times New Roman" w:hAnsi="Times New Roman" w:cs="Times New Roman"/>
+          <w:color w:val="000000"/>
+          <w:kern w:val="0"/>
+          <w14:ligatures w14:val="none"/>
+        </w:rPr>
+        <w:t xml:space="preserve">            </w:t>
+      </w:r>
+      <w:r>
+        <w:rPr>
+          <w:rFonts w:ascii="Times New Roman" w:eastAsia="Times New Roman" w:hAnsi="Times New Roman" w:cs="Times New Roman"/>
+          <w:color w:val="A31515"/>
+          <w:kern w:val="0"/>
+          <w14:ligatures w14:val="none"/>
+        </w:rPr>
+        <w:t>"image"</w:t>
+      </w:r>
+      <w:r>
+        <w:rPr>
+          <w:rFonts w:ascii="Times New Roman" w:eastAsia="Times New Roman" w:hAnsi="Times New Roman" w:cs="Times New Roman"/>
+          <w:color w:val="000000"/>
+          <w:kern w:val="0"/>
+          <w14:ligatures w14:val="none"/>
+        </w:rPr>
+        <w:t xml:space="preserve">: </w:t>
+      </w:r>
+      <w:r>
+        <w:rPr>
+          <w:rFonts w:ascii="Times New Roman" w:eastAsia="Times New Roman" w:hAnsi="Times New Roman" w:cs="Times New Roman"/>
+          <w:color w:val="0451A5"/>
+          <w:kern w:val="0"/>
+          <w14:ligatures w14:val="none"/>
+        </w:rPr>
+        <w:t>"https://demo.macstore.com.np/storage/top_categories/1782037193_Accessories.png"</w:t>
+      </w:r>
+    </w:p>
+    <w:p>
+      <w:pPr>
+        <w:shd w:val="clear" w:color="auto" w:fill="FFFFFF"/>
+        <w:spacing w:after="0" w:line="270" w:lineRule="atLeast"/>
+        <w:rPr>
+          <w:rFonts w:ascii="Times New Roman" w:eastAsia="Times New Roman" w:hAnsi="Times New Roman" w:cs="Times New Roman"/>
+          <w:color w:val="000000"/>
+          <w:kern w:val="0"/>
+          <w14:ligatures w14:val="none"/>
+        </w:rPr>
+      </w:pPr>
+      <w:r>
+        <w:rPr>
+          <w:rFonts w:ascii="Times New Roman" w:eastAsia="Times New Roman" w:hAnsi="Times New Roman" w:cs="Times New Roman"/>
+          <w:color w:val="000000"/>
+          <w:kern w:val="0"/>
+          <w14:ligatures w14:val="none"/>
+        </w:rPr>
+        <w:t>        },</w:t>
+      </w:r>
+    </w:p>
+    <w:p>
+      <w:pPr>
+        <w:shd w:val="clear" w:color="auto" w:fill="FFFFFF"/>
+        <w:spacing w:after="0" w:line="270" w:lineRule="atLeast"/>
+        <w:rPr>
+          <w:rFonts w:ascii="Times New Roman" w:eastAsia="Times New Roman" w:hAnsi="Times New Roman" w:cs="Times New Roman"/>
+          <w:color w:val="000000"/>
+          <w:kern w:val="0"/>
+          <w14:ligatures w14:val="none"/>
+        </w:rPr>
+      </w:pPr>
+      <w:r>
+        <w:rPr>
+          <w:rFonts w:ascii="Times New Roman" w:eastAsia="Times New Roman" w:hAnsi="Times New Roman" w:cs="Times New Roman"/>
+          <w:color w:val="000000"/>
+          <w:kern w:val="0"/>
+          <w14:ligatures w14:val="none"/>
+        </w:rPr>
+        <w:t xml:space="preserve">        </w:t>
+      </w:r>
+      <w:r>
+        <w:rPr>
+          <w:rFonts w:ascii="Times New Roman" w:eastAsia="Times New Roman" w:hAnsi="Times New Roman" w:cs="Times New Roman"/>
+          <w:color w:val="A31515"/>
+          <w:kern w:val="0"/>
+          <w14:ligatures w14:val="none"/>
+        </w:rPr>
+        <w:t>"subcategory"</w:t>
+      </w:r>
+      <w:r>
+        <w:rPr>
+          <w:rFonts w:ascii="Times New Roman" w:eastAsia="Times New Roman" w:hAnsi="Times New Roman" w:cs="Times New Roman"/>
+          <w:color w:val="000000"/>
+          <w:kern w:val="0"/>
+          <w14:ligatures w14:val="none"/>
+        </w:rPr>
+        <w:t>: {</w:t>
+      </w:r>
+    </w:p>
+    <w:p>
+      <w:pPr>
+        <w:shd w:val="clear" w:color="auto" w:fill="FFFFFF"/>
+        <w:spacing w:after="0" w:line="270" w:lineRule="atLeast"/>
+        <w:rPr>
+          <w:rFonts w:ascii="Times New Roman" w:eastAsia="Times New Roman" w:hAnsi="Times New Roman" w:cs="Times New Roman"/>
+          <w:color w:val="000000"/>
+          <w:kern w:val="0"/>
+          <w14:ligatures w14:val="none"/>
+        </w:rPr>
+      </w:pPr>
+      <w:r>
+        <w:rPr>
+          <w:rFonts w:ascii="Times New Roman" w:eastAsia="Times New Roman" w:hAnsi="Times New Roman" w:cs="Times New Roman"/>
+          <w:color w:val="000000"/>
+          <w:kern w:val="0"/>
+          <w14:ligatures w14:val="none"/>
+        </w:rPr>
+        <w:t xml:space="preserve">            </w:t>
+      </w:r>
+      <w:r>
+        <w:rPr>
+          <w:rFonts w:ascii="Times New Roman" w:eastAsia="Times New Roman" w:hAnsi="Times New Roman" w:cs="Times New Roman"/>
+          <w:color w:val="A31515"/>
+          <w:kern w:val="0"/>
+          <w14:ligatures w14:val="none"/>
+        </w:rPr>
+        <w:t>"id"</w:t>
+      </w:r>
+      <w:r>
+        <w:rPr>
+          <w:rFonts w:ascii="Times New Roman" w:eastAsia="Times New Roman" w:hAnsi="Times New Roman" w:cs="Times New Roman"/>
+          <w:color w:val="000000"/>
+          <w:kern w:val="0"/>
+          <w14:ligatures w14:val="none"/>
+        </w:rPr>
+        <w:t xml:space="preserve">: </w:t>
+      </w:r>
+      <w:r>
+        <w:rPr>
+          <w:rFonts w:ascii="Times New Roman" w:eastAsia="Times New Roman" w:hAnsi="Times New Roman" w:cs="Times New Roman"/>
+          <w:color w:val="098658"/>
+          <w:kern w:val="0"/>
+          <w14:ligatures w14:val="none"/>
+        </w:rPr>
+        <w:t>82</w:t>
+      </w:r>
+      <w:r>
+        <w:rPr>
+          <w:rFonts w:ascii="Times New Roman" w:eastAsia="Times New Roman" w:hAnsi="Times New Roman" w:cs="Times New Roman"/>
+          <w:color w:val="000000"/>
+          <w:kern w:val="0"/>
+          <w14:ligatures w14:val="none"/>
+        </w:rPr>
+        <w:t>,</w:t>
+      </w:r>
+    </w:p>
+    <w:p>
+      <w:pPr>
+        <w:shd w:val="clear" w:color="auto" w:fill="FFFFFF"/>
+        <w:spacing w:after="0" w:line="270" w:lineRule="atLeast"/>
+        <w:rPr>
+          <w:rFonts w:ascii="Times New Roman" w:eastAsia="Times New Roman" w:hAnsi="Times New Roman" w:cs="Times New Roman"/>
+          <w:color w:val="000000"/>
+          <w:kern w:val="0"/>
+          <w14:ligatures w14:val="none"/>
+        </w:rPr>
+      </w:pPr>
+      <w:r>
+        <w:rPr>
+          <w:rFonts w:ascii="Times New Roman" w:eastAsia="Times New Roman" w:hAnsi="Times New Roman" w:cs="Times New Roman"/>
+          <w:color w:val="000000"/>
+          <w:kern w:val="0"/>
+          <w14:ligatures w14:val="none"/>
+        </w:rPr>
+        <w:t xml:space="preserve">            </w:t>
+      </w:r>
+      <w:r>
+        <w:rPr>
+          <w:rFonts w:ascii="Times New Roman" w:eastAsia="Times New Roman" w:hAnsi="Times New Roman" w:cs="Times New Roman"/>
+          <w:color w:val="A31515"/>
+          <w:kern w:val="0"/>
+          <w14:ligatures w14:val="none"/>
+        </w:rPr>
+        <w:t>"name"</w:t>
+      </w:r>
+      <w:r>
+        <w:rPr>
+          <w:rFonts w:ascii="Times New Roman" w:eastAsia="Times New Roman" w:hAnsi="Times New Roman" w:cs="Times New Roman"/>
+          <w:color w:val="000000"/>
+          <w:kern w:val="0"/>
+          <w14:ligatures w14:val="none"/>
+        </w:rPr>
+        <w:t xml:space="preserve">: </w:t>
+      </w:r>
+      <w:r>
+        <w:rPr>
+          <w:rFonts w:ascii="Times New Roman" w:eastAsia="Times New Roman" w:hAnsi="Times New Roman" w:cs="Times New Roman"/>
+          <w:color w:val="0451A5"/>
+          <w:kern w:val="0"/>
+          <w14:ligatures w14:val="none"/>
+        </w:rPr>
+        <w:t>"Mac Accessories"</w:t>
+      </w:r>
+      <w:r>
+        <w:rPr>
+          <w:rFonts w:ascii="Times New Roman" w:eastAsia="Times New Roman" w:hAnsi="Times New Roman" w:cs="Times New Roman"/>
+          <w:color w:val="000000"/>
+          <w:kern w:val="0"/>
+          <w14:ligatures w14:val="none"/>
+        </w:rPr>
+        <w:t>,</w:t>
+      </w:r>
+    </w:p>
+    <w:p>
+      <w:pPr>
+        <w:shd w:val="clear" w:color="auto" w:fill="FFFFFF"/>
+        <w:spacing w:after="0" w:line="270" w:lineRule="atLeast"/>
+        <w:rPr>
+          <w:rFonts w:ascii="Times New Roman" w:eastAsia="Times New Roman" w:hAnsi="Times New Roman" w:cs="Times New Roman"/>
+          <w:color w:val="000000"/>
+          <w:kern w:val="0"/>
+          <w14:ligatures w14:val="none"/>
+        </w:rPr>
+      </w:pPr>
+      <w:r>
+        <w:rPr>
+          <w:rFonts w:ascii="Times New Roman" w:eastAsia="Times New Roman" w:hAnsi="Times New Roman" w:cs="Times New Roman"/>
+          <w:color w:val="000000"/>
+          <w:kern w:val="0"/>
+          <w14:ligatures w14:val="none"/>
+        </w:rPr>
+        <w:t xml:space="preserve">            </w:t>
+      </w:r>
+      <w:r>
+        <w:rPr>
+          <w:rFonts w:ascii="Times New Roman" w:eastAsia="Times New Roman" w:hAnsi="Times New Roman" w:cs="Times New Roman"/>
+          <w:color w:val="A31515"/>
+          <w:kern w:val="0"/>
+          <w14:ligatures w14:val="none"/>
+        </w:rPr>
+        <w:t>"slug"</w:t>
+      </w:r>
+      <w:r>
+        <w:rPr>
+          <w:rFonts w:ascii="Times New Roman" w:eastAsia="Times New Roman" w:hAnsi="Times New Roman" w:cs="Times New Roman"/>
+          <w:color w:val="000000"/>
+          <w:kern w:val="0"/>
+          <w14:ligatures w14:val="none"/>
+        </w:rPr>
+        <w:t xml:space="preserve">: </w:t>
+      </w:r>
+      <w:r>
+        <w:rPr>
+          <w:rFonts w:ascii="Times New Roman" w:eastAsia="Times New Roman" w:hAnsi="Times New Roman" w:cs="Times New Roman"/>
+          <w:color w:val="0451A5"/>
+          <w:kern w:val="0"/>
+          <w14:ligatures w14:val="none"/>
+        </w:rPr>
+        <w:t>"mac-accessories"</w:t>
+      </w:r>
+    </w:p>
+    <w:p>
+      <w:pPr>
+        <w:shd w:val="clear" w:color="auto" w:fill="FFFFFF"/>
+        <w:spacing w:after="0" w:line="270" w:lineRule="atLeast"/>
+        <w:rPr>
+          <w:rFonts w:ascii="Times New Roman" w:eastAsia="Times New Roman" w:hAnsi="Times New Roman" w:cs="Times New Roman"/>
+          <w:color w:val="000000"/>
+          <w:kern w:val="0"/>
+          <w14:ligatures w14:val="none"/>
+        </w:rPr>
+      </w:pPr>
+      <w:r>
+        <w:rPr>
+          <w:rFonts w:ascii="Times New Roman" w:eastAsia="Times New Roman" w:hAnsi="Times New Roman" w:cs="Times New Roman"/>
+          <w:color w:val="000000"/>
+          <w:kern w:val="0"/>
+          <w14:ligatures w14:val="none"/>
+        </w:rPr>
+        <w:t>        },</w:t>
+      </w:r>
+    </w:p>
+    <w:p>
+      <w:pPr>
+        <w:shd w:val="clear" w:color="auto" w:fill="FFFFFF"/>
+        <w:spacing w:after="0" w:line="270" w:lineRule="atLeast"/>
+        <w:rPr>
+          <w:rFonts w:ascii="Times New Roman" w:eastAsia="Times New Roman" w:hAnsi="Times New Roman" w:cs="Times New Roman"/>
+          <w:color w:val="000000"/>
+          <w:kern w:val="0"/>
+          <w14:ligatures w14:val="none"/>
+        </w:rPr>
+      </w:pPr>
+      <w:r>
+        <w:rPr>
+          <w:rFonts w:ascii="Times New Roman" w:eastAsia="Times New Roman" w:hAnsi="Times New Roman" w:cs="Times New Roman"/>
+          <w:color w:val="000000"/>
+          <w:kern w:val="0"/>
+          <w14:ligatures w14:val="none"/>
+        </w:rPr>
+        <w:t xml:space="preserve">        </w:t>
+      </w:r>
+      <w:r>
+        <w:rPr>
+          <w:rFonts w:ascii="Times New Roman" w:eastAsia="Times New Roman" w:hAnsi="Times New Roman" w:cs="Times New Roman"/>
+          <w:color w:val="A31515"/>
+          <w:kern w:val="0"/>
+          <w14:ligatures w14:val="none"/>
+        </w:rPr>
+        <w:t>"accessories"</w:t>
+      </w:r>
+      <w:r>
+        <w:rPr>
+          <w:rFonts w:ascii="Times New Roman" w:eastAsia="Times New Roman" w:hAnsi="Times New Roman" w:cs="Times New Roman"/>
+          <w:color w:val="000000"/>
+          <w:kern w:val="0"/>
+          <w14:ligatures w14:val="none"/>
+        </w:rPr>
+        <w:t>: [</w:t>
+      </w:r>
+    </w:p>
+    <w:p>
+      <w:pPr>
+        <w:shd w:val="clear" w:color="auto" w:fill="FFFFFF"/>
+        <w:spacing w:after="0" w:line="270" w:lineRule="atLeast"/>
+        <w:rPr>
+          <w:rFonts w:ascii="Times New Roman" w:eastAsia="Times New Roman" w:hAnsi="Times New Roman" w:cs="Times New Roman"/>
+          <w:color w:val="000000"/>
+          <w:kern w:val="0"/>
+          <w14:ligatures w14:val="none"/>
+        </w:rPr>
+      </w:pPr>
+      <w:r>
+        <w:rPr>
+          <w:rFonts w:ascii="Times New Roman" w:eastAsia="Times New Roman" w:hAnsi="Times New Roman" w:cs="Times New Roman"/>
+          <w:color w:val="000000"/>
+          <w:kern w:val="0"/>
+          <w14:ligatures w14:val="none"/>
+        </w:rPr>
+        <w:t>            {</w:t>
+      </w:r>
+    </w:p>
+    <w:p>
+      <w:pPr>
+        <w:shd w:val="clear" w:color="auto" w:fill="FFFFFF"/>
+        <w:spacing w:after="0" w:line="270" w:lineRule="atLeast"/>
+        <w:rPr>
+          <w:rFonts w:ascii="Times New Roman" w:eastAsia="Times New Roman" w:hAnsi="Times New Roman" w:cs="Times New Roman"/>
+          <w:color w:val="000000"/>
+          <w:kern w:val="0"/>
+          <w14:ligatures w14:val="none"/>
+        </w:rPr>
+      </w:pPr>
+      <w:r>
+        <w:rPr>
+          <w:rFonts w:ascii="Times New Roman" w:eastAsia="Times New Roman" w:hAnsi="Times New Roman" w:cs="Times New Roman"/>
+          <w:color w:val="000000"/>
+          <w:kern w:val="0"/>
+          <w14:ligatures w14:val="none"/>
+        </w:rPr>
+        <w:t xml:space="preserve">                </w:t>
+      </w:r>
+      <w:r>
+        <w:rPr>
+          <w:rFonts w:ascii="Times New Roman" w:eastAsia="Times New Roman" w:hAnsi="Times New Roman" w:cs="Times New Roman"/>
+          <w:color w:val="A31515"/>
+          <w:kern w:val="0"/>
+          <w14:ligatures w14:val="none"/>
+        </w:rPr>
+        <w:t>"id"</w:t>
+      </w:r>
+      <w:r>
+        <w:rPr>
+          <w:rFonts w:ascii="Times New Roman" w:eastAsia="Times New Roman" w:hAnsi="Times New Roman" w:cs="Times New Roman"/>
+          <w:color w:val="000000"/>
+          <w:kern w:val="0"/>
+          <w14:ligatures w14:val="none"/>
+        </w:rPr>
+        <w:t xml:space="preserve">: </w:t>
+      </w:r>
+      <w:r>
+        <w:rPr>
+          <w:rFonts w:ascii="Times New Roman" w:eastAsia="Times New Roman" w:hAnsi="Times New Roman" w:cs="Times New Roman"/>
+          <w:color w:val="098658"/>
+          <w:kern w:val="0"/>
+          <w14:ligatures w14:val="none"/>
+        </w:rPr>
+        <w:t>24</w:t>
+      </w:r>
+      <w:r>
+        <w:rPr>
+          <w:rFonts w:ascii="Times New Roman" w:eastAsia="Times New Roman" w:hAnsi="Times New Roman" w:cs="Times New Roman"/>
+          <w:color w:val="000000"/>
+          <w:kern w:val="0"/>
+          <w14:ligatures w14:val="none"/>
+        </w:rPr>
+        <w:t>,</w:t>
+      </w:r>
+    </w:p>
+    <w:p>
+      <w:pPr>
+        <w:shd w:val="clear" w:color="auto" w:fill="FFFFFF"/>
+        <w:spacing w:after="0" w:line="270" w:lineRule="atLeast"/>
+        <w:rPr>
+          <w:rFonts w:ascii="Times New Roman" w:eastAsia="Times New Roman" w:hAnsi="Times New Roman" w:cs="Times New Roman"/>
+          <w:color w:val="000000"/>
+          <w:kern w:val="0"/>
+          <w14:ligatures w14:val="none"/>
+        </w:rPr>
+      </w:pPr>
+      <w:r>
+        <w:rPr>
+          <w:rFonts w:ascii="Times New Roman" w:eastAsia="Times New Roman" w:hAnsi="Times New Roman" w:cs="Times New Roman"/>
+          <w:color w:val="000000"/>
+          <w:kern w:val="0"/>
+          <w14:ligatures w14:val="none"/>
+        </w:rPr>
+        <w:t xml:space="preserve">                </w:t>
+      </w:r>
+      <w:r>
+        <w:rPr>
+          <w:rFonts w:ascii="Times New Roman" w:eastAsia="Times New Roman" w:hAnsi="Times New Roman" w:cs="Times New Roman"/>
+          <w:color w:val="A31515"/>
+          <w:kern w:val="0"/>
+          <w14:ligatures w14:val="none"/>
+        </w:rPr>
+        <w:t>"name"</w:t>
+      </w:r>
+      <w:r>
+        <w:rPr>
+          <w:rFonts w:ascii="Times New Roman" w:eastAsia="Times New Roman" w:hAnsi="Times New Roman" w:cs="Times New Roman"/>
+          <w:color w:val="000000"/>
+          <w:kern w:val="0"/>
+          <w14:ligatures w14:val="none"/>
+        </w:rPr>
+        <w:t xml:space="preserve">: </w:t>
+      </w:r>
+      <w:r>
+        <w:rPr>
+          <w:rFonts w:ascii="Times New Roman" w:eastAsia="Times New Roman" w:hAnsi="Times New Roman" w:cs="Times New Roman"/>
+          <w:color w:val="0451A5"/>
+          <w:kern w:val="0"/>
+          <w14:ligatures w14:val="none"/>
+        </w:rPr>
+        <w:t>"pretest"</w:t>
+      </w:r>
+      <w:r>
+        <w:rPr>
+          <w:rFonts w:ascii="Times New Roman" w:eastAsia="Times New Roman" w:hAnsi="Times New Roman" w:cs="Times New Roman"/>
+          <w:color w:val="000000"/>
+          <w:kern w:val="0"/>
+          <w14:ligatures w14:val="none"/>
+        </w:rPr>
+        <w:t>,</w:t>
+      </w:r>
+    </w:p>
+    <w:p>
+      <w:pPr>
+        <w:shd w:val="clear" w:color="auto" w:fill="FFFFFF"/>
+        <w:spacing w:after="0" w:line="270" w:lineRule="atLeast"/>
+        <w:rPr>
+          <w:rFonts w:ascii="Times New Roman" w:eastAsia="Times New Roman" w:hAnsi="Times New Roman" w:cs="Times New Roman"/>
+          <w:color w:val="000000"/>
+          <w:kern w:val="0"/>
+          <w14:ligatures w14:val="none"/>
+        </w:rPr>
+      </w:pPr>
+      <w:r>
+        <w:rPr>
+          <w:rFonts w:ascii="Times New Roman" w:eastAsia="Times New Roman" w:hAnsi="Times New Roman" w:cs="Times New Roman"/>
+          <w:color w:val="000000"/>
+          <w:kern w:val="0"/>
+          <w14:ligatures w14:val="none"/>
+        </w:rPr>
+        <w:t xml:space="preserve">                </w:t>
+      </w:r>
+      <w:r>
+        <w:rPr>
+          <w:rFonts w:ascii="Times New Roman" w:eastAsia="Times New Roman" w:hAnsi="Times New Roman" w:cs="Times New Roman"/>
+          <w:color w:val="A31515"/>
+          <w:kern w:val="0"/>
+          <w14:ligatures w14:val="none"/>
+        </w:rPr>
+        <w:t>"slug"</w:t>
+      </w:r>
+      <w:r>
+        <w:rPr>
+          <w:rFonts w:ascii="Times New Roman" w:eastAsia="Times New Roman" w:hAnsi="Times New Roman" w:cs="Times New Roman"/>
+          <w:color w:val="000000"/>
+          <w:kern w:val="0"/>
+          <w14:ligatures w14:val="none"/>
+        </w:rPr>
+        <w:t xml:space="preserve">: </w:t>
+      </w:r>
+      <w:r>
+        <w:rPr>
+          <w:rFonts w:ascii="Times New Roman" w:eastAsia="Times New Roman" w:hAnsi="Times New Roman" w:cs="Times New Roman"/>
+          <w:color w:val="0451A5"/>
+          <w:kern w:val="0"/>
+          <w14:ligatures w14:val="none"/>
+        </w:rPr>
+        <w:t>"pretest"</w:t>
+      </w:r>
+      <w:r>
+        <w:rPr>
+          <w:rFonts w:ascii="Times New Roman" w:eastAsia="Times New Roman" w:hAnsi="Times New Roman" w:cs="Times New Roman"/>
+          <w:color w:val="000000"/>
+          <w:kern w:val="0"/>
+          <w14:ligatures w14:val="none"/>
+        </w:rPr>
+        <w:t>,</w:t>
+      </w:r>
+    </w:p>
+    <w:p>
+      <w:pPr>
+        <w:shd w:val="clear" w:color="auto" w:fill="FFFFFF"/>
+        <w:spacing w:after="0" w:line="270" w:lineRule="atLeast"/>
+        <w:rPr>
+          <w:rFonts w:ascii="Times New Roman" w:eastAsia="Times New Roman" w:hAnsi="Times New Roman" w:cs="Times New Roman"/>
+          <w:color w:val="000000"/>
+          <w:kern w:val="0"/>
+          <w14:ligatures w14:val="none"/>
+        </w:rPr>
+      </w:pPr>
+      <w:r>
+        <w:rPr>
+          <w:rFonts w:ascii="Times New Roman" w:eastAsia="Times New Roman" w:hAnsi="Times New Roman" w:cs="Times New Roman"/>
+          <w:color w:val="000000"/>
+          <w:kern w:val="0"/>
+          <w14:ligatures w14:val="none"/>
+        </w:rPr>
+        <w:t xml:space="preserve">                </w:t>
+      </w:r>
+      <w:r>
+        <w:rPr>
+          <w:rFonts w:ascii="Times New Roman" w:eastAsia="Times New Roman" w:hAnsi="Times New Roman" w:cs="Times New Roman"/>
+          <w:color w:val="A31515"/>
+          <w:kern w:val="0"/>
+          <w14:ligatures w14:val="none"/>
+        </w:rPr>
+        <w:t>"</w:t>
+      </w:r>
+      <w:proofErr w:type="spellStart"/>
+      <w:r>
+        <w:rPr>
+          <w:rFonts w:ascii="Times New Roman" w:eastAsia="Times New Roman" w:hAnsi="Times New Roman" w:cs="Times New Roman"/>
+          <w:color w:val="A31515"/>
+          <w:kern w:val="0"/>
+          <w14:ligatures w14:val="none"/>
+        </w:rPr>
+        <w:t>sku</w:t>
+      </w:r>
+      <w:proofErr w:type="spellEnd"/>
+      <w:r>
+        <w:rPr>
+          <w:rFonts w:ascii="Times New Roman" w:eastAsia="Times New Roman" w:hAnsi="Times New Roman" w:cs="Times New Roman"/>
+          <w:color w:val="A31515"/>
+          <w:kern w:val="0"/>
+          <w14:ligatures w14:val="none"/>
+        </w:rPr>
+        <w:t>"</w:t>
+      </w:r>
+      <w:r>
+        <w:rPr>
+          <w:rFonts w:ascii="Times New Roman" w:eastAsia="Times New Roman" w:hAnsi="Times New Roman" w:cs="Times New Roman"/>
+          <w:color w:val="000000"/>
+          <w:kern w:val="0"/>
+          <w14:ligatures w14:val="none"/>
+        </w:rPr>
+        <w:t xml:space="preserve">: </w:t>
+      </w:r>
+      <w:r>
+        <w:rPr>
+          <w:rFonts w:ascii="Times New Roman" w:eastAsia="Times New Roman" w:hAnsi="Times New Roman" w:cs="Times New Roman"/>
+          <w:color w:val="0451A5"/>
+          <w:kern w:val="0"/>
+          <w14:ligatures w14:val="none"/>
+        </w:rPr>
+        <w:t>"too"</w:t>
+      </w:r>
+      <w:r>
+        <w:rPr>
+          <w:rFonts w:ascii="Times New Roman" w:eastAsia="Times New Roman" w:hAnsi="Times New Roman" w:cs="Times New Roman"/>
+          <w:color w:val="000000"/>
+          <w:kern w:val="0"/>
+          <w14:ligatures w14:val="none"/>
+        </w:rPr>
+        <w:t>,</w:t>
+      </w:r>
+    </w:p>
+    <w:p>
+      <w:pPr>
+        <w:shd w:val="clear" w:color="auto" w:fill="FFFFFF"/>
+        <w:spacing w:after="0" w:line="270" w:lineRule="atLeast"/>
+        <w:rPr>
+          <w:rFonts w:ascii="Times New Roman" w:eastAsia="Times New Roman" w:hAnsi="Times New Roman" w:cs="Times New Roman"/>
+          <w:color w:val="000000"/>
+          <w:kern w:val="0"/>
+          <w14:ligatures w14:val="none"/>
+        </w:rPr>
+      </w:pPr>
+      <w:r>
+        <w:rPr>
+          <w:rFonts w:ascii="Times New Roman" w:eastAsia="Times New Roman" w:hAnsi="Times New Roman" w:cs="Times New Roman"/>
+          <w:color w:val="000000"/>
+          <w:kern w:val="0"/>
+          <w14:ligatures w14:val="none"/>
+        </w:rPr>
+        <w:t xml:space="preserve">                </w:t>
+      </w:r>
+      <w:r>
+        <w:rPr>
+          <w:rFonts w:ascii="Times New Roman" w:eastAsia="Times New Roman" w:hAnsi="Times New Roman" w:cs="Times New Roman"/>
+          <w:color w:val="A31515"/>
+          <w:kern w:val="0"/>
+          <w14:ligatures w14:val="none"/>
+        </w:rPr>
+        <w:t>"</w:t>
+      </w:r>
+      <w:proofErr w:type="spellStart"/>
+      <w:proofErr w:type="gramStart"/>
+      <w:r>
+        <w:rPr>
+          <w:rFonts w:ascii="Times New Roman" w:eastAsia="Times New Roman" w:hAnsi="Times New Roman" w:cs="Times New Roman"/>
+          <w:color w:val="A31515"/>
+          <w:kern w:val="0"/>
+          <w14:ligatures w14:val="none"/>
+        </w:rPr>
+        <w:t>product</w:t>
+      </w:r>
+      <w:proofErr w:type="gramEnd"/>
+      <w:r>
+        <w:rPr>
+          <w:rFonts w:ascii="Times New Roman" w:eastAsia="Times New Roman" w:hAnsi="Times New Roman" w:cs="Times New Roman"/>
+          <w:color w:val="A31515"/>
+          <w:kern w:val="0"/>
+          <w14:ligatures w14:val="none"/>
+        </w:rPr>
+        <w:t>_id</w:t>
+      </w:r>
+      <w:proofErr w:type="spellEnd"/>
+      <w:r>
+        <w:rPr>
+          <w:rFonts w:ascii="Times New Roman" w:eastAsia="Times New Roman" w:hAnsi="Times New Roman" w:cs="Times New Roman"/>
+          <w:color w:val="A31515"/>
+          <w:kern w:val="0"/>
+          <w14:ligatures w14:val="none"/>
+        </w:rPr>
+        <w:t>"</w:t>
+      </w:r>
+      <w:r>
+        <w:rPr>
+          <w:rFonts w:ascii="Times New Roman" w:eastAsia="Times New Roman" w:hAnsi="Times New Roman" w:cs="Times New Roman"/>
+          <w:color w:val="000000"/>
+          <w:kern w:val="0"/>
+          <w14:ligatures w14:val="none"/>
+        </w:rPr>
+        <w:t xml:space="preserve">: </w:t>
+      </w:r>
+      <w:r>
+        <w:rPr>
+          <w:rFonts w:ascii="Times New Roman" w:eastAsia="Times New Roman" w:hAnsi="Times New Roman" w:cs="Times New Roman"/>
+          <w:color w:val="098658"/>
+          <w:kern w:val="0"/>
+          <w14:ligatures w14:val="none"/>
+        </w:rPr>
+        <w:t>35</w:t>
+      </w:r>
+      <w:r>
+        <w:rPr>
+          <w:rFonts w:ascii="Times New Roman" w:eastAsia="Times New Roman" w:hAnsi="Times New Roman" w:cs="Times New Roman"/>
+          <w:color w:val="000000"/>
+          <w:kern w:val="0"/>
+          <w14:ligatures w14:val="none"/>
+        </w:rPr>
+        <w:t>,</w:t>
+      </w:r>
+    </w:p>
+    <w:p>
+      <w:pPr>
+        <w:shd w:val="clear" w:color="auto" w:fill="FFFFFF"/>
+        <w:spacing w:after="0" w:line="270" w:lineRule="atLeast"/>
+        <w:rPr>
+          <w:rFonts w:ascii="Times New Roman" w:eastAsia="Times New Roman" w:hAnsi="Times New Roman" w:cs="Times New Roman"/>
+          <w:color w:val="000000"/>
+          <w:kern w:val="0"/>
+          <w14:ligatures w14:val="none"/>
+        </w:rPr>
+      </w:pPr>
+      <w:r>
+        <w:rPr>
+          <w:rFonts w:ascii="Times New Roman" w:eastAsia="Times New Roman" w:hAnsi="Times New Roman" w:cs="Times New Roman"/>
+          <w:color w:val="000000"/>
+          <w:kern w:val="0"/>
+          <w14:ligatures w14:val="none"/>
+        </w:rPr>
+        <w:t xml:space="preserve">                </w:t>
+      </w:r>
+      <w:r>
+        <w:rPr>
+          <w:rFonts w:ascii="Times New Roman" w:eastAsia="Times New Roman" w:hAnsi="Times New Roman" w:cs="Times New Roman"/>
+          <w:color w:val="A31515"/>
+          <w:kern w:val="0"/>
+          <w14:ligatures w14:val="none"/>
+        </w:rPr>
+        <w:t>"</w:t>
+      </w:r>
+      <w:proofErr w:type="spellStart"/>
+      <w:proofErr w:type="gramStart"/>
+      <w:r>
+        <w:rPr>
+          <w:rFonts w:ascii="Times New Roman" w:eastAsia="Times New Roman" w:hAnsi="Times New Roman" w:cs="Times New Roman"/>
+          <w:color w:val="A31515"/>
+          <w:kern w:val="0"/>
+          <w14:ligatures w14:val="none"/>
+        </w:rPr>
+        <w:t>product</w:t>
+      </w:r>
+      <w:proofErr w:type="gramEnd"/>
+      <w:r>
+        <w:rPr>
+          <w:rFonts w:ascii="Times New Roman" w:eastAsia="Times New Roman" w:hAnsi="Times New Roman" w:cs="Times New Roman"/>
+          <w:color w:val="A31515"/>
+          <w:kern w:val="0"/>
+          <w14:ligatures w14:val="none"/>
+        </w:rPr>
+        <w:t>_slug</w:t>
+      </w:r>
+      <w:proofErr w:type="spellEnd"/>
+      <w:r>
+        <w:rPr>
+          <w:rFonts w:ascii="Times New Roman" w:eastAsia="Times New Roman" w:hAnsi="Times New Roman" w:cs="Times New Roman"/>
+          <w:color w:val="A31515"/>
+          <w:kern w:val="0"/>
+          <w14:ligatures w14:val="none"/>
+        </w:rPr>
+        <w:t>"</w:t>
+      </w:r>
+      <w:r>
+        <w:rPr>
+          <w:rFonts w:ascii="Times New Roman" w:eastAsia="Times New Roman" w:hAnsi="Times New Roman" w:cs="Times New Roman"/>
+          <w:color w:val="000000"/>
+          <w:kern w:val="0"/>
+          <w14:ligatures w14:val="none"/>
+        </w:rPr>
+        <w:t xml:space="preserve">: </w:t>
+      </w:r>
+      <w:r>
+        <w:rPr>
+          <w:rFonts w:ascii="Times New Roman" w:eastAsia="Times New Roman" w:hAnsi="Times New Roman" w:cs="Times New Roman"/>
+          <w:color w:val="0451A5"/>
+          <w:kern w:val="0"/>
+          <w14:ligatures w14:val="none"/>
+        </w:rPr>
+        <w:t>"apple-40w-dynamic-power-adapter-with-60w-max-price-in-nepal"</w:t>
+      </w:r>
+      <w:r>
+        <w:rPr>
+          <w:rFonts w:ascii="Times New Roman" w:eastAsia="Times New Roman" w:hAnsi="Times New Roman" w:cs="Times New Roman"/>
+          <w:color w:val="000000"/>
+          <w:kern w:val="0"/>
+          <w14:ligatures w14:val="none"/>
+        </w:rPr>
+        <w:t>,</w:t>
+      </w:r>
+    </w:p>
+    <w:p>
+      <w:pPr>
+        <w:shd w:val="clear" w:color="auto" w:fill="FFFFFF"/>
+        <w:spacing w:after="0" w:line="270" w:lineRule="atLeast"/>
+        <w:rPr>
+          <w:rFonts w:ascii="Times New Roman" w:eastAsia="Times New Roman" w:hAnsi="Times New Roman" w:cs="Times New Roman"/>
+          <w:color w:val="000000"/>
+          <w:kern w:val="0"/>
+          <w14:ligatures w14:val="none"/>
+        </w:rPr>
+      </w:pPr>
+      <w:r>
+        <w:rPr>
+          <w:rFonts w:ascii="Times New Roman" w:eastAsia="Times New Roman" w:hAnsi="Times New Roman" w:cs="Times New Roman"/>
+          <w:color w:val="000000"/>
+          <w:kern w:val="0"/>
+          <w14:ligatures w14:val="none"/>
+        </w:rPr>
+        <w:t xml:space="preserve">                </w:t>
+      </w:r>
+      <w:r>
+        <w:rPr>
+          <w:rFonts w:ascii="Times New Roman" w:eastAsia="Times New Roman" w:hAnsi="Times New Roman" w:cs="Times New Roman"/>
+          <w:color w:val="A31515"/>
+          <w:kern w:val="0"/>
+          <w14:ligatures w14:val="none"/>
+        </w:rPr>
+        <w:t>"price"</w:t>
+      </w:r>
+      <w:r>
+        <w:rPr>
+          <w:rFonts w:ascii="Times New Roman" w:eastAsia="Times New Roman" w:hAnsi="Times New Roman" w:cs="Times New Roman"/>
+          <w:color w:val="000000"/>
+          <w:kern w:val="0"/>
+          <w14:ligatures w14:val="none"/>
+        </w:rPr>
+        <w:t xml:space="preserve">: </w:t>
+      </w:r>
+      <w:r>
+        <w:rPr>
+          <w:rFonts w:ascii="Times New Roman" w:eastAsia="Times New Roman" w:hAnsi="Times New Roman" w:cs="Times New Roman"/>
+          <w:color w:val="0451A5"/>
+          <w:kern w:val="0"/>
+          <w14:ligatures w14:val="none"/>
+        </w:rPr>
+        <w:t>"500000.00"</w:t>
+      </w:r>
+      <w:r>
+        <w:rPr>
+          <w:rFonts w:ascii="Times New Roman" w:eastAsia="Times New Roman" w:hAnsi="Times New Roman" w:cs="Times New Roman"/>
+          <w:color w:val="000000"/>
+          <w:kern w:val="0"/>
+          <w14:ligatures w14:val="none"/>
+        </w:rPr>
+        <w:t>,</w:t>
+      </w:r>
+    </w:p>
+    <w:p>
+      <w:pPr>
+        <w:shd w:val="clear" w:color="auto" w:fill="FFFFFF"/>
+        <w:spacing w:after="0" w:line="270" w:lineRule="atLeast"/>
+        <w:rPr>
+          <w:rFonts w:ascii="Times New Roman" w:eastAsia="Times New Roman" w:hAnsi="Times New Roman" w:cs="Times New Roman"/>
+          <w:color w:val="000000"/>
+          <w:kern w:val="0"/>
+          <w14:ligatures w14:val="none"/>
+        </w:rPr>
+      </w:pPr>
+      <w:r>
+        <w:rPr>
+          <w:rFonts w:ascii="Times New Roman" w:eastAsia="Times New Roman" w:hAnsi="Times New Roman" w:cs="Times New Roman"/>
+          <w:color w:val="000000"/>
+          <w:kern w:val="0"/>
+          <w14:ligatures w14:val="none"/>
+        </w:rPr>
+        <w:lastRenderedPageBreak/>
+        <w:t xml:space="preserve">                </w:t>
+      </w:r>
+      <w:r>
+        <w:rPr>
+          <w:rFonts w:ascii="Times New Roman" w:eastAsia="Times New Roman" w:hAnsi="Times New Roman" w:cs="Times New Roman"/>
+          <w:color w:val="A31515"/>
+          <w:kern w:val="0"/>
+          <w14:ligatures w14:val="none"/>
+        </w:rPr>
+        <w:t>"stock"</w:t>
+      </w:r>
+      <w:r>
+        <w:rPr>
+          <w:rFonts w:ascii="Times New Roman" w:eastAsia="Times New Roman" w:hAnsi="Times New Roman" w:cs="Times New Roman"/>
+          <w:color w:val="000000"/>
+          <w:kern w:val="0"/>
+          <w14:ligatures w14:val="none"/>
+        </w:rPr>
+        <w:t xml:space="preserve">: </w:t>
+      </w:r>
+      <w:r>
+        <w:rPr>
+          <w:rFonts w:ascii="Times New Roman" w:eastAsia="Times New Roman" w:hAnsi="Times New Roman" w:cs="Times New Roman"/>
+          <w:color w:val="098658"/>
+          <w:kern w:val="0"/>
+          <w14:ligatures w14:val="none"/>
+        </w:rPr>
+        <w:t>1</w:t>
+      </w:r>
+      <w:r>
+        <w:rPr>
+          <w:rFonts w:ascii="Times New Roman" w:eastAsia="Times New Roman" w:hAnsi="Times New Roman" w:cs="Times New Roman"/>
+          <w:color w:val="000000"/>
+          <w:kern w:val="0"/>
+          <w14:ligatures w14:val="none"/>
+        </w:rPr>
+        <w:t>,</w:t>
+      </w:r>
+    </w:p>
+    <w:p>
+      <w:pPr>
+        <w:shd w:val="clear" w:color="auto" w:fill="FFFFFF"/>
+        <w:spacing w:after="0" w:line="270" w:lineRule="atLeast"/>
+        <w:rPr>
+          <w:rFonts w:ascii="Times New Roman" w:eastAsia="Times New Roman" w:hAnsi="Times New Roman" w:cs="Times New Roman"/>
+          <w:color w:val="000000"/>
+          <w:kern w:val="0"/>
+          <w14:ligatures w14:val="none"/>
+        </w:rPr>
+      </w:pPr>
+      <w:r>
+        <w:rPr>
+          <w:rFonts w:ascii="Times New Roman" w:eastAsia="Times New Roman" w:hAnsi="Times New Roman" w:cs="Times New Roman"/>
+          <w:color w:val="000000"/>
+          <w:kern w:val="0"/>
+          <w14:ligatures w14:val="none"/>
+        </w:rPr>
+        <w:t xml:space="preserve">                </w:t>
+      </w:r>
+      <w:r>
+        <w:rPr>
+          <w:rFonts w:ascii="Times New Roman" w:eastAsia="Times New Roman" w:hAnsi="Times New Roman" w:cs="Times New Roman"/>
+          <w:color w:val="A31515"/>
+          <w:kern w:val="0"/>
+          <w14:ligatures w14:val="none"/>
+        </w:rPr>
+        <w:t>"</w:t>
+      </w:r>
+      <w:proofErr w:type="spellStart"/>
+      <w:proofErr w:type="gramStart"/>
+      <w:r>
+        <w:rPr>
+          <w:rFonts w:ascii="Times New Roman" w:eastAsia="Times New Roman" w:hAnsi="Times New Roman" w:cs="Times New Roman"/>
+          <w:color w:val="A31515"/>
+          <w:kern w:val="0"/>
+          <w14:ligatures w14:val="none"/>
+        </w:rPr>
+        <w:t>stock</w:t>
+      </w:r>
+      <w:proofErr w:type="gramEnd"/>
+      <w:r>
+        <w:rPr>
+          <w:rFonts w:ascii="Times New Roman" w:eastAsia="Times New Roman" w:hAnsi="Times New Roman" w:cs="Times New Roman"/>
+          <w:color w:val="A31515"/>
+          <w:kern w:val="0"/>
+          <w14:ligatures w14:val="none"/>
+        </w:rPr>
+        <w:t>_status</w:t>
+      </w:r>
+      <w:proofErr w:type="spellEnd"/>
+      <w:r>
+        <w:rPr>
+          <w:rFonts w:ascii="Times New Roman" w:eastAsia="Times New Roman" w:hAnsi="Times New Roman" w:cs="Times New Roman"/>
+          <w:color w:val="A31515"/>
+          <w:kern w:val="0"/>
+          <w14:ligatures w14:val="none"/>
+        </w:rPr>
+        <w:t>"</w:t>
+      </w:r>
+      <w:r>
+        <w:rPr>
+          <w:rFonts w:ascii="Times New Roman" w:eastAsia="Times New Roman" w:hAnsi="Times New Roman" w:cs="Times New Roman"/>
+          <w:color w:val="000000"/>
+          <w:kern w:val="0"/>
+          <w14:ligatures w14:val="none"/>
+        </w:rPr>
+        <w:t xml:space="preserve">: </w:t>
+      </w:r>
+      <w:r>
+        <w:rPr>
+          <w:rFonts w:ascii="Times New Roman" w:eastAsia="Times New Roman" w:hAnsi="Times New Roman" w:cs="Times New Roman"/>
+          <w:color w:val="0451A5"/>
+          <w:kern w:val="0"/>
+          <w14:ligatures w14:val="none"/>
+        </w:rPr>
+        <w:t>"</w:t>
+      </w:r>
+      <w:proofErr w:type="spellStart"/>
+      <w:r>
+        <w:rPr>
+          <w:rFonts w:ascii="Times New Roman" w:eastAsia="Times New Roman" w:hAnsi="Times New Roman" w:cs="Times New Roman"/>
+          <w:color w:val="0451A5"/>
+          <w:kern w:val="0"/>
+          <w14:ligatures w14:val="none"/>
+        </w:rPr>
+        <w:t>in_stock</w:t>
+      </w:r>
+      <w:proofErr w:type="spellEnd"/>
+      <w:r>
+        <w:rPr>
+          <w:rFonts w:ascii="Times New Roman" w:eastAsia="Times New Roman" w:hAnsi="Times New Roman" w:cs="Times New Roman"/>
+          <w:color w:val="0451A5"/>
+          <w:kern w:val="0"/>
+          <w14:ligatures w14:val="none"/>
+        </w:rPr>
+        <w:t>"</w:t>
+      </w:r>
+      <w:r>
+        <w:rPr>
+          <w:rFonts w:ascii="Times New Roman" w:eastAsia="Times New Roman" w:hAnsi="Times New Roman" w:cs="Times New Roman"/>
+          <w:color w:val="000000"/>
+          <w:kern w:val="0"/>
+          <w14:ligatures w14:val="none"/>
+        </w:rPr>
+        <w:t>,</w:t>
+      </w:r>
+    </w:p>
+    <w:p>
+      <w:pPr>
+        <w:shd w:val="clear" w:color="auto" w:fill="FFFFFF"/>
+        <w:spacing w:after="0" w:line="270" w:lineRule="atLeast"/>
+        <w:rPr>
+          <w:rFonts w:ascii="Times New Roman" w:eastAsia="Times New Roman" w:hAnsi="Times New Roman" w:cs="Times New Roman"/>
+          <w:color w:val="000000"/>
+          <w:kern w:val="0"/>
+          <w14:ligatures w14:val="none"/>
+        </w:rPr>
+      </w:pPr>
+      <w:r>
+        <w:rPr>
+          <w:rFonts w:ascii="Times New Roman" w:eastAsia="Times New Roman" w:hAnsi="Times New Roman" w:cs="Times New Roman"/>
+          <w:color w:val="000000"/>
+          <w:kern w:val="0"/>
+          <w14:ligatures w14:val="none"/>
+        </w:rPr>
+        <w:t xml:space="preserve">                </w:t>
+      </w:r>
+      <w:r>
+        <w:rPr>
+          <w:rFonts w:ascii="Times New Roman" w:eastAsia="Times New Roman" w:hAnsi="Times New Roman" w:cs="Times New Roman"/>
+          <w:color w:val="A31515"/>
+          <w:kern w:val="0"/>
+          <w14:ligatures w14:val="none"/>
+        </w:rPr>
+        <w:t>"description"</w:t>
+      </w:r>
+      <w:r>
+        <w:rPr>
+          <w:rFonts w:ascii="Times New Roman" w:eastAsia="Times New Roman" w:hAnsi="Times New Roman" w:cs="Times New Roman"/>
+          <w:color w:val="000000"/>
+          <w:kern w:val="0"/>
+          <w14:ligatures w14:val="none"/>
+        </w:rPr>
+        <w:t xml:space="preserve">: </w:t>
+      </w:r>
+      <w:r>
+        <w:rPr>
+          <w:rFonts w:ascii="Times New Roman" w:eastAsia="Times New Roman" w:hAnsi="Times New Roman" w:cs="Times New Roman"/>
+          <w:color w:val="0451A5"/>
+          <w:kern w:val="0"/>
+          <w14:ligatures w14:val="none"/>
+        </w:rPr>
+        <w:t>""</w:t>
+      </w:r>
+      <w:r>
+        <w:rPr>
+          <w:rFonts w:ascii="Times New Roman" w:eastAsia="Times New Roman" w:hAnsi="Times New Roman" w:cs="Times New Roman"/>
+          <w:color w:val="000000"/>
+          <w:kern w:val="0"/>
+          <w14:ligatures w14:val="none"/>
+        </w:rPr>
+        <w:t>,</w:t>
+      </w:r>
+    </w:p>
+    <w:p>
+      <w:pPr>
+        <w:shd w:val="clear" w:color="auto" w:fill="FFFFFF"/>
+        <w:spacing w:after="0" w:line="270" w:lineRule="atLeast"/>
+        <w:rPr>
+          <w:rFonts w:ascii="Times New Roman" w:eastAsia="Times New Roman" w:hAnsi="Times New Roman" w:cs="Times New Roman"/>
+          <w:color w:val="000000"/>
+          <w:kern w:val="0"/>
+          <w14:ligatures w14:val="none"/>
+        </w:rPr>
+      </w:pPr>
+      <w:r>
+        <w:rPr>
+          <w:rFonts w:ascii="Times New Roman" w:eastAsia="Times New Roman" w:hAnsi="Times New Roman" w:cs="Times New Roman"/>
+          <w:color w:val="000000"/>
+          <w:kern w:val="0"/>
+          <w14:ligatures w14:val="none"/>
+        </w:rPr>
+        <w:t xml:space="preserve">                </w:t>
+      </w:r>
+      <w:r>
+        <w:rPr>
+          <w:rFonts w:ascii="Times New Roman" w:eastAsia="Times New Roman" w:hAnsi="Times New Roman" w:cs="Times New Roman"/>
+          <w:color w:val="A31515"/>
+          <w:kern w:val="0"/>
+          <w14:ligatures w14:val="none"/>
+        </w:rPr>
+        <w:t>"image"</w:t>
+      </w:r>
+      <w:r>
+        <w:rPr>
+          <w:rFonts w:ascii="Times New Roman" w:eastAsia="Times New Roman" w:hAnsi="Times New Roman" w:cs="Times New Roman"/>
+          <w:color w:val="000000"/>
+          <w:kern w:val="0"/>
+          <w14:ligatures w14:val="none"/>
+        </w:rPr>
+        <w:t xml:space="preserve">: </w:t>
+      </w:r>
+      <w:r>
+        <w:rPr>
+          <w:rFonts w:ascii="Times New Roman" w:eastAsia="Times New Roman" w:hAnsi="Times New Roman" w:cs="Times New Roman"/>
+          <w:color w:val="0451A5"/>
+          <w:kern w:val="0"/>
+          <w14:ligatures w14:val="none"/>
+        </w:rPr>
+        <w:t>"images/main/1784632345_6a5f54198a474.jpeg"</w:t>
+      </w:r>
+      <w:r>
+        <w:rPr>
+          <w:rFonts w:ascii="Times New Roman" w:eastAsia="Times New Roman" w:hAnsi="Times New Roman" w:cs="Times New Roman"/>
+          <w:color w:val="000000"/>
+          <w:kern w:val="0"/>
+          <w14:ligatures w14:val="none"/>
+        </w:rPr>
+        <w:t>,</w:t>
+      </w:r>
+    </w:p>
+    <w:p>
+      <w:pPr>
+        <w:shd w:val="clear" w:color="auto" w:fill="FFFFFF"/>
+        <w:spacing w:after="0" w:line="270" w:lineRule="atLeast"/>
+        <w:rPr>
+          <w:rFonts w:ascii="Times New Roman" w:eastAsia="Times New Roman" w:hAnsi="Times New Roman" w:cs="Times New Roman"/>
+          <w:color w:val="000000"/>
+          <w:kern w:val="0"/>
+          <w14:ligatures w14:val="none"/>
+        </w:rPr>
+      </w:pPr>
+      <w:r>
+        <w:rPr>
+          <w:rFonts w:ascii="Times New Roman" w:eastAsia="Times New Roman" w:hAnsi="Times New Roman" w:cs="Times New Roman"/>
+          <w:color w:val="000000"/>
+          <w:kern w:val="0"/>
+          <w14:ligatures w14:val="none"/>
+        </w:rPr>
+        <w:t xml:space="preserve">                </w:t>
+      </w:r>
+      <w:r>
+        <w:rPr>
+          <w:rFonts w:ascii="Times New Roman" w:eastAsia="Times New Roman" w:hAnsi="Times New Roman" w:cs="Times New Roman"/>
+          <w:color w:val="A31515"/>
+          <w:kern w:val="0"/>
+          <w14:ligatures w14:val="none"/>
+        </w:rPr>
+        <w:t>"status"</w:t>
+      </w:r>
+      <w:r>
+        <w:rPr>
+          <w:rFonts w:ascii="Times New Roman" w:eastAsia="Times New Roman" w:hAnsi="Times New Roman" w:cs="Times New Roman"/>
+          <w:color w:val="000000"/>
+          <w:kern w:val="0"/>
+          <w14:ligatures w14:val="none"/>
+        </w:rPr>
+        <w:t xml:space="preserve">: </w:t>
+      </w:r>
+      <w:r>
+        <w:rPr>
+          <w:rFonts w:ascii="Times New Roman" w:eastAsia="Times New Roman" w:hAnsi="Times New Roman" w:cs="Times New Roman"/>
+          <w:color w:val="0451A5"/>
+          <w:kern w:val="0"/>
+          <w14:ligatures w14:val="none"/>
+        </w:rPr>
+        <w:t>"active"</w:t>
+      </w:r>
+    </w:p>
+    <w:p>
+      <w:pPr>
+        <w:shd w:val="clear" w:color="auto" w:fill="FFFFFF"/>
+        <w:spacing w:after="0" w:line="270" w:lineRule="atLeast"/>
+        <w:rPr>
+          <w:rFonts w:ascii="Times New Roman" w:eastAsia="Times New Roman" w:hAnsi="Times New Roman" w:cs="Times New Roman"/>
+          <w:color w:val="000000"/>
+          <w:kern w:val="0"/>
+          <w14:ligatures w14:val="none"/>
+        </w:rPr>
+      </w:pPr>
+      <w:r>
+        <w:rPr>
+          <w:rFonts w:ascii="Times New Roman" w:eastAsia="Times New Roman" w:hAnsi="Times New Roman" w:cs="Times New Roman"/>
+          <w:color w:val="000000"/>
+          <w:kern w:val="0"/>
+          <w14:ligatures w14:val="none"/>
+        </w:rPr>
+        <w:t>            },</w:t>
+      </w:r>
+    </w:p>
+    <w:p>
+      <w:pPr>
+        <w:shd w:val="clear" w:color="auto" w:fill="FFFFFF"/>
+        <w:spacing w:after="0" w:line="270" w:lineRule="atLeast"/>
+        <w:rPr>
+          <w:rFonts w:ascii="Times New Roman" w:eastAsia="Times New Roman" w:hAnsi="Times New Roman" w:cs="Times New Roman"/>
+          <w:color w:val="000000"/>
+          <w:kern w:val="0"/>
+          <w14:ligatures w14:val="none"/>
+        </w:rPr>
+      </w:pPr>
+      <w:r>
+        <w:rPr>
+          <w:rFonts w:ascii="Times New Roman" w:eastAsia="Times New Roman" w:hAnsi="Times New Roman" w:cs="Times New Roman"/>
+          <w:color w:val="000000"/>
+          <w:kern w:val="0"/>
+          <w14:ligatures w14:val="none"/>
+        </w:rPr>
+        <w:t>            {</w:t>
+      </w:r>
+    </w:p>
+    <w:p>
+      <w:pPr>
+        <w:shd w:val="clear" w:color="auto" w:fill="FFFFFF"/>
+        <w:spacing w:after="0" w:line="270" w:lineRule="atLeast"/>
+        <w:rPr>
+          <w:rFonts w:ascii="Times New Roman" w:eastAsia="Times New Roman" w:hAnsi="Times New Roman" w:cs="Times New Roman"/>
+          <w:color w:val="000000"/>
+          <w:kern w:val="0"/>
+          <w14:ligatures w14:val="none"/>
+        </w:rPr>
+      </w:pPr>
+      <w:r>
+        <w:rPr>
+          <w:rFonts w:ascii="Times New Roman" w:eastAsia="Times New Roman" w:hAnsi="Times New Roman" w:cs="Times New Roman"/>
+          <w:color w:val="000000"/>
+          <w:kern w:val="0"/>
+          <w14:ligatures w14:val="none"/>
+        </w:rPr>
+        <w:t xml:space="preserve">                </w:t>
+      </w:r>
+      <w:r>
+        <w:rPr>
+          <w:rFonts w:ascii="Times New Roman" w:eastAsia="Times New Roman" w:hAnsi="Times New Roman" w:cs="Times New Roman"/>
+          <w:color w:val="A31515"/>
+          <w:kern w:val="0"/>
+          <w14:ligatures w14:val="none"/>
+        </w:rPr>
+        <w:t>"id"</w:t>
+      </w:r>
+      <w:r>
+        <w:rPr>
+          <w:rFonts w:ascii="Times New Roman" w:eastAsia="Times New Roman" w:hAnsi="Times New Roman" w:cs="Times New Roman"/>
+          <w:color w:val="000000"/>
+          <w:kern w:val="0"/>
+          <w14:ligatures w14:val="none"/>
+        </w:rPr>
+        <w:t xml:space="preserve">: </w:t>
+      </w:r>
+      <w:r>
+        <w:rPr>
+          <w:rFonts w:ascii="Times New Roman" w:eastAsia="Times New Roman" w:hAnsi="Times New Roman" w:cs="Times New Roman"/>
+          <w:color w:val="098658"/>
+          <w:kern w:val="0"/>
+          <w14:ligatures w14:val="none"/>
+        </w:rPr>
+        <w:t>25</w:t>
+      </w:r>
+      <w:r>
+        <w:rPr>
+          <w:rFonts w:ascii="Times New Roman" w:eastAsia="Times New Roman" w:hAnsi="Times New Roman" w:cs="Times New Roman"/>
+          <w:color w:val="000000"/>
+          <w:kern w:val="0"/>
+          <w14:ligatures w14:val="none"/>
+        </w:rPr>
+        <w:t>,</w:t>
+      </w:r>
+    </w:p>
+    <w:p>
+      <w:pPr>
+        <w:shd w:val="clear" w:color="auto" w:fill="FFFFFF"/>
+        <w:spacing w:after="0" w:line="270" w:lineRule="atLeast"/>
+        <w:rPr>
+          <w:rFonts w:ascii="Times New Roman" w:eastAsia="Times New Roman" w:hAnsi="Times New Roman" w:cs="Times New Roman"/>
+          <w:color w:val="000000"/>
+          <w:kern w:val="0"/>
+          <w14:ligatures w14:val="none"/>
+        </w:rPr>
+      </w:pPr>
+      <w:r>
+        <w:rPr>
+          <w:rFonts w:ascii="Times New Roman" w:eastAsia="Times New Roman" w:hAnsi="Times New Roman" w:cs="Times New Roman"/>
+          <w:color w:val="000000"/>
+          <w:kern w:val="0"/>
+          <w14:ligatures w14:val="none"/>
+        </w:rPr>
+        <w:t xml:space="preserve">                </w:t>
+      </w:r>
+      <w:r>
+        <w:rPr>
+          <w:rFonts w:ascii="Times New Roman" w:eastAsia="Times New Roman" w:hAnsi="Times New Roman" w:cs="Times New Roman"/>
+          <w:color w:val="A31515"/>
+          <w:kern w:val="0"/>
+          <w14:ligatures w14:val="none"/>
+        </w:rPr>
+        <w:t>"name"</w:t>
+      </w:r>
+      <w:r>
+        <w:rPr>
+          <w:rFonts w:ascii="Times New Roman" w:eastAsia="Times New Roman" w:hAnsi="Times New Roman" w:cs="Times New Roman"/>
+          <w:color w:val="000000"/>
+          <w:kern w:val="0"/>
+          <w14:ligatures w14:val="none"/>
+        </w:rPr>
+        <w:t xml:space="preserve">: </w:t>
+      </w:r>
+      <w:r>
+        <w:rPr>
+          <w:rFonts w:ascii="Times New Roman" w:eastAsia="Times New Roman" w:hAnsi="Times New Roman" w:cs="Times New Roman"/>
+          <w:color w:val="0451A5"/>
+          <w:kern w:val="0"/>
+          <w14:ligatures w14:val="none"/>
+        </w:rPr>
+        <w:t>"Belle Wood"</w:t>
+      </w:r>
+      <w:r>
+        <w:rPr>
+          <w:rFonts w:ascii="Times New Roman" w:eastAsia="Times New Roman" w:hAnsi="Times New Roman" w:cs="Times New Roman"/>
+          <w:color w:val="000000"/>
+          <w:kern w:val="0"/>
+          <w14:ligatures w14:val="none"/>
+        </w:rPr>
+        <w:t>,</w:t>
+      </w:r>
+    </w:p>
+    <w:p>
+      <w:pPr>
+        <w:shd w:val="clear" w:color="auto" w:fill="FFFFFF"/>
+        <w:spacing w:after="0" w:line="270" w:lineRule="atLeast"/>
+        <w:rPr>
+          <w:rFonts w:ascii="Times New Roman" w:eastAsia="Times New Roman" w:hAnsi="Times New Roman" w:cs="Times New Roman"/>
+          <w:color w:val="000000"/>
+          <w:kern w:val="0"/>
+          <w14:ligatures w14:val="none"/>
+        </w:rPr>
+      </w:pPr>
+      <w:r>
+        <w:rPr>
+          <w:rFonts w:ascii="Times New Roman" w:eastAsia="Times New Roman" w:hAnsi="Times New Roman" w:cs="Times New Roman"/>
+          <w:color w:val="000000"/>
+          <w:kern w:val="0"/>
+          <w14:ligatures w14:val="none"/>
+        </w:rPr>
+        <w:t xml:space="preserve">                </w:t>
+      </w:r>
+      <w:r>
+        <w:rPr>
+          <w:rFonts w:ascii="Times New Roman" w:eastAsia="Times New Roman" w:hAnsi="Times New Roman" w:cs="Times New Roman"/>
+          <w:color w:val="A31515"/>
+          <w:kern w:val="0"/>
+          <w14:ligatures w14:val="none"/>
+        </w:rPr>
+        <w:t>"slug"</w:t>
+      </w:r>
+      <w:r>
+        <w:rPr>
+          <w:rFonts w:ascii="Times New Roman" w:eastAsia="Times New Roman" w:hAnsi="Times New Roman" w:cs="Times New Roman"/>
+          <w:color w:val="000000"/>
+          <w:kern w:val="0"/>
+          <w14:ligatures w14:val="none"/>
+        </w:rPr>
+        <w:t xml:space="preserve">: </w:t>
+      </w:r>
+      <w:r>
+        <w:rPr>
+          <w:rFonts w:ascii="Times New Roman" w:eastAsia="Times New Roman" w:hAnsi="Times New Roman" w:cs="Times New Roman"/>
+          <w:color w:val="0451A5"/>
+          <w:kern w:val="0"/>
+          <w14:ligatures w14:val="none"/>
+        </w:rPr>
+        <w:t>"belle-wood"</w:t>
+      </w:r>
+      <w:r>
+        <w:rPr>
+          <w:rFonts w:ascii="Times New Roman" w:eastAsia="Times New Roman" w:hAnsi="Times New Roman" w:cs="Times New Roman"/>
+          <w:color w:val="000000"/>
+          <w:kern w:val="0"/>
+          <w14:ligatures w14:val="none"/>
+        </w:rPr>
+        <w:t>,</w:t>
+      </w:r>
+    </w:p>
+    <w:p>
+      <w:pPr>
+        <w:shd w:val="clear" w:color="auto" w:fill="FFFFFF"/>
+        <w:spacing w:after="0" w:line="270" w:lineRule="atLeast"/>
+        <w:rPr>
+          <w:rFonts w:ascii="Times New Roman" w:eastAsia="Times New Roman" w:hAnsi="Times New Roman" w:cs="Times New Roman"/>
+          <w:color w:val="000000"/>
+          <w:kern w:val="0"/>
+          <w14:ligatures w14:val="none"/>
+        </w:rPr>
+      </w:pPr>
+      <w:r>
+        <w:rPr>
+          <w:rFonts w:ascii="Times New Roman" w:eastAsia="Times New Roman" w:hAnsi="Times New Roman" w:cs="Times New Roman"/>
+          <w:color w:val="000000"/>
+          <w:kern w:val="0"/>
+          <w14:ligatures w14:val="none"/>
+        </w:rPr>
+        <w:t xml:space="preserve">                </w:t>
+      </w:r>
+      <w:r>
+        <w:rPr>
+          <w:rFonts w:ascii="Times New Roman" w:eastAsia="Times New Roman" w:hAnsi="Times New Roman" w:cs="Times New Roman"/>
+          <w:color w:val="A31515"/>
+          <w:kern w:val="0"/>
+          <w14:ligatures w14:val="none"/>
+        </w:rPr>
+        <w:t>"</w:t>
+      </w:r>
+      <w:proofErr w:type="spellStart"/>
+      <w:r>
+        <w:rPr>
+          <w:rFonts w:ascii="Times New Roman" w:eastAsia="Times New Roman" w:hAnsi="Times New Roman" w:cs="Times New Roman"/>
+          <w:color w:val="A31515"/>
+          <w:kern w:val="0"/>
+          <w14:ligatures w14:val="none"/>
+        </w:rPr>
+        <w:t>sku</w:t>
+      </w:r>
+      <w:proofErr w:type="spellEnd"/>
+      <w:r>
+        <w:rPr>
+          <w:rFonts w:ascii="Times New Roman" w:eastAsia="Times New Roman" w:hAnsi="Times New Roman" w:cs="Times New Roman"/>
+          <w:color w:val="A31515"/>
+          <w:kern w:val="0"/>
+          <w14:ligatures w14:val="none"/>
+        </w:rPr>
+        <w:t>"</w:t>
+      </w:r>
+      <w:r>
+        <w:rPr>
+          <w:rFonts w:ascii="Times New Roman" w:eastAsia="Times New Roman" w:hAnsi="Times New Roman" w:cs="Times New Roman"/>
+          <w:color w:val="000000"/>
+          <w:kern w:val="0"/>
+          <w14:ligatures w14:val="none"/>
+        </w:rPr>
+        <w:t xml:space="preserve">: </w:t>
+      </w:r>
+      <w:r>
+        <w:rPr>
+          <w:rFonts w:ascii="Times New Roman" w:eastAsia="Times New Roman" w:hAnsi="Times New Roman" w:cs="Times New Roman"/>
+          <w:color w:val="0451A5"/>
+          <w:kern w:val="0"/>
+          <w14:ligatures w14:val="none"/>
+        </w:rPr>
+        <w:t xml:space="preserve">"Culpa delectus </w:t>
+      </w:r>
+      <w:proofErr w:type="spellStart"/>
+      <w:r>
+        <w:rPr>
+          <w:rFonts w:ascii="Times New Roman" w:eastAsia="Times New Roman" w:hAnsi="Times New Roman" w:cs="Times New Roman"/>
+          <w:color w:val="0451A5"/>
+          <w:kern w:val="0"/>
+          <w14:ligatures w14:val="none"/>
+        </w:rPr>
+        <w:t>aut</w:t>
+      </w:r>
+      <w:proofErr w:type="spellEnd"/>
+      <w:r>
+        <w:rPr>
+          <w:rFonts w:ascii="Times New Roman" w:eastAsia="Times New Roman" w:hAnsi="Times New Roman" w:cs="Times New Roman"/>
+          <w:color w:val="0451A5"/>
+          <w:kern w:val="0"/>
+          <w14:ligatures w14:val="none"/>
+        </w:rPr>
+        <w:t>"</w:t>
+      </w:r>
+      <w:r>
+        <w:rPr>
+          <w:rFonts w:ascii="Times New Roman" w:eastAsia="Times New Roman" w:hAnsi="Times New Roman" w:cs="Times New Roman"/>
+          <w:color w:val="000000"/>
+          <w:kern w:val="0"/>
+          <w14:ligatures w14:val="none"/>
+        </w:rPr>
+        <w:t>,</w:t>
+      </w:r>
+    </w:p>
+    <w:p>
+      <w:pPr>
+        <w:shd w:val="clear" w:color="auto" w:fill="FFFFFF"/>
+        <w:spacing w:after="0" w:line="270" w:lineRule="atLeast"/>
+        <w:rPr>
+          <w:rFonts w:ascii="Times New Roman" w:eastAsia="Times New Roman" w:hAnsi="Times New Roman" w:cs="Times New Roman"/>
+          <w:color w:val="000000"/>
+          <w:kern w:val="0"/>
+          <w14:ligatures w14:val="none"/>
+        </w:rPr>
+      </w:pPr>
+      <w:r>
+        <w:rPr>
+          <w:rFonts w:ascii="Times New Roman" w:eastAsia="Times New Roman" w:hAnsi="Times New Roman" w:cs="Times New Roman"/>
+          <w:color w:val="000000"/>
+          <w:kern w:val="0"/>
+          <w14:ligatures w14:val="none"/>
+        </w:rPr>
+        <w:t xml:space="preserve">                </w:t>
+      </w:r>
+      <w:r>
+        <w:rPr>
+          <w:rFonts w:ascii="Times New Roman" w:eastAsia="Times New Roman" w:hAnsi="Times New Roman" w:cs="Times New Roman"/>
+          <w:color w:val="A31515"/>
+          <w:kern w:val="0"/>
+          <w14:ligatures w14:val="none"/>
+        </w:rPr>
+        <w:t>"</w:t>
+      </w:r>
+      <w:proofErr w:type="spellStart"/>
+      <w:proofErr w:type="gramStart"/>
+      <w:r>
+        <w:rPr>
+          <w:rFonts w:ascii="Times New Roman" w:eastAsia="Times New Roman" w:hAnsi="Times New Roman" w:cs="Times New Roman"/>
+          <w:color w:val="A31515"/>
+          <w:kern w:val="0"/>
+          <w14:ligatures w14:val="none"/>
+        </w:rPr>
+        <w:t>product</w:t>
+      </w:r>
+      <w:proofErr w:type="gramEnd"/>
+      <w:r>
+        <w:rPr>
+          <w:rFonts w:ascii="Times New Roman" w:eastAsia="Times New Roman" w:hAnsi="Times New Roman" w:cs="Times New Roman"/>
+          <w:color w:val="A31515"/>
+          <w:kern w:val="0"/>
+          <w14:ligatures w14:val="none"/>
+        </w:rPr>
+        <w:t>_id</w:t>
+      </w:r>
+      <w:proofErr w:type="spellEnd"/>
+      <w:r>
+        <w:rPr>
+          <w:rFonts w:ascii="Times New Roman" w:eastAsia="Times New Roman" w:hAnsi="Times New Roman" w:cs="Times New Roman"/>
+          <w:color w:val="A31515"/>
+          <w:kern w:val="0"/>
+          <w14:ligatures w14:val="none"/>
+        </w:rPr>
+        <w:t>"</w:t>
+      </w:r>
+      <w:r>
+        <w:rPr>
+          <w:rFonts w:ascii="Times New Roman" w:eastAsia="Times New Roman" w:hAnsi="Times New Roman" w:cs="Times New Roman"/>
+          <w:color w:val="000000"/>
+          <w:kern w:val="0"/>
+          <w14:ligatures w14:val="none"/>
+        </w:rPr>
+        <w:t xml:space="preserve">: </w:t>
+      </w:r>
+      <w:r>
+        <w:rPr>
+          <w:rFonts w:ascii="Times New Roman" w:eastAsia="Times New Roman" w:hAnsi="Times New Roman" w:cs="Times New Roman"/>
+          <w:color w:val="098658"/>
+          <w:kern w:val="0"/>
+          <w14:ligatures w14:val="none"/>
+        </w:rPr>
+        <w:t>35</w:t>
+      </w:r>
+      <w:r>
+        <w:rPr>
+          <w:rFonts w:ascii="Times New Roman" w:eastAsia="Times New Roman" w:hAnsi="Times New Roman" w:cs="Times New Roman"/>
+          <w:color w:val="000000"/>
+          <w:kern w:val="0"/>
+          <w14:ligatures w14:val="none"/>
+        </w:rPr>
+        <w:t>,</w:t>
+      </w:r>
+    </w:p>
+    <w:p>
+      <w:pPr>
+        <w:shd w:val="clear" w:color="auto" w:fill="FFFFFF"/>
+        <w:spacing w:after="0" w:line="270" w:lineRule="atLeast"/>
+        <w:rPr>
+          <w:rFonts w:ascii="Times New Roman" w:eastAsia="Times New Roman" w:hAnsi="Times New Roman" w:cs="Times New Roman"/>
+          <w:color w:val="000000"/>
+          <w:kern w:val="0"/>
+          <w14:ligatures w14:val="none"/>
+        </w:rPr>
+      </w:pPr>
+      <w:r>
+        <w:rPr>
+          <w:rFonts w:ascii="Times New Roman" w:eastAsia="Times New Roman" w:hAnsi="Times New Roman" w:cs="Times New Roman"/>
+          <w:color w:val="000000"/>
+          <w:kern w:val="0"/>
+          <w14:ligatures w14:val="none"/>
+        </w:rPr>
+        <w:t xml:space="preserve">                </w:t>
+      </w:r>
+      <w:r>
+        <w:rPr>
+          <w:rFonts w:ascii="Times New Roman" w:eastAsia="Times New Roman" w:hAnsi="Times New Roman" w:cs="Times New Roman"/>
+          <w:color w:val="A31515"/>
+          <w:kern w:val="0"/>
+          <w14:ligatures w14:val="none"/>
+        </w:rPr>
+        <w:t>"</w:t>
+      </w:r>
+      <w:proofErr w:type="spellStart"/>
+      <w:proofErr w:type="gramStart"/>
+      <w:r>
+        <w:rPr>
+          <w:rFonts w:ascii="Times New Roman" w:eastAsia="Times New Roman" w:hAnsi="Times New Roman" w:cs="Times New Roman"/>
+          <w:color w:val="A31515"/>
+          <w:kern w:val="0"/>
+          <w14:ligatures w14:val="none"/>
+        </w:rPr>
+        <w:t>product</w:t>
+      </w:r>
+      <w:proofErr w:type="gramEnd"/>
+      <w:r>
+        <w:rPr>
+          <w:rFonts w:ascii="Times New Roman" w:eastAsia="Times New Roman" w:hAnsi="Times New Roman" w:cs="Times New Roman"/>
+          <w:color w:val="A31515"/>
+          <w:kern w:val="0"/>
+          <w14:ligatures w14:val="none"/>
+        </w:rPr>
+        <w:t>_slug</w:t>
+      </w:r>
+      <w:proofErr w:type="spellEnd"/>
+      <w:r>
+        <w:rPr>
+          <w:rFonts w:ascii="Times New Roman" w:eastAsia="Times New Roman" w:hAnsi="Times New Roman" w:cs="Times New Roman"/>
+          <w:color w:val="A31515"/>
+          <w:kern w:val="0"/>
+          <w14:ligatures w14:val="none"/>
+        </w:rPr>
+        <w:t>"</w:t>
+      </w:r>
+      <w:r>
+        <w:rPr>
+          <w:rFonts w:ascii="Times New Roman" w:eastAsia="Times New Roman" w:hAnsi="Times New Roman" w:cs="Times New Roman"/>
+          <w:color w:val="000000"/>
+          <w:kern w:val="0"/>
+          <w14:ligatures w14:val="none"/>
+        </w:rPr>
+        <w:t xml:space="preserve">: </w:t>
+      </w:r>
+      <w:r>
+        <w:rPr>
+          <w:rFonts w:ascii="Times New Roman" w:eastAsia="Times New Roman" w:hAnsi="Times New Roman" w:cs="Times New Roman"/>
+          <w:color w:val="0451A5"/>
+          <w:kern w:val="0"/>
+          <w14:ligatures w14:val="none"/>
+        </w:rPr>
+        <w:t>"apple-40w-dynamic-power-adapter-with-60w-max-price-in-nepal"</w:t>
+      </w:r>
+      <w:r>
+        <w:rPr>
+          <w:rFonts w:ascii="Times New Roman" w:eastAsia="Times New Roman" w:hAnsi="Times New Roman" w:cs="Times New Roman"/>
+          <w:color w:val="000000"/>
+          <w:kern w:val="0"/>
+          <w14:ligatures w14:val="none"/>
+        </w:rPr>
+        <w:t>,</w:t>
+      </w:r>
+    </w:p>
+    <w:p>
+      <w:pPr>
+        <w:shd w:val="clear" w:color="auto" w:fill="FFFFFF"/>
+        <w:spacing w:after="0" w:line="270" w:lineRule="atLeast"/>
+        <w:rPr>
+          <w:rFonts w:ascii="Times New Roman" w:eastAsia="Times New Roman" w:hAnsi="Times New Roman" w:cs="Times New Roman"/>
+          <w:color w:val="000000"/>
+          <w:kern w:val="0"/>
+          <w14:ligatures w14:val="none"/>
+        </w:rPr>
+      </w:pPr>
+      <w:r>
+        <w:rPr>
+          <w:rFonts w:ascii="Times New Roman" w:eastAsia="Times New Roman" w:hAnsi="Times New Roman" w:cs="Times New Roman"/>
+          <w:color w:val="000000"/>
+          <w:kern w:val="0"/>
+          <w14:ligatures w14:val="none"/>
+        </w:rPr>
+        <w:t xml:space="preserve">                </w:t>
+      </w:r>
+      <w:r>
+        <w:rPr>
+          <w:rFonts w:ascii="Times New Roman" w:eastAsia="Times New Roman" w:hAnsi="Times New Roman" w:cs="Times New Roman"/>
+          <w:color w:val="A31515"/>
+          <w:kern w:val="0"/>
+          <w14:ligatures w14:val="none"/>
+        </w:rPr>
+        <w:t>"price"</w:t>
+      </w:r>
+      <w:r>
+        <w:rPr>
+          <w:rFonts w:ascii="Times New Roman" w:eastAsia="Times New Roman" w:hAnsi="Times New Roman" w:cs="Times New Roman"/>
+          <w:color w:val="000000"/>
+          <w:kern w:val="0"/>
+          <w14:ligatures w14:val="none"/>
+        </w:rPr>
+        <w:t xml:space="preserve">: </w:t>
+      </w:r>
+      <w:r>
+        <w:rPr>
+          <w:rFonts w:ascii="Times New Roman" w:eastAsia="Times New Roman" w:hAnsi="Times New Roman" w:cs="Times New Roman"/>
+          <w:color w:val="0451A5"/>
+          <w:kern w:val="0"/>
+          <w14:ligatures w14:val="none"/>
+        </w:rPr>
+        <w:t>"602.00"</w:t>
+      </w:r>
+      <w:r>
+        <w:rPr>
+          <w:rFonts w:ascii="Times New Roman" w:eastAsia="Times New Roman" w:hAnsi="Times New Roman" w:cs="Times New Roman"/>
+          <w:color w:val="000000"/>
+          <w:kern w:val="0"/>
+          <w14:ligatures w14:val="none"/>
+        </w:rPr>
+        <w:t>,</w:t>
+      </w:r>
+    </w:p>
+    <w:p>
+      <w:pPr>
+        <w:shd w:val="clear" w:color="auto" w:fill="FFFFFF"/>
+        <w:spacing w:after="0" w:line="270" w:lineRule="atLeast"/>
+        <w:rPr>
+          <w:rFonts w:ascii="Times New Roman" w:eastAsia="Times New Roman" w:hAnsi="Times New Roman" w:cs="Times New Roman"/>
+          <w:color w:val="000000"/>
+          <w:kern w:val="0"/>
+          <w14:ligatures w14:val="none"/>
+        </w:rPr>
+      </w:pPr>
+      <w:r>
+        <w:rPr>
+          <w:rFonts w:ascii="Times New Roman" w:eastAsia="Times New Roman" w:hAnsi="Times New Roman" w:cs="Times New Roman"/>
+          <w:color w:val="000000"/>
+          <w:kern w:val="0"/>
+          <w14:ligatures w14:val="none"/>
+        </w:rPr>
+        <w:t xml:space="preserve">                </w:t>
+      </w:r>
+      <w:r>
+        <w:rPr>
+          <w:rFonts w:ascii="Times New Roman" w:eastAsia="Times New Roman" w:hAnsi="Times New Roman" w:cs="Times New Roman"/>
+          <w:color w:val="A31515"/>
+          <w:kern w:val="0"/>
+          <w14:ligatures w14:val="none"/>
+        </w:rPr>
+        <w:t>"stock"</w:t>
+      </w:r>
+      <w:r>
+        <w:rPr>
+          <w:rFonts w:ascii="Times New Roman" w:eastAsia="Times New Roman" w:hAnsi="Times New Roman" w:cs="Times New Roman"/>
+          <w:color w:val="000000"/>
+          <w:kern w:val="0"/>
+          <w14:ligatures w14:val="none"/>
+        </w:rPr>
+        <w:t xml:space="preserve">: </w:t>
+      </w:r>
+      <w:r>
+        <w:rPr>
+          <w:rFonts w:ascii="Times New Roman" w:eastAsia="Times New Roman" w:hAnsi="Times New Roman" w:cs="Times New Roman"/>
+          <w:color w:val="098658"/>
+          <w:kern w:val="0"/>
+          <w14:ligatures w14:val="none"/>
+        </w:rPr>
+        <w:t>0</w:t>
+      </w:r>
+      <w:r>
+        <w:rPr>
+          <w:rFonts w:ascii="Times New Roman" w:eastAsia="Times New Roman" w:hAnsi="Times New Roman" w:cs="Times New Roman"/>
+          <w:color w:val="000000"/>
+          <w:kern w:val="0"/>
+          <w14:ligatures w14:val="none"/>
+        </w:rPr>
+        <w:t>,</w:t>
+      </w:r>
+    </w:p>
+    <w:p>
+      <w:pPr>
+        <w:shd w:val="clear" w:color="auto" w:fill="FFFFFF"/>
+        <w:spacing w:after="0" w:line="270" w:lineRule="atLeast"/>
+        <w:rPr>
+          <w:rFonts w:ascii="Times New Roman" w:eastAsia="Times New Roman" w:hAnsi="Times New Roman" w:cs="Times New Roman"/>
+          <w:color w:val="000000"/>
+          <w:kern w:val="0"/>
+          <w14:ligatures w14:val="none"/>
+        </w:rPr>
+      </w:pPr>
+      <w:r>
+        <w:rPr>
+          <w:rFonts w:ascii="Times New Roman" w:eastAsia="Times New Roman" w:hAnsi="Times New Roman" w:cs="Times New Roman"/>
+          <w:color w:val="000000"/>
+          <w:kern w:val="0"/>
+          <w14:ligatures w14:val="none"/>
+        </w:rPr>
+        <w:t xml:space="preserve">                </w:t>
+      </w:r>
+      <w:r>
+        <w:rPr>
+          <w:rFonts w:ascii="Times New Roman" w:eastAsia="Times New Roman" w:hAnsi="Times New Roman" w:cs="Times New Roman"/>
+          <w:color w:val="A31515"/>
+          <w:kern w:val="0"/>
+          <w14:ligatures w14:val="none"/>
+        </w:rPr>
+        <w:t>"</w:t>
+      </w:r>
+      <w:proofErr w:type="spellStart"/>
+      <w:proofErr w:type="gramStart"/>
+      <w:r>
+        <w:rPr>
+          <w:rFonts w:ascii="Times New Roman" w:eastAsia="Times New Roman" w:hAnsi="Times New Roman" w:cs="Times New Roman"/>
+          <w:color w:val="A31515"/>
+          <w:kern w:val="0"/>
+          <w14:ligatures w14:val="none"/>
+        </w:rPr>
+        <w:t>stock</w:t>
+      </w:r>
+      <w:proofErr w:type="gramEnd"/>
+      <w:r>
+        <w:rPr>
+          <w:rFonts w:ascii="Times New Roman" w:eastAsia="Times New Roman" w:hAnsi="Times New Roman" w:cs="Times New Roman"/>
+          <w:color w:val="A31515"/>
+          <w:kern w:val="0"/>
+          <w14:ligatures w14:val="none"/>
+        </w:rPr>
+        <w:t>_status</w:t>
+      </w:r>
+      <w:proofErr w:type="spellEnd"/>
+      <w:r>
+        <w:rPr>
+          <w:rFonts w:ascii="Times New Roman" w:eastAsia="Times New Roman" w:hAnsi="Times New Roman" w:cs="Times New Roman"/>
+          <w:color w:val="A31515"/>
+          <w:kern w:val="0"/>
+          <w14:ligatures w14:val="none"/>
+        </w:rPr>
+        <w:t>"</w:t>
+      </w:r>
+      <w:r>
+        <w:rPr>
+          <w:rFonts w:ascii="Times New Roman" w:eastAsia="Times New Roman" w:hAnsi="Times New Roman" w:cs="Times New Roman"/>
+          <w:color w:val="000000"/>
+          <w:kern w:val="0"/>
+          <w14:ligatures w14:val="none"/>
+        </w:rPr>
+        <w:t xml:space="preserve">: </w:t>
+      </w:r>
+      <w:r>
+        <w:rPr>
+          <w:rFonts w:ascii="Times New Roman" w:eastAsia="Times New Roman" w:hAnsi="Times New Roman" w:cs="Times New Roman"/>
+          <w:color w:val="0451A5"/>
+          <w:kern w:val="0"/>
+          <w14:ligatures w14:val="none"/>
+        </w:rPr>
+        <w:t>"</w:t>
+      </w:r>
+      <w:proofErr w:type="spellStart"/>
+      <w:r>
+        <w:rPr>
+          <w:rFonts w:ascii="Times New Roman" w:eastAsia="Times New Roman" w:hAnsi="Times New Roman" w:cs="Times New Roman"/>
+          <w:color w:val="0451A5"/>
+          <w:kern w:val="0"/>
+          <w14:ligatures w14:val="none"/>
+        </w:rPr>
+        <w:t>out_of_stock</w:t>
+      </w:r>
+      <w:proofErr w:type="spellEnd"/>
+      <w:r>
+        <w:rPr>
+          <w:rFonts w:ascii="Times New Roman" w:eastAsia="Times New Roman" w:hAnsi="Times New Roman" w:cs="Times New Roman"/>
+          <w:color w:val="0451A5"/>
+          <w:kern w:val="0"/>
+          <w14:ligatures w14:val="none"/>
+        </w:rPr>
+        <w:t>"</w:t>
+      </w:r>
+      <w:r>
+        <w:rPr>
+          <w:rFonts w:ascii="Times New Roman" w:eastAsia="Times New Roman" w:hAnsi="Times New Roman" w:cs="Times New Roman"/>
+          <w:color w:val="000000"/>
+          <w:kern w:val="0"/>
+          <w14:ligatures w14:val="none"/>
+        </w:rPr>
+        <w:t>,</w:t>
+      </w:r>
+    </w:p>
+    <w:p>
+      <w:pPr>
+        <w:shd w:val="clear" w:color="auto" w:fill="FFFFFF"/>
+        <w:spacing w:after="0" w:line="270" w:lineRule="atLeast"/>
+        <w:rPr>
+          <w:rFonts w:ascii="Times New Roman" w:eastAsia="Times New Roman" w:hAnsi="Times New Roman" w:cs="Times New Roman"/>
+          <w:color w:val="000000"/>
+          <w:kern w:val="0"/>
+          <w14:ligatures w14:val="none"/>
+        </w:rPr>
+      </w:pPr>
+      <w:r>
+        <w:rPr>
+          <w:rFonts w:ascii="Times New Roman" w:eastAsia="Times New Roman" w:hAnsi="Times New Roman" w:cs="Times New Roman"/>
+          <w:color w:val="000000"/>
+          <w:kern w:val="0"/>
+          <w14:ligatures w14:val="none"/>
+        </w:rPr>
+        <w:t xml:space="preserve">                </w:t>
+      </w:r>
+      <w:r>
+        <w:rPr>
+          <w:rFonts w:ascii="Times New Roman" w:eastAsia="Times New Roman" w:hAnsi="Times New Roman" w:cs="Times New Roman"/>
+          <w:color w:val="A31515"/>
+          <w:kern w:val="0"/>
+          <w14:ligatures w14:val="none"/>
+        </w:rPr>
+        <w:t>"description"</w:t>
+      </w:r>
+      <w:r>
+        <w:rPr>
+          <w:rFonts w:ascii="Times New Roman" w:eastAsia="Times New Roman" w:hAnsi="Times New Roman" w:cs="Times New Roman"/>
+          <w:color w:val="000000"/>
+          <w:kern w:val="0"/>
+          <w14:ligatures w14:val="none"/>
+        </w:rPr>
+        <w:t xml:space="preserve">: </w:t>
+      </w:r>
+      <w:r>
+        <w:rPr>
+          <w:rFonts w:ascii="Times New Roman" w:eastAsia="Times New Roman" w:hAnsi="Times New Roman" w:cs="Times New Roman"/>
+          <w:color w:val="0451A5"/>
+          <w:kern w:val="0"/>
+          <w14:ligatures w14:val="none"/>
+        </w:rPr>
+        <w:t>"</w:t>
+      </w:r>
+      <w:proofErr w:type="spellStart"/>
+      <w:r>
+        <w:rPr>
+          <w:rFonts w:ascii="Times New Roman" w:eastAsia="Times New Roman" w:hAnsi="Times New Roman" w:cs="Times New Roman"/>
+          <w:color w:val="0451A5"/>
+          <w:kern w:val="0"/>
+          <w14:ligatures w14:val="none"/>
+        </w:rPr>
+        <w:t>Fuga</w:t>
+      </w:r>
+      <w:proofErr w:type="spellEnd"/>
+      <w:r>
+        <w:rPr>
+          <w:rFonts w:ascii="Times New Roman" w:eastAsia="Times New Roman" w:hAnsi="Times New Roman" w:cs="Times New Roman"/>
+          <w:color w:val="0451A5"/>
+          <w:kern w:val="0"/>
+          <w14:ligatures w14:val="none"/>
+        </w:rPr>
+        <w:t xml:space="preserve">. Libero </w:t>
+      </w:r>
+      <w:proofErr w:type="spellStart"/>
+      <w:r>
+        <w:rPr>
+          <w:rFonts w:ascii="Times New Roman" w:eastAsia="Times New Roman" w:hAnsi="Times New Roman" w:cs="Times New Roman"/>
+          <w:color w:val="0451A5"/>
+          <w:kern w:val="0"/>
+          <w14:ligatures w14:val="none"/>
+        </w:rPr>
+        <w:t>veniam</w:t>
+      </w:r>
+      <w:proofErr w:type="spellEnd"/>
+      <w:r>
+        <w:rPr>
+          <w:rFonts w:ascii="Times New Roman" w:eastAsia="Times New Roman" w:hAnsi="Times New Roman" w:cs="Times New Roman"/>
+          <w:color w:val="0451A5"/>
+          <w:kern w:val="0"/>
+          <w14:ligatures w14:val="none"/>
+        </w:rPr>
+        <w:t>."</w:t>
+      </w:r>
+      <w:r>
+        <w:rPr>
+          <w:rFonts w:ascii="Times New Roman" w:eastAsia="Times New Roman" w:hAnsi="Times New Roman" w:cs="Times New Roman"/>
+          <w:color w:val="000000"/>
+          <w:kern w:val="0"/>
+          <w14:ligatures w14:val="none"/>
+        </w:rPr>
+        <w:t>,</w:t>
+      </w:r>
+    </w:p>
+    <w:p>
+      <w:pPr>
+        <w:shd w:val="clear" w:color="auto" w:fill="FFFFFF"/>
+        <w:spacing w:after="0" w:line="270" w:lineRule="atLeast"/>
+        <w:rPr>
+          <w:rFonts w:ascii="Times New Roman" w:eastAsia="Times New Roman" w:hAnsi="Times New Roman" w:cs="Times New Roman"/>
+          <w:color w:val="000000"/>
+          <w:kern w:val="0"/>
+          <w14:ligatures w14:val="none"/>
+        </w:rPr>
+      </w:pPr>
+      <w:r>
+        <w:rPr>
+          <w:rFonts w:ascii="Times New Roman" w:eastAsia="Times New Roman" w:hAnsi="Times New Roman" w:cs="Times New Roman"/>
+          <w:color w:val="000000"/>
+          <w:kern w:val="0"/>
+          <w14:ligatures w14:val="none"/>
+        </w:rPr>
+        <w:t xml:space="preserve">                </w:t>
+      </w:r>
+      <w:r>
+        <w:rPr>
+          <w:rFonts w:ascii="Times New Roman" w:eastAsia="Times New Roman" w:hAnsi="Times New Roman" w:cs="Times New Roman"/>
+          <w:color w:val="A31515"/>
+          <w:kern w:val="0"/>
+          <w14:ligatures w14:val="none"/>
+        </w:rPr>
+        <w:t>"image"</w:t>
+      </w:r>
+      <w:r>
+        <w:rPr>
+          <w:rFonts w:ascii="Times New Roman" w:eastAsia="Times New Roman" w:hAnsi="Times New Roman" w:cs="Times New Roman"/>
+          <w:color w:val="000000"/>
+          <w:kern w:val="0"/>
+          <w14:ligatures w14:val="none"/>
+        </w:rPr>
+        <w:t xml:space="preserve">: </w:t>
+      </w:r>
+      <w:r>
+        <w:rPr>
+          <w:rFonts w:ascii="Times New Roman" w:eastAsia="Times New Roman" w:hAnsi="Times New Roman" w:cs="Times New Roman"/>
+          <w:color w:val="0451A5"/>
+          <w:kern w:val="0"/>
+          <w14:ligatures w14:val="none"/>
+        </w:rPr>
+        <w:t>"images/main/1784691648_6a603bc0ddeee.png"</w:t>
+      </w:r>
+      <w:r>
+        <w:rPr>
+          <w:rFonts w:ascii="Times New Roman" w:eastAsia="Times New Roman" w:hAnsi="Times New Roman" w:cs="Times New Roman"/>
+          <w:color w:val="000000"/>
+          <w:kern w:val="0"/>
+          <w14:ligatures w14:val="none"/>
+        </w:rPr>
+        <w:t>,</w:t>
+      </w:r>
+    </w:p>
+    <w:p>
+      <w:pPr>
+        <w:shd w:val="clear" w:color="auto" w:fill="FFFFFF"/>
+        <w:spacing w:after="0" w:line="270" w:lineRule="atLeast"/>
+        <w:rPr>
+          <w:rFonts w:ascii="Times New Roman" w:eastAsia="Times New Roman" w:hAnsi="Times New Roman" w:cs="Times New Roman"/>
+          <w:color w:val="000000"/>
+          <w:kern w:val="0"/>
+          <w14:ligatures w14:val="none"/>
+        </w:rPr>
+      </w:pPr>
+      <w:r>
+        <w:rPr>
+          <w:rFonts w:ascii="Times New Roman" w:eastAsia="Times New Roman" w:hAnsi="Times New Roman" w:cs="Times New Roman"/>
+          <w:color w:val="000000"/>
+          <w:kern w:val="0"/>
+          <w14:ligatures w14:val="none"/>
+        </w:rPr>
+        <w:t xml:space="preserve">                </w:t>
+      </w:r>
+      <w:r>
+        <w:rPr>
+          <w:rFonts w:ascii="Times New Roman" w:eastAsia="Times New Roman" w:hAnsi="Times New Roman" w:cs="Times New Roman"/>
+          <w:color w:val="A31515"/>
+          <w:kern w:val="0"/>
+          <w14:ligatures w14:val="none"/>
+        </w:rPr>
+        <w:t>"status"</w:t>
+      </w:r>
+      <w:r>
+        <w:rPr>
+          <w:rFonts w:ascii="Times New Roman" w:eastAsia="Times New Roman" w:hAnsi="Times New Roman" w:cs="Times New Roman"/>
+          <w:color w:val="000000"/>
+          <w:kern w:val="0"/>
+          <w14:ligatures w14:val="none"/>
+        </w:rPr>
+        <w:t xml:space="preserve">: </w:t>
+      </w:r>
+      <w:r>
+        <w:rPr>
+          <w:rFonts w:ascii="Times New Roman" w:eastAsia="Times New Roman" w:hAnsi="Times New Roman" w:cs="Times New Roman"/>
+          <w:color w:val="0451A5"/>
+          <w:kern w:val="0"/>
+          <w14:ligatures w14:val="none"/>
+        </w:rPr>
+        <w:t>"active"</w:t>
+      </w:r>
+    </w:p>
+    <w:p>
+      <w:pPr>
+        <w:shd w:val="clear" w:color="auto" w:fill="FFFFFF"/>
+        <w:spacing w:after="0" w:line="270" w:lineRule="atLeast"/>
+        <w:rPr>
+          <w:rFonts w:ascii="Times New Roman" w:eastAsia="Times New Roman" w:hAnsi="Times New Roman" w:cs="Times New Roman"/>
+          <w:color w:val="000000"/>
+          <w:kern w:val="0"/>
+          <w14:ligatures w14:val="none"/>
+        </w:rPr>
+      </w:pPr>
+      <w:r>
+        <w:rPr>
+          <w:rFonts w:ascii="Times New Roman" w:eastAsia="Times New Roman" w:hAnsi="Times New Roman" w:cs="Times New Roman"/>
+          <w:color w:val="000000"/>
+          <w:kern w:val="0"/>
+          <w14:ligatures w14:val="none"/>
+        </w:rPr>
+        <w:t>            },</w:t>
+      </w:r>
+    </w:p>
+    <w:p>
+      <w:pPr>
+        <w:shd w:val="clear" w:color="auto" w:fill="FFFFFF"/>
+        <w:spacing w:after="0" w:line="270" w:lineRule="atLeast"/>
+        <w:rPr>
+          <w:rFonts w:ascii="Times New Roman" w:eastAsia="Times New Roman" w:hAnsi="Times New Roman" w:cs="Times New Roman"/>
+          <w:color w:val="000000"/>
+          <w:kern w:val="0"/>
+          <w14:ligatures w14:val="none"/>
+        </w:rPr>
+      </w:pPr>
+      <w:r>
+        <w:rPr>
+          <w:rFonts w:ascii="Times New Roman" w:eastAsia="Times New Roman" w:hAnsi="Times New Roman" w:cs="Times New Roman"/>
+          <w:color w:val="000000"/>
+          <w:kern w:val="0"/>
+          <w14:ligatures w14:val="none"/>
+        </w:rPr>
+        <w:t>            {</w:t>
+      </w:r>
+    </w:p>
+    <w:p>
+      <w:pPr>
+        <w:shd w:val="clear" w:color="auto" w:fill="FFFFFF"/>
+        <w:spacing w:after="0" w:line="270" w:lineRule="atLeast"/>
+        <w:rPr>
+          <w:rFonts w:ascii="Times New Roman" w:eastAsia="Times New Roman" w:hAnsi="Times New Roman" w:cs="Times New Roman"/>
+          <w:color w:val="000000"/>
+          <w:kern w:val="0"/>
+          <w14:ligatures w14:val="none"/>
+        </w:rPr>
+      </w:pPr>
+      <w:r>
+        <w:rPr>
+          <w:rFonts w:ascii="Times New Roman" w:eastAsia="Times New Roman" w:hAnsi="Times New Roman" w:cs="Times New Roman"/>
+          <w:color w:val="000000"/>
+          <w:kern w:val="0"/>
+          <w14:ligatures w14:val="none"/>
+        </w:rPr>
+        <w:t xml:space="preserve">                </w:t>
+      </w:r>
+      <w:r>
+        <w:rPr>
+          <w:rFonts w:ascii="Times New Roman" w:eastAsia="Times New Roman" w:hAnsi="Times New Roman" w:cs="Times New Roman"/>
+          <w:color w:val="A31515"/>
+          <w:kern w:val="0"/>
+          <w14:ligatures w14:val="none"/>
+        </w:rPr>
+        <w:t>"id"</w:t>
+      </w:r>
+      <w:r>
+        <w:rPr>
+          <w:rFonts w:ascii="Times New Roman" w:eastAsia="Times New Roman" w:hAnsi="Times New Roman" w:cs="Times New Roman"/>
+          <w:color w:val="000000"/>
+          <w:kern w:val="0"/>
+          <w14:ligatures w14:val="none"/>
+        </w:rPr>
+        <w:t xml:space="preserve">: </w:t>
+      </w:r>
+      <w:r>
+        <w:rPr>
+          <w:rFonts w:ascii="Times New Roman" w:eastAsia="Times New Roman" w:hAnsi="Times New Roman" w:cs="Times New Roman"/>
+          <w:color w:val="098658"/>
+          <w:kern w:val="0"/>
+          <w14:ligatures w14:val="none"/>
+        </w:rPr>
+        <w:t>26</w:t>
+      </w:r>
+      <w:r>
+        <w:rPr>
+          <w:rFonts w:ascii="Times New Roman" w:eastAsia="Times New Roman" w:hAnsi="Times New Roman" w:cs="Times New Roman"/>
+          <w:color w:val="000000"/>
+          <w:kern w:val="0"/>
+          <w14:ligatures w14:val="none"/>
+        </w:rPr>
+        <w:t>,</w:t>
+      </w:r>
+    </w:p>
+    <w:p>
+      <w:pPr>
+        <w:shd w:val="clear" w:color="auto" w:fill="FFFFFF"/>
+        <w:spacing w:after="0" w:line="270" w:lineRule="atLeast"/>
+        <w:rPr>
+          <w:rFonts w:ascii="Times New Roman" w:eastAsia="Times New Roman" w:hAnsi="Times New Roman" w:cs="Times New Roman"/>
+          <w:color w:val="000000"/>
+          <w:kern w:val="0"/>
+          <w14:ligatures w14:val="none"/>
+        </w:rPr>
+      </w:pPr>
+      <w:r>
+        <w:rPr>
+          <w:rFonts w:ascii="Times New Roman" w:eastAsia="Times New Roman" w:hAnsi="Times New Roman" w:cs="Times New Roman"/>
+          <w:color w:val="000000"/>
+          <w:kern w:val="0"/>
+          <w14:ligatures w14:val="none"/>
+        </w:rPr>
+        <w:t xml:space="preserve">                </w:t>
+      </w:r>
+      <w:r>
+        <w:rPr>
+          <w:rFonts w:ascii="Times New Roman" w:eastAsia="Times New Roman" w:hAnsi="Times New Roman" w:cs="Times New Roman"/>
+          <w:color w:val="A31515"/>
+          <w:kern w:val="0"/>
+          <w14:ligatures w14:val="none"/>
+        </w:rPr>
+        <w:t>"name"</w:t>
+      </w:r>
+      <w:r>
+        <w:rPr>
+          <w:rFonts w:ascii="Times New Roman" w:eastAsia="Times New Roman" w:hAnsi="Times New Roman" w:cs="Times New Roman"/>
+          <w:color w:val="000000"/>
+          <w:kern w:val="0"/>
+          <w14:ligatures w14:val="none"/>
+        </w:rPr>
+        <w:t xml:space="preserve">: </w:t>
+      </w:r>
+      <w:r>
+        <w:rPr>
+          <w:rFonts w:ascii="Times New Roman" w:eastAsia="Times New Roman" w:hAnsi="Times New Roman" w:cs="Times New Roman"/>
+          <w:color w:val="0451A5"/>
+          <w:kern w:val="0"/>
+          <w14:ligatures w14:val="none"/>
+        </w:rPr>
+        <w:t>"pretest 2"</w:t>
+      </w:r>
+      <w:r>
+        <w:rPr>
+          <w:rFonts w:ascii="Times New Roman" w:eastAsia="Times New Roman" w:hAnsi="Times New Roman" w:cs="Times New Roman"/>
+          <w:color w:val="000000"/>
+          <w:kern w:val="0"/>
+          <w14:ligatures w14:val="none"/>
+        </w:rPr>
+        <w:t>,</w:t>
+      </w:r>
+    </w:p>
+    <w:p>
+      <w:pPr>
+        <w:shd w:val="clear" w:color="auto" w:fill="FFFFFF"/>
+        <w:spacing w:after="0" w:line="270" w:lineRule="atLeast"/>
+        <w:rPr>
+          <w:rFonts w:ascii="Times New Roman" w:eastAsia="Times New Roman" w:hAnsi="Times New Roman" w:cs="Times New Roman"/>
+          <w:color w:val="000000"/>
+          <w:kern w:val="0"/>
+          <w14:ligatures w14:val="none"/>
+        </w:rPr>
+      </w:pPr>
+      <w:r>
+        <w:rPr>
+          <w:rFonts w:ascii="Times New Roman" w:eastAsia="Times New Roman" w:hAnsi="Times New Roman" w:cs="Times New Roman"/>
+          <w:color w:val="000000"/>
+          <w:kern w:val="0"/>
+          <w14:ligatures w14:val="none"/>
+        </w:rPr>
+        <w:t xml:space="preserve">                </w:t>
+      </w:r>
+      <w:r>
+        <w:rPr>
+          <w:rFonts w:ascii="Times New Roman" w:eastAsia="Times New Roman" w:hAnsi="Times New Roman" w:cs="Times New Roman"/>
+          <w:color w:val="A31515"/>
+          <w:kern w:val="0"/>
+          <w:highlight w:val="yellow"/>
+          <w14:ligatures w14:val="none"/>
+        </w:rPr>
+        <w:t>"slug"</w:t>
+      </w:r>
+      <w:r>
+        <w:rPr>
+          <w:rFonts w:ascii="Times New Roman" w:eastAsia="Times New Roman" w:hAnsi="Times New Roman" w:cs="Times New Roman"/>
+          <w:color w:val="000000"/>
+          <w:kern w:val="0"/>
+          <w:highlight w:val="yellow"/>
+          <w14:ligatures w14:val="none"/>
+        </w:rPr>
+        <w:t xml:space="preserve">: </w:t>
+      </w:r>
+      <w:r>
+        <w:rPr>
+          <w:rFonts w:ascii="Times New Roman" w:eastAsia="Times New Roman" w:hAnsi="Times New Roman" w:cs="Times New Roman"/>
+          <w:color w:val="0451A5"/>
+          <w:kern w:val="0"/>
+          <w:highlight w:val="yellow"/>
+          <w14:ligatures w14:val="none"/>
+        </w:rPr>
+        <w:t>"pretest-2"</w:t>
+      </w:r>
+      <w:r>
+        <w:rPr>
+          <w:rFonts w:ascii="Times New Roman" w:eastAsia="Times New Roman" w:hAnsi="Times New Roman" w:cs="Times New Roman"/>
+          <w:color w:val="000000"/>
+          <w:kern w:val="0"/>
+          <w:highlight w:val="yellow"/>
+          <w14:ligatures w14:val="none"/>
+        </w:rPr>
+        <w:t>,</w:t>
+      </w:r>
+    </w:p>
+    <w:p>
+      <w:pPr>
+        <w:shd w:val="clear" w:color="auto" w:fill="FFFFFF"/>
+        <w:spacing w:after="0" w:line="270" w:lineRule="atLeast"/>
+        <w:rPr>
+          <w:rFonts w:ascii="Times New Roman" w:eastAsia="Times New Roman" w:hAnsi="Times New Roman" w:cs="Times New Roman"/>
+          <w:color w:val="000000"/>
+          <w:kern w:val="0"/>
+          <w14:ligatures w14:val="none"/>
+        </w:rPr>
+      </w:pPr>
+      <w:r>
+        <w:rPr>
+          <w:rFonts w:ascii="Times New Roman" w:eastAsia="Times New Roman" w:hAnsi="Times New Roman" w:cs="Times New Roman"/>
+          <w:color w:val="000000"/>
+          <w:kern w:val="0"/>
+          <w14:ligatures w14:val="none"/>
+        </w:rPr>
+        <w:t xml:space="preserve">                </w:t>
+      </w:r>
+      <w:r>
+        <w:rPr>
+          <w:rFonts w:ascii="Times New Roman" w:eastAsia="Times New Roman" w:hAnsi="Times New Roman" w:cs="Times New Roman"/>
+          <w:color w:val="A31515"/>
+          <w:kern w:val="0"/>
+          <w14:ligatures w14:val="none"/>
+        </w:rPr>
+        <w:t>"</w:t>
+      </w:r>
+      <w:proofErr w:type="spellStart"/>
+      <w:r>
+        <w:rPr>
+          <w:rFonts w:ascii="Times New Roman" w:eastAsia="Times New Roman" w:hAnsi="Times New Roman" w:cs="Times New Roman"/>
+          <w:color w:val="A31515"/>
+          <w:kern w:val="0"/>
+          <w14:ligatures w14:val="none"/>
+        </w:rPr>
+        <w:t>sku</w:t>
+      </w:r>
+      <w:proofErr w:type="spellEnd"/>
+      <w:r>
+        <w:rPr>
+          <w:rFonts w:ascii="Times New Roman" w:eastAsia="Times New Roman" w:hAnsi="Times New Roman" w:cs="Times New Roman"/>
+          <w:color w:val="A31515"/>
+          <w:kern w:val="0"/>
+          <w14:ligatures w14:val="none"/>
+        </w:rPr>
+        <w:t>"</w:t>
+      </w:r>
+      <w:r>
+        <w:rPr>
+          <w:rFonts w:ascii="Times New Roman" w:eastAsia="Times New Roman" w:hAnsi="Times New Roman" w:cs="Times New Roman"/>
+          <w:color w:val="000000"/>
+          <w:kern w:val="0"/>
+          <w14:ligatures w14:val="none"/>
+        </w:rPr>
+        <w:t xml:space="preserve">: </w:t>
+      </w:r>
+      <w:r>
+        <w:rPr>
+          <w:rFonts w:ascii="Times New Roman" w:eastAsia="Times New Roman" w:hAnsi="Times New Roman" w:cs="Times New Roman"/>
+          <w:color w:val="0451A5"/>
+          <w:kern w:val="0"/>
+          <w14:ligatures w14:val="none"/>
+        </w:rPr>
+        <w:t>"</w:t>
+      </w:r>
+      <w:proofErr w:type="spellStart"/>
+      <w:r>
+        <w:rPr>
+          <w:rFonts w:ascii="Times New Roman" w:eastAsia="Times New Roman" w:hAnsi="Times New Roman" w:cs="Times New Roman"/>
+          <w:color w:val="0451A5"/>
+          <w:kern w:val="0"/>
+          <w14:ligatures w14:val="none"/>
+        </w:rPr>
+        <w:t>Distinctio</w:t>
+      </w:r>
+      <w:proofErr w:type="spellEnd"/>
+      <w:r>
+        <w:rPr>
+          <w:rFonts w:ascii="Times New Roman" w:eastAsia="Times New Roman" w:hAnsi="Times New Roman" w:cs="Times New Roman"/>
+          <w:color w:val="0451A5"/>
+          <w:kern w:val="0"/>
+          <w14:ligatures w14:val="none"/>
+        </w:rPr>
+        <w:t xml:space="preserve"> Quasi om"</w:t>
+      </w:r>
+      <w:r>
+        <w:rPr>
+          <w:rFonts w:ascii="Times New Roman" w:eastAsia="Times New Roman" w:hAnsi="Times New Roman" w:cs="Times New Roman"/>
+          <w:color w:val="000000"/>
+          <w:kern w:val="0"/>
+          <w14:ligatures w14:val="none"/>
+        </w:rPr>
+        <w:t>,</w:t>
+      </w:r>
+    </w:p>
+    <w:p>
+      <w:pPr>
+        <w:shd w:val="clear" w:color="auto" w:fill="FFFFFF"/>
+        <w:spacing w:after="0" w:line="270" w:lineRule="atLeast"/>
+        <w:rPr>
+          <w:rFonts w:ascii="Times New Roman" w:eastAsia="Times New Roman" w:hAnsi="Times New Roman" w:cs="Times New Roman"/>
+          <w:color w:val="000000"/>
+          <w:kern w:val="0"/>
+          <w14:ligatures w14:val="none"/>
+        </w:rPr>
+      </w:pPr>
+      <w:r>
+        <w:rPr>
+          <w:rFonts w:ascii="Times New Roman" w:eastAsia="Times New Roman" w:hAnsi="Times New Roman" w:cs="Times New Roman"/>
+          <w:color w:val="000000"/>
+          <w:kern w:val="0"/>
+          <w14:ligatures w14:val="none"/>
+        </w:rPr>
+        <w:t xml:space="preserve">                </w:t>
+      </w:r>
+      <w:r>
+        <w:rPr>
+          <w:rFonts w:ascii="Times New Roman" w:eastAsia="Times New Roman" w:hAnsi="Times New Roman" w:cs="Times New Roman"/>
+          <w:color w:val="A31515"/>
+          <w:kern w:val="0"/>
+          <w14:ligatures w14:val="none"/>
+        </w:rPr>
+        <w:t>"</w:t>
+      </w:r>
+      <w:proofErr w:type="spellStart"/>
+      <w:proofErr w:type="gramStart"/>
+      <w:r>
+        <w:rPr>
+          <w:rFonts w:ascii="Times New Roman" w:eastAsia="Times New Roman" w:hAnsi="Times New Roman" w:cs="Times New Roman"/>
+          <w:color w:val="A31515"/>
+          <w:kern w:val="0"/>
+          <w14:ligatures w14:val="none"/>
+        </w:rPr>
+        <w:t>product</w:t>
+      </w:r>
+      <w:proofErr w:type="gramEnd"/>
+      <w:r>
+        <w:rPr>
+          <w:rFonts w:ascii="Times New Roman" w:eastAsia="Times New Roman" w:hAnsi="Times New Roman" w:cs="Times New Roman"/>
+          <w:color w:val="A31515"/>
+          <w:kern w:val="0"/>
+          <w14:ligatures w14:val="none"/>
+        </w:rPr>
+        <w:t>_id</w:t>
+      </w:r>
+      <w:proofErr w:type="spellEnd"/>
+      <w:r>
+        <w:rPr>
+          <w:rFonts w:ascii="Times New Roman" w:eastAsia="Times New Roman" w:hAnsi="Times New Roman" w:cs="Times New Roman"/>
+          <w:color w:val="A31515"/>
+          <w:kern w:val="0"/>
+          <w14:ligatures w14:val="none"/>
+        </w:rPr>
+        <w:t>"</w:t>
+      </w:r>
+      <w:r>
+        <w:rPr>
+          <w:rFonts w:ascii="Times New Roman" w:eastAsia="Times New Roman" w:hAnsi="Times New Roman" w:cs="Times New Roman"/>
+          <w:color w:val="000000"/>
+          <w:kern w:val="0"/>
+          <w14:ligatures w14:val="none"/>
+        </w:rPr>
+        <w:t xml:space="preserve">: </w:t>
+      </w:r>
+      <w:r>
+        <w:rPr>
+          <w:rFonts w:ascii="Times New Roman" w:eastAsia="Times New Roman" w:hAnsi="Times New Roman" w:cs="Times New Roman"/>
+          <w:color w:val="098658"/>
+          <w:kern w:val="0"/>
+          <w14:ligatures w14:val="none"/>
+        </w:rPr>
+        <w:t>35</w:t>
+      </w:r>
+      <w:r>
+        <w:rPr>
+          <w:rFonts w:ascii="Times New Roman" w:eastAsia="Times New Roman" w:hAnsi="Times New Roman" w:cs="Times New Roman"/>
+          <w:color w:val="000000"/>
+          <w:kern w:val="0"/>
+          <w14:ligatures w14:val="none"/>
+        </w:rPr>
+        <w:t>,</w:t>
+      </w:r>
+    </w:p>
+    <w:p>
+      <w:pPr>
+        <w:shd w:val="clear" w:color="auto" w:fill="FFFFFF"/>
+        <w:spacing w:after="0" w:line="270" w:lineRule="atLeast"/>
+        <w:rPr>
+          <w:rFonts w:ascii="Times New Roman" w:eastAsia="Times New Roman" w:hAnsi="Times New Roman" w:cs="Times New Roman"/>
+          <w:color w:val="000000"/>
+          <w:kern w:val="0"/>
+          <w14:ligatures w14:val="none"/>
+        </w:rPr>
+      </w:pPr>
+      <w:r>
+        <w:rPr>
+          <w:rFonts w:ascii="Times New Roman" w:eastAsia="Times New Roman" w:hAnsi="Times New Roman" w:cs="Times New Roman"/>
+          <w:color w:val="000000"/>
+          <w:kern w:val="0"/>
+          <w14:ligatures w14:val="none"/>
+        </w:rPr>
+        <w:t xml:space="preserve">                </w:t>
+      </w:r>
+      <w:r>
+        <w:rPr>
+          <w:rFonts w:ascii="Times New Roman" w:eastAsia="Times New Roman" w:hAnsi="Times New Roman" w:cs="Times New Roman"/>
+          <w:color w:val="A31515"/>
+          <w:kern w:val="0"/>
+          <w14:ligatures w14:val="none"/>
+        </w:rPr>
+        <w:t>"</w:t>
+      </w:r>
+      <w:proofErr w:type="spellStart"/>
+      <w:proofErr w:type="gramStart"/>
+      <w:r>
+        <w:rPr>
+          <w:rFonts w:ascii="Times New Roman" w:eastAsia="Times New Roman" w:hAnsi="Times New Roman" w:cs="Times New Roman"/>
+          <w:color w:val="A31515"/>
+          <w:kern w:val="0"/>
+          <w14:ligatures w14:val="none"/>
+        </w:rPr>
+        <w:t>product</w:t>
+      </w:r>
+      <w:proofErr w:type="gramEnd"/>
+      <w:r>
+        <w:rPr>
+          <w:rFonts w:ascii="Times New Roman" w:eastAsia="Times New Roman" w:hAnsi="Times New Roman" w:cs="Times New Roman"/>
+          <w:color w:val="A31515"/>
+          <w:kern w:val="0"/>
+          <w14:ligatures w14:val="none"/>
+        </w:rPr>
+        <w:t>_slug</w:t>
+      </w:r>
+      <w:proofErr w:type="spellEnd"/>
+      <w:r>
+        <w:rPr>
+          <w:rFonts w:ascii="Times New Roman" w:eastAsia="Times New Roman" w:hAnsi="Times New Roman" w:cs="Times New Roman"/>
+          <w:color w:val="A31515"/>
+          <w:kern w:val="0"/>
+          <w14:ligatures w14:val="none"/>
+        </w:rPr>
+        <w:t>"</w:t>
+      </w:r>
+      <w:r>
+        <w:rPr>
+          <w:rFonts w:ascii="Times New Roman" w:eastAsia="Times New Roman" w:hAnsi="Times New Roman" w:cs="Times New Roman"/>
+          <w:color w:val="000000"/>
+          <w:kern w:val="0"/>
+          <w14:ligatures w14:val="none"/>
+        </w:rPr>
+        <w:t xml:space="preserve">: </w:t>
+      </w:r>
+      <w:r>
+        <w:rPr>
+          <w:rFonts w:ascii="Times New Roman" w:eastAsia="Times New Roman" w:hAnsi="Times New Roman" w:cs="Times New Roman"/>
+          <w:color w:val="0451A5"/>
+          <w:kern w:val="0"/>
+          <w14:ligatures w14:val="none"/>
+        </w:rPr>
+        <w:t>"apple-40w-dynamic-power-adapter-with-60w-max-price-in-nepal"</w:t>
+      </w:r>
+      <w:r>
+        <w:rPr>
+          <w:rFonts w:ascii="Times New Roman" w:eastAsia="Times New Roman" w:hAnsi="Times New Roman" w:cs="Times New Roman"/>
+          <w:color w:val="000000"/>
+          <w:kern w:val="0"/>
+          <w14:ligatures w14:val="none"/>
+        </w:rPr>
+        <w:t>,</w:t>
+      </w:r>
+    </w:p>
+    <w:p>
+      <w:pPr>
+        <w:shd w:val="clear" w:color="auto" w:fill="FFFFFF"/>
+        <w:spacing w:after="0" w:line="270" w:lineRule="atLeast"/>
+        <w:rPr>
+          <w:rFonts w:ascii="Times New Roman" w:eastAsia="Times New Roman" w:hAnsi="Times New Roman" w:cs="Times New Roman"/>
+          <w:color w:val="000000"/>
+          <w:kern w:val="0"/>
+          <w14:ligatures w14:val="none"/>
+        </w:rPr>
+      </w:pPr>
+      <w:r>
+        <w:rPr>
+          <w:rFonts w:ascii="Times New Roman" w:eastAsia="Times New Roman" w:hAnsi="Times New Roman" w:cs="Times New Roman"/>
+          <w:color w:val="000000"/>
+          <w:kern w:val="0"/>
+          <w14:ligatures w14:val="none"/>
+        </w:rPr>
+        <w:t xml:space="preserve">                </w:t>
+      </w:r>
+      <w:r>
+        <w:rPr>
+          <w:rFonts w:ascii="Times New Roman" w:eastAsia="Times New Roman" w:hAnsi="Times New Roman" w:cs="Times New Roman"/>
+          <w:color w:val="A31515"/>
+          <w:kern w:val="0"/>
+          <w14:ligatures w14:val="none"/>
+        </w:rPr>
+        <w:t>"price"</w:t>
+      </w:r>
+      <w:r>
+        <w:rPr>
+          <w:rFonts w:ascii="Times New Roman" w:eastAsia="Times New Roman" w:hAnsi="Times New Roman" w:cs="Times New Roman"/>
+          <w:color w:val="000000"/>
+          <w:kern w:val="0"/>
+          <w14:ligatures w14:val="none"/>
+        </w:rPr>
+        <w:t xml:space="preserve">: </w:t>
+      </w:r>
+      <w:r>
+        <w:rPr>
+          <w:rFonts w:ascii="Times New Roman" w:eastAsia="Times New Roman" w:hAnsi="Times New Roman" w:cs="Times New Roman"/>
+          <w:color w:val="0451A5"/>
+          <w:kern w:val="0"/>
+          <w14:ligatures w14:val="none"/>
+        </w:rPr>
+        <w:t>"454.00"</w:t>
+      </w:r>
+      <w:r>
+        <w:rPr>
+          <w:rFonts w:ascii="Times New Roman" w:eastAsia="Times New Roman" w:hAnsi="Times New Roman" w:cs="Times New Roman"/>
+          <w:color w:val="000000"/>
+          <w:kern w:val="0"/>
+          <w14:ligatures w14:val="none"/>
+        </w:rPr>
+        <w:t>,</w:t>
+      </w:r>
+    </w:p>
+    <w:p>
+      <w:pPr>
+        <w:shd w:val="clear" w:color="auto" w:fill="FFFFFF"/>
+        <w:spacing w:after="0" w:line="270" w:lineRule="atLeast"/>
+        <w:rPr>
+          <w:rFonts w:ascii="Times New Roman" w:eastAsia="Times New Roman" w:hAnsi="Times New Roman" w:cs="Times New Roman"/>
+          <w:color w:val="000000"/>
+          <w:kern w:val="0"/>
+          <w14:ligatures w14:val="none"/>
+        </w:rPr>
+      </w:pPr>
+      <w:r>
+        <w:rPr>
+          <w:rFonts w:ascii="Times New Roman" w:eastAsia="Times New Roman" w:hAnsi="Times New Roman" w:cs="Times New Roman"/>
+          <w:color w:val="000000"/>
+          <w:kern w:val="0"/>
+          <w14:ligatures w14:val="none"/>
+        </w:rPr>
+        <w:t xml:space="preserve">                </w:t>
+      </w:r>
+      <w:r>
+        <w:rPr>
+          <w:rFonts w:ascii="Times New Roman" w:eastAsia="Times New Roman" w:hAnsi="Times New Roman" w:cs="Times New Roman"/>
+          <w:color w:val="A31515"/>
+          <w:kern w:val="0"/>
+          <w14:ligatures w14:val="none"/>
+        </w:rPr>
+        <w:t>"stock"</w:t>
+      </w:r>
+      <w:r>
+        <w:rPr>
+          <w:rFonts w:ascii="Times New Roman" w:eastAsia="Times New Roman" w:hAnsi="Times New Roman" w:cs="Times New Roman"/>
+          <w:color w:val="000000"/>
+          <w:kern w:val="0"/>
+          <w14:ligatures w14:val="none"/>
+        </w:rPr>
+        <w:t xml:space="preserve">: </w:t>
+      </w:r>
+      <w:r>
+        <w:rPr>
+          <w:rFonts w:ascii="Times New Roman" w:eastAsia="Times New Roman" w:hAnsi="Times New Roman" w:cs="Times New Roman"/>
+          <w:color w:val="098658"/>
+          <w:kern w:val="0"/>
+          <w14:ligatures w14:val="none"/>
+        </w:rPr>
+        <w:t>1</w:t>
+      </w:r>
+      <w:r>
+        <w:rPr>
+          <w:rFonts w:ascii="Times New Roman" w:eastAsia="Times New Roman" w:hAnsi="Times New Roman" w:cs="Times New Roman"/>
+          <w:color w:val="000000"/>
+          <w:kern w:val="0"/>
+          <w14:ligatures w14:val="none"/>
+        </w:rPr>
+        <w:t>,</w:t>
+      </w:r>
+    </w:p>
+    <w:p>
+      <w:pPr>
+        <w:shd w:val="clear" w:color="auto" w:fill="FFFFFF"/>
+        <w:spacing w:after="0" w:line="270" w:lineRule="atLeast"/>
+        <w:rPr>
+          <w:rFonts w:ascii="Times New Roman" w:eastAsia="Times New Roman" w:hAnsi="Times New Roman" w:cs="Times New Roman"/>
+          <w:color w:val="000000"/>
+          <w:kern w:val="0"/>
+          <w14:ligatures w14:val="none"/>
+        </w:rPr>
+      </w:pPr>
+      <w:r>
+        <w:rPr>
+          <w:rFonts w:ascii="Times New Roman" w:eastAsia="Times New Roman" w:hAnsi="Times New Roman" w:cs="Times New Roman"/>
+          <w:color w:val="000000"/>
+          <w:kern w:val="0"/>
+          <w14:ligatures w14:val="none"/>
+        </w:rPr>
+        <w:t xml:space="preserve">                </w:t>
+      </w:r>
+      <w:r>
+        <w:rPr>
+          <w:rFonts w:ascii="Times New Roman" w:eastAsia="Times New Roman" w:hAnsi="Times New Roman" w:cs="Times New Roman"/>
+          <w:color w:val="A31515"/>
+          <w:kern w:val="0"/>
+          <w14:ligatures w14:val="none"/>
+        </w:rPr>
+        <w:t>"</w:t>
+      </w:r>
+      <w:proofErr w:type="spellStart"/>
+      <w:proofErr w:type="gramStart"/>
+      <w:r>
+        <w:rPr>
+          <w:rFonts w:ascii="Times New Roman" w:eastAsia="Times New Roman" w:hAnsi="Times New Roman" w:cs="Times New Roman"/>
+          <w:color w:val="A31515"/>
+          <w:kern w:val="0"/>
+          <w14:ligatures w14:val="none"/>
+        </w:rPr>
+        <w:t>stock</w:t>
+      </w:r>
+      <w:proofErr w:type="gramEnd"/>
+      <w:r>
+        <w:rPr>
+          <w:rFonts w:ascii="Times New Roman" w:eastAsia="Times New Roman" w:hAnsi="Times New Roman" w:cs="Times New Roman"/>
+          <w:color w:val="A31515"/>
+          <w:kern w:val="0"/>
+          <w14:ligatures w14:val="none"/>
+        </w:rPr>
+        <w:t>_status</w:t>
+      </w:r>
+      <w:proofErr w:type="spellEnd"/>
+      <w:r>
+        <w:rPr>
+          <w:rFonts w:ascii="Times New Roman" w:eastAsia="Times New Roman" w:hAnsi="Times New Roman" w:cs="Times New Roman"/>
+          <w:color w:val="A31515"/>
+          <w:kern w:val="0"/>
+          <w14:ligatures w14:val="none"/>
+        </w:rPr>
+        <w:t>"</w:t>
+      </w:r>
+      <w:r>
+        <w:rPr>
+          <w:rFonts w:ascii="Times New Roman" w:eastAsia="Times New Roman" w:hAnsi="Times New Roman" w:cs="Times New Roman"/>
+          <w:color w:val="000000"/>
+          <w:kern w:val="0"/>
+          <w14:ligatures w14:val="none"/>
+        </w:rPr>
+        <w:t xml:space="preserve">: </w:t>
+      </w:r>
+      <w:r>
+        <w:rPr>
+          <w:rFonts w:ascii="Times New Roman" w:eastAsia="Times New Roman" w:hAnsi="Times New Roman" w:cs="Times New Roman"/>
+          <w:color w:val="0451A5"/>
+          <w:kern w:val="0"/>
+          <w14:ligatures w14:val="none"/>
+        </w:rPr>
+        <w:t>"</w:t>
+      </w:r>
+      <w:proofErr w:type="spellStart"/>
+      <w:r>
+        <w:rPr>
+          <w:rFonts w:ascii="Times New Roman" w:eastAsia="Times New Roman" w:hAnsi="Times New Roman" w:cs="Times New Roman"/>
+          <w:color w:val="0451A5"/>
+          <w:kern w:val="0"/>
+          <w14:ligatures w14:val="none"/>
+        </w:rPr>
+        <w:t>in_stock</w:t>
+      </w:r>
+      <w:proofErr w:type="spellEnd"/>
+      <w:r>
+        <w:rPr>
+          <w:rFonts w:ascii="Times New Roman" w:eastAsia="Times New Roman" w:hAnsi="Times New Roman" w:cs="Times New Roman"/>
+          <w:color w:val="0451A5"/>
+          <w:kern w:val="0"/>
+          <w14:ligatures w14:val="none"/>
+        </w:rPr>
+        <w:t>"</w:t>
+      </w:r>
+      <w:r>
+        <w:rPr>
+          <w:rFonts w:ascii="Times New Roman" w:eastAsia="Times New Roman" w:hAnsi="Times New Roman" w:cs="Times New Roman"/>
+          <w:color w:val="000000"/>
+          <w:kern w:val="0"/>
+          <w14:ligatures w14:val="none"/>
+        </w:rPr>
+        <w:t>,</w:t>
+      </w:r>
+    </w:p>
+    <w:p>
+      <w:pPr>
+        <w:shd w:val="clear" w:color="auto" w:fill="FFFFFF"/>
+        <w:spacing w:after="0" w:line="270" w:lineRule="atLeast"/>
+        <w:rPr>
+          <w:rFonts w:ascii="Times New Roman" w:eastAsia="Times New Roman" w:hAnsi="Times New Roman" w:cs="Times New Roman"/>
+          <w:color w:val="000000"/>
+          <w:kern w:val="0"/>
+          <w14:ligatures w14:val="none"/>
+        </w:rPr>
+      </w:pPr>
+      <w:r>
+        <w:rPr>
+          <w:rFonts w:ascii="Times New Roman" w:eastAsia="Times New Roman" w:hAnsi="Times New Roman" w:cs="Times New Roman"/>
+          <w:color w:val="000000"/>
+          <w:kern w:val="0"/>
+          <w14:ligatures w14:val="none"/>
+        </w:rPr>
+        <w:t xml:space="preserve">                </w:t>
+      </w:r>
+      <w:r>
+        <w:rPr>
+          <w:rFonts w:ascii="Times New Roman" w:eastAsia="Times New Roman" w:hAnsi="Times New Roman" w:cs="Times New Roman"/>
+          <w:color w:val="A31515"/>
+          <w:kern w:val="0"/>
+          <w14:ligatures w14:val="none"/>
+        </w:rPr>
+        <w:t>"description"</w:t>
+      </w:r>
+      <w:r>
+        <w:rPr>
+          <w:rFonts w:ascii="Times New Roman" w:eastAsia="Times New Roman" w:hAnsi="Times New Roman" w:cs="Times New Roman"/>
+          <w:color w:val="000000"/>
+          <w:kern w:val="0"/>
+          <w14:ligatures w14:val="none"/>
+        </w:rPr>
+        <w:t xml:space="preserve">: </w:t>
+      </w:r>
+      <w:r>
+        <w:rPr>
+          <w:rFonts w:ascii="Times New Roman" w:eastAsia="Times New Roman" w:hAnsi="Times New Roman" w:cs="Times New Roman"/>
+          <w:color w:val="0451A5"/>
+          <w:kern w:val="0"/>
+          <w14:ligatures w14:val="none"/>
+        </w:rPr>
+        <w:t>"</w:t>
+      </w:r>
+      <w:proofErr w:type="spellStart"/>
+      <w:r>
+        <w:rPr>
+          <w:rFonts w:ascii="Times New Roman" w:eastAsia="Times New Roman" w:hAnsi="Times New Roman" w:cs="Times New Roman"/>
+          <w:color w:val="0451A5"/>
+          <w:kern w:val="0"/>
+          <w14:ligatures w14:val="none"/>
+        </w:rPr>
+        <w:t>Cumque</w:t>
+      </w:r>
+      <w:proofErr w:type="spellEnd"/>
+      <w:r>
+        <w:rPr>
+          <w:rFonts w:ascii="Times New Roman" w:eastAsia="Times New Roman" w:hAnsi="Times New Roman" w:cs="Times New Roman"/>
+          <w:color w:val="0451A5"/>
+          <w:kern w:val="0"/>
+          <w14:ligatures w14:val="none"/>
+        </w:rPr>
+        <w:t xml:space="preserve"> quasi minim e."</w:t>
+      </w:r>
+      <w:r>
+        <w:rPr>
+          <w:rFonts w:ascii="Times New Roman" w:eastAsia="Times New Roman" w:hAnsi="Times New Roman" w:cs="Times New Roman"/>
+          <w:color w:val="000000"/>
+          <w:kern w:val="0"/>
+          <w14:ligatures w14:val="none"/>
+        </w:rPr>
+        <w:t>,</w:t>
+      </w:r>
+    </w:p>
+    <w:p>
+      <w:pPr>
+        <w:shd w:val="clear" w:color="auto" w:fill="FFFFFF"/>
+        <w:spacing w:after="0" w:line="270" w:lineRule="atLeast"/>
+        <w:rPr>
+          <w:rFonts w:ascii="Times New Roman" w:eastAsia="Times New Roman" w:hAnsi="Times New Roman" w:cs="Times New Roman"/>
+          <w:color w:val="000000"/>
+          <w:kern w:val="0"/>
+          <w14:ligatures w14:val="none"/>
+        </w:rPr>
+      </w:pPr>
+      <w:r>
+        <w:rPr>
+          <w:rFonts w:ascii="Times New Roman" w:eastAsia="Times New Roman" w:hAnsi="Times New Roman" w:cs="Times New Roman"/>
+          <w:color w:val="000000"/>
+          <w:kern w:val="0"/>
+          <w14:ligatures w14:val="none"/>
+        </w:rPr>
+        <w:t xml:space="preserve">                </w:t>
+      </w:r>
+      <w:r>
+        <w:rPr>
+          <w:rFonts w:ascii="Times New Roman" w:eastAsia="Times New Roman" w:hAnsi="Times New Roman" w:cs="Times New Roman"/>
+          <w:color w:val="A31515"/>
+          <w:kern w:val="0"/>
+          <w14:ligatures w14:val="none"/>
+        </w:rPr>
+        <w:t>"image"</w:t>
+      </w:r>
+      <w:r>
+        <w:rPr>
+          <w:rFonts w:ascii="Times New Roman" w:eastAsia="Times New Roman" w:hAnsi="Times New Roman" w:cs="Times New Roman"/>
+          <w:color w:val="000000"/>
+          <w:kern w:val="0"/>
+          <w14:ligatures w14:val="none"/>
+        </w:rPr>
+        <w:t xml:space="preserve">: </w:t>
+      </w:r>
+      <w:r>
+        <w:rPr>
+          <w:rFonts w:ascii="Times New Roman" w:eastAsia="Times New Roman" w:hAnsi="Times New Roman" w:cs="Times New Roman"/>
+          <w:color w:val="0451A5"/>
+          <w:kern w:val="0"/>
+          <w14:ligatures w14:val="none"/>
+        </w:rPr>
+        <w:t>"images/main/1784692331_6a603e6b08ed7.png"</w:t>
+      </w:r>
+      <w:r>
+        <w:rPr>
+          <w:rFonts w:ascii="Times New Roman" w:eastAsia="Times New Roman" w:hAnsi="Times New Roman" w:cs="Times New Roman"/>
+          <w:color w:val="000000"/>
+          <w:kern w:val="0"/>
+          <w14:ligatures w14:val="none"/>
+        </w:rPr>
+        <w:t>,</w:t>
+      </w:r>
+    </w:p>
+    <w:p>
+      <w:pPr>
+        <w:shd w:val="clear" w:color="auto" w:fill="FFFFFF"/>
+        <w:spacing w:after="0" w:line="270" w:lineRule="atLeast"/>
+        <w:rPr>
+          <w:rFonts w:ascii="Times New Roman" w:eastAsia="Times New Roman" w:hAnsi="Times New Roman" w:cs="Times New Roman"/>
+          <w:color w:val="000000"/>
+          <w:kern w:val="0"/>
+          <w14:ligatures w14:val="none"/>
+        </w:rPr>
+      </w:pPr>
+      <w:r>
+        <w:rPr>
+          <w:rFonts w:ascii="Times New Roman" w:eastAsia="Times New Roman" w:hAnsi="Times New Roman" w:cs="Times New Roman"/>
+          <w:color w:val="000000"/>
+          <w:kern w:val="0"/>
+          <w14:ligatures w14:val="none"/>
+        </w:rPr>
+        <w:t xml:space="preserve">                </w:t>
+      </w:r>
+      <w:r>
+        <w:rPr>
+          <w:rFonts w:ascii="Times New Roman" w:eastAsia="Times New Roman" w:hAnsi="Times New Roman" w:cs="Times New Roman"/>
+          <w:color w:val="A31515"/>
+          <w:kern w:val="0"/>
+          <w14:ligatures w14:val="none"/>
+        </w:rPr>
+        <w:t>"status"</w:t>
+      </w:r>
+      <w:r>
+        <w:rPr>
+          <w:rFonts w:ascii="Times New Roman" w:eastAsia="Times New Roman" w:hAnsi="Times New Roman" w:cs="Times New Roman"/>
+          <w:color w:val="000000"/>
+          <w:kern w:val="0"/>
+          <w14:ligatures w14:val="none"/>
+        </w:rPr>
+        <w:t xml:space="preserve">: </w:t>
+      </w:r>
+      <w:r>
+        <w:rPr>
+          <w:rFonts w:ascii="Times New Roman" w:eastAsia="Times New Roman" w:hAnsi="Times New Roman" w:cs="Times New Roman"/>
+          <w:color w:val="0451A5"/>
+          <w:kern w:val="0"/>
+          <w14:ligatures w14:val="none"/>
+        </w:rPr>
+        <w:t>"active"</w:t>
+      </w:r>
+    </w:p>
+    <w:p>
+      <w:pPr>
+        <w:shd w:val="clear" w:color="auto" w:fill="FFFFFF"/>
+        <w:spacing w:after="0" w:line="270" w:lineRule="atLeast"/>
+        <w:rPr>
+          <w:rFonts w:ascii="Times New Roman" w:eastAsia="Times New Roman" w:hAnsi="Times New Roman" w:cs="Times New Roman"/>
+          <w:color w:val="000000"/>
+          <w:kern w:val="0"/>
+          <w14:ligatures w14:val="none"/>
+        </w:rPr>
+      </w:pPr>
+      <w:r>
+        <w:rPr>
+          <w:rFonts w:ascii="Times New Roman" w:eastAsia="Times New Roman" w:hAnsi="Times New Roman" w:cs="Times New Roman"/>
+          <w:color w:val="000000"/>
+          <w:kern w:val="0"/>
+          <w14:ligatures w14:val="none"/>
+        </w:rPr>
+        <w:t>            }</w:t>
+      </w:r>
+    </w:p>
+    <w:p>
+      <w:pPr>
+        <w:shd w:val="clear" w:color="auto" w:fill="FFFFFF"/>
+        <w:spacing w:after="0" w:line="270" w:lineRule="atLeast"/>
+        <w:rPr>
+          <w:rFonts w:ascii="Times New Roman" w:eastAsia="Times New Roman" w:hAnsi="Times New Roman" w:cs="Times New Roman"/>
+          <w:color w:val="000000"/>
+          <w:kern w:val="0"/>
+          <w14:ligatures w14:val="none"/>
+        </w:rPr>
+      </w:pPr>
+      <w:r>
+        <w:rPr>
+          <w:rFonts w:ascii="Times New Roman" w:eastAsia="Times New Roman" w:hAnsi="Times New Roman" w:cs="Times New Roman"/>
+          <w:color w:val="000000"/>
+          <w:kern w:val="0"/>
+          <w14:ligatures w14:val="none"/>
+        </w:rPr>
+        <w:t>        ]</w:t>
+      </w:r>
+    </w:p>
+    <w:p>
+      <w:pPr>
+        <w:shd w:val="clear" w:color="auto" w:fill="FFFFFF"/>
+        <w:spacing w:after="0" w:line="270" w:lineRule="atLeast"/>
+        <w:rPr>
+          <w:rFonts w:ascii="Times New Roman" w:eastAsia="Times New Roman" w:hAnsi="Times New Roman" w:cs="Times New Roman"/>
+          <w:color w:val="000000"/>
+          <w:kern w:val="0"/>
+          <w14:ligatures w14:val="none"/>
+        </w:rPr>
+      </w:pPr>
+      <w:r>
+        <w:rPr>
+          <w:rFonts w:ascii="Times New Roman" w:eastAsia="Times New Roman" w:hAnsi="Times New Roman" w:cs="Times New Roman"/>
+          <w:color w:val="000000"/>
+          <w:kern w:val="0"/>
+          <w14:ligatures w14:val="none"/>
+        </w:rPr>
+        <w:t>    },</w:t>
+      </w:r>
+    </w:p>
+    <w:p>
+      <w:pPr>
+        <w:shd w:val="clear" w:color="auto" w:fill="FFFFFF"/>
+        <w:spacing w:after="0" w:line="270" w:lineRule="atLeast"/>
+        <w:rPr>
+          <w:rFonts w:ascii="Times New Roman" w:eastAsia="Times New Roman" w:hAnsi="Times New Roman" w:cs="Times New Roman"/>
+          <w:color w:val="000000"/>
+          <w:kern w:val="0"/>
+          <w14:ligatures w14:val="none"/>
+        </w:rPr>
+      </w:pPr>
+      <w:r>
+        <w:rPr>
+          <w:rFonts w:ascii="Times New Roman" w:eastAsia="Times New Roman" w:hAnsi="Times New Roman" w:cs="Times New Roman"/>
+          <w:color w:val="000000"/>
+          <w:kern w:val="0"/>
+          <w14:ligatures w14:val="none"/>
+        </w:rPr>
+        <w:t xml:space="preserve">    </w:t>
+      </w:r>
+      <w:r>
+        <w:rPr>
+          <w:rFonts w:ascii="Times New Roman" w:eastAsia="Times New Roman" w:hAnsi="Times New Roman" w:cs="Times New Roman"/>
+          <w:color w:val="A31515"/>
+          <w:kern w:val="0"/>
+          <w14:ligatures w14:val="none"/>
+        </w:rPr>
+        <w:t>"attributes"</w:t>
+      </w:r>
+      <w:r>
+        <w:rPr>
+          <w:rFonts w:ascii="Times New Roman" w:eastAsia="Times New Roman" w:hAnsi="Times New Roman" w:cs="Times New Roman"/>
+          <w:color w:val="000000"/>
+          <w:kern w:val="0"/>
+          <w14:ligatures w14:val="none"/>
+        </w:rPr>
+        <w:t>: [</w:t>
+      </w:r>
+    </w:p>
+    <w:p>
+      <w:pPr>
+        <w:shd w:val="clear" w:color="auto" w:fill="FFFFFF"/>
+        <w:spacing w:after="0" w:line="270" w:lineRule="atLeast"/>
+        <w:rPr>
+          <w:rFonts w:ascii="Times New Roman" w:eastAsia="Times New Roman" w:hAnsi="Times New Roman" w:cs="Times New Roman"/>
+          <w:color w:val="000000"/>
+          <w:kern w:val="0"/>
+          <w14:ligatures w14:val="none"/>
+        </w:rPr>
+      </w:pPr>
+      <w:r>
+        <w:rPr>
+          <w:rFonts w:ascii="Times New Roman" w:eastAsia="Times New Roman" w:hAnsi="Times New Roman" w:cs="Times New Roman"/>
+          <w:color w:val="000000"/>
+          <w:kern w:val="0"/>
+          <w14:ligatures w14:val="none"/>
+        </w:rPr>
+        <w:t>        {</w:t>
+      </w:r>
+    </w:p>
+    <w:p>
+      <w:pPr>
+        <w:shd w:val="clear" w:color="auto" w:fill="FFFFFF"/>
+        <w:spacing w:after="0" w:line="270" w:lineRule="atLeast"/>
+        <w:rPr>
+          <w:rFonts w:ascii="Times New Roman" w:eastAsia="Times New Roman" w:hAnsi="Times New Roman" w:cs="Times New Roman"/>
+          <w:color w:val="000000"/>
+          <w:kern w:val="0"/>
+          <w14:ligatures w14:val="none"/>
+        </w:rPr>
+      </w:pPr>
+      <w:r>
+        <w:rPr>
+          <w:rFonts w:ascii="Times New Roman" w:eastAsia="Times New Roman" w:hAnsi="Times New Roman" w:cs="Times New Roman"/>
+          <w:color w:val="000000"/>
+          <w:kern w:val="0"/>
+          <w14:ligatures w14:val="none"/>
+        </w:rPr>
+        <w:t xml:space="preserve">            </w:t>
+      </w:r>
+      <w:r>
+        <w:rPr>
+          <w:rFonts w:ascii="Times New Roman" w:eastAsia="Times New Roman" w:hAnsi="Times New Roman" w:cs="Times New Roman"/>
+          <w:color w:val="A31515"/>
+          <w:kern w:val="0"/>
+          <w14:ligatures w14:val="none"/>
+        </w:rPr>
+        <w:t>"</w:t>
+      </w:r>
+      <w:proofErr w:type="spellStart"/>
+      <w:proofErr w:type="gramStart"/>
+      <w:r>
+        <w:rPr>
+          <w:rFonts w:ascii="Times New Roman" w:eastAsia="Times New Roman" w:hAnsi="Times New Roman" w:cs="Times New Roman"/>
+          <w:color w:val="A31515"/>
+          <w:kern w:val="0"/>
+          <w14:ligatures w14:val="none"/>
+        </w:rPr>
+        <w:t>product</w:t>
+      </w:r>
+      <w:proofErr w:type="gramEnd"/>
+      <w:r>
+        <w:rPr>
+          <w:rFonts w:ascii="Times New Roman" w:eastAsia="Times New Roman" w:hAnsi="Times New Roman" w:cs="Times New Roman"/>
+          <w:color w:val="A31515"/>
+          <w:kern w:val="0"/>
+          <w14:ligatures w14:val="none"/>
+        </w:rPr>
+        <w:t>_attribute_value_id</w:t>
+      </w:r>
+      <w:proofErr w:type="spellEnd"/>
+      <w:r>
+        <w:rPr>
+          <w:rFonts w:ascii="Times New Roman" w:eastAsia="Times New Roman" w:hAnsi="Times New Roman" w:cs="Times New Roman"/>
+          <w:color w:val="A31515"/>
+          <w:kern w:val="0"/>
+          <w14:ligatures w14:val="none"/>
+        </w:rPr>
+        <w:t>"</w:t>
+      </w:r>
+      <w:r>
+        <w:rPr>
+          <w:rFonts w:ascii="Times New Roman" w:eastAsia="Times New Roman" w:hAnsi="Times New Roman" w:cs="Times New Roman"/>
+          <w:color w:val="000000"/>
+          <w:kern w:val="0"/>
+          <w14:ligatures w14:val="none"/>
+        </w:rPr>
+        <w:t xml:space="preserve">: </w:t>
+      </w:r>
+      <w:r>
+        <w:rPr>
+          <w:rFonts w:ascii="Times New Roman" w:eastAsia="Times New Roman" w:hAnsi="Times New Roman" w:cs="Times New Roman"/>
+          <w:color w:val="098658"/>
+          <w:kern w:val="0"/>
+          <w14:ligatures w14:val="none"/>
+        </w:rPr>
+        <w:t>16</w:t>
+      </w:r>
+      <w:r>
+        <w:rPr>
+          <w:rFonts w:ascii="Times New Roman" w:eastAsia="Times New Roman" w:hAnsi="Times New Roman" w:cs="Times New Roman"/>
+          <w:color w:val="000000"/>
+          <w:kern w:val="0"/>
+          <w14:ligatures w14:val="none"/>
+        </w:rPr>
+        <w:t>,</w:t>
+      </w:r>
+    </w:p>
+    <w:p>
+      <w:pPr>
+        <w:shd w:val="clear" w:color="auto" w:fill="FFFFFF"/>
+        <w:spacing w:after="0" w:line="270" w:lineRule="atLeast"/>
+        <w:rPr>
+          <w:rFonts w:ascii="Times New Roman" w:eastAsia="Times New Roman" w:hAnsi="Times New Roman" w:cs="Times New Roman"/>
+          <w:color w:val="000000"/>
+          <w:kern w:val="0"/>
+          <w14:ligatures w14:val="none"/>
+        </w:rPr>
+      </w:pPr>
+      <w:r>
+        <w:rPr>
+          <w:rFonts w:ascii="Times New Roman" w:eastAsia="Times New Roman" w:hAnsi="Times New Roman" w:cs="Times New Roman"/>
+          <w:color w:val="000000"/>
+          <w:kern w:val="0"/>
+          <w14:ligatures w14:val="none"/>
+        </w:rPr>
+        <w:t xml:space="preserve">            </w:t>
+      </w:r>
+      <w:r>
+        <w:rPr>
+          <w:rFonts w:ascii="Times New Roman" w:eastAsia="Times New Roman" w:hAnsi="Times New Roman" w:cs="Times New Roman"/>
+          <w:color w:val="A31515"/>
+          <w:kern w:val="0"/>
+          <w14:ligatures w14:val="none"/>
+        </w:rPr>
+        <w:t>"attribute"</w:t>
+      </w:r>
+      <w:r>
+        <w:rPr>
+          <w:rFonts w:ascii="Times New Roman" w:eastAsia="Times New Roman" w:hAnsi="Times New Roman" w:cs="Times New Roman"/>
+          <w:color w:val="000000"/>
+          <w:kern w:val="0"/>
+          <w14:ligatures w14:val="none"/>
+        </w:rPr>
+        <w:t xml:space="preserve">: </w:t>
+      </w:r>
+      <w:r>
+        <w:rPr>
+          <w:rFonts w:ascii="Times New Roman" w:eastAsia="Times New Roman" w:hAnsi="Times New Roman" w:cs="Times New Roman"/>
+          <w:color w:val="0451A5"/>
+          <w:kern w:val="0"/>
+          <w14:ligatures w14:val="none"/>
+        </w:rPr>
+        <w:t>"Color"</w:t>
+      </w:r>
+      <w:r>
+        <w:rPr>
+          <w:rFonts w:ascii="Times New Roman" w:eastAsia="Times New Roman" w:hAnsi="Times New Roman" w:cs="Times New Roman"/>
+          <w:color w:val="000000"/>
+          <w:kern w:val="0"/>
+          <w14:ligatures w14:val="none"/>
+        </w:rPr>
+        <w:t>,</w:t>
+      </w:r>
+    </w:p>
+    <w:p>
+      <w:pPr>
+        <w:shd w:val="clear" w:color="auto" w:fill="FFFFFF"/>
+        <w:spacing w:after="0" w:line="270" w:lineRule="atLeast"/>
+        <w:rPr>
+          <w:rFonts w:ascii="Times New Roman" w:eastAsia="Times New Roman" w:hAnsi="Times New Roman" w:cs="Times New Roman"/>
+          <w:color w:val="000000"/>
+          <w:kern w:val="0"/>
+          <w14:ligatures w14:val="none"/>
+        </w:rPr>
+      </w:pPr>
+      <w:r>
+        <w:rPr>
+          <w:rFonts w:ascii="Times New Roman" w:eastAsia="Times New Roman" w:hAnsi="Times New Roman" w:cs="Times New Roman"/>
+          <w:color w:val="000000"/>
+          <w:kern w:val="0"/>
+          <w14:ligatures w14:val="none"/>
+        </w:rPr>
+        <w:t xml:space="preserve">            </w:t>
+      </w:r>
+      <w:r>
+        <w:rPr>
+          <w:rFonts w:ascii="Times New Roman" w:eastAsia="Times New Roman" w:hAnsi="Times New Roman" w:cs="Times New Roman"/>
+          <w:color w:val="A31515"/>
+          <w:kern w:val="0"/>
+          <w14:ligatures w14:val="none"/>
+        </w:rPr>
+        <w:t>"value"</w:t>
+      </w:r>
+      <w:r>
+        <w:rPr>
+          <w:rFonts w:ascii="Times New Roman" w:eastAsia="Times New Roman" w:hAnsi="Times New Roman" w:cs="Times New Roman"/>
+          <w:color w:val="000000"/>
+          <w:kern w:val="0"/>
+          <w14:ligatures w14:val="none"/>
+        </w:rPr>
+        <w:t xml:space="preserve">: </w:t>
+      </w:r>
+      <w:r>
+        <w:rPr>
+          <w:rFonts w:ascii="Times New Roman" w:eastAsia="Times New Roman" w:hAnsi="Times New Roman" w:cs="Times New Roman"/>
+          <w:color w:val="0451A5"/>
+          <w:kern w:val="0"/>
+          <w14:ligatures w14:val="none"/>
+        </w:rPr>
+        <w:t>"Natural Titanium"</w:t>
+      </w:r>
+      <w:r>
+        <w:rPr>
+          <w:rFonts w:ascii="Times New Roman" w:eastAsia="Times New Roman" w:hAnsi="Times New Roman" w:cs="Times New Roman"/>
+          <w:color w:val="000000"/>
+          <w:kern w:val="0"/>
+          <w14:ligatures w14:val="none"/>
+        </w:rPr>
+        <w:t>,</w:t>
+      </w:r>
+    </w:p>
+    <w:p>
+      <w:pPr>
+        <w:shd w:val="clear" w:color="auto" w:fill="FFFFFF"/>
+        <w:spacing w:after="0" w:line="270" w:lineRule="atLeast"/>
+        <w:rPr>
+          <w:rFonts w:ascii="Times New Roman" w:eastAsia="Times New Roman" w:hAnsi="Times New Roman" w:cs="Times New Roman"/>
+          <w:color w:val="000000"/>
+          <w:kern w:val="0"/>
+          <w14:ligatures w14:val="none"/>
+        </w:rPr>
+      </w:pPr>
+      <w:r>
+        <w:rPr>
+          <w:rFonts w:ascii="Times New Roman" w:eastAsia="Times New Roman" w:hAnsi="Times New Roman" w:cs="Times New Roman"/>
+          <w:color w:val="000000"/>
+          <w:kern w:val="0"/>
+          <w14:ligatures w14:val="none"/>
+        </w:rPr>
+        <w:t xml:space="preserve">            </w:t>
+      </w:r>
+      <w:r>
+        <w:rPr>
+          <w:rFonts w:ascii="Times New Roman" w:eastAsia="Times New Roman" w:hAnsi="Times New Roman" w:cs="Times New Roman"/>
+          <w:color w:val="A31515"/>
+          <w:kern w:val="0"/>
+          <w14:ligatures w14:val="none"/>
+        </w:rPr>
+        <w:t>"images"</w:t>
+      </w:r>
+      <w:r>
+        <w:rPr>
+          <w:rFonts w:ascii="Times New Roman" w:eastAsia="Times New Roman" w:hAnsi="Times New Roman" w:cs="Times New Roman"/>
+          <w:color w:val="000000"/>
+          <w:kern w:val="0"/>
+          <w14:ligatures w14:val="none"/>
+        </w:rPr>
+        <w:t>: [</w:t>
+      </w:r>
+    </w:p>
+    <w:p>
+      <w:pPr>
+        <w:shd w:val="clear" w:color="auto" w:fill="FFFFFF"/>
+        <w:spacing w:after="0" w:line="270" w:lineRule="atLeast"/>
+        <w:rPr>
+          <w:rFonts w:ascii="Times New Roman" w:eastAsia="Times New Roman" w:hAnsi="Times New Roman" w:cs="Times New Roman"/>
+          <w:color w:val="000000"/>
+          <w:kern w:val="0"/>
+          <w14:ligatures w14:val="none"/>
+        </w:rPr>
+      </w:pPr>
+      <w:r>
+        <w:rPr>
+          <w:rFonts w:ascii="Times New Roman" w:eastAsia="Times New Roman" w:hAnsi="Times New Roman" w:cs="Times New Roman"/>
+          <w:color w:val="000000"/>
+          <w:kern w:val="0"/>
+          <w14:ligatures w14:val="none"/>
+        </w:rPr>
+        <w:t xml:space="preserve">                </w:t>
+      </w:r>
+      <w:r>
+        <w:rPr>
+          <w:rFonts w:ascii="Times New Roman" w:eastAsia="Times New Roman" w:hAnsi="Times New Roman" w:cs="Times New Roman"/>
+          <w:color w:val="0451A5"/>
+          <w:kern w:val="0"/>
+          <w14:ligatures w14:val="none"/>
+        </w:rPr>
+        <w:t>"images/1784607104_6a5ef180cffdc_Untitled design (60).</w:t>
+      </w:r>
+      <w:proofErr w:type="spellStart"/>
+      <w:r>
+        <w:rPr>
+          <w:rFonts w:ascii="Times New Roman" w:eastAsia="Times New Roman" w:hAnsi="Times New Roman" w:cs="Times New Roman"/>
+          <w:color w:val="0451A5"/>
+          <w:kern w:val="0"/>
+          <w14:ligatures w14:val="none"/>
+        </w:rPr>
+        <w:t>png</w:t>
+      </w:r>
+      <w:proofErr w:type="spellEnd"/>
+      <w:r>
+        <w:rPr>
+          <w:rFonts w:ascii="Times New Roman" w:eastAsia="Times New Roman" w:hAnsi="Times New Roman" w:cs="Times New Roman"/>
+          <w:color w:val="0451A5"/>
+          <w:kern w:val="0"/>
+          <w14:ligatures w14:val="none"/>
+        </w:rPr>
+        <w:t>"</w:t>
+      </w:r>
+    </w:p>
+    <w:p>
+      <w:pPr>
+        <w:shd w:val="clear" w:color="auto" w:fill="FFFFFF"/>
+        <w:spacing w:after="0" w:line="270" w:lineRule="atLeast"/>
+        <w:rPr>
+          <w:rFonts w:ascii="Times New Roman" w:eastAsia="Times New Roman" w:hAnsi="Times New Roman" w:cs="Times New Roman"/>
+          <w:color w:val="000000"/>
+          <w:kern w:val="0"/>
+          <w14:ligatures w14:val="none"/>
+        </w:rPr>
+      </w:pPr>
+      <w:r>
+        <w:rPr>
+          <w:rFonts w:ascii="Times New Roman" w:eastAsia="Times New Roman" w:hAnsi="Times New Roman" w:cs="Times New Roman"/>
+          <w:color w:val="000000"/>
+          <w:kern w:val="0"/>
+          <w14:ligatures w14:val="none"/>
+        </w:rPr>
+        <w:t>            ],</w:t>
+      </w:r>
+    </w:p>
+    <w:p>
+      <w:pPr>
+        <w:shd w:val="clear" w:color="auto" w:fill="FFFFFF"/>
+        <w:spacing w:after="0" w:line="270" w:lineRule="atLeast"/>
+        <w:rPr>
+          <w:rFonts w:ascii="Times New Roman" w:eastAsia="Times New Roman" w:hAnsi="Times New Roman" w:cs="Times New Roman"/>
+          <w:color w:val="000000"/>
+          <w:kern w:val="0"/>
+          <w14:ligatures w14:val="none"/>
+        </w:rPr>
+      </w:pPr>
+      <w:r>
+        <w:rPr>
+          <w:rFonts w:ascii="Times New Roman" w:eastAsia="Times New Roman" w:hAnsi="Times New Roman" w:cs="Times New Roman"/>
+          <w:color w:val="000000"/>
+          <w:kern w:val="0"/>
+          <w14:ligatures w14:val="none"/>
+        </w:rPr>
+        <w:t xml:space="preserve">            </w:t>
+      </w:r>
+      <w:r>
+        <w:rPr>
+          <w:rFonts w:ascii="Times New Roman" w:eastAsia="Times New Roman" w:hAnsi="Times New Roman" w:cs="Times New Roman"/>
+          <w:color w:val="A31515"/>
+          <w:kern w:val="0"/>
+          <w14:ligatures w14:val="none"/>
+        </w:rPr>
+        <w:t>"info"</w:t>
+      </w:r>
+      <w:r>
+        <w:rPr>
+          <w:rFonts w:ascii="Times New Roman" w:eastAsia="Times New Roman" w:hAnsi="Times New Roman" w:cs="Times New Roman"/>
+          <w:color w:val="000000"/>
+          <w:kern w:val="0"/>
+          <w14:ligatures w14:val="none"/>
+        </w:rPr>
+        <w:t xml:space="preserve">: </w:t>
+      </w:r>
+      <w:r>
+        <w:rPr>
+          <w:rFonts w:ascii="Times New Roman" w:eastAsia="Times New Roman" w:hAnsi="Times New Roman" w:cs="Times New Roman"/>
+          <w:color w:val="0451A5"/>
+          <w:kern w:val="0"/>
+          <w14:ligatures w14:val="none"/>
+        </w:rPr>
+        <w:t>"</w:t>
+      </w:r>
+      <w:proofErr w:type="spellStart"/>
+      <w:r>
+        <w:rPr>
+          <w:rFonts w:ascii="Times New Roman" w:eastAsia="Times New Roman" w:hAnsi="Times New Roman" w:cs="Times New Roman"/>
+          <w:color w:val="0451A5"/>
+          <w:kern w:val="0"/>
+          <w14:ligatures w14:val="none"/>
+        </w:rPr>
+        <w:t>sl</w:t>
+      </w:r>
+      <w:proofErr w:type="spellEnd"/>
+      <w:r>
+        <w:rPr>
+          <w:rFonts w:ascii="Times New Roman" w:eastAsia="Times New Roman" w:hAnsi="Times New Roman" w:cs="Times New Roman"/>
+          <w:color w:val="0451A5"/>
+          <w:kern w:val="0"/>
+          <w14:ligatures w14:val="none"/>
+        </w:rPr>
+        <w:t>"</w:t>
+      </w:r>
+      <w:r>
+        <w:rPr>
+          <w:rFonts w:ascii="Times New Roman" w:eastAsia="Times New Roman" w:hAnsi="Times New Roman" w:cs="Times New Roman"/>
+          <w:color w:val="000000"/>
+          <w:kern w:val="0"/>
+          <w14:ligatures w14:val="none"/>
+        </w:rPr>
+        <w:t>,</w:t>
+      </w:r>
+    </w:p>
+    <w:p>
+      <w:pPr>
+        <w:shd w:val="clear" w:color="auto" w:fill="FFFFFF"/>
+        <w:spacing w:after="0" w:line="270" w:lineRule="atLeast"/>
+        <w:rPr>
+          <w:rFonts w:ascii="Times New Roman" w:eastAsia="Times New Roman" w:hAnsi="Times New Roman" w:cs="Times New Roman"/>
+          <w:color w:val="000000"/>
+          <w:kern w:val="0"/>
+          <w14:ligatures w14:val="none"/>
+        </w:rPr>
+      </w:pPr>
+      <w:r>
+        <w:rPr>
+          <w:rFonts w:ascii="Times New Roman" w:eastAsia="Times New Roman" w:hAnsi="Times New Roman" w:cs="Times New Roman"/>
+          <w:color w:val="000000"/>
+          <w:kern w:val="0"/>
+          <w14:ligatures w14:val="none"/>
+        </w:rPr>
+        <w:t xml:space="preserve">            </w:t>
+      </w:r>
+      <w:r>
+        <w:rPr>
+          <w:rFonts w:ascii="Times New Roman" w:eastAsia="Times New Roman" w:hAnsi="Times New Roman" w:cs="Times New Roman"/>
+          <w:color w:val="A31515"/>
+          <w:kern w:val="0"/>
+          <w14:ligatures w14:val="none"/>
+        </w:rPr>
+        <w:t>"price"</w:t>
+      </w:r>
+      <w:r>
+        <w:rPr>
+          <w:rFonts w:ascii="Times New Roman" w:eastAsia="Times New Roman" w:hAnsi="Times New Roman" w:cs="Times New Roman"/>
+          <w:color w:val="000000"/>
+          <w:kern w:val="0"/>
+          <w14:ligatures w14:val="none"/>
+        </w:rPr>
+        <w:t xml:space="preserve">: </w:t>
+      </w:r>
+      <w:r>
+        <w:rPr>
+          <w:rFonts w:ascii="Times New Roman" w:eastAsia="Times New Roman" w:hAnsi="Times New Roman" w:cs="Times New Roman"/>
+          <w:b/>
+          <w:bCs/>
+          <w:color w:val="0451A5"/>
+          <w:kern w:val="0"/>
+          <w14:ligatures w14:val="none"/>
+        </w:rPr>
+        <w:t>null</w:t>
+      </w:r>
+    </w:p>
+    <w:p>
+      <w:pPr>
+        <w:shd w:val="clear" w:color="auto" w:fill="FFFFFF"/>
+        <w:spacing w:after="0" w:line="270" w:lineRule="atLeast"/>
+        <w:rPr>
+          <w:rFonts w:ascii="Times New Roman" w:eastAsia="Times New Roman" w:hAnsi="Times New Roman" w:cs="Times New Roman"/>
+          <w:color w:val="000000"/>
+          <w:kern w:val="0"/>
+          <w14:ligatures w14:val="none"/>
+        </w:rPr>
+      </w:pPr>
+      <w:r>
+        <w:rPr>
+          <w:rFonts w:ascii="Times New Roman" w:eastAsia="Times New Roman" w:hAnsi="Times New Roman" w:cs="Times New Roman"/>
+          <w:color w:val="000000"/>
+          <w:kern w:val="0"/>
+          <w14:ligatures w14:val="none"/>
+        </w:rPr>
+        <w:lastRenderedPageBreak/>
+        <w:t>        },</w:t>
+      </w:r>
+    </w:p>
+    <w:p>
+      <w:pPr>
+        <w:shd w:val="clear" w:color="auto" w:fill="FFFFFF"/>
+        <w:spacing w:after="0" w:line="270" w:lineRule="atLeast"/>
+        <w:rPr>
+          <w:rFonts w:ascii="Times New Roman" w:eastAsia="Times New Roman" w:hAnsi="Times New Roman" w:cs="Times New Roman"/>
+          <w:color w:val="000000"/>
+          <w:kern w:val="0"/>
+          <w14:ligatures w14:val="none"/>
+        </w:rPr>
+      </w:pPr>
+      <w:r>
+        <w:rPr>
+          <w:rFonts w:ascii="Times New Roman" w:eastAsia="Times New Roman" w:hAnsi="Times New Roman" w:cs="Times New Roman"/>
+          <w:color w:val="000000"/>
+          <w:kern w:val="0"/>
+          <w14:ligatures w14:val="none"/>
+        </w:rPr>
+        <w:t>        {</w:t>
+      </w:r>
+    </w:p>
+    <w:p>
+      <w:pPr>
+        <w:shd w:val="clear" w:color="auto" w:fill="FFFFFF"/>
+        <w:spacing w:after="0" w:line="270" w:lineRule="atLeast"/>
+        <w:rPr>
+          <w:rFonts w:ascii="Times New Roman" w:eastAsia="Times New Roman" w:hAnsi="Times New Roman" w:cs="Times New Roman"/>
+          <w:color w:val="000000"/>
+          <w:kern w:val="0"/>
+          <w14:ligatures w14:val="none"/>
+        </w:rPr>
+      </w:pPr>
+      <w:r>
+        <w:rPr>
+          <w:rFonts w:ascii="Times New Roman" w:eastAsia="Times New Roman" w:hAnsi="Times New Roman" w:cs="Times New Roman"/>
+          <w:color w:val="000000"/>
+          <w:kern w:val="0"/>
+          <w14:ligatures w14:val="none"/>
+        </w:rPr>
+        <w:t xml:space="preserve">            </w:t>
+      </w:r>
+      <w:r>
+        <w:rPr>
+          <w:rFonts w:ascii="Times New Roman" w:eastAsia="Times New Roman" w:hAnsi="Times New Roman" w:cs="Times New Roman"/>
+          <w:color w:val="A31515"/>
+          <w:kern w:val="0"/>
+          <w14:ligatures w14:val="none"/>
+        </w:rPr>
+        <w:t>"</w:t>
+      </w:r>
+      <w:proofErr w:type="spellStart"/>
+      <w:proofErr w:type="gramStart"/>
+      <w:r>
+        <w:rPr>
+          <w:rFonts w:ascii="Times New Roman" w:eastAsia="Times New Roman" w:hAnsi="Times New Roman" w:cs="Times New Roman"/>
+          <w:color w:val="A31515"/>
+          <w:kern w:val="0"/>
+          <w14:ligatures w14:val="none"/>
+        </w:rPr>
+        <w:t>product</w:t>
+      </w:r>
+      <w:proofErr w:type="gramEnd"/>
+      <w:r>
+        <w:rPr>
+          <w:rFonts w:ascii="Times New Roman" w:eastAsia="Times New Roman" w:hAnsi="Times New Roman" w:cs="Times New Roman"/>
+          <w:color w:val="A31515"/>
+          <w:kern w:val="0"/>
+          <w14:ligatures w14:val="none"/>
+        </w:rPr>
+        <w:t>_attribute_value_id</w:t>
+      </w:r>
+      <w:proofErr w:type="spellEnd"/>
+      <w:r>
+        <w:rPr>
+          <w:rFonts w:ascii="Times New Roman" w:eastAsia="Times New Roman" w:hAnsi="Times New Roman" w:cs="Times New Roman"/>
+          <w:color w:val="A31515"/>
+          <w:kern w:val="0"/>
+          <w14:ligatures w14:val="none"/>
+        </w:rPr>
+        <w:t>"</w:t>
+      </w:r>
+      <w:r>
+        <w:rPr>
+          <w:rFonts w:ascii="Times New Roman" w:eastAsia="Times New Roman" w:hAnsi="Times New Roman" w:cs="Times New Roman"/>
+          <w:color w:val="000000"/>
+          <w:kern w:val="0"/>
+          <w14:ligatures w14:val="none"/>
+        </w:rPr>
+        <w:t xml:space="preserve">: </w:t>
+      </w:r>
+      <w:r>
+        <w:rPr>
+          <w:rFonts w:ascii="Times New Roman" w:eastAsia="Times New Roman" w:hAnsi="Times New Roman" w:cs="Times New Roman"/>
+          <w:color w:val="098658"/>
+          <w:kern w:val="0"/>
+          <w14:ligatures w14:val="none"/>
+        </w:rPr>
+        <w:t>14</w:t>
+      </w:r>
+      <w:r>
+        <w:rPr>
+          <w:rFonts w:ascii="Times New Roman" w:eastAsia="Times New Roman" w:hAnsi="Times New Roman" w:cs="Times New Roman"/>
+          <w:color w:val="000000"/>
+          <w:kern w:val="0"/>
+          <w14:ligatures w14:val="none"/>
+        </w:rPr>
+        <w:t>,</w:t>
+      </w:r>
+    </w:p>
+    <w:p>
+      <w:pPr>
+        <w:shd w:val="clear" w:color="auto" w:fill="FFFFFF"/>
+        <w:spacing w:after="0" w:line="270" w:lineRule="atLeast"/>
+        <w:rPr>
+          <w:rFonts w:ascii="Times New Roman" w:eastAsia="Times New Roman" w:hAnsi="Times New Roman" w:cs="Times New Roman"/>
+          <w:color w:val="000000"/>
+          <w:kern w:val="0"/>
+          <w14:ligatures w14:val="none"/>
+        </w:rPr>
+      </w:pPr>
+      <w:r>
+        <w:rPr>
+          <w:rFonts w:ascii="Times New Roman" w:eastAsia="Times New Roman" w:hAnsi="Times New Roman" w:cs="Times New Roman"/>
+          <w:color w:val="000000"/>
+          <w:kern w:val="0"/>
+          <w14:ligatures w14:val="none"/>
+        </w:rPr>
+        <w:t xml:space="preserve">            </w:t>
+      </w:r>
+      <w:r>
+        <w:rPr>
+          <w:rFonts w:ascii="Times New Roman" w:eastAsia="Times New Roman" w:hAnsi="Times New Roman" w:cs="Times New Roman"/>
+          <w:color w:val="A31515"/>
+          <w:kern w:val="0"/>
+          <w14:ligatures w14:val="none"/>
+        </w:rPr>
+        <w:t>"attribute"</w:t>
+      </w:r>
+      <w:r>
+        <w:rPr>
+          <w:rFonts w:ascii="Times New Roman" w:eastAsia="Times New Roman" w:hAnsi="Times New Roman" w:cs="Times New Roman"/>
+          <w:color w:val="000000"/>
+          <w:kern w:val="0"/>
+          <w14:ligatures w14:val="none"/>
+        </w:rPr>
+        <w:t xml:space="preserve">: </w:t>
+      </w:r>
+      <w:r>
+        <w:rPr>
+          <w:rFonts w:ascii="Times New Roman" w:eastAsia="Times New Roman" w:hAnsi="Times New Roman" w:cs="Times New Roman"/>
+          <w:color w:val="0451A5"/>
+          <w:kern w:val="0"/>
+          <w14:ligatures w14:val="none"/>
+        </w:rPr>
+        <w:t>"Color"</w:t>
+      </w:r>
+      <w:r>
+        <w:rPr>
+          <w:rFonts w:ascii="Times New Roman" w:eastAsia="Times New Roman" w:hAnsi="Times New Roman" w:cs="Times New Roman"/>
+          <w:color w:val="000000"/>
+          <w:kern w:val="0"/>
+          <w14:ligatures w14:val="none"/>
+        </w:rPr>
+        <w:t>,</w:t>
+      </w:r>
+    </w:p>
+    <w:p>
+      <w:pPr>
+        <w:shd w:val="clear" w:color="auto" w:fill="FFFFFF"/>
+        <w:spacing w:after="0" w:line="270" w:lineRule="atLeast"/>
+        <w:rPr>
+          <w:rFonts w:ascii="Times New Roman" w:eastAsia="Times New Roman" w:hAnsi="Times New Roman" w:cs="Times New Roman"/>
+          <w:color w:val="000000"/>
+          <w:kern w:val="0"/>
+          <w14:ligatures w14:val="none"/>
+        </w:rPr>
+      </w:pPr>
+      <w:r>
+        <w:rPr>
+          <w:rFonts w:ascii="Times New Roman" w:eastAsia="Times New Roman" w:hAnsi="Times New Roman" w:cs="Times New Roman"/>
+          <w:color w:val="000000"/>
+          <w:kern w:val="0"/>
+          <w14:ligatures w14:val="none"/>
+        </w:rPr>
+        <w:t xml:space="preserve">            </w:t>
+      </w:r>
+      <w:r>
+        <w:rPr>
+          <w:rFonts w:ascii="Times New Roman" w:eastAsia="Times New Roman" w:hAnsi="Times New Roman" w:cs="Times New Roman"/>
+          <w:color w:val="A31515"/>
+          <w:kern w:val="0"/>
+          <w14:ligatures w14:val="none"/>
+        </w:rPr>
+        <w:t>"value"</w:t>
+      </w:r>
+      <w:r>
+        <w:rPr>
+          <w:rFonts w:ascii="Times New Roman" w:eastAsia="Times New Roman" w:hAnsi="Times New Roman" w:cs="Times New Roman"/>
+          <w:color w:val="000000"/>
+          <w:kern w:val="0"/>
+          <w14:ligatures w14:val="none"/>
+        </w:rPr>
+        <w:t xml:space="preserve">: </w:t>
+      </w:r>
+      <w:r>
+        <w:rPr>
+          <w:rFonts w:ascii="Times New Roman" w:eastAsia="Times New Roman" w:hAnsi="Times New Roman" w:cs="Times New Roman"/>
+          <w:color w:val="0451A5"/>
+          <w:kern w:val="0"/>
+          <w14:ligatures w14:val="none"/>
+        </w:rPr>
+        <w:t>"Blue Titanium"</w:t>
+      </w:r>
+      <w:r>
+        <w:rPr>
+          <w:rFonts w:ascii="Times New Roman" w:eastAsia="Times New Roman" w:hAnsi="Times New Roman" w:cs="Times New Roman"/>
+          <w:color w:val="000000"/>
+          <w:kern w:val="0"/>
+          <w14:ligatures w14:val="none"/>
+        </w:rPr>
+        <w:t>,</w:t>
+      </w:r>
+    </w:p>
+    <w:p>
+      <w:pPr>
+        <w:shd w:val="clear" w:color="auto" w:fill="FFFFFF"/>
+        <w:spacing w:after="0" w:line="270" w:lineRule="atLeast"/>
+        <w:rPr>
+          <w:rFonts w:ascii="Times New Roman" w:eastAsia="Times New Roman" w:hAnsi="Times New Roman" w:cs="Times New Roman"/>
+          <w:color w:val="000000"/>
+          <w:kern w:val="0"/>
+          <w14:ligatures w14:val="none"/>
+        </w:rPr>
+      </w:pPr>
+      <w:r>
+        <w:rPr>
+          <w:rFonts w:ascii="Times New Roman" w:eastAsia="Times New Roman" w:hAnsi="Times New Roman" w:cs="Times New Roman"/>
+          <w:color w:val="000000"/>
+          <w:kern w:val="0"/>
+          <w14:ligatures w14:val="none"/>
+        </w:rPr>
+        <w:t xml:space="preserve">            </w:t>
+      </w:r>
+      <w:r>
+        <w:rPr>
+          <w:rFonts w:ascii="Times New Roman" w:eastAsia="Times New Roman" w:hAnsi="Times New Roman" w:cs="Times New Roman"/>
+          <w:color w:val="A31515"/>
+          <w:kern w:val="0"/>
+          <w14:ligatures w14:val="none"/>
+        </w:rPr>
+        <w:t>"images"</w:t>
+      </w:r>
+      <w:r>
+        <w:rPr>
+          <w:rFonts w:ascii="Times New Roman" w:eastAsia="Times New Roman" w:hAnsi="Times New Roman" w:cs="Times New Roman"/>
+          <w:color w:val="000000"/>
+          <w:kern w:val="0"/>
+          <w14:ligatures w14:val="none"/>
+        </w:rPr>
+        <w:t>: [</w:t>
+      </w:r>
+    </w:p>
+    <w:p>
+      <w:pPr>
+        <w:shd w:val="clear" w:color="auto" w:fill="FFFFFF"/>
+        <w:spacing w:after="0" w:line="270" w:lineRule="atLeast"/>
+        <w:rPr>
+          <w:rFonts w:ascii="Times New Roman" w:eastAsia="Times New Roman" w:hAnsi="Times New Roman" w:cs="Times New Roman"/>
+          <w:color w:val="000000"/>
+          <w:kern w:val="0"/>
+          <w14:ligatures w14:val="none"/>
+        </w:rPr>
+      </w:pPr>
+      <w:r>
+        <w:rPr>
+          <w:rFonts w:ascii="Times New Roman" w:eastAsia="Times New Roman" w:hAnsi="Times New Roman" w:cs="Times New Roman"/>
+          <w:color w:val="000000"/>
+          <w:kern w:val="0"/>
+          <w14:ligatures w14:val="none"/>
+        </w:rPr>
+        <w:t xml:space="preserve">                </w:t>
+      </w:r>
+      <w:r>
+        <w:rPr>
+          <w:rFonts w:ascii="Times New Roman" w:eastAsia="Times New Roman" w:hAnsi="Times New Roman" w:cs="Times New Roman"/>
+          <w:color w:val="0451A5"/>
+          <w:kern w:val="0"/>
+          <w14:ligatures w14:val="none"/>
+        </w:rPr>
+        <w:t>"images/1784604501_6a5ee7557decb_ral-2505015-aerosol-spray-paint-500x500.jpg"</w:t>
+      </w:r>
+    </w:p>
+    <w:p>
+      <w:pPr>
+        <w:shd w:val="clear" w:color="auto" w:fill="FFFFFF"/>
+        <w:spacing w:after="0" w:line="270" w:lineRule="atLeast"/>
+        <w:rPr>
+          <w:rFonts w:ascii="Times New Roman" w:eastAsia="Times New Roman" w:hAnsi="Times New Roman" w:cs="Times New Roman"/>
+          <w:color w:val="000000"/>
+          <w:kern w:val="0"/>
+          <w14:ligatures w14:val="none"/>
+        </w:rPr>
+      </w:pPr>
+      <w:r>
+        <w:rPr>
+          <w:rFonts w:ascii="Times New Roman" w:eastAsia="Times New Roman" w:hAnsi="Times New Roman" w:cs="Times New Roman"/>
+          <w:color w:val="000000"/>
+          <w:kern w:val="0"/>
+          <w14:ligatures w14:val="none"/>
+        </w:rPr>
+        <w:t>            ],</w:t>
+      </w:r>
+    </w:p>
+    <w:p>
+      <w:pPr>
+        <w:shd w:val="clear" w:color="auto" w:fill="FFFFFF"/>
+        <w:spacing w:after="0" w:line="270" w:lineRule="atLeast"/>
+        <w:rPr>
+          <w:rFonts w:ascii="Times New Roman" w:eastAsia="Times New Roman" w:hAnsi="Times New Roman" w:cs="Times New Roman"/>
+          <w:color w:val="000000"/>
+          <w:kern w:val="0"/>
+          <w14:ligatures w14:val="none"/>
+        </w:rPr>
+      </w:pPr>
+      <w:r>
+        <w:rPr>
+          <w:rFonts w:ascii="Times New Roman" w:eastAsia="Times New Roman" w:hAnsi="Times New Roman" w:cs="Times New Roman"/>
+          <w:color w:val="000000"/>
+          <w:kern w:val="0"/>
+          <w14:ligatures w14:val="none"/>
+        </w:rPr>
+        <w:t xml:space="preserve">            </w:t>
+      </w:r>
+      <w:r>
+        <w:rPr>
+          <w:rFonts w:ascii="Times New Roman" w:eastAsia="Times New Roman" w:hAnsi="Times New Roman" w:cs="Times New Roman"/>
+          <w:color w:val="A31515"/>
+          <w:kern w:val="0"/>
+          <w14:ligatures w14:val="none"/>
+        </w:rPr>
+        <w:t>"info"</w:t>
+      </w:r>
+      <w:r>
+        <w:rPr>
+          <w:rFonts w:ascii="Times New Roman" w:eastAsia="Times New Roman" w:hAnsi="Times New Roman" w:cs="Times New Roman"/>
+          <w:color w:val="000000"/>
+          <w:kern w:val="0"/>
+          <w14:ligatures w14:val="none"/>
+        </w:rPr>
+        <w:t xml:space="preserve">: </w:t>
+      </w:r>
+      <w:r>
+        <w:rPr>
+          <w:rFonts w:ascii="Times New Roman" w:eastAsia="Times New Roman" w:hAnsi="Times New Roman" w:cs="Times New Roman"/>
+          <w:color w:val="0451A5"/>
+          <w:kern w:val="0"/>
+          <w14:ligatures w14:val="none"/>
+        </w:rPr>
+        <w:t>"test info"</w:t>
+      </w:r>
+      <w:r>
+        <w:rPr>
+          <w:rFonts w:ascii="Times New Roman" w:eastAsia="Times New Roman" w:hAnsi="Times New Roman" w:cs="Times New Roman"/>
+          <w:color w:val="000000"/>
+          <w:kern w:val="0"/>
+          <w14:ligatures w14:val="none"/>
+        </w:rPr>
+        <w:t>,</w:t>
+      </w:r>
+    </w:p>
+    <w:p>
+      <w:pPr>
+        <w:shd w:val="clear" w:color="auto" w:fill="FFFFFF"/>
+        <w:spacing w:after="0" w:line="270" w:lineRule="atLeast"/>
+        <w:rPr>
+          <w:rFonts w:ascii="Times New Roman" w:eastAsia="Times New Roman" w:hAnsi="Times New Roman" w:cs="Times New Roman"/>
+          <w:color w:val="000000"/>
+          <w:kern w:val="0"/>
+          <w14:ligatures w14:val="none"/>
+        </w:rPr>
+      </w:pPr>
+      <w:r>
+        <w:rPr>
+          <w:rFonts w:ascii="Times New Roman" w:eastAsia="Times New Roman" w:hAnsi="Times New Roman" w:cs="Times New Roman"/>
+          <w:color w:val="000000"/>
+          <w:kern w:val="0"/>
+          <w14:ligatures w14:val="none"/>
+        </w:rPr>
+        <w:t xml:space="preserve">            </w:t>
+      </w:r>
+      <w:r>
+        <w:rPr>
+          <w:rFonts w:ascii="Times New Roman" w:eastAsia="Times New Roman" w:hAnsi="Times New Roman" w:cs="Times New Roman"/>
+          <w:color w:val="A31515"/>
+          <w:kern w:val="0"/>
+          <w14:ligatures w14:val="none"/>
+        </w:rPr>
+        <w:t>"price"</w:t>
+      </w:r>
+      <w:r>
+        <w:rPr>
+          <w:rFonts w:ascii="Times New Roman" w:eastAsia="Times New Roman" w:hAnsi="Times New Roman" w:cs="Times New Roman"/>
+          <w:color w:val="000000"/>
+          <w:kern w:val="0"/>
+          <w14:ligatures w14:val="none"/>
+        </w:rPr>
+        <w:t xml:space="preserve">: </w:t>
+      </w:r>
+      <w:r>
+        <w:rPr>
+          <w:rFonts w:ascii="Times New Roman" w:eastAsia="Times New Roman" w:hAnsi="Times New Roman" w:cs="Times New Roman"/>
+          <w:b/>
+          <w:bCs/>
+          <w:color w:val="0451A5"/>
+          <w:kern w:val="0"/>
+          <w14:ligatures w14:val="none"/>
+        </w:rPr>
+        <w:t>null</w:t>
+      </w:r>
+    </w:p>
+    <w:p>
+      <w:pPr>
+        <w:shd w:val="clear" w:color="auto" w:fill="FFFFFF"/>
+        <w:spacing w:after="0" w:line="270" w:lineRule="atLeast"/>
+        <w:rPr>
+          <w:rFonts w:ascii="Times New Roman" w:eastAsia="Times New Roman" w:hAnsi="Times New Roman" w:cs="Times New Roman"/>
+          <w:color w:val="000000"/>
+          <w:kern w:val="0"/>
+          <w14:ligatures w14:val="none"/>
+        </w:rPr>
+      </w:pPr>
+      <w:r>
+        <w:rPr>
+          <w:rFonts w:ascii="Times New Roman" w:eastAsia="Times New Roman" w:hAnsi="Times New Roman" w:cs="Times New Roman"/>
+          <w:color w:val="000000"/>
+          <w:kern w:val="0"/>
+          <w14:ligatures w14:val="none"/>
+        </w:rPr>
+        <w:t>        },</w:t>
+      </w:r>
+    </w:p>
+    <w:p>
+      <w:pPr>
+        <w:shd w:val="clear" w:color="auto" w:fill="FFFFFF"/>
+        <w:spacing w:after="0" w:line="270" w:lineRule="atLeast"/>
+        <w:rPr>
+          <w:rFonts w:ascii="Times New Roman" w:eastAsia="Times New Roman" w:hAnsi="Times New Roman" w:cs="Times New Roman"/>
+          <w:color w:val="000000"/>
+          <w:kern w:val="0"/>
+          <w14:ligatures w14:val="none"/>
+        </w:rPr>
+      </w:pPr>
+      <w:r>
+        <w:rPr>
+          <w:rFonts w:ascii="Times New Roman" w:eastAsia="Times New Roman" w:hAnsi="Times New Roman" w:cs="Times New Roman"/>
+          <w:color w:val="000000"/>
+          <w:kern w:val="0"/>
+          <w14:ligatures w14:val="none"/>
+        </w:rPr>
+        <w:t>        {</w:t>
+      </w:r>
+    </w:p>
+    <w:p>
+      <w:pPr>
+        <w:shd w:val="clear" w:color="auto" w:fill="FFFFFF"/>
+        <w:spacing w:after="0" w:line="270" w:lineRule="atLeast"/>
+        <w:rPr>
+          <w:rFonts w:ascii="Times New Roman" w:eastAsia="Times New Roman" w:hAnsi="Times New Roman" w:cs="Times New Roman"/>
+          <w:color w:val="000000"/>
+          <w:kern w:val="0"/>
+          <w14:ligatures w14:val="none"/>
+        </w:rPr>
+      </w:pPr>
+      <w:r>
+        <w:rPr>
+          <w:rFonts w:ascii="Times New Roman" w:eastAsia="Times New Roman" w:hAnsi="Times New Roman" w:cs="Times New Roman"/>
+          <w:color w:val="000000"/>
+          <w:kern w:val="0"/>
+          <w14:ligatures w14:val="none"/>
+        </w:rPr>
+        <w:t xml:space="preserve">            </w:t>
+      </w:r>
+      <w:r>
+        <w:rPr>
+          <w:rFonts w:ascii="Times New Roman" w:eastAsia="Times New Roman" w:hAnsi="Times New Roman" w:cs="Times New Roman"/>
+          <w:color w:val="A31515"/>
+          <w:kern w:val="0"/>
+          <w14:ligatures w14:val="none"/>
+        </w:rPr>
+        <w:t>"</w:t>
+      </w:r>
+      <w:proofErr w:type="spellStart"/>
+      <w:proofErr w:type="gramStart"/>
+      <w:r>
+        <w:rPr>
+          <w:rFonts w:ascii="Times New Roman" w:eastAsia="Times New Roman" w:hAnsi="Times New Roman" w:cs="Times New Roman"/>
+          <w:color w:val="A31515"/>
+          <w:kern w:val="0"/>
+          <w14:ligatures w14:val="none"/>
+        </w:rPr>
+        <w:t>product</w:t>
+      </w:r>
+      <w:proofErr w:type="gramEnd"/>
+      <w:r>
+        <w:rPr>
+          <w:rFonts w:ascii="Times New Roman" w:eastAsia="Times New Roman" w:hAnsi="Times New Roman" w:cs="Times New Roman"/>
+          <w:color w:val="A31515"/>
+          <w:kern w:val="0"/>
+          <w14:ligatures w14:val="none"/>
+        </w:rPr>
+        <w:t>_attribute_value_id</w:t>
+      </w:r>
+      <w:proofErr w:type="spellEnd"/>
+      <w:r>
+        <w:rPr>
+          <w:rFonts w:ascii="Times New Roman" w:eastAsia="Times New Roman" w:hAnsi="Times New Roman" w:cs="Times New Roman"/>
+          <w:color w:val="A31515"/>
+          <w:kern w:val="0"/>
+          <w14:ligatures w14:val="none"/>
+        </w:rPr>
+        <w:t>"</w:t>
+      </w:r>
+      <w:r>
+        <w:rPr>
+          <w:rFonts w:ascii="Times New Roman" w:eastAsia="Times New Roman" w:hAnsi="Times New Roman" w:cs="Times New Roman"/>
+          <w:color w:val="000000"/>
+          <w:kern w:val="0"/>
+          <w14:ligatures w14:val="none"/>
+        </w:rPr>
+        <w:t xml:space="preserve">: </w:t>
+      </w:r>
+      <w:r>
+        <w:rPr>
+          <w:rFonts w:ascii="Times New Roman" w:eastAsia="Times New Roman" w:hAnsi="Times New Roman" w:cs="Times New Roman"/>
+          <w:color w:val="098658"/>
+          <w:kern w:val="0"/>
+          <w14:ligatures w14:val="none"/>
+        </w:rPr>
+        <w:t>15</w:t>
+      </w:r>
+      <w:r>
+        <w:rPr>
+          <w:rFonts w:ascii="Times New Roman" w:eastAsia="Times New Roman" w:hAnsi="Times New Roman" w:cs="Times New Roman"/>
+          <w:color w:val="000000"/>
+          <w:kern w:val="0"/>
+          <w14:ligatures w14:val="none"/>
+        </w:rPr>
+        <w:t>,</w:t>
+      </w:r>
+    </w:p>
+    <w:p>
+      <w:pPr>
+        <w:shd w:val="clear" w:color="auto" w:fill="FFFFFF"/>
+        <w:spacing w:after="0" w:line="270" w:lineRule="atLeast"/>
+        <w:rPr>
+          <w:rFonts w:ascii="Times New Roman" w:eastAsia="Times New Roman" w:hAnsi="Times New Roman" w:cs="Times New Roman"/>
+          <w:color w:val="000000"/>
+          <w:kern w:val="0"/>
+          <w14:ligatures w14:val="none"/>
+        </w:rPr>
+      </w:pPr>
+      <w:r>
+        <w:rPr>
+          <w:rFonts w:ascii="Times New Roman" w:eastAsia="Times New Roman" w:hAnsi="Times New Roman" w:cs="Times New Roman"/>
+          <w:color w:val="000000"/>
+          <w:kern w:val="0"/>
+          <w14:ligatures w14:val="none"/>
+        </w:rPr>
+        <w:t xml:space="preserve">            </w:t>
+      </w:r>
+      <w:r>
+        <w:rPr>
+          <w:rFonts w:ascii="Times New Roman" w:eastAsia="Times New Roman" w:hAnsi="Times New Roman" w:cs="Times New Roman"/>
+          <w:color w:val="A31515"/>
+          <w:kern w:val="0"/>
+          <w14:ligatures w14:val="none"/>
+        </w:rPr>
+        <w:t>"attribute"</w:t>
+      </w:r>
+      <w:r>
+        <w:rPr>
+          <w:rFonts w:ascii="Times New Roman" w:eastAsia="Times New Roman" w:hAnsi="Times New Roman" w:cs="Times New Roman"/>
+          <w:color w:val="000000"/>
+          <w:kern w:val="0"/>
+          <w14:ligatures w14:val="none"/>
+        </w:rPr>
+        <w:t xml:space="preserve">: </w:t>
+      </w:r>
+      <w:r>
+        <w:rPr>
+          <w:rFonts w:ascii="Times New Roman" w:eastAsia="Times New Roman" w:hAnsi="Times New Roman" w:cs="Times New Roman"/>
+          <w:color w:val="0451A5"/>
+          <w:kern w:val="0"/>
+          <w14:ligatures w14:val="none"/>
+        </w:rPr>
+        <w:t>"Color"</w:t>
+      </w:r>
+      <w:r>
+        <w:rPr>
+          <w:rFonts w:ascii="Times New Roman" w:eastAsia="Times New Roman" w:hAnsi="Times New Roman" w:cs="Times New Roman"/>
+          <w:color w:val="000000"/>
+          <w:kern w:val="0"/>
+          <w14:ligatures w14:val="none"/>
+        </w:rPr>
+        <w:t>,</w:t>
+      </w:r>
+    </w:p>
+    <w:p>
+      <w:pPr>
+        <w:shd w:val="clear" w:color="auto" w:fill="FFFFFF"/>
+        <w:spacing w:after="0" w:line="270" w:lineRule="atLeast"/>
+        <w:rPr>
+          <w:rFonts w:ascii="Times New Roman" w:eastAsia="Times New Roman" w:hAnsi="Times New Roman" w:cs="Times New Roman"/>
+          <w:color w:val="000000"/>
+          <w:kern w:val="0"/>
+          <w14:ligatures w14:val="none"/>
+        </w:rPr>
+      </w:pPr>
+      <w:r>
+        <w:rPr>
+          <w:rFonts w:ascii="Times New Roman" w:eastAsia="Times New Roman" w:hAnsi="Times New Roman" w:cs="Times New Roman"/>
+          <w:color w:val="000000"/>
+          <w:kern w:val="0"/>
+          <w14:ligatures w14:val="none"/>
+        </w:rPr>
+        <w:t xml:space="preserve">            </w:t>
+      </w:r>
+      <w:r>
+        <w:rPr>
+          <w:rFonts w:ascii="Times New Roman" w:eastAsia="Times New Roman" w:hAnsi="Times New Roman" w:cs="Times New Roman"/>
+          <w:color w:val="A31515"/>
+          <w:kern w:val="0"/>
+          <w14:ligatures w14:val="none"/>
+        </w:rPr>
+        <w:t>"value"</w:t>
+      </w:r>
+      <w:r>
+        <w:rPr>
+          <w:rFonts w:ascii="Times New Roman" w:eastAsia="Times New Roman" w:hAnsi="Times New Roman" w:cs="Times New Roman"/>
+          <w:color w:val="000000"/>
+          <w:kern w:val="0"/>
+          <w14:ligatures w14:val="none"/>
+        </w:rPr>
+        <w:t xml:space="preserve">: </w:t>
+      </w:r>
+      <w:r>
+        <w:rPr>
+          <w:rFonts w:ascii="Times New Roman" w:eastAsia="Times New Roman" w:hAnsi="Times New Roman" w:cs="Times New Roman"/>
+          <w:color w:val="0451A5"/>
+          <w:kern w:val="0"/>
+          <w14:ligatures w14:val="none"/>
+        </w:rPr>
+        <w:t>"Black Titanium"</w:t>
+      </w:r>
+      <w:r>
+        <w:rPr>
+          <w:rFonts w:ascii="Times New Roman" w:eastAsia="Times New Roman" w:hAnsi="Times New Roman" w:cs="Times New Roman"/>
+          <w:color w:val="000000"/>
+          <w:kern w:val="0"/>
+          <w14:ligatures w14:val="none"/>
+        </w:rPr>
+        <w:t>,</w:t>
+      </w:r>
+    </w:p>
+    <w:p>
+      <w:pPr>
+        <w:shd w:val="clear" w:color="auto" w:fill="FFFFFF"/>
+        <w:spacing w:after="0" w:line="270" w:lineRule="atLeast"/>
+        <w:rPr>
+          <w:rFonts w:ascii="Times New Roman" w:eastAsia="Times New Roman" w:hAnsi="Times New Roman" w:cs="Times New Roman"/>
+          <w:color w:val="000000"/>
+          <w:kern w:val="0"/>
+          <w14:ligatures w14:val="none"/>
+        </w:rPr>
+      </w:pPr>
+      <w:r>
+        <w:rPr>
+          <w:rFonts w:ascii="Times New Roman" w:eastAsia="Times New Roman" w:hAnsi="Times New Roman" w:cs="Times New Roman"/>
+          <w:color w:val="000000"/>
+          <w:kern w:val="0"/>
+          <w14:ligatures w14:val="none"/>
+        </w:rPr>
+        <w:t xml:space="preserve">            </w:t>
+      </w:r>
+      <w:r>
+        <w:rPr>
+          <w:rFonts w:ascii="Times New Roman" w:eastAsia="Times New Roman" w:hAnsi="Times New Roman" w:cs="Times New Roman"/>
+          <w:color w:val="A31515"/>
+          <w:kern w:val="0"/>
+          <w14:ligatures w14:val="none"/>
+        </w:rPr>
+        <w:t>"images"</w:t>
+      </w:r>
+      <w:r>
+        <w:rPr>
+          <w:rFonts w:ascii="Times New Roman" w:eastAsia="Times New Roman" w:hAnsi="Times New Roman" w:cs="Times New Roman"/>
+          <w:color w:val="000000"/>
+          <w:kern w:val="0"/>
+          <w14:ligatures w14:val="none"/>
+        </w:rPr>
+        <w:t>: [</w:t>
+      </w:r>
+    </w:p>
+    <w:p>
+      <w:pPr>
+        <w:shd w:val="clear" w:color="auto" w:fill="FFFFFF"/>
+        <w:spacing w:after="0" w:line="270" w:lineRule="atLeast"/>
+        <w:rPr>
+          <w:rFonts w:ascii="Times New Roman" w:eastAsia="Times New Roman" w:hAnsi="Times New Roman" w:cs="Times New Roman"/>
+          <w:color w:val="000000"/>
+          <w:kern w:val="0"/>
+          <w14:ligatures w14:val="none"/>
+        </w:rPr>
+      </w:pPr>
+      <w:r>
+        <w:rPr>
+          <w:rFonts w:ascii="Times New Roman" w:eastAsia="Times New Roman" w:hAnsi="Times New Roman" w:cs="Times New Roman"/>
+          <w:color w:val="000000"/>
+          <w:kern w:val="0"/>
+          <w14:ligatures w14:val="none"/>
+        </w:rPr>
+        <w:t xml:space="preserve">                </w:t>
+      </w:r>
+      <w:r>
+        <w:rPr>
+          <w:rFonts w:ascii="Times New Roman" w:eastAsia="Times New Roman" w:hAnsi="Times New Roman" w:cs="Times New Roman"/>
+          <w:color w:val="0451A5"/>
+          <w:kern w:val="0"/>
+          <w14:ligatures w14:val="none"/>
+        </w:rPr>
+        <w:t>"images/1784607104_6a5ef180d118c_images (5).jpg"</w:t>
+      </w:r>
+    </w:p>
+    <w:p>
+      <w:pPr>
+        <w:shd w:val="clear" w:color="auto" w:fill="FFFFFF"/>
+        <w:spacing w:after="0" w:line="270" w:lineRule="atLeast"/>
+        <w:rPr>
+          <w:rFonts w:ascii="Times New Roman" w:eastAsia="Times New Roman" w:hAnsi="Times New Roman" w:cs="Times New Roman"/>
+          <w:color w:val="000000"/>
+          <w:kern w:val="0"/>
+          <w14:ligatures w14:val="none"/>
+        </w:rPr>
+      </w:pPr>
+      <w:r>
+        <w:rPr>
+          <w:rFonts w:ascii="Times New Roman" w:eastAsia="Times New Roman" w:hAnsi="Times New Roman" w:cs="Times New Roman"/>
+          <w:color w:val="000000"/>
+          <w:kern w:val="0"/>
+          <w14:ligatures w14:val="none"/>
+        </w:rPr>
+        <w:t>            ],</w:t>
+      </w:r>
+    </w:p>
+    <w:p>
+      <w:pPr>
+        <w:shd w:val="clear" w:color="auto" w:fill="FFFFFF"/>
+        <w:spacing w:after="0" w:line="270" w:lineRule="atLeast"/>
+        <w:rPr>
+          <w:rFonts w:ascii="Times New Roman" w:eastAsia="Times New Roman" w:hAnsi="Times New Roman" w:cs="Times New Roman"/>
+          <w:color w:val="000000"/>
+          <w:kern w:val="0"/>
+          <w14:ligatures w14:val="none"/>
+        </w:rPr>
+      </w:pPr>
+      <w:r>
+        <w:rPr>
+          <w:rFonts w:ascii="Times New Roman" w:eastAsia="Times New Roman" w:hAnsi="Times New Roman" w:cs="Times New Roman"/>
+          <w:color w:val="000000"/>
+          <w:kern w:val="0"/>
+          <w14:ligatures w14:val="none"/>
+        </w:rPr>
+        <w:t xml:space="preserve">            </w:t>
+      </w:r>
+      <w:r>
+        <w:rPr>
+          <w:rFonts w:ascii="Times New Roman" w:eastAsia="Times New Roman" w:hAnsi="Times New Roman" w:cs="Times New Roman"/>
+          <w:color w:val="A31515"/>
+          <w:kern w:val="0"/>
+          <w14:ligatures w14:val="none"/>
+        </w:rPr>
+        <w:t>"info"</w:t>
+      </w:r>
+      <w:r>
+        <w:rPr>
+          <w:rFonts w:ascii="Times New Roman" w:eastAsia="Times New Roman" w:hAnsi="Times New Roman" w:cs="Times New Roman"/>
+          <w:color w:val="000000"/>
+          <w:kern w:val="0"/>
+          <w14:ligatures w14:val="none"/>
+        </w:rPr>
+        <w:t xml:space="preserve">: </w:t>
+      </w:r>
+      <w:r>
+        <w:rPr>
+          <w:rFonts w:ascii="Times New Roman" w:eastAsia="Times New Roman" w:hAnsi="Times New Roman" w:cs="Times New Roman"/>
+          <w:color w:val="0451A5"/>
+          <w:kern w:val="0"/>
+          <w14:ligatures w14:val="none"/>
+        </w:rPr>
+        <w:t>"</w:t>
+      </w:r>
+      <w:proofErr w:type="spellStart"/>
+      <w:r>
+        <w:rPr>
+          <w:rFonts w:ascii="Times New Roman" w:eastAsia="Times New Roman" w:hAnsi="Times New Roman" w:cs="Times New Roman"/>
+          <w:color w:val="0451A5"/>
+          <w:kern w:val="0"/>
+          <w14:ligatures w14:val="none"/>
+        </w:rPr>
+        <w:t>mmbra</w:t>
+      </w:r>
+      <w:proofErr w:type="spellEnd"/>
+      <w:r>
+        <w:rPr>
+          <w:rFonts w:ascii="Times New Roman" w:eastAsia="Times New Roman" w:hAnsi="Times New Roman" w:cs="Times New Roman"/>
+          <w:color w:val="0451A5"/>
+          <w:kern w:val="0"/>
+          <w14:ligatures w14:val="none"/>
+        </w:rPr>
+        <w:t>"</w:t>
+      </w:r>
+      <w:r>
+        <w:rPr>
+          <w:rFonts w:ascii="Times New Roman" w:eastAsia="Times New Roman" w:hAnsi="Times New Roman" w:cs="Times New Roman"/>
+          <w:color w:val="000000"/>
+          <w:kern w:val="0"/>
+          <w14:ligatures w14:val="none"/>
+        </w:rPr>
+        <w:t>,</w:t>
+      </w:r>
+    </w:p>
+    <w:p>
+      <w:pPr>
+        <w:shd w:val="clear" w:color="auto" w:fill="FFFFFF"/>
+        <w:spacing w:after="0" w:line="270" w:lineRule="atLeast"/>
+        <w:rPr>
+          <w:rFonts w:ascii="Times New Roman" w:eastAsia="Times New Roman" w:hAnsi="Times New Roman" w:cs="Times New Roman"/>
+          <w:color w:val="000000"/>
+          <w:kern w:val="0"/>
+          <w14:ligatures w14:val="none"/>
+        </w:rPr>
+      </w:pPr>
+      <w:r>
+        <w:rPr>
+          <w:rFonts w:ascii="Times New Roman" w:eastAsia="Times New Roman" w:hAnsi="Times New Roman" w:cs="Times New Roman"/>
+          <w:color w:val="000000"/>
+          <w:kern w:val="0"/>
+          <w14:ligatures w14:val="none"/>
+        </w:rPr>
+        <w:t xml:space="preserve">            </w:t>
+      </w:r>
+      <w:r>
+        <w:rPr>
+          <w:rFonts w:ascii="Times New Roman" w:eastAsia="Times New Roman" w:hAnsi="Times New Roman" w:cs="Times New Roman"/>
+          <w:color w:val="A31515"/>
+          <w:kern w:val="0"/>
+          <w14:ligatures w14:val="none"/>
+        </w:rPr>
+        <w:t>"price"</w:t>
+      </w:r>
+      <w:r>
+        <w:rPr>
+          <w:rFonts w:ascii="Times New Roman" w:eastAsia="Times New Roman" w:hAnsi="Times New Roman" w:cs="Times New Roman"/>
+          <w:color w:val="000000"/>
+          <w:kern w:val="0"/>
+          <w14:ligatures w14:val="none"/>
+        </w:rPr>
+        <w:t xml:space="preserve">: </w:t>
+      </w:r>
+      <w:r>
+        <w:rPr>
+          <w:rFonts w:ascii="Times New Roman" w:eastAsia="Times New Roman" w:hAnsi="Times New Roman" w:cs="Times New Roman"/>
+          <w:b/>
+          <w:bCs/>
+          <w:color w:val="0451A5"/>
+          <w:kern w:val="0"/>
+          <w14:ligatures w14:val="none"/>
+        </w:rPr>
+        <w:t>null</w:t>
+      </w:r>
+    </w:p>
+    <w:p>
+      <w:pPr>
+        <w:shd w:val="clear" w:color="auto" w:fill="FFFFFF"/>
+        <w:spacing w:after="0" w:line="270" w:lineRule="atLeast"/>
+        <w:rPr>
+          <w:rFonts w:ascii="Times New Roman" w:eastAsia="Times New Roman" w:hAnsi="Times New Roman" w:cs="Times New Roman"/>
+          <w:color w:val="000000"/>
+          <w:kern w:val="0"/>
+          <w14:ligatures w14:val="none"/>
+        </w:rPr>
+      </w:pPr>
+      <w:r>
+        <w:rPr>
+          <w:rFonts w:ascii="Times New Roman" w:eastAsia="Times New Roman" w:hAnsi="Times New Roman" w:cs="Times New Roman"/>
+          <w:color w:val="000000"/>
+          <w:kern w:val="0"/>
+          <w14:ligatures w14:val="none"/>
+        </w:rPr>
+        <w:t>        }</w:t>
+      </w:r>
+    </w:p>
+    <w:p>
+      <w:pPr>
+        <w:shd w:val="clear" w:color="auto" w:fill="FFFFFF"/>
+        <w:spacing w:after="0" w:line="270" w:lineRule="atLeast"/>
+        <w:rPr>
+          <w:rFonts w:ascii="Times New Roman" w:eastAsia="Times New Roman" w:hAnsi="Times New Roman" w:cs="Times New Roman"/>
+          <w:color w:val="000000"/>
+          <w:kern w:val="0"/>
+          <w14:ligatures w14:val="none"/>
+        </w:rPr>
+      </w:pPr>
+      <w:r>
+        <w:rPr>
+          <w:rFonts w:ascii="Times New Roman" w:eastAsia="Times New Roman" w:hAnsi="Times New Roman" w:cs="Times New Roman"/>
+          <w:color w:val="000000"/>
+          <w:kern w:val="0"/>
+          <w14:ligatures w14:val="none"/>
+        </w:rPr>
+        <w:t>    ],</w:t>
+      </w:r>
+    </w:p>
+    <w:p>
+      <w:pPr>
+        <w:shd w:val="clear" w:color="auto" w:fill="FFFFFF"/>
+        <w:spacing w:after="0" w:line="270" w:lineRule="atLeast"/>
+        <w:rPr>
+          <w:rFonts w:ascii="Times New Roman" w:eastAsia="Times New Roman" w:hAnsi="Times New Roman" w:cs="Times New Roman"/>
+          <w:color w:val="000000"/>
+          <w:kern w:val="0"/>
+          <w14:ligatures w14:val="none"/>
+        </w:rPr>
+      </w:pPr>
+      <w:r>
+        <w:rPr>
+          <w:rFonts w:ascii="Times New Roman" w:eastAsia="Times New Roman" w:hAnsi="Times New Roman" w:cs="Times New Roman"/>
+          <w:color w:val="000000"/>
+          <w:kern w:val="0"/>
+          <w14:ligatures w14:val="none"/>
+        </w:rPr>
+        <w:t xml:space="preserve">    </w:t>
+      </w:r>
+      <w:r>
+        <w:rPr>
+          <w:rFonts w:ascii="Times New Roman" w:eastAsia="Times New Roman" w:hAnsi="Times New Roman" w:cs="Times New Roman"/>
+          <w:color w:val="A31515"/>
+          <w:kern w:val="0"/>
+          <w14:ligatures w14:val="none"/>
+        </w:rPr>
+        <w:t>"</w:t>
+      </w:r>
+      <w:proofErr w:type="spellStart"/>
+      <w:r>
+        <w:rPr>
+          <w:rFonts w:ascii="Times New Roman" w:eastAsia="Times New Roman" w:hAnsi="Times New Roman" w:cs="Times New Roman"/>
+          <w:color w:val="A31515"/>
+          <w:kern w:val="0"/>
+          <w14:ligatures w14:val="none"/>
+        </w:rPr>
+        <w:t>attributeNames</w:t>
+      </w:r>
+      <w:proofErr w:type="spellEnd"/>
+      <w:r>
+        <w:rPr>
+          <w:rFonts w:ascii="Times New Roman" w:eastAsia="Times New Roman" w:hAnsi="Times New Roman" w:cs="Times New Roman"/>
+          <w:color w:val="A31515"/>
+          <w:kern w:val="0"/>
+          <w14:ligatures w14:val="none"/>
+        </w:rPr>
+        <w:t>"</w:t>
+      </w:r>
+      <w:r>
+        <w:rPr>
+          <w:rFonts w:ascii="Times New Roman" w:eastAsia="Times New Roman" w:hAnsi="Times New Roman" w:cs="Times New Roman"/>
+          <w:color w:val="000000"/>
+          <w:kern w:val="0"/>
+          <w14:ligatures w14:val="none"/>
+        </w:rPr>
+        <w:t>: [</w:t>
+      </w:r>
+    </w:p>
+    <w:p>
+      <w:pPr>
+        <w:shd w:val="clear" w:color="auto" w:fill="FFFFFF"/>
+        <w:spacing w:after="0" w:line="270" w:lineRule="atLeast"/>
+        <w:rPr>
+          <w:rFonts w:ascii="Times New Roman" w:eastAsia="Times New Roman" w:hAnsi="Times New Roman" w:cs="Times New Roman"/>
+          <w:color w:val="000000"/>
+          <w:kern w:val="0"/>
+          <w14:ligatures w14:val="none"/>
+        </w:rPr>
+      </w:pPr>
+      <w:r>
+        <w:rPr>
+          <w:rFonts w:ascii="Times New Roman" w:eastAsia="Times New Roman" w:hAnsi="Times New Roman" w:cs="Times New Roman"/>
+          <w:color w:val="000000"/>
+          <w:kern w:val="0"/>
+          <w14:ligatures w14:val="none"/>
+        </w:rPr>
+        <w:t xml:space="preserve">        </w:t>
+      </w:r>
+      <w:r>
+        <w:rPr>
+          <w:rFonts w:ascii="Times New Roman" w:eastAsia="Times New Roman" w:hAnsi="Times New Roman" w:cs="Times New Roman"/>
+          <w:color w:val="0451A5"/>
+          <w:kern w:val="0"/>
+          <w14:ligatures w14:val="none"/>
+        </w:rPr>
+        <w:t>"Color"</w:t>
+      </w:r>
+    </w:p>
+    <w:p>
+      <w:pPr>
+        <w:shd w:val="clear" w:color="auto" w:fill="FFFFFF"/>
+        <w:spacing w:after="0" w:line="270" w:lineRule="atLeast"/>
+        <w:rPr>
+          <w:rFonts w:ascii="Times New Roman" w:eastAsia="Times New Roman" w:hAnsi="Times New Roman" w:cs="Times New Roman"/>
+          <w:color w:val="000000"/>
+          <w:kern w:val="0"/>
+          <w14:ligatures w14:val="none"/>
+        </w:rPr>
+      </w:pPr>
+      <w:r>
+        <w:rPr>
+          <w:rFonts w:ascii="Times New Roman" w:eastAsia="Times New Roman" w:hAnsi="Times New Roman" w:cs="Times New Roman"/>
+          <w:color w:val="000000"/>
+          <w:kern w:val="0"/>
+          <w14:ligatures w14:val="none"/>
+        </w:rPr>
+        <w:t>    ]</w:t>
+      </w:r>
+    </w:p>
+    <w:p>
+      <w:pPr>
+        <w:shd w:val="clear" w:color="auto" w:fill="FFFFFF"/>
+        <w:spacing w:after="0" w:line="270" w:lineRule="atLeast"/>
+        <w:rPr>
+          <w:rFonts w:ascii="Times New Roman" w:eastAsia="Times New Roman" w:hAnsi="Times New Roman" w:cs="Times New Roman"/>
+          <w:color w:val="000000"/>
+          <w:kern w:val="0"/>
+          <w14:ligatures w14:val="none"/>
+        </w:rPr>
+      </w:pPr>
+      <w:r>
+        <w:rPr>
+          <w:rFonts w:ascii="Times New Roman" w:eastAsia="Times New Roman" w:hAnsi="Times New Roman" w:cs="Times New Roman"/>
+          <w:color w:val="000000"/>
+          <w:kern w:val="0"/>
+          <w14:ligatures w14:val="none"/>
+        </w:rPr>
+        <w:t>}</w:t>
+      </w:r>
+    </w:p>
+    <w:p>
+      <w:pPr>
+        <w:jc w:val="both"/>
+        <w:rPr>
+          <w:rFonts w:ascii="Times New Roman" w:hAnsi="Times New Roman" w:cs="Times New Roman"/>
+        </w:rPr>
+      </w:pPr>
+    </w:p>
+    <w:p>
+      <w:pPr>
+        <w:jc w:val="both"/>
+        <w:rPr>
+          <w:rFonts w:ascii="Times New Roman" w:hAnsi="Times New Roman" w:cs="Times New Roman"/>
+        </w:rPr>
+      </w:pPr>
+      <w:r>
+        <w:rPr>
+          <w:rFonts w:ascii="Times New Roman" w:hAnsi="Times New Roman" w:cs="Times New Roman"/>
+        </w:rPr>
+        <w:t>Because of this slug mismatch:</w:t>
+      </w:r>
+    </w:p>
+    <w:p>
+      <w:pPr>
+        <w:jc w:val="both"/>
+        <w:rPr>
+          <w:rFonts w:ascii="Times New Roman" w:hAnsi="Times New Roman" w:cs="Times New Roman"/>
+        </w:rPr>
+      </w:pPr>
+      <w:r>
+        <w:rPr>
+          <w:rFonts w:ascii="Times New Roman" w:hAnsi="Times New Roman" w:cs="Times New Roman"/>
+          <w:highlight w:val="yellow"/>
+        </w:rPr>
+        <w:t>Navigating to the product from the Accessories section results in a Page Not Found error.</w:t>
+      </w:r>
+    </w:p>
+    <w:p>
+      <w:pPr>
+        <w:jc w:val="both"/>
+        <w:rPr>
+          <w:rFonts w:ascii="Times New Roman" w:hAnsi="Times New Roman" w:cs="Times New Roman"/>
+        </w:rPr>
+      </w:pPr>
+      <w:r>
+        <w:rPr>
+          <w:rFonts w:ascii="Times New Roman" w:hAnsi="Times New Roman" w:cs="Times New Roman"/>
+        </w:rPr>
+        <w:drawing>
+          <wp:inline distT="0" distB="0" distL="0" distR="0" wp14:anchorId="4876A2E1" wp14:editId="594F3D9E">
+            <wp:extent cx="5943600" cy="2021840"/>
+            <wp:effectExtent l="0" t="0" r="0" b="0"/>
+            <wp:docPr id="19" name="Picture 19"/>
+            <wp:cNvGraphicFramePr>
+              <a:graphicFrameLocks xmlns:a="http://schemas.openxmlformats.org/drawingml/2006/main" noChangeAspect="1"/>
+            </wp:cNvGraphicFramePr>
+            <a:graphic xmlns:a="http://schemas.openxmlformats.org/drawingml/2006/main">
+              <a:graphicData uri="http://schemas.openxmlformats.org/drawingml/2006/picture">
+                <pic:pic xmlns:pic="http://schemas.openxmlformats.org/drawingml/2006/picture">
+                  <pic:nvPicPr>
+                    <pic:cNvPr id="1" name=""/>
+                    <pic:cNvPicPr/>
+                  </pic:nvPicPr>
+                  <pic:blipFill>
+                    <a:blip r:embed="rId23"/>
+                    <a:stretch>
+                      <a:fillRect/>
+                    </a:stretch>
+                  </pic:blipFill>
+                  <pic:spPr>
+                    <a:xfrm>
+                      <a:off x="0" y="0"/>
+                      <a:ext cx="5943600" cy="2021840"/>
+                    </a:xfrm>
+                    <a:prstGeom prst="rect">
+                      <a:avLst/>
+                    </a:prstGeom>
+                  </pic:spPr>
+                </pic:pic>
+              </a:graphicData>
+            </a:graphic>
+          </wp:inline>
+        </w:drawing>
+      </w:r>
+    </w:p>
+    <w:p>
+      <w:pPr>
+        <w:jc w:val="both"/>
+        <w:rPr>
+          <w:rFonts w:ascii="Times New Roman" w:hAnsi="Times New Roman" w:cs="Times New Roman"/>
+        </w:rPr>
+      </w:pPr>
+      <w:r>
+        <w:rPr>
+          <w:rFonts w:ascii="Times New Roman" w:hAnsi="Times New Roman" w:cs="Times New Roman"/>
+        </w:rPr>
+        <w:lastRenderedPageBreak/>
+        <w:drawing>
+          <wp:inline distT="0" distB="0" distL="0" distR="0" wp14:anchorId="773DA2E3" wp14:editId="30B8B999">
+            <wp:extent cx="4312638" cy="939800"/>
+            <wp:effectExtent l="0" t="0" r="0" b="0"/>
+            <wp:docPr id="21" name="Picture 21"/>
+            <wp:cNvGraphicFramePr>
+              <a:graphicFrameLocks xmlns:a="http://schemas.openxmlformats.org/drawingml/2006/main" noChangeAspect="1"/>
+            </wp:cNvGraphicFramePr>
+            <a:graphic xmlns:a="http://schemas.openxmlformats.org/drawingml/2006/main">
+              <a:graphicData uri="http://schemas.openxmlformats.org/drawingml/2006/picture">
+                <pic:pic xmlns:pic="http://schemas.openxmlformats.org/drawingml/2006/picture">
+                  <pic:nvPicPr>
+                    <pic:cNvPr id="1" name=""/>
+                    <pic:cNvPicPr/>
+                  </pic:nvPicPr>
+                  <pic:blipFill>
+                    <a:blip r:embed="rId24"/>
+                    <a:stretch>
+                      <a:fillRect/>
+                    </a:stretch>
+                  </pic:blipFill>
+                  <pic:spPr>
+                    <a:xfrm>
+                      <a:off x="0" y="0"/>
+                      <a:ext cx="4321624" cy="941758"/>
+                    </a:xfrm>
+                    <a:prstGeom prst="rect">
+                      <a:avLst/>
+                    </a:prstGeom>
+                  </pic:spPr>
+                </pic:pic>
+              </a:graphicData>
+            </a:graphic>
+          </wp:inline>
+        </w:drawing>
+      </w:r>
+    </w:p>
+    <w:p>
+      <w:pPr>
+        <w:jc w:val="both"/>
+        <w:rPr>
+          <w:rFonts w:ascii="Times New Roman" w:hAnsi="Times New Roman" w:cs="Times New Roman"/>
+        </w:rPr>
+      </w:pPr>
+      <w:r>
+        <w:rPr>
+          <w:rFonts w:ascii="Times New Roman" w:hAnsi="Times New Roman" w:cs="Times New Roman"/>
+        </w:rPr>
+        <w:drawing>
+          <wp:inline distT="0" distB="0" distL="0" distR="0" wp14:anchorId="7CCDFFD5" wp14:editId="72DB4E2C">
+            <wp:extent cx="5943600" cy="3705860"/>
+            <wp:effectExtent l="0" t="0" r="0" b="8890"/>
+            <wp:docPr id="20" name="Picture 20"/>
+            <wp:cNvGraphicFramePr>
+              <a:graphicFrameLocks xmlns:a="http://schemas.openxmlformats.org/drawingml/2006/main" noChangeAspect="1"/>
+            </wp:cNvGraphicFramePr>
+            <a:graphic xmlns:a="http://schemas.openxmlformats.org/drawingml/2006/main">
+              <a:graphicData uri="http://schemas.openxmlformats.org/drawingml/2006/picture">
+                <pic:pic xmlns:pic="http://schemas.openxmlformats.org/drawingml/2006/picture">
+                  <pic:nvPicPr>
+                    <pic:cNvPr id="1" name=""/>
+                    <pic:cNvPicPr/>
+                  </pic:nvPicPr>
+                  <pic:blipFill>
+                    <a:blip r:embed="rId25"/>
+                    <a:stretch>
+                      <a:fillRect/>
+                    </a:stretch>
+                  </pic:blipFill>
+                  <pic:spPr>
+                    <a:xfrm>
+                      <a:off x="0" y="0"/>
+                      <a:ext cx="5943600" cy="3705860"/>
+                    </a:xfrm>
+                    <a:prstGeom prst="rect">
+                      <a:avLst/>
+                    </a:prstGeom>
+                  </pic:spPr>
+                </pic:pic>
+              </a:graphicData>
+            </a:graphic>
+          </wp:inline>
+        </w:drawing>
+      </w:r>
+    </w:p>
+    <w:p>
+      <w:pPr>
+        <w:jc w:val="both"/>
+        <w:rPr>
+          <w:rFonts w:ascii="Times New Roman" w:hAnsi="Times New Roman" w:cs="Times New Roman"/>
+        </w:rPr>
+      </w:pPr>
+      <w:r>
+        <w:rPr>
+          <w:rFonts w:ascii="Times New Roman" w:hAnsi="Times New Roman" w:cs="Times New Roman"/>
+          <w:highlight w:val="yellow"/>
+        </w:rPr>
+        <w:t>Navigating to the same product from the Collection page works correctly because it uses the correct product slug.</w:t>
+      </w:r>
+    </w:p>
+    <w:p>
+      <w:pPr>
+        <w:jc w:val="both"/>
+        <w:rPr>
+          <w:rFonts w:ascii="Times New Roman" w:hAnsi="Times New Roman" w:cs="Times New Roman"/>
+        </w:rPr>
+      </w:pPr>
+      <w:r>
+        <w:rPr>
+          <w:rFonts w:ascii="Times New Roman" w:hAnsi="Times New Roman" w:cs="Times New Roman"/>
+        </w:rPr>
+        <w:lastRenderedPageBreak/>
+        <w:drawing>
+          <wp:inline distT="0" distB="0" distL="0" distR="0" wp14:anchorId="0C1AB440" wp14:editId="2FB1A4C1">
+            <wp:extent cx="5943600" cy="4437380"/>
+            <wp:effectExtent l="0" t="0" r="0" b="1270"/>
+            <wp:docPr id="22" name="Picture 22"/>
+            <wp:cNvGraphicFramePr>
+              <a:graphicFrameLocks xmlns:a="http://schemas.openxmlformats.org/drawingml/2006/main" noChangeAspect="1"/>
+            </wp:cNvGraphicFramePr>
+            <a:graphic xmlns:a="http://schemas.openxmlformats.org/drawingml/2006/main">
+              <a:graphicData uri="http://schemas.openxmlformats.org/drawingml/2006/picture">
+                <pic:pic xmlns:pic="http://schemas.openxmlformats.org/drawingml/2006/picture">
+                  <pic:nvPicPr>
+                    <pic:cNvPr id="1" name=""/>
+                    <pic:cNvPicPr/>
+                  </pic:nvPicPr>
+                  <pic:blipFill>
+                    <a:blip r:embed="rId26"/>
+                    <a:stretch>
+                      <a:fillRect/>
+                    </a:stretch>
+                  </pic:blipFill>
+                  <pic:spPr>
+                    <a:xfrm>
+                      <a:off x="0" y="0"/>
+                      <a:ext cx="5943600" cy="4437380"/>
+                    </a:xfrm>
+                    <a:prstGeom prst="rect">
+                      <a:avLst/>
+                    </a:prstGeom>
+                  </pic:spPr>
+                </pic:pic>
+              </a:graphicData>
+            </a:graphic>
+          </wp:inline>
+        </w:drawing>
+      </w:r>
+    </w:p>
+    <w:p>
+      <w:pPr>
+        <w:jc w:val="both"/>
+        <w:rPr>
+          <w:rFonts w:ascii="Times New Roman" w:hAnsi="Times New Roman" w:cs="Times New Roman"/>
+        </w:rPr>
+      </w:pPr>
+      <w:r>
+        <w:rPr>
+          <w:rFonts w:ascii="Times New Roman" w:hAnsi="Times New Roman" w:cs="Times New Roman"/>
+        </w:rPr>
+        <w:drawing>
+          <wp:inline distT="0" distB="0" distL="0" distR="0" wp14:anchorId="0D11F67E" wp14:editId="052A0071">
+            <wp:extent cx="3482642" cy="586791"/>
+            <wp:effectExtent l="0" t="0" r="3810" b="3810"/>
+            <wp:docPr id="23" name="Picture 23"/>
+            <wp:cNvGraphicFramePr>
+              <a:graphicFrameLocks xmlns:a="http://schemas.openxmlformats.org/drawingml/2006/main" noChangeAspect="1"/>
+            </wp:cNvGraphicFramePr>
+            <a:graphic xmlns:a="http://schemas.openxmlformats.org/drawingml/2006/main">
+              <a:graphicData uri="http://schemas.openxmlformats.org/drawingml/2006/picture">
+                <pic:pic xmlns:pic="http://schemas.openxmlformats.org/drawingml/2006/picture">
+                  <pic:nvPicPr>
+                    <pic:cNvPr id="1" name=""/>
+                    <pic:cNvPicPr/>
+                  </pic:nvPicPr>
+                  <pic:blipFill>
+                    <a:blip r:embed="rId27"/>
+                    <a:stretch>
+                      <a:fillRect/>
+                    </a:stretch>
+                  </pic:blipFill>
+                  <pic:spPr>
+                    <a:xfrm>
+                      <a:off x="0" y="0"/>
+                      <a:ext cx="3482642" cy="586791"/>
+                    </a:xfrm>
+                    <a:prstGeom prst="rect">
+                      <a:avLst/>
+                    </a:prstGeom>
+                  </pic:spPr>
+                </pic:pic>
+              </a:graphicData>
+            </a:graphic>
+          </wp:inline>
+        </w:drawing>
+      </w:r>
+    </w:p>
+    <w:p>
+      <w:pPr>
+        <w:jc w:val="both"/>
+        <w:rPr>
+          <w:rFonts w:ascii="Times New Roman" w:hAnsi="Times New Roman" w:cs="Times New Roman"/>
+        </w:rPr>
+      </w:pPr>
+      <w:r>
+        <w:rPr>
+          <w:rFonts w:ascii="Times New Roman" w:hAnsi="Times New Roman" w:cs="Times New Roman"/>
+        </w:rPr>
+        <w:drawing>
+          <wp:inline distT="0" distB="0" distL="0" distR="0" wp14:anchorId="0E339BE6" wp14:editId="3703FC8A">
+            <wp:extent cx="5943600" cy="2321560"/>
+            <wp:effectExtent l="0" t="0" r="0" b="2540"/>
+            <wp:docPr id="24" name="Picture 24"/>
+            <wp:cNvGraphicFramePr>
+              <a:graphicFrameLocks xmlns:a="http://schemas.openxmlformats.org/drawingml/2006/main" noChangeAspect="1"/>
+            </wp:cNvGraphicFramePr>
+            <a:graphic xmlns:a="http://schemas.openxmlformats.org/drawingml/2006/main">
+              <a:graphicData uri="http://schemas.openxmlformats.org/drawingml/2006/picture">
+                <pic:pic xmlns:pic="http://schemas.openxmlformats.org/drawingml/2006/picture">
+                  <pic:nvPicPr>
+                    <pic:cNvPr id="1" name=""/>
+                    <pic:cNvPicPr/>
+                  </pic:nvPicPr>
+                  <pic:blipFill>
+                    <a:blip r:embed="rId28"/>
+                    <a:stretch>
+                      <a:fillRect/>
+                    </a:stretch>
+                  </pic:blipFill>
+                  <pic:spPr>
+                    <a:xfrm>
+                      <a:off x="0" y="0"/>
+                      <a:ext cx="5943600" cy="2321560"/>
+                    </a:xfrm>
+                    <a:prstGeom prst="rect">
+                      <a:avLst/>
+                    </a:prstGeom>
+                  </pic:spPr>
+                </pic:pic>
+              </a:graphicData>
+            </a:graphic>
+          </wp:inline>
+        </w:drawing>
+      </w:r>
+    </w:p>
+    <w:p>
+      <w:pPr>
+        <w:jc w:val="both"/>
+        <w:rPr>
+          <w:rFonts w:ascii="Times New Roman" w:hAnsi="Times New Roman" w:cs="Times New Roman"/>
+        </w:rPr>
+      </w:pPr>
+      <w:r>
+        <w:rPr>
+          <w:rFonts w:ascii="Times New Roman" w:hAnsi="Times New Roman" w:cs="Times New Roman"/>
+        </w:rPr>
+        <w:t>The issue appears to be that the backend is returning an incorrect slug for products inside the accessories array, even though the product itself has the correct slug.</w:t>
+      </w:r>
+    </w:p>
+    <w:p>
+      <w:pPr>
+        <w:rPr>
+          <w:rFonts w:ascii="Times New Roman" w:hAnsi="Times New Roman" w:cs="Times New Roman"/>
+        </w:rPr>
+      </w:pPr>
+      <w:r>
+        <w:rPr>
+          <w:rFonts w:ascii="Times New Roman" w:hAnsi="Times New Roman" w:cs="Times New Roman"/>
+          <w:highlight w:val="yellow"/>
+        </w:rPr>
+        <w:lastRenderedPageBreak/>
+        <w:t>Note:</w:t>
+      </w:r>
+      <w:r>
+        <w:rPr>
+          <w:rFonts w:ascii="Times New Roman" w:hAnsi="Times New Roman" w:cs="Times New Roman"/>
+        </w:rPr>
+        <w:t xml:space="preserve"> </w:t>
+      </w:r>
+      <w:r>
+        <w:rPr>
+          <w:rFonts w:ascii="Times New Roman" w:hAnsi="Times New Roman" w:cs="Times New Roman"/>
+        </w:rPr>
+        <w:t>The frontend logic relies on the appended URL parameters (slug) to fetch the product data from the server. Since the accessory data contains an incorrect slug, the frontend requests the wrong URL, which results in a Page Not Found error.</w:t>
+      </w:r>
     </w:p>
     <w:sectPr>
       <w:pgSz w:w="12240" w:h="15840"/>
@@ -3845,9 +13079,9 @@
     </w:lvl>
   </w:abstractNum>
   <w:abstractNum w:abstractNumId="9" w15:restartNumberingAfterBreak="0">
-    <w:nsid w:val="7BB51C3D"/>
+    <w:nsid w:val="6ACE3E3B"/>
     <w:multiLevelType w:val="multilevel"/>
-    <w:tmpl w:val="03A8BED0"/>
+    <w:tmpl w:val="4F84E55A"/>
     <w:lvl w:ilvl="0">
       <w:start w:val="1"/>
       <w:numFmt w:val="bullet"/>
@@ -3994,6 +13228,155 @@
     </w:lvl>
   </w:abstractNum>
   <w:abstractNum w:abstractNumId="10" w15:restartNumberingAfterBreak="0">
+    <w:nsid w:val="7BB51C3D"/>
+    <w:multiLevelType w:val="multilevel"/>
+    <w:tmpl w:val="03A8BED0"/>
+    <w:lvl w:ilvl="0">
+      <w:start w:val="1"/>
+      <w:numFmt w:val="bullet"/>
+      <w:lvlText w:val=""/>
+      <w:lvlJc w:val="left"/>
+      <w:pPr>
+        <w:tabs>
+          <w:tab w:val="num" w:pos="720"/>
+        </w:tabs>
+        <w:ind w:left="720" w:hanging="360"/>
+      </w:pPr>
+      <w:rPr>
+        <w:rFonts w:ascii="Symbol" w:hAnsi="Symbol" w:hint="default"/>
+        <w:sz w:val="20"/>
+      </w:rPr>
+    </w:lvl>
+    <w:lvl w:ilvl="1" w:tentative="1">
+      <w:start w:val="1"/>
+      <w:numFmt w:val="bullet"/>
+      <w:lvlText w:val="o"/>
+      <w:lvlJc w:val="left"/>
+      <w:pPr>
+        <w:tabs>
+          <w:tab w:val="num" w:pos="1440"/>
+        </w:tabs>
+        <w:ind w:left="1440" w:hanging="360"/>
+      </w:pPr>
+      <w:rPr>
+        <w:rFonts w:ascii="Courier New" w:hAnsi="Courier New" w:hint="default"/>
+        <w:sz w:val="20"/>
+      </w:rPr>
+    </w:lvl>
+    <w:lvl w:ilvl="2" w:tentative="1">
+      <w:start w:val="1"/>
+      <w:numFmt w:val="bullet"/>
+      <w:lvlText w:val=""/>
+      <w:lvlJc w:val="left"/>
+      <w:pPr>
+        <w:tabs>
+          <w:tab w:val="num" w:pos="2160"/>
+        </w:tabs>
+        <w:ind w:left="2160" w:hanging="360"/>
+      </w:pPr>
+      <w:rPr>
+        <w:rFonts w:ascii="Wingdings" w:hAnsi="Wingdings" w:hint="default"/>
+        <w:sz w:val="20"/>
+      </w:rPr>
+    </w:lvl>
+    <w:lvl w:ilvl="3" w:tentative="1">
+      <w:start w:val="1"/>
+      <w:numFmt w:val="bullet"/>
+      <w:lvlText w:val=""/>
+      <w:lvlJc w:val="left"/>
+      <w:pPr>
+        <w:tabs>
+          <w:tab w:val="num" w:pos="2880"/>
+        </w:tabs>
+        <w:ind w:left="2880" w:hanging="360"/>
+      </w:pPr>
+      <w:rPr>
+        <w:rFonts w:ascii="Wingdings" w:hAnsi="Wingdings" w:hint="default"/>
+        <w:sz w:val="20"/>
+      </w:rPr>
+    </w:lvl>
+    <w:lvl w:ilvl="4" w:tentative="1">
+      <w:start w:val="1"/>
+      <w:numFmt w:val="bullet"/>
+      <w:lvlText w:val=""/>
+      <w:lvlJc w:val="left"/>
+      <w:pPr>
+        <w:tabs>
+          <w:tab w:val="num" w:pos="3600"/>
+        </w:tabs>
+        <w:ind w:left="3600" w:hanging="360"/>
+      </w:pPr>
+      <w:rPr>
+        <w:rFonts w:ascii="Wingdings" w:hAnsi="Wingdings" w:hint="default"/>
+        <w:sz w:val="20"/>
+      </w:rPr>
+    </w:lvl>
+    <w:lvl w:ilvl="5" w:tentative="1">
+      <w:start w:val="1"/>
+      <w:numFmt w:val="bullet"/>
+      <w:lvlText w:val=""/>
+      <w:lvlJc w:val="left"/>
+      <w:pPr>
+        <w:tabs>
+          <w:tab w:val="num" w:pos="4320"/>
+        </w:tabs>
+        <w:ind w:left="4320" w:hanging="360"/>
+      </w:pPr>
+      <w:rPr>
+        <w:rFonts w:ascii="Wingdings" w:hAnsi="Wingdings" w:hint="default"/>
+        <w:sz w:val="20"/>
+      </w:rPr>
+    </w:lvl>
+    <w:lvl w:ilvl="6" w:tentative="1">
+      <w:start w:val="1"/>
+      <w:numFmt w:val="bullet"/>
+      <w:lvlText w:val=""/>
+      <w:lvlJc w:val="left"/>
+      <w:pPr>
+        <w:tabs>
+          <w:tab w:val="num" w:pos="5040"/>
+        </w:tabs>
+        <w:ind w:left="5040" w:hanging="360"/>
+      </w:pPr>
+      <w:rPr>
+        <w:rFonts w:ascii="Wingdings" w:hAnsi="Wingdings" w:hint="default"/>
+        <w:sz w:val="20"/>
+      </w:rPr>
+    </w:lvl>
+    <w:lvl w:ilvl="7" w:tentative="1">
+      <w:start w:val="1"/>
+      <w:numFmt w:val="bullet"/>
+      <w:lvlText w:val=""/>
+      <w:lvlJc w:val="left"/>
+      <w:pPr>
+        <w:tabs>
+          <w:tab w:val="num" w:pos="5760"/>
+        </w:tabs>
+        <w:ind w:left="5760" w:hanging="360"/>
+      </w:pPr>
+      <w:rPr>
+        <w:rFonts w:ascii="Wingdings" w:hAnsi="Wingdings" w:hint="default"/>
+        <w:sz w:val="20"/>
+      </w:rPr>
+    </w:lvl>
+    <w:lvl w:ilvl="8" w:tentative="1">
+      <w:start w:val="1"/>
+      <w:numFmt w:val="bullet"/>
+      <w:lvlText w:val=""/>
+      <w:lvlJc w:val="left"/>
+      <w:pPr>
+        <w:tabs>
+          <w:tab w:val="num" w:pos="6480"/>
+        </w:tabs>
+        <w:ind w:left="6480" w:hanging="360"/>
+      </w:pPr>
+      <w:rPr>
+        <w:rFonts w:ascii="Wingdings" w:hAnsi="Wingdings" w:hint="default"/>
+        <w:sz w:val="20"/>
+      </w:rPr>
+    </w:lvl>
+  </w:abstractNum>
+  <w:abstractNum w:abstractNumId="11" w15:restartNumberingAfterBreak="0">
     <w:nsid w:val="7D5C75A8"/>
     <w:multiLevelType w:val="multilevel"/>
     <w:tmpl w:val="DEB461B0"/>
@@ -4116,10 +13499,10 @@
     <w:abstractNumId w:val="1"/>
   </w:num>
   <w:num w:numId="4" w16cid:durableId="1548420409">
-    <w:abstractNumId w:val="9"/>
+    <w:abstractNumId w:val="10"/>
   </w:num>
   <w:num w:numId="5" w16cid:durableId="30350166">
-    <w:abstractNumId w:val="10"/>
+    <w:abstractNumId w:val="11"/>
   </w:num>
   <w:num w:numId="6" w16cid:durableId="1810593347">
     <w:abstractNumId w:val="7"/>
@@ -4138,6 +13521,9 @@
   </w:num>
   <w:num w:numId="11" w16cid:durableId="1861428984">
     <w:abstractNumId w:val="5"/>
+  </w:num>
+  <w:num w:numId="12" w16cid:durableId="690764807">
+    <w:abstractNumId w:val="9"/>
   </w:num>
 </w:numbering>
 </file>
@@ -5058,6 +14444,11 @@
       <w:spacing w:val="5"/>
     </w:rPr>
   </w:style>
+  <w:style w:type="character" w:customStyle="1" w:styleId="inlinevariable">
+    <w:name w:val="inlinevariable"/>
+    <w:basedOn w:val="DefaultParagraphFont"/>
+    <w:rsid w:val="00BD0CF8"/>
+  </w:style>
 </w:styles>
 </file>
 
